--- a/Files/07 - Misc/Rabbi Oelbaum Shabbos/Shabbos - The Gift of Olam Haba in This World.docx
+++ b/Files/07 - Misc/Rabbi Oelbaum Shabbos/Shabbos - The Gift of Olam Haba in This World.docx
@@ -1122,7 +1122,7 @@
         <w:rPr>
           <w:rFonts w:asciiTheme="majorBidi" w:eastAsia="Times New Roman" w:hAnsiTheme="majorBidi" w:cstheme="majorBidi"/>
         </w:rPr>
-        <w:t>, to</w:t>
+        <w:t xml:space="preserve">, to </w:t>
       </w:r>
       <w:r>
         <w:rPr>
@@ -1684,7 +1684,7 @@
         <w:rPr>
           <w:rFonts w:asciiTheme="majorBidi" w:eastAsia="Times New Roman" w:hAnsiTheme="majorBidi" w:cstheme="majorBidi"/>
         </w:rPr>
-        <w:t>the</w:t>
+        <w:t xml:space="preserve">the </w:t>
       </w:r>
       <w:r>
         <w:rPr>
@@ -3300,7 +3300,7 @@
         <w:rPr>
           <w:rFonts w:asciiTheme="majorBidi" w:eastAsia="Times New Roman" w:hAnsiTheme="majorBidi" w:cstheme="majorBidi"/>
         </w:rPr>
-        <w:t>to</w:t>
+        <w:t xml:space="preserve">to </w:t>
       </w:r>
       <w:r>
         <w:rPr>
@@ -3352,7 +3352,7 @@
         <w:rPr>
           <w:rFonts w:asciiTheme="majorBidi" w:eastAsia="Times New Roman" w:hAnsiTheme="majorBidi" w:cstheme="majorBidi"/>
         </w:rPr>
-        <w:t>says</w:t>
+        <w:t xml:space="preserve">says </w:t>
       </w:r>
       <w:r>
         <w:rPr>
@@ -3648,7 +3648,7 @@
         <w:rPr>
           <w:rFonts w:asciiTheme="majorBidi" w:eastAsia="Times New Roman" w:hAnsiTheme="majorBidi" w:cstheme="majorBidi"/>
         </w:rPr>
-        <w:t>, to</w:t>
+        <w:t xml:space="preserve">, to </w:t>
       </w:r>
       <w:r>
         <w:rPr>
@@ -6078,7 +6078,7 @@
         <w:rPr>
           <w:rFonts w:asciiTheme="majorBidi" w:eastAsia="Times New Roman" w:hAnsiTheme="majorBidi" w:cstheme="majorBidi"/>
         </w:rPr>
-        <w:t xml:space="preserve"> with</w:t>
+        <w:t xml:space="preserve"> with </w:t>
       </w:r>
       <w:r>
         <w:rPr>
@@ -6684,7 +6684,7 @@
         <w:rPr>
           <w:rFonts w:asciiTheme="majorBidi" w:eastAsia="Times New Roman" w:hAnsiTheme="majorBidi" w:cstheme="majorBidi"/>
         </w:rPr>
-        <w:t>need</w:t>
+        <w:t xml:space="preserve">need </w:t>
       </w:r>
       <w:r>
         <w:rPr>
@@ -6717,7 +6717,7 @@
         <w:rPr>
           <w:rFonts w:asciiTheme="majorBidi" w:eastAsia="Times New Roman" w:hAnsiTheme="majorBidi" w:cstheme="majorBidi"/>
         </w:rPr>
-        <w:t xml:space="preserve"> is the</w:t>
+        <w:t xml:space="preserve"> is the </w:t>
       </w:r>
       <w:r>
         <w:rPr>
@@ -8737,7 +8737,7 @@
         <w:rPr>
           <w:rFonts w:asciiTheme="majorBidi" w:eastAsia="Times New Roman" w:hAnsiTheme="majorBidi" w:cstheme="majorBidi"/>
         </w:rPr>
-        <w:t>, in the middle of the</w:t>
+        <w:t xml:space="preserve">, in the middle of the </w:t>
       </w:r>
       <w:r>
         <w:rPr>
@@ -9628,7 +9628,7 @@
         <w:rPr>
           <w:rFonts w:asciiTheme="majorBidi" w:eastAsia="Times New Roman" w:hAnsiTheme="majorBidi" w:cstheme="majorBidi"/>
         </w:rPr>
-        <w:t>, then, even though he doesn't really know the reason, but now he understands that whatever appears to be wrong in this world is merely because he's not able to see it. But</w:t>
+        <w:t xml:space="preserve">, then, even though he doesn't really know the reason, but now he understands that whatever appears to be wrong in this world is merely because he's not able to see it. But </w:t>
       </w:r>
       <w:r>
         <w:rPr>
@@ -9957,7 +9957,7 @@
         <w:rPr>
           <w:rFonts w:asciiTheme="majorBidi" w:eastAsia="Times New Roman" w:hAnsiTheme="majorBidi" w:cstheme="majorBidi"/>
         </w:rPr>
-        <w:t>, in the</w:t>
+        <w:t xml:space="preserve">, in the </w:t>
       </w:r>
       <w:r>
         <w:rPr>
@@ -11381,7 +11381,7 @@
           <w:rFonts w:asciiTheme="majorBidi" w:eastAsia="Times New Roman" w:hAnsiTheme="majorBidi" w:cstheme="majorBidi"/>
           <w:rtl/>
         </w:rPr>
-        <w:t xml:space="preserve"> דבר נברא</w:t>
+        <w:t xml:space="preserve"> דבר נברא </w:t>
       </w:r>
       <w:r>
         <w:rPr>
@@ -17196,7 +17196,7 @@
         <w:rPr>
           <w:rFonts w:asciiTheme="majorBidi" w:eastAsia="Times New Roman" w:hAnsiTheme="majorBidi" w:cstheme="majorBidi"/>
         </w:rPr>
-        <w:t>the</w:t>
+        <w:t xml:space="preserve">the </w:t>
       </w:r>
       <w:r>
         <w:rPr>
@@ -17922,7 +17922,7 @@
           <w:rFonts w:asciiTheme="majorBidi" w:eastAsia="Times New Roman" w:hAnsiTheme="majorBidi" w:cstheme="majorBidi"/>
           <w:rtl/>
         </w:rPr>
-        <w:t>מיוחס</w:t>
+        <w:t xml:space="preserve">מיוחס </w:t>
       </w:r>
       <w:r>
         <w:rPr>
@@ -18509,204 +18509,204 @@
         <w:rPr>
           <w:rFonts w:asciiTheme="majorBidi" w:eastAsia="Times New Roman" w:hAnsiTheme="majorBidi" w:cstheme="majorBidi"/>
         </w:rPr>
+        <w:t xml:space="preserve">Says </w:t>
+      </w:r>
+      <w:r>
+        <w:rPr>
+          <w:rFonts w:asciiTheme="majorBidi" w:eastAsia="Times New Roman" w:hAnsiTheme="majorBidi" w:cstheme="majorBidi"/>
+          <w:rtl/>
+        </w:rPr>
+        <w:t>ר' צדוק הכהן והוא מה שנאמר</w:t>
+      </w:r>
+      <w:r>
+        <w:rPr>
+          <w:rFonts w:asciiTheme="majorBidi" w:eastAsia="Times New Roman" w:hAnsiTheme="majorBidi" w:cstheme="majorBidi"/>
+        </w:rPr>
+        <w:t xml:space="preserve"> </w:t>
+      </w:r>
+      <w:r>
+        <w:rPr>
+          <w:rFonts w:asciiTheme="majorBidi" w:eastAsia="Times New Roman" w:hAnsiTheme="majorBidi" w:cstheme="majorBidi"/>
+        </w:rPr>
+        <w:t xml:space="preserve">- </w:t>
+      </w:r>
+      <w:r>
+        <w:rPr>
+          <w:rFonts w:asciiTheme="majorBidi" w:eastAsia="Times New Roman" w:hAnsiTheme="majorBidi" w:cstheme="majorBidi"/>
+        </w:rPr>
+        <w:t xml:space="preserve">this is what the </w:t>
+      </w:r>
+      <w:r>
+        <w:rPr>
+          <w:rFonts w:asciiTheme="majorBidi" w:eastAsia="Times New Roman" w:hAnsiTheme="majorBidi" w:cstheme="majorBidi"/>
+          <w:rtl/>
+        </w:rPr>
+        <w:t>פסוק</w:t>
+      </w:r>
+      <w:r>
+        <w:rPr>
+          <w:rFonts w:asciiTheme="majorBidi" w:eastAsia="Times New Roman" w:hAnsiTheme="majorBidi" w:cstheme="majorBidi"/>
+        </w:rPr>
+        <w:t xml:space="preserve"> means </w:t>
+      </w:r>
+      <w:r>
+        <w:rPr>
+          <w:rFonts w:asciiTheme="majorBidi" w:eastAsia="Times New Roman" w:hAnsiTheme="majorBidi" w:cstheme="majorBidi"/>
+          <w:rtl/>
+        </w:rPr>
+        <w:t>וראית את אחורי וגו' ובפני לא יראו</w:t>
+      </w:r>
+      <w:r>
+        <w:rPr>
+          <w:rFonts w:asciiTheme="majorBidi" w:eastAsia="Times New Roman" w:hAnsiTheme="majorBidi" w:cstheme="majorBidi"/>
+        </w:rPr>
+        <w:t xml:space="preserve"> </w:t>
+      </w:r>
+      <w:r>
+        <w:rPr>
+          <w:rFonts w:asciiTheme="majorBidi" w:eastAsia="Times New Roman" w:hAnsiTheme="majorBidi" w:cstheme="majorBidi"/>
+        </w:rPr>
+        <w:t xml:space="preserve">- </w:t>
+      </w:r>
+      <w:r>
+        <w:rPr>
+          <w:rFonts w:asciiTheme="majorBidi" w:eastAsia="Times New Roman" w:hAnsiTheme="majorBidi" w:cstheme="majorBidi"/>
+        </w:rPr>
+        <w:t xml:space="preserve">The </w:t>
+      </w:r>
+      <w:r>
+        <w:rPr>
+          <w:rFonts w:asciiTheme="majorBidi" w:eastAsia="Times New Roman" w:hAnsiTheme="majorBidi" w:cstheme="majorBidi"/>
+          <w:rtl/>
+        </w:rPr>
+        <w:t>כוונה</w:t>
+      </w:r>
+      <w:r>
+        <w:rPr>
+          <w:rFonts w:asciiTheme="majorBidi" w:eastAsia="Times New Roman" w:hAnsiTheme="majorBidi" w:cstheme="majorBidi"/>
+        </w:rPr>
+        <w:t xml:space="preserve"> of the </w:t>
+      </w:r>
+      <w:r>
+        <w:rPr>
+          <w:rFonts w:asciiTheme="majorBidi" w:eastAsia="Times New Roman" w:hAnsiTheme="majorBidi" w:cstheme="majorBidi"/>
+          <w:rtl/>
+        </w:rPr>
+        <w:t>פסוק</w:t>
+      </w:r>
+      <w:r>
+        <w:rPr>
+          <w:rFonts w:asciiTheme="majorBidi" w:eastAsia="Times New Roman" w:hAnsiTheme="majorBidi" w:cstheme="majorBidi"/>
+        </w:rPr>
+        <w:t xml:space="preserve"> is </w:t>
+      </w:r>
+      <w:r>
+        <w:rPr>
+          <w:rFonts w:asciiTheme="majorBidi" w:eastAsia="Times New Roman" w:hAnsiTheme="majorBidi" w:cstheme="majorBidi"/>
+          <w:rtl/>
+        </w:rPr>
+        <w:t>וראית את אחורי</w:t>
+      </w:r>
+      <w:r>
+        <w:rPr>
+          <w:rFonts w:asciiTheme="majorBidi" w:eastAsia="Times New Roman" w:hAnsiTheme="majorBidi" w:cstheme="majorBidi"/>
+        </w:rPr>
+        <w:t xml:space="preserve"> </w:t>
+      </w:r>
+      <w:r>
+        <w:rPr>
+          <w:rFonts w:asciiTheme="majorBidi" w:eastAsia="Times New Roman" w:hAnsiTheme="majorBidi" w:cstheme="majorBidi"/>
+        </w:rPr>
+        <w:t xml:space="preserve">- </w:t>
+      </w:r>
+      <w:r>
+        <w:rPr>
+          <w:rFonts w:asciiTheme="majorBidi" w:eastAsia="Times New Roman" w:hAnsiTheme="majorBidi" w:cstheme="majorBidi"/>
+        </w:rPr>
+        <w:t>you will only be able to see things in hindsight</w:t>
+      </w:r>
+      <w:r>
+        <w:rPr>
+          <w:rFonts w:asciiTheme="majorBidi" w:eastAsia="Times New Roman" w:hAnsiTheme="majorBidi" w:cstheme="majorBidi"/>
+        </w:rPr>
+        <w:t>.</w:t>
+      </w:r>
+      <w:r>
+        <w:rPr>
+          <w:rFonts w:asciiTheme="majorBidi" w:eastAsia="Times New Roman" w:hAnsiTheme="majorBidi" w:cstheme="majorBidi"/>
+        </w:rPr>
+        <w:t xml:space="preserve"> </w:t>
+      </w:r>
+      <w:r>
+        <w:rPr>
+          <w:rFonts w:asciiTheme="majorBidi" w:eastAsia="Times New Roman" w:hAnsiTheme="majorBidi" w:cstheme="majorBidi"/>
+        </w:rPr>
+        <w:t>L</w:t>
+      </w:r>
+      <w:r>
+        <w:rPr>
+          <w:rFonts w:asciiTheme="majorBidi" w:eastAsia="Times New Roman" w:hAnsiTheme="majorBidi" w:cstheme="majorBidi"/>
+        </w:rPr>
+        <w:t xml:space="preserve">ater, later many years later you'll be able to look back and understand all of that which you didn't understand but </w:t>
+      </w:r>
+      <w:r>
+        <w:rPr>
+          <w:rFonts w:asciiTheme="majorBidi" w:eastAsia="Times New Roman" w:hAnsiTheme="majorBidi" w:cstheme="majorBidi"/>
+          <w:rtl/>
+        </w:rPr>
+        <w:t>ובפני לא יראו</w:t>
+      </w:r>
+      <w:r>
+        <w:rPr>
+          <w:rFonts w:asciiTheme="majorBidi" w:eastAsia="Times New Roman" w:hAnsiTheme="majorBidi" w:cstheme="majorBidi"/>
+        </w:rPr>
+        <w:t xml:space="preserve"> </w:t>
+      </w:r>
+      <w:r>
+        <w:rPr>
+          <w:rFonts w:asciiTheme="majorBidi" w:eastAsia="Times New Roman" w:hAnsiTheme="majorBidi" w:cstheme="majorBidi"/>
+        </w:rPr>
+        <w:t xml:space="preserve">- </w:t>
+      </w:r>
+      <w:r>
+        <w:rPr>
+          <w:rFonts w:asciiTheme="majorBidi" w:eastAsia="Times New Roman" w:hAnsiTheme="majorBidi" w:cstheme="majorBidi"/>
+        </w:rPr>
+        <w:t>but we have not the ability</w:t>
+      </w:r>
+      <w:r>
+        <w:rPr>
+          <w:rFonts w:asciiTheme="majorBidi" w:eastAsia="Times New Roman" w:hAnsiTheme="majorBidi" w:cstheme="majorBidi"/>
+        </w:rPr>
+        <w:t>,</w:t>
+      </w:r>
+      <w:r>
+        <w:rPr>
+          <w:rFonts w:asciiTheme="majorBidi" w:eastAsia="Times New Roman" w:hAnsiTheme="majorBidi" w:cstheme="majorBidi"/>
+        </w:rPr>
+        <w:t xml:space="preserve"> we do not have the capability of understanding things ahead of time</w:t>
+      </w:r>
+      <w:r>
+        <w:rPr>
+          <w:rFonts w:asciiTheme="majorBidi" w:eastAsia="Times New Roman" w:hAnsiTheme="majorBidi" w:cstheme="majorBidi"/>
+        </w:rPr>
+        <w:t>.</w:t>
+      </w:r>
+      <w:r>
+        <w:rPr>
+          <w:rFonts w:asciiTheme="majorBidi" w:eastAsia="Times New Roman" w:hAnsiTheme="majorBidi" w:cstheme="majorBidi"/>
+        </w:rPr>
+        <w:t xml:space="preserve"> </w:t>
+      </w:r>
+      <w:r>
+        <w:rPr>
+          <w:rFonts w:asciiTheme="majorBidi" w:eastAsia="Times New Roman" w:hAnsiTheme="majorBidi" w:cstheme="majorBidi"/>
+        </w:rPr>
         <w:t>Says</w:t>
       </w:r>
       <w:r>
         <w:rPr>
           <w:rFonts w:asciiTheme="majorBidi" w:eastAsia="Times New Roman" w:hAnsiTheme="majorBidi" w:cstheme="majorBidi"/>
-          <w:rtl/>
-        </w:rPr>
-        <w:t>ר' צדוק הכהן והוא מה שנאמר</w:t>
-      </w:r>
-      <w:r>
-        <w:rPr>
-          <w:rFonts w:asciiTheme="majorBidi" w:eastAsia="Times New Roman" w:hAnsiTheme="majorBidi" w:cstheme="majorBidi"/>
-        </w:rPr>
-        <w:t xml:space="preserve"> </w:t>
-      </w:r>
-      <w:r>
-        <w:rPr>
-          <w:rFonts w:asciiTheme="majorBidi" w:eastAsia="Times New Roman" w:hAnsiTheme="majorBidi" w:cstheme="majorBidi"/>
-        </w:rPr>
-        <w:t xml:space="preserve">- </w:t>
-      </w:r>
-      <w:r>
-        <w:rPr>
-          <w:rFonts w:asciiTheme="majorBidi" w:eastAsia="Times New Roman" w:hAnsiTheme="majorBidi" w:cstheme="majorBidi"/>
-        </w:rPr>
-        <w:t xml:space="preserve">this is what the </w:t>
-      </w:r>
-      <w:r>
-        <w:rPr>
-          <w:rFonts w:asciiTheme="majorBidi" w:eastAsia="Times New Roman" w:hAnsiTheme="majorBidi" w:cstheme="majorBidi"/>
-          <w:rtl/>
-        </w:rPr>
-        <w:t>פסוק</w:t>
-      </w:r>
-      <w:r>
-        <w:rPr>
-          <w:rFonts w:asciiTheme="majorBidi" w:eastAsia="Times New Roman" w:hAnsiTheme="majorBidi" w:cstheme="majorBidi"/>
-        </w:rPr>
-        <w:t xml:space="preserve"> means </w:t>
-      </w:r>
-      <w:r>
-        <w:rPr>
-          <w:rFonts w:asciiTheme="majorBidi" w:eastAsia="Times New Roman" w:hAnsiTheme="majorBidi" w:cstheme="majorBidi"/>
-          <w:rtl/>
-        </w:rPr>
-        <w:t>וראית את אחורי וגו' ובפני לא יראו</w:t>
-      </w:r>
-      <w:r>
-        <w:rPr>
-          <w:rFonts w:asciiTheme="majorBidi" w:eastAsia="Times New Roman" w:hAnsiTheme="majorBidi" w:cstheme="majorBidi"/>
-        </w:rPr>
-        <w:t xml:space="preserve"> </w:t>
-      </w:r>
-      <w:r>
-        <w:rPr>
-          <w:rFonts w:asciiTheme="majorBidi" w:eastAsia="Times New Roman" w:hAnsiTheme="majorBidi" w:cstheme="majorBidi"/>
-        </w:rPr>
-        <w:t xml:space="preserve">- </w:t>
-      </w:r>
-      <w:r>
-        <w:rPr>
-          <w:rFonts w:asciiTheme="majorBidi" w:eastAsia="Times New Roman" w:hAnsiTheme="majorBidi" w:cstheme="majorBidi"/>
-        </w:rPr>
-        <w:t xml:space="preserve">The </w:t>
-      </w:r>
-      <w:r>
-        <w:rPr>
-          <w:rFonts w:asciiTheme="majorBidi" w:eastAsia="Times New Roman" w:hAnsiTheme="majorBidi" w:cstheme="majorBidi"/>
-          <w:rtl/>
-        </w:rPr>
-        <w:t>כוונה</w:t>
-      </w:r>
-      <w:r>
-        <w:rPr>
-          <w:rFonts w:asciiTheme="majorBidi" w:eastAsia="Times New Roman" w:hAnsiTheme="majorBidi" w:cstheme="majorBidi"/>
-        </w:rPr>
-        <w:t xml:space="preserve"> of the </w:t>
-      </w:r>
-      <w:r>
-        <w:rPr>
-          <w:rFonts w:asciiTheme="majorBidi" w:eastAsia="Times New Roman" w:hAnsiTheme="majorBidi" w:cstheme="majorBidi"/>
-          <w:rtl/>
-        </w:rPr>
-        <w:t>פסוק</w:t>
-      </w:r>
-      <w:r>
-        <w:rPr>
-          <w:rFonts w:asciiTheme="majorBidi" w:eastAsia="Times New Roman" w:hAnsiTheme="majorBidi" w:cstheme="majorBidi"/>
-        </w:rPr>
-        <w:t xml:space="preserve"> is </w:t>
-      </w:r>
-      <w:r>
-        <w:rPr>
-          <w:rFonts w:asciiTheme="majorBidi" w:eastAsia="Times New Roman" w:hAnsiTheme="majorBidi" w:cstheme="majorBidi"/>
-          <w:rtl/>
-        </w:rPr>
-        <w:t>וראית את אחורי</w:t>
-      </w:r>
-      <w:r>
-        <w:rPr>
-          <w:rFonts w:asciiTheme="majorBidi" w:eastAsia="Times New Roman" w:hAnsiTheme="majorBidi" w:cstheme="majorBidi"/>
-        </w:rPr>
-        <w:t xml:space="preserve"> </w:t>
-      </w:r>
-      <w:r>
-        <w:rPr>
-          <w:rFonts w:asciiTheme="majorBidi" w:eastAsia="Times New Roman" w:hAnsiTheme="majorBidi" w:cstheme="majorBidi"/>
-        </w:rPr>
-        <w:t xml:space="preserve">- </w:t>
-      </w:r>
-      <w:r>
-        <w:rPr>
-          <w:rFonts w:asciiTheme="majorBidi" w:eastAsia="Times New Roman" w:hAnsiTheme="majorBidi" w:cstheme="majorBidi"/>
-        </w:rPr>
-        <w:t>you will only be able to see things in hindsight</w:t>
-      </w:r>
-      <w:r>
-        <w:rPr>
-          <w:rFonts w:asciiTheme="majorBidi" w:eastAsia="Times New Roman" w:hAnsiTheme="majorBidi" w:cstheme="majorBidi"/>
-        </w:rPr>
-        <w:t>.</w:t>
-      </w:r>
-      <w:r>
-        <w:rPr>
-          <w:rFonts w:asciiTheme="majorBidi" w:eastAsia="Times New Roman" w:hAnsiTheme="majorBidi" w:cstheme="majorBidi"/>
-        </w:rPr>
-        <w:t xml:space="preserve"> </w:t>
-      </w:r>
-      <w:r>
-        <w:rPr>
-          <w:rFonts w:asciiTheme="majorBidi" w:eastAsia="Times New Roman" w:hAnsiTheme="majorBidi" w:cstheme="majorBidi"/>
-        </w:rPr>
-        <w:t>L</w:t>
-      </w:r>
-      <w:r>
-        <w:rPr>
-          <w:rFonts w:asciiTheme="majorBidi" w:eastAsia="Times New Roman" w:hAnsiTheme="majorBidi" w:cstheme="majorBidi"/>
-        </w:rPr>
-        <w:t xml:space="preserve">ater, later many years later you'll be able to look back and understand all of that which you didn't understand but </w:t>
-      </w:r>
-      <w:r>
-        <w:rPr>
-          <w:rFonts w:asciiTheme="majorBidi" w:eastAsia="Times New Roman" w:hAnsiTheme="majorBidi" w:cstheme="majorBidi"/>
-          <w:rtl/>
-        </w:rPr>
-        <w:t>ובפני לא יראו</w:t>
-      </w:r>
-      <w:r>
-        <w:rPr>
-          <w:rFonts w:asciiTheme="majorBidi" w:eastAsia="Times New Roman" w:hAnsiTheme="majorBidi" w:cstheme="majorBidi"/>
-        </w:rPr>
-        <w:t xml:space="preserve"> </w:t>
-      </w:r>
-      <w:r>
-        <w:rPr>
-          <w:rFonts w:asciiTheme="majorBidi" w:eastAsia="Times New Roman" w:hAnsiTheme="majorBidi" w:cstheme="majorBidi"/>
-        </w:rPr>
-        <w:t xml:space="preserve">- </w:t>
-      </w:r>
-      <w:r>
-        <w:rPr>
-          <w:rFonts w:asciiTheme="majorBidi" w:eastAsia="Times New Roman" w:hAnsiTheme="majorBidi" w:cstheme="majorBidi"/>
-        </w:rPr>
-        <w:t>but we have not the ability</w:t>
-      </w:r>
-      <w:r>
-        <w:rPr>
-          <w:rFonts w:asciiTheme="majorBidi" w:eastAsia="Times New Roman" w:hAnsiTheme="majorBidi" w:cstheme="majorBidi"/>
-        </w:rPr>
-        <w:t>,</w:t>
-      </w:r>
-      <w:r>
-        <w:rPr>
-          <w:rFonts w:asciiTheme="majorBidi" w:eastAsia="Times New Roman" w:hAnsiTheme="majorBidi" w:cstheme="majorBidi"/>
-        </w:rPr>
-        <w:t xml:space="preserve"> we do not have the capability of understanding things ahead of time</w:t>
-      </w:r>
-      <w:r>
-        <w:rPr>
-          <w:rFonts w:asciiTheme="majorBidi" w:eastAsia="Times New Roman" w:hAnsiTheme="majorBidi" w:cstheme="majorBidi"/>
-        </w:rPr>
-        <w:t>.</w:t>
-      </w:r>
-      <w:r>
-        <w:rPr>
-          <w:rFonts w:asciiTheme="majorBidi" w:eastAsia="Times New Roman" w:hAnsiTheme="majorBidi" w:cstheme="majorBidi"/>
-        </w:rPr>
-        <w:t xml:space="preserve"> </w:t>
-      </w:r>
-      <w:r>
-        <w:rPr>
-          <w:rFonts w:asciiTheme="majorBidi" w:eastAsia="Times New Roman" w:hAnsiTheme="majorBidi" w:cstheme="majorBidi"/>
-        </w:rPr>
-        <w:t>Says</w:t>
-      </w:r>
-      <w:r>
-        <w:rPr>
-          <w:rFonts w:asciiTheme="majorBidi" w:eastAsia="Times New Roman" w:hAnsiTheme="majorBidi" w:cstheme="majorBidi"/>
         </w:rPr>
         <w:t xml:space="preserve"> </w:t>
       </w:r>
@@ -18898,7 +18898,7 @@
         <w:rPr>
           <w:rFonts w:asciiTheme="majorBidi" w:eastAsia="Times New Roman" w:hAnsiTheme="majorBidi" w:cstheme="majorBidi"/>
         </w:rPr>
-        <w:t>the</w:t>
+        <w:t xml:space="preserve">the </w:t>
       </w:r>
       <w:r>
         <w:rPr>
@@ -20048,7 +20048,7 @@
         <w:rPr>
           <w:rFonts w:asciiTheme="majorBidi" w:eastAsia="Times New Roman" w:hAnsiTheme="majorBidi" w:cs="Times New Roman"/>
         </w:rPr>
-        <w:t>hidden</w:t>
+        <w:t xml:space="preserve">hidden </w:t>
       </w:r>
       <w:r>
         <w:rPr>
@@ -21181,7 +21181,7 @@
         <w:rPr>
           <w:rFonts w:asciiTheme="majorBidi" w:eastAsia="Times New Roman" w:hAnsiTheme="majorBidi" w:cstheme="majorBidi"/>
         </w:rPr>
-        <w:t xml:space="preserve"> a</w:t>
+        <w:t xml:space="preserve"> a </w:t>
       </w:r>
       <w:r>
         <w:rPr>
@@ -21265,7 +21265,7 @@
         <w:rPr>
           <w:rFonts w:asciiTheme="majorBidi" w:eastAsia="Times New Roman" w:hAnsiTheme="majorBidi" w:cstheme="majorBidi"/>
         </w:rPr>
-        <w:t>I want you to know that</w:t>
+        <w:t xml:space="preserve">I want you to know that </w:t>
       </w:r>
       <w:r>
         <w:rPr>
@@ -22976,7 +22976,7 @@
         <w:rPr>
           <w:rFonts w:asciiTheme="majorBidi" w:eastAsia="Times New Roman" w:hAnsiTheme="majorBidi" w:cstheme="majorBidi"/>
         </w:rPr>
-        <w:t>and</w:t>
+        <w:t xml:space="preserve">and </w:t>
       </w:r>
       <w:r>
         <w:rPr>
@@ -24142,22 +24142,1082 @@
         <w:rPr>
           <w:rFonts w:asciiTheme="majorBidi" w:eastAsia="Times New Roman" w:hAnsiTheme="majorBidi" w:cstheme="majorBidi"/>
         </w:rPr>
+        <w:t xml:space="preserve"> the </w:t>
+      </w:r>
+      <w:r>
+        <w:rPr>
+          <w:rFonts w:asciiTheme="majorBidi" w:eastAsia="Times New Roman" w:hAnsiTheme="majorBidi" w:cstheme="majorBidi"/>
+          <w:rtl/>
+        </w:rPr>
+        <w:t>מלבי"</w:t>
+      </w:r>
+      <w:proofErr w:type="gramStart"/>
+      <w:r>
+        <w:rPr>
+          <w:rFonts w:asciiTheme="majorBidi" w:eastAsia="Times New Roman" w:hAnsiTheme="majorBidi" w:cstheme="majorBidi"/>
+          <w:rtl/>
+        </w:rPr>
+        <w:t xml:space="preserve">ם </w:t>
+      </w:r>
+      <w:r>
+        <w:rPr>
+          <w:rFonts w:asciiTheme="majorBidi" w:eastAsia="Times New Roman" w:hAnsiTheme="majorBidi" w:cstheme="majorBidi"/>
+        </w:rPr>
+        <w:t>:</w:t>
+      </w:r>
+      <w:proofErr w:type="gramEnd"/>
+      <w:r>
+        <w:rPr>
+          <w:rFonts w:asciiTheme="majorBidi" w:eastAsia="Times New Roman" w:hAnsiTheme="majorBidi" w:cstheme="majorBidi"/>
+        </w:rPr>
+        <w:t xml:space="preserve"> </w:t>
+      </w:r>
+      <w:r>
+        <w:rPr>
+          <w:rFonts w:asciiTheme="majorBidi" w:eastAsia="Times New Roman" w:hAnsiTheme="majorBidi" w:cstheme="majorBidi"/>
+          <w:rtl/>
+        </w:rPr>
+        <w:t>רצה לומר</w:t>
+      </w:r>
+      <w:r>
+        <w:rPr>
+          <w:rFonts w:asciiTheme="majorBidi" w:eastAsia="Times New Roman" w:hAnsiTheme="majorBidi" w:cstheme="majorBidi"/>
+        </w:rPr>
+        <w:t xml:space="preserve"> - </w:t>
+      </w:r>
+      <w:r>
+        <w:rPr>
+          <w:rFonts w:asciiTheme="majorBidi" w:eastAsia="Times New Roman" w:hAnsiTheme="majorBidi" w:cstheme="majorBidi"/>
+        </w:rPr>
+        <w:t xml:space="preserve">the intent of this </w:t>
+      </w:r>
+      <w:r>
+        <w:rPr>
+          <w:rFonts w:asciiTheme="majorBidi" w:eastAsia="Times New Roman" w:hAnsiTheme="majorBidi" w:cstheme="majorBidi"/>
+          <w:rtl/>
+        </w:rPr>
+        <w:t>חז"ל</w:t>
+      </w:r>
+      <w:r>
+        <w:rPr>
+          <w:rFonts w:asciiTheme="majorBidi" w:eastAsia="Times New Roman" w:hAnsiTheme="majorBidi" w:cstheme="majorBidi"/>
+        </w:rPr>
+        <w:t xml:space="preserve"> is</w:t>
+      </w:r>
+      <w:r>
+        <w:rPr>
+          <w:rFonts w:asciiTheme="majorBidi" w:eastAsia="Times New Roman" w:hAnsiTheme="majorBidi" w:cstheme="majorBidi"/>
+        </w:rPr>
+        <w:t>,</w:t>
+      </w:r>
+      <w:r>
+        <w:rPr>
+          <w:rFonts w:asciiTheme="majorBidi" w:eastAsia="Times New Roman" w:hAnsiTheme="majorBidi" w:cstheme="majorBidi"/>
+        </w:rPr>
+        <w:t xml:space="preserve"> because I want you to know</w:t>
+      </w:r>
+      <w:r>
+        <w:rPr>
+          <w:rFonts w:asciiTheme="majorBidi" w:eastAsia="Times New Roman" w:hAnsiTheme="majorBidi" w:cstheme="majorBidi"/>
+        </w:rPr>
+        <w:t>,</w:t>
+      </w:r>
+      <w:r>
+        <w:rPr>
+          <w:rFonts w:asciiTheme="majorBidi" w:eastAsia="Times New Roman" w:hAnsiTheme="majorBidi" w:cstheme="majorBidi"/>
+        </w:rPr>
+        <w:t xml:space="preserve"> says</w:t>
+      </w:r>
+      <w:r>
+        <w:rPr>
+          <w:rFonts w:asciiTheme="majorBidi" w:eastAsia="Times New Roman" w:hAnsiTheme="majorBidi" w:cstheme="majorBidi"/>
+        </w:rPr>
         <w:t xml:space="preserve"> the</w:t>
       </w:r>
       <w:r>
         <w:rPr>
           <w:rFonts w:asciiTheme="majorBidi" w:eastAsia="Times New Roman" w:hAnsiTheme="majorBidi" w:cstheme="majorBidi"/>
-          <w:rtl/>
-        </w:rPr>
-        <w:t>מלבי"</w:t>
-      </w:r>
-      <w:proofErr w:type="gramStart"/>
-      <w:r>
-        <w:rPr>
-          <w:rFonts w:asciiTheme="majorBidi" w:eastAsia="Times New Roman" w:hAnsiTheme="majorBidi" w:cstheme="majorBidi"/>
-          <w:rtl/>
-        </w:rPr>
-        <w:t xml:space="preserve">ם </w:t>
+        </w:rPr>
+        <w:t xml:space="preserve"> </w:t>
+      </w:r>
+      <w:r>
+        <w:rPr>
+          <w:rFonts w:asciiTheme="majorBidi" w:eastAsia="Times New Roman" w:hAnsiTheme="majorBidi" w:cstheme="majorBidi"/>
+          <w:rtl/>
+        </w:rPr>
+        <w:t>מלבי"ם</w:t>
+      </w:r>
+      <w:r>
+        <w:rPr>
+          <w:rFonts w:asciiTheme="majorBidi" w:eastAsia="Times New Roman" w:hAnsiTheme="majorBidi" w:cstheme="majorBidi"/>
+        </w:rPr>
+        <w:t>,</w:t>
+      </w:r>
+      <w:r>
+        <w:rPr>
+          <w:rFonts w:asciiTheme="majorBidi" w:eastAsia="Times New Roman" w:hAnsiTheme="majorBidi" w:cs="Times New Roman" w:hint="cs"/>
+          <w:rtl/>
+        </w:rPr>
+        <w:t>כי</w:t>
+      </w:r>
+      <w:r>
+        <w:rPr>
+          <w:rFonts w:asciiTheme="majorBidi" w:eastAsia="Times New Roman" w:hAnsiTheme="majorBidi" w:cs="Times New Roman"/>
+          <w:rtl/>
+        </w:rPr>
+        <w:t xml:space="preserve"> </w:t>
+      </w:r>
+      <w:r>
+        <w:rPr>
+          <w:rFonts w:asciiTheme="majorBidi" w:eastAsia="Times New Roman" w:hAnsiTheme="majorBidi" w:cs="Times New Roman" w:hint="cs"/>
+          <w:rtl/>
+        </w:rPr>
+        <w:t>תענוגי</w:t>
+      </w:r>
+      <w:r>
+        <w:rPr>
+          <w:rFonts w:asciiTheme="majorBidi" w:eastAsia="Times New Roman" w:hAnsiTheme="majorBidi" w:cs="Times New Roman"/>
+          <w:rtl/>
+        </w:rPr>
+        <w:t xml:space="preserve"> </w:t>
+      </w:r>
+      <w:r>
+        <w:rPr>
+          <w:rFonts w:asciiTheme="majorBidi" w:eastAsia="Times New Roman" w:hAnsiTheme="majorBidi" w:cs="Times New Roman" w:hint="cs"/>
+          <w:rtl/>
+        </w:rPr>
+        <w:t>העוה</w:t>
+      </w:r>
+      <w:r>
+        <w:rPr>
+          <w:rFonts w:asciiTheme="majorBidi" w:eastAsia="Times New Roman" w:hAnsiTheme="majorBidi" w:cs="Times New Roman"/>
+          <w:rtl/>
+        </w:rPr>
+        <w:t>"</w:t>
+      </w:r>
+      <w:r>
+        <w:rPr>
+          <w:rFonts w:asciiTheme="majorBidi" w:eastAsia="Times New Roman" w:hAnsiTheme="majorBidi" w:cs="Times New Roman" w:hint="cs"/>
+          <w:rtl/>
+        </w:rPr>
+        <w:t>ב</w:t>
+      </w:r>
+      <w:r>
+        <w:rPr>
+          <w:rFonts w:asciiTheme="majorBidi" w:eastAsia="Times New Roman" w:hAnsiTheme="majorBidi" w:cs="Times New Roman"/>
+          <w:rtl/>
+        </w:rPr>
+        <w:t xml:space="preserve"> </w:t>
+      </w:r>
+      <w:r>
+        <w:rPr>
+          <w:rFonts w:asciiTheme="majorBidi" w:eastAsia="Times New Roman" w:hAnsiTheme="majorBidi" w:cs="Times New Roman"/>
+        </w:rPr>
+        <w:t xml:space="preserve"> </w:t>
+      </w:r>
+      <w:r>
+        <w:rPr>
+          <w:rFonts w:asciiTheme="majorBidi" w:eastAsia="Times New Roman" w:hAnsiTheme="majorBidi" w:cstheme="majorBidi"/>
+        </w:rPr>
+        <w:t xml:space="preserve">- </w:t>
+      </w:r>
+      <w:r>
+        <w:rPr>
+          <w:rFonts w:asciiTheme="majorBidi" w:eastAsia="Times New Roman" w:hAnsiTheme="majorBidi" w:cstheme="majorBidi"/>
+        </w:rPr>
+        <w:t>because the pleasure o</w:t>
+      </w:r>
+      <w:r>
+        <w:rPr>
+          <w:rFonts w:asciiTheme="majorBidi" w:eastAsia="Times New Roman" w:hAnsiTheme="majorBidi" w:cstheme="majorBidi"/>
+        </w:rPr>
+        <w:t xml:space="preserve">f </w:t>
+      </w:r>
+      <w:r>
+        <w:rPr>
+          <w:rFonts w:asciiTheme="majorBidi" w:eastAsia="Times New Roman" w:hAnsiTheme="majorBidi" w:cs="Times New Roman" w:hint="cs"/>
+          <w:rtl/>
+        </w:rPr>
+        <w:t>עולם</w:t>
+      </w:r>
+      <w:r>
+        <w:rPr>
+          <w:rFonts w:asciiTheme="majorBidi" w:eastAsia="Times New Roman" w:hAnsiTheme="majorBidi" w:cs="Times New Roman"/>
+          <w:rtl/>
+        </w:rPr>
+        <w:t xml:space="preserve"> </w:t>
+      </w:r>
+      <w:r>
+        <w:rPr>
+          <w:rFonts w:asciiTheme="majorBidi" w:eastAsia="Times New Roman" w:hAnsiTheme="majorBidi" w:cs="Times New Roman" w:hint="cs"/>
+          <w:rtl/>
+        </w:rPr>
+        <w:t>הבא</w:t>
+      </w:r>
+      <w:r>
+        <w:rPr>
+          <w:rFonts w:asciiTheme="majorBidi" w:eastAsia="Times New Roman" w:hAnsiTheme="majorBidi" w:cs="Times New Roman"/>
+        </w:rPr>
+        <w:t>,</w:t>
+      </w:r>
+      <w:r>
+        <w:rPr>
+          <w:rFonts w:asciiTheme="majorBidi" w:eastAsia="Times New Roman" w:hAnsiTheme="majorBidi" w:cstheme="majorBidi"/>
+        </w:rPr>
+        <w:t xml:space="preserve"> </w:t>
+      </w:r>
+      <w:r>
+        <w:rPr>
+          <w:rFonts w:asciiTheme="majorBidi" w:eastAsia="Times New Roman" w:hAnsiTheme="majorBidi" w:cs="Times New Roman" w:hint="cs"/>
+          <w:rtl/>
+        </w:rPr>
+        <w:t>א</w:t>
+      </w:r>
+      <w:r>
+        <w:rPr>
+          <w:rFonts w:asciiTheme="majorBidi" w:eastAsia="Times New Roman" w:hAnsiTheme="majorBidi" w:cs="Times New Roman"/>
+          <w:rtl/>
+        </w:rPr>
+        <w:t>"</w:t>
+      </w:r>
+      <w:r>
+        <w:rPr>
+          <w:rFonts w:asciiTheme="majorBidi" w:eastAsia="Times New Roman" w:hAnsiTheme="majorBidi" w:cs="Times New Roman" w:hint="cs"/>
+          <w:rtl/>
+        </w:rPr>
+        <w:t>א</w:t>
+      </w:r>
+      <w:r>
+        <w:rPr>
+          <w:rFonts w:asciiTheme="majorBidi" w:eastAsia="Times New Roman" w:hAnsiTheme="majorBidi" w:cs="Times New Roman"/>
+          <w:rtl/>
+        </w:rPr>
+        <w:t xml:space="preserve"> </w:t>
+      </w:r>
+      <w:r>
+        <w:rPr>
+          <w:rFonts w:asciiTheme="majorBidi" w:eastAsia="Times New Roman" w:hAnsiTheme="majorBidi" w:cs="Times New Roman" w:hint="cs"/>
+          <w:rtl/>
+        </w:rPr>
+        <w:t>שישיג</w:t>
+      </w:r>
+      <w:r>
+        <w:rPr>
+          <w:rFonts w:asciiTheme="majorBidi" w:eastAsia="Times New Roman" w:hAnsiTheme="majorBidi" w:cs="Times New Roman"/>
+          <w:rtl/>
+        </w:rPr>
+        <w:t xml:space="preserve"> </w:t>
+      </w:r>
+      <w:r>
+        <w:rPr>
+          <w:rFonts w:asciiTheme="majorBidi" w:eastAsia="Times New Roman" w:hAnsiTheme="majorBidi" w:cs="Times New Roman" w:hint="cs"/>
+          <w:rtl/>
+        </w:rPr>
+        <w:t>האדם</w:t>
+      </w:r>
+      <w:r>
+        <w:rPr>
+          <w:rFonts w:asciiTheme="majorBidi" w:eastAsia="Times New Roman" w:hAnsiTheme="majorBidi" w:cs="Times New Roman"/>
+          <w:rtl/>
+        </w:rPr>
+        <w:t xml:space="preserve"> </w:t>
+      </w:r>
+      <w:r>
+        <w:rPr>
+          <w:rFonts w:asciiTheme="majorBidi" w:eastAsia="Times New Roman" w:hAnsiTheme="majorBidi" w:cs="Times New Roman" w:hint="cs"/>
+          <w:rtl/>
+        </w:rPr>
+        <w:t>בחיים</w:t>
+      </w:r>
+      <w:r>
+        <w:rPr>
+          <w:rFonts w:asciiTheme="majorBidi" w:eastAsia="Times New Roman" w:hAnsiTheme="majorBidi" w:cstheme="majorBidi"/>
+        </w:rPr>
+        <w:t xml:space="preserve"> </w:t>
+      </w:r>
+      <w:r>
+        <w:rPr>
+          <w:rFonts w:asciiTheme="majorBidi" w:eastAsia="Times New Roman" w:hAnsiTheme="majorBidi" w:cstheme="majorBidi"/>
+        </w:rPr>
+        <w:t xml:space="preserve">- on this world, </w:t>
+      </w:r>
+      <w:r>
+        <w:rPr>
+          <w:rFonts w:asciiTheme="majorBidi" w:eastAsia="Times New Roman" w:hAnsiTheme="majorBidi" w:cstheme="majorBidi"/>
+        </w:rPr>
+        <w:t xml:space="preserve">we have no </w:t>
+      </w:r>
+      <w:r>
+        <w:rPr>
+          <w:rFonts w:asciiTheme="majorBidi" w:eastAsia="Times New Roman" w:hAnsiTheme="majorBidi" w:cstheme="majorBidi"/>
+          <w:rtl/>
+        </w:rPr>
+        <w:t>השגה</w:t>
+      </w:r>
+      <w:r>
+        <w:rPr>
+          <w:rFonts w:asciiTheme="majorBidi" w:eastAsia="Times New Roman" w:hAnsiTheme="majorBidi" w:cstheme="majorBidi"/>
+        </w:rPr>
+        <w:t xml:space="preserve"> whatsoever</w:t>
+      </w:r>
+      <w:r>
+        <w:rPr>
+          <w:rFonts w:asciiTheme="majorBidi" w:eastAsia="Times New Roman" w:hAnsiTheme="majorBidi" w:cstheme="majorBidi"/>
+        </w:rPr>
+        <w:t>,</w:t>
+      </w:r>
+      <w:r>
+        <w:rPr>
+          <w:rFonts w:asciiTheme="majorBidi" w:eastAsia="Times New Roman" w:hAnsiTheme="majorBidi" w:cstheme="majorBidi"/>
+        </w:rPr>
+        <w:t xml:space="preserve"> we cannot understand</w:t>
+      </w:r>
+      <w:r>
+        <w:rPr>
+          <w:rFonts w:asciiTheme="majorBidi" w:eastAsia="Times New Roman" w:hAnsiTheme="majorBidi" w:cstheme="majorBidi"/>
+        </w:rPr>
+        <w:t>,</w:t>
+      </w:r>
+      <w:r>
+        <w:rPr>
+          <w:rFonts w:asciiTheme="majorBidi" w:eastAsia="Times New Roman" w:hAnsiTheme="majorBidi" w:cstheme="majorBidi"/>
+        </w:rPr>
+        <w:t xml:space="preserve"> we cannot comprehend</w:t>
+      </w:r>
+      <w:r>
+        <w:rPr>
+          <w:rFonts w:asciiTheme="majorBidi" w:eastAsia="Times New Roman" w:hAnsiTheme="majorBidi" w:cstheme="majorBidi"/>
+        </w:rPr>
+        <w:t>,</w:t>
+      </w:r>
+      <w:r>
+        <w:rPr>
+          <w:rFonts w:asciiTheme="majorBidi" w:eastAsia="Times New Roman" w:hAnsiTheme="majorBidi" w:cstheme="majorBidi"/>
+        </w:rPr>
+        <w:t xml:space="preserve"> we cannot relate to the idea of the immense</w:t>
+      </w:r>
+      <w:r>
+        <w:rPr>
+          <w:rFonts w:asciiTheme="majorBidi" w:eastAsia="Times New Roman" w:hAnsiTheme="majorBidi" w:cstheme="majorBidi"/>
+        </w:rPr>
+        <w:t>,</w:t>
+      </w:r>
+      <w:r>
+        <w:rPr>
+          <w:rFonts w:asciiTheme="majorBidi" w:eastAsia="Times New Roman" w:hAnsiTheme="majorBidi" w:cstheme="majorBidi"/>
+        </w:rPr>
+        <w:t xml:space="preserve"> immense</w:t>
+      </w:r>
+      <w:r>
+        <w:rPr>
+          <w:rFonts w:asciiTheme="majorBidi" w:eastAsia="Times New Roman" w:hAnsiTheme="majorBidi" w:cstheme="majorBidi"/>
+        </w:rPr>
+        <w:t>,</w:t>
+      </w:r>
+      <w:r>
+        <w:rPr>
+          <w:rFonts w:asciiTheme="majorBidi" w:eastAsia="Times New Roman" w:hAnsiTheme="majorBidi" w:cstheme="majorBidi"/>
+        </w:rPr>
+        <w:t xml:space="preserve"> tremendous</w:t>
+      </w:r>
+      <w:r>
+        <w:rPr>
+          <w:rFonts w:asciiTheme="majorBidi" w:eastAsia="Times New Roman" w:hAnsiTheme="majorBidi" w:cstheme="majorBidi"/>
+        </w:rPr>
+        <w:t>,</w:t>
+      </w:r>
+      <w:r>
+        <w:rPr>
+          <w:rFonts w:asciiTheme="majorBidi" w:eastAsia="Times New Roman" w:hAnsiTheme="majorBidi" w:cstheme="majorBidi"/>
+        </w:rPr>
+        <w:t xml:space="preserve"> tremendous pleasures of </w:t>
+      </w:r>
+      <w:r>
+        <w:rPr>
+          <w:rFonts w:asciiTheme="majorBidi" w:eastAsia="Times New Roman" w:hAnsiTheme="majorBidi" w:cstheme="majorBidi"/>
+          <w:rtl/>
+        </w:rPr>
+        <w:t>עולם הבא</w:t>
+      </w:r>
+      <w:r>
+        <w:rPr>
+          <w:rFonts w:asciiTheme="majorBidi" w:eastAsia="Times New Roman" w:hAnsiTheme="majorBidi" w:cstheme="majorBidi"/>
+        </w:rPr>
+        <w:t xml:space="preserve">. </w:t>
+      </w:r>
+      <w:r>
+        <w:rPr>
+          <w:rFonts w:asciiTheme="majorBidi" w:eastAsia="Times New Roman" w:hAnsiTheme="majorBidi" w:cs="Times New Roman" w:hint="cs"/>
+          <w:rtl/>
+        </w:rPr>
+        <w:t>כי</w:t>
+      </w:r>
+      <w:r>
+        <w:rPr>
+          <w:rFonts w:asciiTheme="majorBidi" w:eastAsia="Times New Roman" w:hAnsiTheme="majorBidi" w:cs="Times New Roman"/>
+          <w:rtl/>
+        </w:rPr>
+        <w:t xml:space="preserve"> </w:t>
+      </w:r>
+      <w:r>
+        <w:rPr>
+          <w:rFonts w:asciiTheme="majorBidi" w:eastAsia="Times New Roman" w:hAnsiTheme="majorBidi" w:cs="Times New Roman" w:hint="cs"/>
+          <w:rtl/>
+        </w:rPr>
+        <w:t>בעוד</w:t>
+      </w:r>
+      <w:r>
+        <w:rPr>
+          <w:rFonts w:asciiTheme="majorBidi" w:eastAsia="Times New Roman" w:hAnsiTheme="majorBidi" w:cs="Times New Roman"/>
+          <w:rtl/>
+        </w:rPr>
+        <w:t xml:space="preserve"> </w:t>
+      </w:r>
+      <w:r>
+        <w:rPr>
+          <w:rFonts w:asciiTheme="majorBidi" w:eastAsia="Times New Roman" w:hAnsiTheme="majorBidi" w:cs="Times New Roman" w:hint="cs"/>
+          <w:rtl/>
+        </w:rPr>
+        <w:t>הנפש</w:t>
+      </w:r>
+      <w:r>
+        <w:rPr>
+          <w:rFonts w:asciiTheme="majorBidi" w:eastAsia="Times New Roman" w:hAnsiTheme="majorBidi" w:cs="Times New Roman"/>
+          <w:rtl/>
+        </w:rPr>
+        <w:t xml:space="preserve"> </w:t>
+      </w:r>
+      <w:r>
+        <w:rPr>
+          <w:rFonts w:asciiTheme="majorBidi" w:eastAsia="Times New Roman" w:hAnsiTheme="majorBidi" w:cs="Times New Roman" w:hint="cs"/>
+          <w:rtl/>
+        </w:rPr>
+        <w:t>קשורה</w:t>
+      </w:r>
+      <w:r>
+        <w:rPr>
+          <w:rFonts w:asciiTheme="majorBidi" w:eastAsia="Times New Roman" w:hAnsiTheme="majorBidi" w:cs="Times New Roman"/>
+          <w:rtl/>
+        </w:rPr>
+        <w:t xml:space="preserve"> </w:t>
+      </w:r>
+      <w:r>
+        <w:rPr>
+          <w:rFonts w:asciiTheme="majorBidi" w:eastAsia="Times New Roman" w:hAnsiTheme="majorBidi" w:cs="Times New Roman" w:hint="cs"/>
+          <w:rtl/>
+        </w:rPr>
+        <w:t>בחומר</w:t>
+      </w:r>
+      <w:r>
+        <w:rPr>
+          <w:rFonts w:asciiTheme="majorBidi" w:eastAsia="Times New Roman" w:hAnsiTheme="majorBidi" w:cstheme="majorBidi"/>
+        </w:rPr>
+        <w:t xml:space="preserve"> </w:t>
+      </w:r>
+      <w:r>
+        <w:rPr>
+          <w:rFonts w:asciiTheme="majorBidi" w:eastAsia="Times New Roman" w:hAnsiTheme="majorBidi" w:cstheme="majorBidi"/>
+        </w:rPr>
+        <w:t xml:space="preserve">- because </w:t>
+      </w:r>
+      <w:r>
+        <w:rPr>
+          <w:rFonts w:asciiTheme="majorBidi" w:eastAsia="Times New Roman" w:hAnsiTheme="majorBidi" w:cs="Times New Roman" w:hint="cs"/>
+          <w:rtl/>
+        </w:rPr>
+        <w:t>כל</w:t>
+      </w:r>
+      <w:r>
+        <w:rPr>
+          <w:rFonts w:asciiTheme="majorBidi" w:eastAsia="Times New Roman" w:hAnsiTheme="majorBidi" w:cs="Times New Roman"/>
+          <w:rtl/>
+        </w:rPr>
+        <w:t xml:space="preserve"> </w:t>
+      </w:r>
+      <w:r>
+        <w:rPr>
+          <w:rFonts w:asciiTheme="majorBidi" w:eastAsia="Times New Roman" w:hAnsiTheme="majorBidi" w:cs="Times New Roman" w:hint="cs"/>
+          <w:rtl/>
+        </w:rPr>
+        <w:t>זמן</w:t>
+      </w:r>
+      <w:r>
+        <w:rPr>
+          <w:rFonts w:asciiTheme="majorBidi" w:eastAsia="Times New Roman" w:hAnsiTheme="majorBidi" w:cstheme="majorBidi"/>
+        </w:rPr>
+        <w:t xml:space="preserve"> that the </w:t>
+      </w:r>
+      <w:r>
+        <w:rPr>
+          <w:rFonts w:asciiTheme="majorBidi" w:eastAsia="Times New Roman" w:hAnsiTheme="majorBidi" w:cstheme="majorBidi"/>
+          <w:rtl/>
+        </w:rPr>
+        <w:t>נשמה</w:t>
+      </w:r>
+      <w:r>
+        <w:rPr>
+          <w:rFonts w:asciiTheme="majorBidi" w:eastAsia="Times New Roman" w:hAnsiTheme="majorBidi" w:cstheme="majorBidi"/>
+        </w:rPr>
+        <w:t xml:space="preserve"> is still connected with the material</w:t>
+      </w:r>
+      <w:r>
+        <w:rPr>
+          <w:rFonts w:asciiTheme="majorBidi" w:eastAsia="Times New Roman" w:hAnsiTheme="majorBidi" w:cstheme="majorBidi"/>
+        </w:rPr>
+        <w:t>,</w:t>
+      </w:r>
+      <w:r>
+        <w:rPr>
+          <w:rFonts w:asciiTheme="majorBidi" w:eastAsia="Times New Roman" w:hAnsiTheme="majorBidi" w:cstheme="majorBidi"/>
+        </w:rPr>
+        <w:t xml:space="preserve"> with our </w:t>
+      </w:r>
+      <w:r>
+        <w:rPr>
+          <w:rFonts w:asciiTheme="majorBidi" w:eastAsia="Times New Roman" w:hAnsiTheme="majorBidi" w:cstheme="majorBidi"/>
+          <w:rtl/>
+        </w:rPr>
+        <w:t>גוף</w:t>
+      </w:r>
+      <w:r>
+        <w:rPr>
+          <w:rFonts w:asciiTheme="majorBidi" w:eastAsia="Times New Roman" w:hAnsiTheme="majorBidi" w:cstheme="majorBidi"/>
+        </w:rPr>
+        <w:t xml:space="preserve">, </w:t>
+      </w:r>
+      <w:r>
+        <w:rPr>
+          <w:rFonts w:asciiTheme="majorBidi" w:eastAsia="Times New Roman" w:hAnsiTheme="majorBidi" w:cs="Times New Roman" w:hint="cs"/>
+          <w:rtl/>
+        </w:rPr>
+        <w:t>א</w:t>
+      </w:r>
+      <w:r>
+        <w:rPr>
+          <w:rFonts w:asciiTheme="majorBidi" w:eastAsia="Times New Roman" w:hAnsiTheme="majorBidi" w:cs="Times New Roman"/>
+          <w:rtl/>
+        </w:rPr>
+        <w:t>"</w:t>
+      </w:r>
+      <w:r>
+        <w:rPr>
+          <w:rFonts w:asciiTheme="majorBidi" w:eastAsia="Times New Roman" w:hAnsiTheme="majorBidi" w:cs="Times New Roman" w:hint="cs"/>
+          <w:rtl/>
+        </w:rPr>
+        <w:t>א</w:t>
+      </w:r>
+      <w:r>
+        <w:rPr>
+          <w:rFonts w:asciiTheme="majorBidi" w:eastAsia="Times New Roman" w:hAnsiTheme="majorBidi" w:cs="Times New Roman"/>
+          <w:rtl/>
+        </w:rPr>
+        <w:t xml:space="preserve"> </w:t>
+      </w:r>
+      <w:r>
+        <w:rPr>
+          <w:rFonts w:asciiTheme="majorBidi" w:eastAsia="Times New Roman" w:hAnsiTheme="majorBidi" w:cs="Times New Roman" w:hint="cs"/>
+          <w:rtl/>
+        </w:rPr>
+        <w:t>שתצייר</w:t>
+      </w:r>
+      <w:r>
+        <w:rPr>
+          <w:rFonts w:asciiTheme="majorBidi" w:eastAsia="Times New Roman" w:hAnsiTheme="majorBidi" w:cs="Times New Roman"/>
+          <w:rtl/>
+        </w:rPr>
+        <w:t xml:space="preserve"> </w:t>
+      </w:r>
+      <w:r>
+        <w:rPr>
+          <w:rFonts w:asciiTheme="majorBidi" w:eastAsia="Times New Roman" w:hAnsiTheme="majorBidi" w:cs="Times New Roman" w:hint="cs"/>
+          <w:rtl/>
+        </w:rPr>
+        <w:t>לעצמה</w:t>
+      </w:r>
+      <w:r>
+        <w:rPr>
+          <w:rFonts w:asciiTheme="majorBidi" w:eastAsia="Times New Roman" w:hAnsiTheme="majorBidi" w:cstheme="majorBidi"/>
+        </w:rPr>
+        <w:t xml:space="preserve"> </w:t>
+      </w:r>
+      <w:r>
+        <w:rPr>
+          <w:rFonts w:asciiTheme="majorBidi" w:eastAsia="Times New Roman" w:hAnsiTheme="majorBidi" w:cstheme="majorBidi"/>
+        </w:rPr>
+        <w:t xml:space="preserve">- </w:t>
+      </w:r>
+      <w:r>
+        <w:rPr>
+          <w:rFonts w:asciiTheme="majorBidi" w:eastAsia="Times New Roman" w:hAnsiTheme="majorBidi" w:cstheme="majorBidi"/>
+        </w:rPr>
+        <w:t>it's impossible even to imagine</w:t>
+      </w:r>
+      <w:r>
+        <w:rPr>
+          <w:rFonts w:asciiTheme="majorBidi" w:eastAsia="Times New Roman" w:hAnsiTheme="majorBidi" w:cstheme="majorBidi"/>
+        </w:rPr>
+        <w:t>,</w:t>
+      </w:r>
+      <w:r>
+        <w:rPr>
+          <w:rFonts w:asciiTheme="majorBidi" w:eastAsia="Times New Roman" w:hAnsiTheme="majorBidi" w:cstheme="majorBidi"/>
+        </w:rPr>
+        <w:t xml:space="preserve"> certainly we don't know</w:t>
+      </w:r>
+      <w:r>
+        <w:rPr>
+          <w:rFonts w:asciiTheme="majorBidi" w:eastAsia="Times New Roman" w:hAnsiTheme="majorBidi" w:cstheme="majorBidi"/>
+        </w:rPr>
+        <w:t>,</w:t>
+      </w:r>
+      <w:r>
+        <w:rPr>
+          <w:rFonts w:asciiTheme="majorBidi" w:eastAsia="Times New Roman" w:hAnsiTheme="majorBidi" w:cstheme="majorBidi"/>
+        </w:rPr>
+        <w:t xml:space="preserve"> we can't be </w:t>
+      </w:r>
+      <w:r>
+        <w:rPr>
+          <w:rFonts w:asciiTheme="majorBidi" w:eastAsia="Times New Roman" w:hAnsiTheme="majorBidi" w:cstheme="majorBidi"/>
+          <w:rtl/>
+        </w:rPr>
+        <w:t>משיג</w:t>
+      </w:r>
+      <w:r>
+        <w:rPr>
+          <w:rFonts w:asciiTheme="majorBidi" w:eastAsia="Times New Roman" w:hAnsiTheme="majorBidi" w:cstheme="majorBidi"/>
+        </w:rPr>
+        <w:t>,</w:t>
+      </w:r>
+      <w:r>
+        <w:rPr>
+          <w:rFonts w:asciiTheme="majorBidi" w:eastAsia="Times New Roman" w:hAnsiTheme="majorBidi" w:cstheme="majorBidi"/>
+        </w:rPr>
+        <w:t xml:space="preserve"> but even to imagine it's not </w:t>
+      </w:r>
+      <w:r>
+        <w:rPr>
+          <w:rFonts w:asciiTheme="majorBidi" w:eastAsia="Times New Roman" w:hAnsiTheme="majorBidi" w:cstheme="majorBidi"/>
+          <w:rtl/>
+        </w:rPr>
+        <w:t>שייך</w:t>
+      </w:r>
+      <w:r>
+        <w:rPr>
+          <w:rFonts w:asciiTheme="majorBidi" w:eastAsia="Times New Roman" w:hAnsiTheme="majorBidi" w:cstheme="majorBidi"/>
+        </w:rPr>
+        <w:t xml:space="preserve"> even to imagine what it means</w:t>
+      </w:r>
+      <w:r>
+        <w:rPr>
+          <w:rFonts w:asciiTheme="majorBidi" w:eastAsia="Times New Roman" w:hAnsiTheme="majorBidi" w:cstheme="majorBidi"/>
+        </w:rPr>
+        <w:t xml:space="preserve"> </w:t>
+      </w:r>
+      <w:r>
+        <w:rPr>
+          <w:rFonts w:asciiTheme="majorBidi" w:eastAsia="Times New Roman" w:hAnsiTheme="majorBidi" w:cs="Times New Roman" w:hint="cs"/>
+          <w:rtl/>
+        </w:rPr>
+        <w:t>תענוג</w:t>
+      </w:r>
+      <w:r>
+        <w:rPr>
+          <w:rFonts w:asciiTheme="majorBidi" w:eastAsia="Times New Roman" w:hAnsiTheme="majorBidi" w:cs="Times New Roman"/>
+          <w:rtl/>
+        </w:rPr>
+        <w:t xml:space="preserve"> </w:t>
+      </w:r>
+      <w:r>
+        <w:rPr>
+          <w:rFonts w:asciiTheme="majorBidi" w:eastAsia="Times New Roman" w:hAnsiTheme="majorBidi" w:cs="Times New Roman" w:hint="cs"/>
+          <w:rtl/>
+        </w:rPr>
+        <w:t>הנפש</w:t>
+      </w:r>
+      <w:r>
+        <w:rPr>
+          <w:rFonts w:asciiTheme="majorBidi" w:eastAsia="Times New Roman" w:hAnsiTheme="majorBidi" w:cstheme="majorBidi"/>
+        </w:rPr>
+        <w:t xml:space="preserve"> </w:t>
+      </w:r>
+      <w:r>
+        <w:rPr>
+          <w:rFonts w:asciiTheme="majorBidi" w:eastAsia="Times New Roman" w:hAnsiTheme="majorBidi" w:cstheme="majorBidi"/>
+        </w:rPr>
+        <w:t>-</w:t>
+      </w:r>
+      <w:r>
+        <w:rPr>
+          <w:rFonts w:asciiTheme="majorBidi" w:eastAsia="Times New Roman" w:hAnsiTheme="majorBidi" w:cstheme="majorBidi"/>
+        </w:rPr>
+        <w:t xml:space="preserve">the pleasure that the </w:t>
+      </w:r>
+      <w:r>
+        <w:rPr>
+          <w:rFonts w:asciiTheme="majorBidi" w:eastAsia="Times New Roman" w:hAnsiTheme="majorBidi" w:cstheme="majorBidi"/>
+          <w:rtl/>
+        </w:rPr>
+        <w:t>נשמה</w:t>
+      </w:r>
+      <w:r>
+        <w:rPr>
+          <w:rFonts w:asciiTheme="majorBidi" w:eastAsia="Times New Roman" w:hAnsiTheme="majorBidi" w:cstheme="majorBidi"/>
+        </w:rPr>
+        <w:t xml:space="preserve"> will derive</w:t>
+      </w:r>
+      <w:r>
+        <w:rPr>
+          <w:rFonts w:asciiTheme="majorBidi" w:eastAsia="Times New Roman" w:hAnsiTheme="majorBidi" w:cstheme="majorBidi"/>
+        </w:rPr>
+        <w:t xml:space="preserve">, </w:t>
+      </w:r>
+      <w:r>
+        <w:rPr>
+          <w:rFonts w:asciiTheme="majorBidi" w:eastAsia="Times New Roman" w:hAnsiTheme="majorBidi" w:cs="Times New Roman" w:hint="cs"/>
+          <w:rtl/>
+        </w:rPr>
+        <w:t>והבלתי</w:t>
+      </w:r>
+      <w:r>
+        <w:rPr>
+          <w:rFonts w:asciiTheme="majorBidi" w:eastAsia="Times New Roman" w:hAnsiTheme="majorBidi" w:cs="Times New Roman"/>
+          <w:rtl/>
+        </w:rPr>
+        <w:t xml:space="preserve"> </w:t>
+      </w:r>
+      <w:r>
+        <w:rPr>
+          <w:rFonts w:asciiTheme="majorBidi" w:eastAsia="Times New Roman" w:hAnsiTheme="majorBidi" w:cs="Times New Roman" w:hint="cs"/>
+          <w:rtl/>
+        </w:rPr>
+        <w:t>נקשר</w:t>
+      </w:r>
+      <w:r>
+        <w:rPr>
+          <w:rFonts w:asciiTheme="majorBidi" w:eastAsia="Times New Roman" w:hAnsiTheme="majorBidi" w:cs="Times New Roman"/>
+          <w:rtl/>
+        </w:rPr>
+        <w:t xml:space="preserve"> </w:t>
+      </w:r>
+      <w:r>
+        <w:rPr>
+          <w:rFonts w:asciiTheme="majorBidi" w:eastAsia="Times New Roman" w:hAnsiTheme="majorBidi" w:cs="Times New Roman" w:hint="cs"/>
+          <w:rtl/>
+        </w:rPr>
+        <w:t>בחומר</w:t>
+      </w:r>
+      <w:r>
+        <w:rPr>
+          <w:rFonts w:asciiTheme="majorBidi" w:eastAsia="Times New Roman" w:hAnsiTheme="majorBidi" w:cs="Times New Roman"/>
+        </w:rPr>
+        <w:t>.</w:t>
+      </w:r>
+      <w:r>
+        <w:rPr>
+          <w:rFonts w:asciiTheme="majorBidi" w:eastAsia="Times New Roman" w:hAnsiTheme="majorBidi" w:cstheme="majorBidi"/>
+        </w:rPr>
+        <w:t xml:space="preserve"> </w:t>
+      </w:r>
+      <w:r>
+        <w:rPr>
+          <w:rFonts w:asciiTheme="majorBidi" w:eastAsia="Times New Roman" w:hAnsiTheme="majorBidi" w:cstheme="majorBidi"/>
+        </w:rPr>
+        <w:t>I</w:t>
+      </w:r>
+      <w:r>
+        <w:rPr>
+          <w:rFonts w:asciiTheme="majorBidi" w:eastAsia="Times New Roman" w:hAnsiTheme="majorBidi" w:cstheme="majorBidi"/>
+        </w:rPr>
+        <w:t>n other words</w:t>
+      </w:r>
+      <w:r>
+        <w:rPr>
+          <w:rFonts w:asciiTheme="majorBidi" w:eastAsia="Times New Roman" w:hAnsiTheme="majorBidi" w:cstheme="majorBidi"/>
+        </w:rPr>
+        <w:t>,</w:t>
+      </w:r>
+      <w:r>
+        <w:rPr>
+          <w:rFonts w:asciiTheme="majorBidi" w:eastAsia="Times New Roman" w:hAnsiTheme="majorBidi" w:cstheme="majorBidi"/>
+        </w:rPr>
+        <w:t xml:space="preserve"> </w:t>
+      </w:r>
+      <w:r>
+        <w:rPr>
+          <w:rFonts w:asciiTheme="majorBidi" w:eastAsia="Times New Roman" w:hAnsiTheme="majorBidi" w:cstheme="majorBidi"/>
+          <w:rtl/>
+        </w:rPr>
+        <w:t>עולם הבא</w:t>
+      </w:r>
+      <w:r>
+        <w:rPr>
+          <w:rFonts w:asciiTheme="majorBidi" w:eastAsia="Times New Roman" w:hAnsiTheme="majorBidi" w:cstheme="majorBidi"/>
+        </w:rPr>
+        <w:t xml:space="preserve"> of course is reserved for the </w:t>
+      </w:r>
+      <w:r>
+        <w:rPr>
+          <w:rFonts w:asciiTheme="majorBidi" w:eastAsia="Times New Roman" w:hAnsiTheme="majorBidi" w:cstheme="majorBidi"/>
+          <w:rtl/>
+        </w:rPr>
+        <w:t>נשמה</w:t>
+      </w:r>
+      <w:r>
+        <w:rPr>
+          <w:rFonts w:asciiTheme="majorBidi" w:eastAsia="Times New Roman" w:hAnsiTheme="majorBidi" w:cstheme="majorBidi"/>
+        </w:rPr>
+        <w:t>,</w:t>
+      </w:r>
+      <w:r>
+        <w:rPr>
+          <w:rFonts w:asciiTheme="majorBidi" w:eastAsia="Times New Roman" w:hAnsiTheme="majorBidi" w:cstheme="majorBidi"/>
+        </w:rPr>
+        <w:t xml:space="preserve"> and</w:t>
+      </w:r>
+      <w:r>
+        <w:rPr>
+          <w:rFonts w:asciiTheme="majorBidi" w:eastAsia="Times New Roman" w:hAnsiTheme="majorBidi" w:cstheme="majorBidi"/>
+        </w:rPr>
+        <w:t xml:space="preserve"> </w:t>
+      </w:r>
+      <w:r>
+        <w:rPr>
+          <w:rFonts w:asciiTheme="majorBidi" w:eastAsia="Times New Roman" w:hAnsiTheme="majorBidi" w:cs="Times New Roman" w:hint="cs"/>
+          <w:rtl/>
+        </w:rPr>
+        <w:t>כל</w:t>
+      </w:r>
+      <w:r>
+        <w:rPr>
+          <w:rFonts w:asciiTheme="majorBidi" w:eastAsia="Times New Roman" w:hAnsiTheme="majorBidi" w:cs="Times New Roman"/>
+          <w:rtl/>
+        </w:rPr>
+        <w:t xml:space="preserve"> </w:t>
+      </w:r>
+      <w:r>
+        <w:rPr>
+          <w:rFonts w:asciiTheme="majorBidi" w:eastAsia="Times New Roman" w:hAnsiTheme="majorBidi" w:cs="Times New Roman" w:hint="cs"/>
+          <w:rtl/>
+        </w:rPr>
+        <w:t>זמן</w:t>
+      </w:r>
+      <w:r>
+        <w:rPr>
+          <w:rFonts w:asciiTheme="majorBidi" w:eastAsia="Times New Roman" w:hAnsiTheme="majorBidi" w:cstheme="majorBidi"/>
+        </w:rPr>
+        <w:t xml:space="preserve"> the </w:t>
+      </w:r>
+      <w:r>
+        <w:rPr>
+          <w:rFonts w:asciiTheme="majorBidi" w:eastAsia="Times New Roman" w:hAnsiTheme="majorBidi" w:cstheme="majorBidi"/>
+          <w:rtl/>
+        </w:rPr>
+        <w:t>נשמה</w:t>
+      </w:r>
+      <w:r>
+        <w:rPr>
+          <w:rFonts w:asciiTheme="majorBidi" w:eastAsia="Times New Roman" w:hAnsiTheme="majorBidi" w:cstheme="majorBidi"/>
+        </w:rPr>
+        <w:t xml:space="preserve"> is connected to the </w:t>
+      </w:r>
+      <w:r>
+        <w:rPr>
+          <w:rFonts w:asciiTheme="majorBidi" w:eastAsia="Times New Roman" w:hAnsiTheme="majorBidi" w:cstheme="majorBidi"/>
+          <w:rtl/>
+        </w:rPr>
+        <w:t>חומר</w:t>
+      </w:r>
+      <w:r>
+        <w:rPr>
+          <w:rFonts w:asciiTheme="majorBidi" w:eastAsia="Times New Roman" w:hAnsiTheme="majorBidi" w:cstheme="majorBidi"/>
+        </w:rPr>
+        <w:t xml:space="preserve"> we have no idea how the </w:t>
+      </w:r>
+      <w:r>
+        <w:rPr>
+          <w:rFonts w:asciiTheme="majorBidi" w:eastAsia="Times New Roman" w:hAnsiTheme="majorBidi" w:cstheme="majorBidi"/>
+          <w:rtl/>
+        </w:rPr>
+        <w:t>נשמה</w:t>
+      </w:r>
+      <w:r>
+        <w:rPr>
+          <w:rFonts w:asciiTheme="majorBidi" w:eastAsia="Times New Roman" w:hAnsiTheme="majorBidi" w:cstheme="majorBidi"/>
+        </w:rPr>
+        <w:t xml:space="preserve"> alone can find this tremendous tremendous pleasure because we relate to the </w:t>
+      </w:r>
+      <w:r>
+        <w:rPr>
+          <w:rFonts w:asciiTheme="majorBidi" w:eastAsia="Times New Roman" w:hAnsiTheme="majorBidi" w:cstheme="majorBidi"/>
+          <w:rtl/>
+        </w:rPr>
+        <w:t>נשמה</w:t>
+      </w:r>
+      <w:r>
+        <w:rPr>
+          <w:rFonts w:asciiTheme="majorBidi" w:eastAsia="Times New Roman" w:hAnsiTheme="majorBidi" w:cstheme="majorBidi"/>
+        </w:rPr>
+        <w:t xml:space="preserve"> as a </w:t>
+      </w:r>
+      <w:r>
+        <w:rPr>
+          <w:rFonts w:asciiTheme="majorBidi" w:eastAsia="Times New Roman" w:hAnsiTheme="majorBidi" w:cstheme="majorBidi"/>
+          <w:rtl/>
+        </w:rPr>
+        <w:t>נשמה</w:t>
+      </w:r>
+      <w:r>
+        <w:rPr>
+          <w:rFonts w:asciiTheme="majorBidi" w:eastAsia="Times New Roman" w:hAnsiTheme="majorBidi" w:cstheme="majorBidi"/>
+        </w:rPr>
+        <w:t xml:space="preserve"> while it's connected to our </w:t>
+      </w:r>
+      <w:r>
+        <w:rPr>
+          <w:rFonts w:asciiTheme="majorBidi" w:eastAsia="Times New Roman" w:hAnsiTheme="majorBidi" w:cstheme="majorBidi"/>
+          <w:rtl/>
+        </w:rPr>
+        <w:t>גוף</w:t>
+      </w:r>
+      <w:r>
+        <w:rPr>
+          <w:rFonts w:asciiTheme="majorBidi" w:eastAsia="Times New Roman" w:hAnsiTheme="majorBidi" w:cstheme="majorBidi"/>
+        </w:rPr>
+        <w:t>,</w:t>
+      </w:r>
+      <w:r>
+        <w:rPr>
+          <w:rFonts w:asciiTheme="majorBidi" w:eastAsia="Times New Roman" w:hAnsiTheme="majorBidi" w:cstheme="majorBidi"/>
+        </w:rPr>
+        <w:t xml:space="preserve"> that is our </w:t>
+      </w:r>
+      <w:r>
+        <w:rPr>
+          <w:rFonts w:asciiTheme="majorBidi" w:eastAsia="Times New Roman" w:hAnsiTheme="majorBidi" w:cstheme="majorBidi"/>
+          <w:rtl/>
+        </w:rPr>
+        <w:t xml:space="preserve">השגה </w:t>
+      </w:r>
+      <w:r>
+        <w:rPr>
+          <w:rFonts w:asciiTheme="majorBidi" w:eastAsia="Times New Roman" w:hAnsiTheme="majorBidi" w:cstheme="majorBidi"/>
+        </w:rPr>
+        <w:t xml:space="preserve"> neshama-</w:t>
+      </w:r>
+      <w:r>
+        <w:rPr>
+          <w:rFonts w:asciiTheme="majorBidi" w:eastAsia="Times New Roman" w:hAnsiTheme="majorBidi" w:cstheme="majorBidi"/>
+        </w:rPr>
+        <w:t>wise</w:t>
+      </w:r>
+      <w:r>
+        <w:rPr>
+          <w:rFonts w:asciiTheme="majorBidi" w:eastAsia="Times New Roman" w:hAnsiTheme="majorBidi" w:cstheme="majorBidi"/>
+        </w:rPr>
+        <w:t>,</w:t>
+      </w:r>
+      <w:r>
+        <w:rPr>
+          <w:rFonts w:asciiTheme="majorBidi" w:eastAsia="Times New Roman" w:hAnsiTheme="majorBidi" w:cstheme="majorBidi"/>
+        </w:rPr>
+        <w:t xml:space="preserve"> and therefore we cannot even imagine and begin to fathom even scratch the surface of how a </w:t>
+      </w:r>
+      <w:r>
+        <w:rPr>
+          <w:rFonts w:asciiTheme="majorBidi" w:eastAsia="Times New Roman" w:hAnsiTheme="majorBidi" w:cstheme="majorBidi"/>
+          <w:rtl/>
+        </w:rPr>
+        <w:t>נשמה</w:t>
+      </w:r>
+      <w:r>
+        <w:rPr>
+          <w:rFonts w:asciiTheme="majorBidi" w:eastAsia="Times New Roman" w:hAnsiTheme="majorBidi" w:cstheme="majorBidi"/>
+        </w:rPr>
+        <w:t xml:space="preserve"> feels when the </w:t>
+      </w:r>
+      <w:r>
+        <w:rPr>
+          <w:rFonts w:asciiTheme="majorBidi" w:eastAsia="Times New Roman" w:hAnsiTheme="majorBidi" w:cstheme="majorBidi"/>
+          <w:rtl/>
+        </w:rPr>
+        <w:t>נשמה</w:t>
+      </w:r>
+      <w:r>
+        <w:rPr>
+          <w:rFonts w:asciiTheme="majorBidi" w:eastAsia="Times New Roman" w:hAnsiTheme="majorBidi" w:cstheme="majorBidi"/>
+        </w:rPr>
+        <w:t xml:space="preserve"> is totally divorced from the </w:t>
+      </w:r>
+      <w:r>
+        <w:rPr>
+          <w:rFonts w:asciiTheme="majorBidi" w:eastAsia="Times New Roman" w:hAnsiTheme="majorBidi" w:cstheme="majorBidi"/>
+          <w:rtl/>
+        </w:rPr>
+        <w:t>גוף</w:t>
+      </w:r>
+      <w:r>
+        <w:rPr>
+          <w:rFonts w:asciiTheme="majorBidi" w:eastAsia="Times New Roman" w:hAnsiTheme="majorBidi" w:cstheme="majorBidi"/>
+        </w:rPr>
+        <w:t>,</w:t>
+      </w:r>
+      <w:r>
+        <w:rPr>
+          <w:rFonts w:asciiTheme="majorBidi" w:eastAsia="Times New Roman" w:hAnsiTheme="majorBidi" w:cstheme="majorBidi"/>
+        </w:rPr>
+        <w:t xml:space="preserve"> and to realize the tremendous pleasure that the </w:t>
+      </w:r>
+      <w:r>
+        <w:rPr>
+          <w:rFonts w:asciiTheme="majorBidi" w:eastAsia="Times New Roman" w:hAnsiTheme="majorBidi" w:cstheme="majorBidi"/>
+          <w:rtl/>
+        </w:rPr>
+        <w:t>נשמה</w:t>
+      </w:r>
+      <w:r>
+        <w:rPr>
+          <w:rFonts w:asciiTheme="majorBidi" w:eastAsia="Times New Roman" w:hAnsiTheme="majorBidi" w:cstheme="majorBidi"/>
+        </w:rPr>
+        <w:t xml:space="preserve"> can receive in </w:t>
+      </w:r>
+      <w:r>
+        <w:rPr>
+          <w:rFonts w:asciiTheme="majorBidi" w:eastAsia="Times New Roman" w:hAnsiTheme="majorBidi" w:cstheme="majorBidi"/>
+          <w:rtl/>
+        </w:rPr>
+        <w:t>עולם הבא</w:t>
+      </w:r>
+      <w:r>
+        <w:rPr>
+          <w:rFonts w:asciiTheme="majorBidi" w:eastAsia="Times New Roman" w:hAnsiTheme="majorBidi" w:cstheme="majorBidi"/>
+        </w:rPr>
+        <w:t>.</w:t>
+      </w:r>
+      <w:r>
+        <w:rPr>
+          <w:rFonts w:asciiTheme="majorBidi" w:eastAsia="Times New Roman" w:hAnsiTheme="majorBidi" w:cstheme="majorBidi"/>
+        </w:rPr>
+        <w:t xml:space="preserve"> </w:t>
+      </w:r>
+      <w:r>
+        <w:rPr>
+          <w:rFonts w:asciiTheme="majorBidi" w:eastAsia="Times New Roman" w:hAnsiTheme="majorBidi" w:cstheme="majorBidi"/>
+        </w:rPr>
+        <w:t>A</w:t>
+      </w:r>
+      <w:r>
+        <w:rPr>
+          <w:rFonts w:asciiTheme="majorBidi" w:eastAsia="Times New Roman" w:hAnsiTheme="majorBidi" w:cstheme="majorBidi"/>
+        </w:rPr>
+        <w:t xml:space="preserve">nd it is for this very reason says the </w:t>
+      </w:r>
+      <w:r>
+        <w:rPr>
+          <w:rFonts w:asciiTheme="majorBidi" w:eastAsia="Times New Roman" w:hAnsiTheme="majorBidi" w:cstheme="majorBidi"/>
+          <w:rtl/>
+        </w:rPr>
+        <w:t xml:space="preserve">מלבי"ם </w:t>
       </w:r>
       <w:r>
         <w:rPr>
@@ -24165,19 +25225,96 @@
         </w:rPr>
         <w:t>:</w:t>
       </w:r>
-      <w:proofErr w:type="gramEnd"/>
-      <w:r>
-        <w:rPr>
-          <w:rFonts w:asciiTheme="majorBidi" w:eastAsia="Times New Roman" w:hAnsiTheme="majorBidi" w:cstheme="majorBidi"/>
-        </w:rPr>
-        <w:t xml:space="preserve"> </w:t>
-      </w:r>
-      <w:r>
-        <w:rPr>
-          <w:rFonts w:asciiTheme="majorBidi" w:eastAsia="Times New Roman" w:hAnsiTheme="majorBidi" w:cstheme="majorBidi"/>
-          <w:rtl/>
-        </w:rPr>
-        <w:t>רצה לומר</w:t>
+      <w:r>
+        <w:rPr>
+          <w:rFonts w:asciiTheme="majorBidi" w:eastAsia="Times New Roman" w:hAnsiTheme="majorBidi" w:cs="Times New Roman" w:hint="cs"/>
+          <w:rtl/>
+        </w:rPr>
+        <w:t>וע</w:t>
+      </w:r>
+      <w:r>
+        <w:rPr>
+          <w:rFonts w:asciiTheme="majorBidi" w:eastAsia="Times New Roman" w:hAnsiTheme="majorBidi" w:cs="Times New Roman"/>
+          <w:rtl/>
+        </w:rPr>
+        <w:t>"</w:t>
+      </w:r>
+      <w:r>
+        <w:rPr>
+          <w:rFonts w:asciiTheme="majorBidi" w:eastAsia="Times New Roman" w:hAnsiTheme="majorBidi" w:cs="Times New Roman" w:hint="cs"/>
+          <w:rtl/>
+        </w:rPr>
+        <w:t>כ</w:t>
+      </w:r>
+      <w:r>
+        <w:rPr>
+          <w:rFonts w:asciiTheme="majorBidi" w:eastAsia="Times New Roman" w:hAnsiTheme="majorBidi" w:cs="Times New Roman"/>
+          <w:rtl/>
+        </w:rPr>
+        <w:t xml:space="preserve"> </w:t>
+      </w:r>
+      <w:r>
+        <w:rPr>
+          <w:rFonts w:asciiTheme="majorBidi" w:eastAsia="Times New Roman" w:hAnsiTheme="majorBidi" w:cs="Times New Roman" w:hint="cs"/>
+          <w:rtl/>
+        </w:rPr>
+        <w:t>החריש</w:t>
+      </w:r>
+      <w:r>
+        <w:rPr>
+          <w:rFonts w:asciiTheme="majorBidi" w:eastAsia="Times New Roman" w:hAnsiTheme="majorBidi" w:cs="Times New Roman"/>
+          <w:rtl/>
+        </w:rPr>
+        <w:t xml:space="preserve"> </w:t>
+      </w:r>
+      <w:r>
+        <w:rPr>
+          <w:rFonts w:asciiTheme="majorBidi" w:eastAsia="Times New Roman" w:hAnsiTheme="majorBidi" w:cs="Times New Roman" w:hint="cs"/>
+          <w:rtl/>
+        </w:rPr>
+        <w:t>בתורה</w:t>
+      </w:r>
+      <w:r>
+        <w:rPr>
+          <w:rFonts w:asciiTheme="majorBidi" w:eastAsia="Times New Roman" w:hAnsiTheme="majorBidi" w:cs="Times New Roman"/>
+          <w:rtl/>
+        </w:rPr>
+        <w:t xml:space="preserve"> </w:t>
+      </w:r>
+      <w:r>
+        <w:rPr>
+          <w:rFonts w:asciiTheme="majorBidi" w:eastAsia="Times New Roman" w:hAnsiTheme="majorBidi" w:cs="Times New Roman" w:hint="cs"/>
+          <w:rtl/>
+        </w:rPr>
+        <w:t>מיעודי</w:t>
+      </w:r>
+      <w:r>
+        <w:rPr>
+          <w:rFonts w:asciiTheme="majorBidi" w:eastAsia="Times New Roman" w:hAnsiTheme="majorBidi" w:cs="Times New Roman"/>
+          <w:rtl/>
+        </w:rPr>
+        <w:t xml:space="preserve"> </w:t>
+      </w:r>
+      <w:r>
+        <w:rPr>
+          <w:rFonts w:asciiTheme="majorBidi" w:eastAsia="Times New Roman" w:hAnsiTheme="majorBidi" w:cs="Times New Roman" w:hint="cs"/>
+          <w:rtl/>
+        </w:rPr>
+        <w:t>עוה</w:t>
+      </w:r>
+      <w:r>
+        <w:rPr>
+          <w:rFonts w:asciiTheme="majorBidi" w:eastAsia="Times New Roman" w:hAnsiTheme="majorBidi" w:cs="Times New Roman"/>
+          <w:rtl/>
+        </w:rPr>
+        <w:t>"</w:t>
+      </w:r>
+      <w:r>
+        <w:rPr>
+          <w:rFonts w:asciiTheme="majorBidi" w:eastAsia="Times New Roman" w:hAnsiTheme="majorBidi" w:cs="Times New Roman" w:hint="cs"/>
+          <w:rtl/>
+        </w:rPr>
+        <w:t>ב</w:t>
       </w:r>
       <w:r>
         <w:rPr>
@@ -24189,20 +25326,7 @@
         <w:rPr>
           <w:rFonts w:asciiTheme="majorBidi" w:eastAsia="Times New Roman" w:hAnsiTheme="majorBidi" w:cstheme="majorBidi"/>
         </w:rPr>
-        <w:t xml:space="preserve">the intent of this </w:t>
-      </w:r>
-      <w:r>
-        <w:rPr>
-          <w:rFonts w:asciiTheme="majorBidi" w:eastAsia="Times New Roman" w:hAnsiTheme="majorBidi" w:cstheme="majorBidi"/>
-          <w:rtl/>
-        </w:rPr>
-        <w:t>חז"ל</w:t>
-      </w:r>
-      <w:r>
-        <w:rPr>
-          <w:rFonts w:asciiTheme="majorBidi" w:eastAsia="Times New Roman" w:hAnsiTheme="majorBidi" w:cstheme="majorBidi"/>
-        </w:rPr>
-        <w:t xml:space="preserve"> is</w:t>
+        <w:t>that's why</w:t>
       </w:r>
       <w:r>
         <w:rPr>
@@ -24214,7 +25338,86 @@
         <w:rPr>
           <w:rFonts w:asciiTheme="majorBidi" w:eastAsia="Times New Roman" w:hAnsiTheme="majorBidi" w:cstheme="majorBidi"/>
         </w:rPr>
-        <w:t xml:space="preserve"> because I want you to know</w:t>
+        <w:t xml:space="preserve"> this is the reason that we find that the </w:t>
+      </w:r>
+      <w:r>
+        <w:rPr>
+          <w:rFonts w:asciiTheme="majorBidi" w:eastAsia="Times New Roman" w:hAnsiTheme="majorBidi" w:cstheme="majorBidi"/>
+          <w:rtl/>
+        </w:rPr>
+        <w:t>תורה בכלל</w:t>
+      </w:r>
+      <w:r>
+        <w:rPr>
+          <w:rFonts w:asciiTheme="majorBidi" w:eastAsia="Times New Roman" w:hAnsiTheme="majorBidi" w:cstheme="majorBidi"/>
+        </w:rPr>
+        <w:t xml:space="preserve"> does not talk about</w:t>
+      </w:r>
+      <w:r>
+        <w:rPr>
+          <w:rFonts w:asciiTheme="majorBidi" w:eastAsia="Times New Roman" w:hAnsiTheme="majorBidi" w:cstheme="majorBidi"/>
+        </w:rPr>
+        <w:t xml:space="preserve"> </w:t>
+      </w:r>
+      <w:r>
+        <w:rPr>
+          <w:rFonts w:asciiTheme="majorBidi" w:eastAsia="Times New Roman" w:hAnsiTheme="majorBidi" w:cstheme="majorBidi"/>
+          <w:rtl/>
+        </w:rPr>
+        <w:t>עולם הבא</w:t>
+      </w:r>
+      <w:r>
+        <w:rPr>
+          <w:rFonts w:asciiTheme="majorBidi" w:eastAsia="Times New Roman" w:hAnsiTheme="majorBidi" w:cstheme="majorBidi"/>
+        </w:rPr>
+        <w:t>, about</w:t>
+      </w:r>
+      <w:r>
+        <w:rPr>
+          <w:rFonts w:asciiTheme="majorBidi" w:eastAsia="Times New Roman" w:hAnsiTheme="majorBidi" w:cstheme="majorBidi"/>
+        </w:rPr>
+        <w:t xml:space="preserve"> promising</w:t>
+      </w:r>
+      <w:r>
+        <w:rPr>
+          <w:rFonts w:asciiTheme="majorBidi" w:eastAsia="Times New Roman" w:hAnsiTheme="majorBidi" w:cstheme="majorBidi"/>
+        </w:rPr>
+        <w:t xml:space="preserve"> </w:t>
+      </w:r>
+      <w:r>
+        <w:rPr>
+          <w:rFonts w:asciiTheme="majorBidi" w:eastAsia="Times New Roman" w:hAnsiTheme="majorBidi" w:cs="Times New Roman" w:hint="cs"/>
+          <w:rtl/>
+        </w:rPr>
+        <w:t>שכר</w:t>
+      </w:r>
+      <w:r>
+        <w:rPr>
+          <w:rFonts w:asciiTheme="majorBidi" w:eastAsia="Times New Roman" w:hAnsiTheme="majorBidi" w:cs="Times New Roman"/>
+          <w:rtl/>
+        </w:rPr>
+        <w:t xml:space="preserve"> </w:t>
+      </w:r>
+      <w:r>
+        <w:rPr>
+          <w:rFonts w:asciiTheme="majorBidi" w:eastAsia="Times New Roman" w:hAnsiTheme="majorBidi" w:cs="Times New Roman" w:hint="cs"/>
+          <w:rtl/>
+        </w:rPr>
+        <w:t>לעולם</w:t>
+      </w:r>
+      <w:r>
+        <w:rPr>
+          <w:rFonts w:asciiTheme="majorBidi" w:eastAsia="Times New Roman" w:hAnsiTheme="majorBidi" w:cs="Times New Roman"/>
+          <w:rtl/>
+        </w:rPr>
+        <w:t xml:space="preserve"> </w:t>
+      </w:r>
+      <w:r>
+        <w:rPr>
+          <w:rFonts w:asciiTheme="majorBidi" w:eastAsia="Times New Roman" w:hAnsiTheme="majorBidi" w:cs="Times New Roman" w:hint="cs"/>
+          <w:rtl/>
+        </w:rPr>
+        <w:t>הבא</w:t>
       </w:r>
       <w:r>
         <w:rPr>
@@ -24226,112 +25429,243 @@
         <w:rPr>
           <w:rFonts w:asciiTheme="majorBidi" w:eastAsia="Times New Roman" w:hAnsiTheme="majorBidi" w:cstheme="majorBidi"/>
         </w:rPr>
-        <w:t xml:space="preserve"> says</w:t>
-      </w:r>
-      <w:r>
-        <w:rPr>
-          <w:rFonts w:asciiTheme="majorBidi" w:eastAsia="Times New Roman" w:hAnsiTheme="majorBidi" w:cstheme="majorBidi"/>
-        </w:rPr>
-        <w:t xml:space="preserve"> the</w:t>
-      </w:r>
-      <w:r>
-        <w:rPr>
-          <w:rFonts w:asciiTheme="majorBidi" w:eastAsia="Times New Roman" w:hAnsiTheme="majorBidi" w:cstheme="majorBidi"/>
-        </w:rPr>
-        <w:t xml:space="preserve"> </w:t>
-      </w:r>
-      <w:r>
-        <w:rPr>
-          <w:rFonts w:asciiTheme="majorBidi" w:eastAsia="Times New Roman" w:hAnsiTheme="majorBidi" w:cstheme="majorBidi"/>
-          <w:rtl/>
-        </w:rPr>
-        <w:t>מלבי"ם</w:t>
-      </w:r>
-      <w:r>
-        <w:rPr>
-          <w:rFonts w:asciiTheme="majorBidi" w:eastAsia="Times New Roman" w:hAnsiTheme="majorBidi" w:cstheme="majorBidi"/>
+        <w:t xml:space="preserve"> </w:t>
+      </w:r>
+      <w:r>
+        <w:rPr>
+          <w:rFonts w:asciiTheme="majorBidi" w:eastAsia="Times New Roman" w:hAnsiTheme="majorBidi" w:cstheme="majorBidi"/>
+        </w:rPr>
+        <w:t xml:space="preserve">as we notice in the </w:t>
+      </w:r>
+      <w:r>
+        <w:rPr>
+          <w:rFonts w:asciiTheme="majorBidi" w:eastAsia="Times New Roman" w:hAnsiTheme="majorBidi" w:cstheme="majorBidi"/>
+          <w:rtl/>
+        </w:rPr>
+        <w:t>תורה</w:t>
+      </w:r>
+      <w:r>
+        <w:rPr>
+          <w:rFonts w:asciiTheme="majorBidi" w:eastAsia="Times New Roman" w:hAnsiTheme="majorBidi" w:cstheme="majorBidi"/>
+        </w:rPr>
+        <w:t xml:space="preserve"> when the </w:t>
+      </w:r>
+      <w:r>
+        <w:rPr>
+          <w:rFonts w:asciiTheme="majorBidi" w:eastAsia="Times New Roman" w:hAnsiTheme="majorBidi" w:cstheme="majorBidi"/>
+          <w:rtl/>
+        </w:rPr>
+        <w:t>תורה</w:t>
+      </w:r>
+      <w:r>
+        <w:rPr>
+          <w:rFonts w:asciiTheme="majorBidi" w:eastAsia="Times New Roman" w:hAnsiTheme="majorBidi" w:cstheme="majorBidi"/>
+        </w:rPr>
+        <w:t xml:space="preserve"> talks about</w:t>
+      </w:r>
+      <w:r>
+        <w:rPr>
+          <w:rFonts w:asciiTheme="majorBidi" w:eastAsia="Times New Roman" w:hAnsiTheme="majorBidi" w:cstheme="majorBidi"/>
+        </w:rPr>
+        <w:t xml:space="preserve"> </w:t>
+      </w:r>
+      <w:r>
+        <w:rPr>
+          <w:rFonts w:asciiTheme="majorBidi" w:eastAsia="Times New Roman" w:hAnsiTheme="majorBidi" w:cs="Times New Roman" w:hint="cs"/>
+          <w:rtl/>
+        </w:rPr>
+        <w:t>שכר</w:t>
+      </w:r>
+      <w:r>
+        <w:rPr>
+          <w:rFonts w:asciiTheme="majorBidi" w:eastAsia="Times New Roman" w:hAnsiTheme="majorBidi" w:cs="Times New Roman"/>
+        </w:rPr>
+        <w:t xml:space="preserve"> for</w:t>
+      </w:r>
+      <w:r>
+        <w:rPr>
+          <w:rFonts w:asciiTheme="majorBidi" w:eastAsia="Times New Roman" w:hAnsiTheme="majorBidi" w:cstheme="majorBidi"/>
+        </w:rPr>
+        <w:t xml:space="preserve"> </w:t>
+      </w:r>
+      <w:r>
+        <w:rPr>
+          <w:rFonts w:asciiTheme="majorBidi" w:eastAsia="Times New Roman" w:hAnsiTheme="majorBidi" w:cs="Times New Roman" w:hint="cs"/>
+          <w:rtl/>
+        </w:rPr>
+        <w:t>מצות</w:t>
+      </w:r>
+      <w:r>
+        <w:rPr>
+          <w:rFonts w:asciiTheme="majorBidi" w:eastAsia="Times New Roman" w:hAnsiTheme="majorBidi" w:cstheme="majorBidi"/>
+        </w:rPr>
+        <w:t xml:space="preserve"> </w:t>
+      </w:r>
+      <w:r>
+        <w:rPr>
+          <w:rFonts w:asciiTheme="majorBidi" w:eastAsia="Times New Roman" w:hAnsiTheme="majorBidi" w:cstheme="majorBidi"/>
+        </w:rPr>
+        <w:t xml:space="preserve">it </w:t>
+      </w:r>
+      <w:r>
+        <w:rPr>
+          <w:rFonts w:asciiTheme="majorBidi" w:eastAsia="Times New Roman" w:hAnsiTheme="majorBidi" w:cstheme="majorBidi"/>
+        </w:rPr>
+        <w:t>always talks about</w:t>
+      </w:r>
+      <w:r>
+        <w:rPr>
+          <w:rFonts w:asciiTheme="majorBidi" w:eastAsia="Times New Roman" w:hAnsiTheme="majorBidi" w:cstheme="majorBidi"/>
+        </w:rPr>
+        <w:t xml:space="preserve"> things </w:t>
+      </w:r>
+      <w:r>
+        <w:rPr>
+          <w:rFonts w:asciiTheme="majorBidi" w:eastAsia="Times New Roman" w:hAnsiTheme="majorBidi" w:cs="Times New Roman" w:hint="cs"/>
+          <w:rtl/>
+        </w:rPr>
+        <w:t>בנוגע</w:t>
+      </w:r>
+      <w:r>
+        <w:rPr>
+          <w:rFonts w:asciiTheme="majorBidi" w:eastAsia="Times New Roman" w:hAnsiTheme="majorBidi" w:cs="Times New Roman"/>
+          <w:rtl/>
+        </w:rPr>
+        <w:t xml:space="preserve"> </w:t>
+      </w:r>
+      <w:r>
+        <w:rPr>
+          <w:rFonts w:asciiTheme="majorBidi" w:eastAsia="Times New Roman" w:hAnsiTheme="majorBidi" w:cs="Times New Roman" w:hint="cs"/>
+          <w:rtl/>
+        </w:rPr>
+        <w:t>עולם</w:t>
+      </w:r>
+      <w:r>
+        <w:rPr>
+          <w:rFonts w:asciiTheme="majorBidi" w:eastAsia="Times New Roman" w:hAnsiTheme="majorBidi" w:cs="Times New Roman"/>
+          <w:rtl/>
+        </w:rPr>
+        <w:t xml:space="preserve"> </w:t>
+      </w:r>
+      <w:r>
+        <w:rPr>
+          <w:rFonts w:asciiTheme="majorBidi" w:eastAsia="Times New Roman" w:hAnsiTheme="majorBidi" w:cs="Times New Roman" w:hint="cs"/>
+          <w:rtl/>
+        </w:rPr>
+        <w:t>הזה</w:t>
+      </w:r>
+      <w:r>
+        <w:rPr>
+          <w:rFonts w:asciiTheme="majorBidi" w:eastAsia="Times New Roman" w:hAnsiTheme="majorBidi" w:cs="Times New Roman"/>
         </w:rPr>
         <w:t>,</w:t>
       </w:r>
       <w:r>
         <w:rPr>
-          <w:rFonts w:asciiTheme="majorBidi" w:eastAsia="Times New Roman" w:hAnsiTheme="majorBidi" w:cs="Times New Roman" w:hint="cs"/>
-          <w:rtl/>
-        </w:rPr>
-        <w:t>כי</w:t>
-      </w:r>
-      <w:r>
-        <w:rPr>
-          <w:rFonts w:asciiTheme="majorBidi" w:eastAsia="Times New Roman" w:hAnsiTheme="majorBidi" w:cs="Times New Roman"/>
-          <w:rtl/>
-        </w:rPr>
-        <w:t xml:space="preserve"> </w:t>
-      </w:r>
-      <w:r>
-        <w:rPr>
-          <w:rFonts w:asciiTheme="majorBidi" w:eastAsia="Times New Roman" w:hAnsiTheme="majorBidi" w:cs="Times New Roman" w:hint="cs"/>
-          <w:rtl/>
-        </w:rPr>
-        <w:t>תענוגי</w:t>
-      </w:r>
-      <w:r>
-        <w:rPr>
-          <w:rFonts w:asciiTheme="majorBidi" w:eastAsia="Times New Roman" w:hAnsiTheme="majorBidi" w:cs="Times New Roman"/>
-          <w:rtl/>
-        </w:rPr>
-        <w:t xml:space="preserve"> </w:t>
-      </w:r>
-      <w:r>
-        <w:rPr>
-          <w:rFonts w:asciiTheme="majorBidi" w:eastAsia="Times New Roman" w:hAnsiTheme="majorBidi" w:cs="Times New Roman" w:hint="cs"/>
-          <w:rtl/>
-        </w:rPr>
-        <w:t>העוה</w:t>
-      </w:r>
-      <w:r>
-        <w:rPr>
-          <w:rFonts w:asciiTheme="majorBidi" w:eastAsia="Times New Roman" w:hAnsiTheme="majorBidi" w:cs="Times New Roman"/>
-          <w:rtl/>
-        </w:rPr>
-        <w:t>"</w:t>
-      </w:r>
-      <w:r>
-        <w:rPr>
-          <w:rFonts w:asciiTheme="majorBidi" w:eastAsia="Times New Roman" w:hAnsiTheme="majorBidi" w:cs="Times New Roman" w:hint="cs"/>
-          <w:rtl/>
-        </w:rPr>
-        <w:t>ב</w:t>
-      </w:r>
-      <w:r>
-        <w:rPr>
-          <w:rFonts w:asciiTheme="majorBidi" w:eastAsia="Times New Roman" w:hAnsiTheme="majorBidi" w:cs="Times New Roman"/>
-          <w:rtl/>
-        </w:rPr>
-        <w:t xml:space="preserve"> </w:t>
-      </w:r>
-      <w:r>
-        <w:rPr>
-          <w:rFonts w:asciiTheme="majorBidi" w:eastAsia="Times New Roman" w:hAnsiTheme="majorBidi" w:cs="Times New Roman"/>
-        </w:rPr>
-        <w:t xml:space="preserve"> </w:t>
-      </w:r>
-      <w:r>
-        <w:rPr>
-          <w:rFonts w:asciiTheme="majorBidi" w:eastAsia="Times New Roman" w:hAnsiTheme="majorBidi" w:cstheme="majorBidi"/>
-        </w:rPr>
-        <w:t xml:space="preserve">- </w:t>
-      </w:r>
-      <w:r>
-        <w:rPr>
-          <w:rFonts w:asciiTheme="majorBidi" w:eastAsia="Times New Roman" w:hAnsiTheme="majorBidi" w:cstheme="majorBidi"/>
-        </w:rPr>
-        <w:t>because the pleasure o</w:t>
-      </w:r>
-      <w:r>
-        <w:rPr>
-          <w:rFonts w:asciiTheme="majorBidi" w:eastAsia="Times New Roman" w:hAnsiTheme="majorBidi" w:cstheme="majorBidi"/>
-        </w:rPr>
-        <w:t xml:space="preserve">f </w:t>
+          <w:rFonts w:asciiTheme="majorBidi" w:eastAsia="Times New Roman" w:hAnsiTheme="majorBidi" w:cstheme="majorBidi"/>
+        </w:rPr>
+        <w:t xml:space="preserve"> whether it's</w:t>
+      </w:r>
+      <w:r>
+        <w:rPr>
+          <w:rFonts w:asciiTheme="majorBidi" w:eastAsia="Times New Roman" w:hAnsiTheme="majorBidi" w:cstheme="majorBidi"/>
+        </w:rPr>
+        <w:t xml:space="preserve"> </w:t>
+      </w:r>
+      <w:r>
+        <w:rPr>
+          <w:rFonts w:asciiTheme="majorBidi" w:eastAsia="Times New Roman" w:hAnsiTheme="majorBidi" w:cs="Times New Roman" w:hint="cs"/>
+          <w:rtl/>
+        </w:rPr>
+        <w:t>אִם</w:t>
+      </w:r>
+      <w:r>
+        <w:rPr>
+          <w:rFonts w:asciiTheme="majorBidi" w:eastAsia="Times New Roman" w:hAnsiTheme="majorBidi" w:cs="Times New Roman"/>
+          <w:rtl/>
+        </w:rPr>
+        <w:t xml:space="preserve"> </w:t>
+      </w:r>
+      <w:r>
+        <w:rPr>
+          <w:rFonts w:asciiTheme="majorBidi" w:eastAsia="Times New Roman" w:hAnsiTheme="majorBidi" w:cs="Times New Roman" w:hint="cs"/>
+          <w:rtl/>
+        </w:rPr>
+        <w:t>בְּחֻקֹּתַי</w:t>
+      </w:r>
+      <w:r>
+        <w:rPr>
+          <w:rFonts w:asciiTheme="majorBidi" w:eastAsia="Times New Roman" w:hAnsiTheme="majorBidi" w:cs="Times New Roman"/>
+          <w:rtl/>
+        </w:rPr>
+        <w:t xml:space="preserve"> </w:t>
+      </w:r>
+      <w:r>
+        <w:rPr>
+          <w:rFonts w:asciiTheme="majorBidi" w:eastAsia="Times New Roman" w:hAnsiTheme="majorBidi" w:cs="Times New Roman" w:hint="cs"/>
+          <w:rtl/>
+        </w:rPr>
+        <w:t>תֵּלֵכוּ</w:t>
+      </w:r>
+      <w:r>
+        <w:rPr>
+          <w:rFonts w:asciiTheme="majorBidi" w:eastAsia="Times New Roman" w:hAnsiTheme="majorBidi" w:cs="Times New Roman"/>
+          <w:rtl/>
+        </w:rPr>
+        <w:t xml:space="preserve"> </w:t>
+      </w:r>
+      <w:r>
+        <w:rPr>
+          <w:rFonts w:asciiTheme="majorBidi" w:eastAsia="Times New Roman" w:hAnsiTheme="majorBidi" w:cs="Times New Roman" w:hint="cs"/>
+          <w:rtl/>
+        </w:rPr>
+        <w:t>וְנָתַתִּי</w:t>
+      </w:r>
+      <w:r>
+        <w:rPr>
+          <w:rFonts w:asciiTheme="majorBidi" w:eastAsia="Times New Roman" w:hAnsiTheme="majorBidi" w:cs="Times New Roman"/>
+          <w:rtl/>
+        </w:rPr>
+        <w:t xml:space="preserve"> </w:t>
+      </w:r>
+      <w:r>
+        <w:rPr>
+          <w:rFonts w:asciiTheme="majorBidi" w:eastAsia="Times New Roman" w:hAnsiTheme="majorBidi" w:cs="Times New Roman" w:hint="cs"/>
+          <w:rtl/>
+        </w:rPr>
+        <w:t>גִשְׁמֵיכֶם</w:t>
+      </w:r>
+      <w:r>
+        <w:rPr>
+          <w:rFonts w:asciiTheme="majorBidi" w:eastAsia="Times New Roman" w:hAnsiTheme="majorBidi" w:cs="Times New Roman"/>
+          <w:rtl/>
+        </w:rPr>
+        <w:t xml:space="preserve"> </w:t>
+      </w:r>
+      <w:r>
+        <w:rPr>
+          <w:rFonts w:asciiTheme="majorBidi" w:eastAsia="Times New Roman" w:hAnsiTheme="majorBidi" w:cs="Times New Roman" w:hint="cs"/>
+          <w:rtl/>
+        </w:rPr>
+        <w:t>בְּעִתָּם</w:t>
+      </w:r>
+      <w:r>
+        <w:rPr>
+          <w:rFonts w:asciiTheme="majorBidi" w:eastAsia="Times New Roman" w:hAnsiTheme="majorBidi" w:cs="Times New Roman"/>
+        </w:rPr>
+        <w:t>,</w:t>
+      </w:r>
+      <w:r>
+        <w:rPr>
+          <w:rFonts w:asciiTheme="majorBidi" w:eastAsia="Times New Roman" w:hAnsiTheme="majorBidi" w:cstheme="majorBidi"/>
+        </w:rPr>
+        <w:t xml:space="preserve"> </w:t>
+      </w:r>
+      <w:r>
+        <w:rPr>
+          <w:rFonts w:asciiTheme="majorBidi" w:eastAsia="Times New Roman" w:hAnsiTheme="majorBidi" w:cstheme="majorBidi"/>
+        </w:rPr>
+        <w:t xml:space="preserve">again </w:t>
       </w:r>
       <w:r>
         <w:rPr>
@@ -24352,7 +25686,7 @@
           <w:rFonts w:asciiTheme="majorBidi" w:eastAsia="Times New Roman" w:hAnsiTheme="majorBidi" w:cs="Times New Roman" w:hint="cs"/>
           <w:rtl/>
         </w:rPr>
-        <w:t>הבא</w:t>
+        <w:t>הזה</w:t>
       </w:r>
       <w:r>
         <w:rPr>
@@ -24368,1349 +25702,15 @@
       </w:r>
       <w:r>
         <w:rPr>
-          <w:rFonts w:asciiTheme="majorBidi" w:eastAsia="Times New Roman" w:hAnsiTheme="majorBidi" w:cs="Times New Roman" w:hint="cs"/>
-          <w:rtl/>
-        </w:rPr>
-        <w:t>א</w:t>
-      </w:r>
-      <w:r>
-        <w:rPr>
-          <w:rFonts w:asciiTheme="majorBidi" w:eastAsia="Times New Roman" w:hAnsiTheme="majorBidi" w:cs="Times New Roman"/>
-          <w:rtl/>
-        </w:rPr>
-        <w:t>"</w:t>
-      </w:r>
-      <w:r>
-        <w:rPr>
-          <w:rFonts w:asciiTheme="majorBidi" w:eastAsia="Times New Roman" w:hAnsiTheme="majorBidi" w:cs="Times New Roman" w:hint="cs"/>
-          <w:rtl/>
-        </w:rPr>
-        <w:t>א</w:t>
-      </w:r>
-      <w:r>
-        <w:rPr>
-          <w:rFonts w:asciiTheme="majorBidi" w:eastAsia="Times New Roman" w:hAnsiTheme="majorBidi" w:cs="Times New Roman"/>
-          <w:rtl/>
-        </w:rPr>
-        <w:t xml:space="preserve"> </w:t>
-      </w:r>
-      <w:r>
-        <w:rPr>
-          <w:rFonts w:asciiTheme="majorBidi" w:eastAsia="Times New Roman" w:hAnsiTheme="majorBidi" w:cs="Times New Roman" w:hint="cs"/>
-          <w:rtl/>
-        </w:rPr>
-        <w:t>שישיג</w:t>
-      </w:r>
-      <w:r>
-        <w:rPr>
-          <w:rFonts w:asciiTheme="majorBidi" w:eastAsia="Times New Roman" w:hAnsiTheme="majorBidi" w:cs="Times New Roman"/>
-          <w:rtl/>
-        </w:rPr>
-        <w:t xml:space="preserve"> </w:t>
-      </w:r>
-      <w:r>
-        <w:rPr>
-          <w:rFonts w:asciiTheme="majorBidi" w:eastAsia="Times New Roman" w:hAnsiTheme="majorBidi" w:cs="Times New Roman" w:hint="cs"/>
-          <w:rtl/>
-        </w:rPr>
-        <w:t>האדם</w:t>
-      </w:r>
-      <w:r>
-        <w:rPr>
-          <w:rFonts w:asciiTheme="majorBidi" w:eastAsia="Times New Roman" w:hAnsiTheme="majorBidi" w:cs="Times New Roman"/>
-          <w:rtl/>
-        </w:rPr>
-        <w:t xml:space="preserve"> </w:t>
-      </w:r>
-      <w:r>
-        <w:rPr>
-          <w:rFonts w:asciiTheme="majorBidi" w:eastAsia="Times New Roman" w:hAnsiTheme="majorBidi" w:cs="Times New Roman" w:hint="cs"/>
-          <w:rtl/>
-        </w:rPr>
-        <w:t>בחיים</w:t>
-      </w:r>
-      <w:r>
-        <w:rPr>
-          <w:rFonts w:asciiTheme="majorBidi" w:eastAsia="Times New Roman" w:hAnsiTheme="majorBidi" w:cstheme="majorBidi"/>
-        </w:rPr>
-        <w:t xml:space="preserve"> </w:t>
-      </w:r>
-      <w:r>
-        <w:rPr>
-          <w:rFonts w:asciiTheme="majorBidi" w:eastAsia="Times New Roman" w:hAnsiTheme="majorBidi" w:cstheme="majorBidi"/>
-        </w:rPr>
-        <w:t xml:space="preserve">- on this world, </w:t>
-      </w:r>
-      <w:r>
-        <w:rPr>
-          <w:rFonts w:asciiTheme="majorBidi" w:eastAsia="Times New Roman" w:hAnsiTheme="majorBidi" w:cstheme="majorBidi"/>
-        </w:rPr>
-        <w:t xml:space="preserve">we have no </w:t>
-      </w:r>
-      <w:r>
-        <w:rPr>
-          <w:rFonts w:asciiTheme="majorBidi" w:eastAsia="Times New Roman" w:hAnsiTheme="majorBidi" w:cstheme="majorBidi"/>
-          <w:rtl/>
-        </w:rPr>
-        <w:t>השגה</w:t>
-      </w:r>
-      <w:r>
-        <w:rPr>
-          <w:rFonts w:asciiTheme="majorBidi" w:eastAsia="Times New Roman" w:hAnsiTheme="majorBidi" w:cstheme="majorBidi"/>
-        </w:rPr>
-        <w:t xml:space="preserve"> whatsoever</w:t>
-      </w:r>
-      <w:r>
-        <w:rPr>
-          <w:rFonts w:asciiTheme="majorBidi" w:eastAsia="Times New Roman" w:hAnsiTheme="majorBidi" w:cstheme="majorBidi"/>
-        </w:rPr>
-        <w:t>,</w:t>
-      </w:r>
-      <w:r>
-        <w:rPr>
-          <w:rFonts w:asciiTheme="majorBidi" w:eastAsia="Times New Roman" w:hAnsiTheme="majorBidi" w:cstheme="majorBidi"/>
-        </w:rPr>
-        <w:t xml:space="preserve"> we cannot understand</w:t>
-      </w:r>
-      <w:r>
-        <w:rPr>
-          <w:rFonts w:asciiTheme="majorBidi" w:eastAsia="Times New Roman" w:hAnsiTheme="majorBidi" w:cstheme="majorBidi"/>
-        </w:rPr>
-        <w:t>,</w:t>
-      </w:r>
-      <w:r>
-        <w:rPr>
-          <w:rFonts w:asciiTheme="majorBidi" w:eastAsia="Times New Roman" w:hAnsiTheme="majorBidi" w:cstheme="majorBidi"/>
-        </w:rPr>
-        <w:t xml:space="preserve"> we cannot comprehend</w:t>
-      </w:r>
-      <w:r>
-        <w:rPr>
-          <w:rFonts w:asciiTheme="majorBidi" w:eastAsia="Times New Roman" w:hAnsiTheme="majorBidi" w:cstheme="majorBidi"/>
-        </w:rPr>
-        <w:t>,</w:t>
-      </w:r>
-      <w:r>
-        <w:rPr>
-          <w:rFonts w:asciiTheme="majorBidi" w:eastAsia="Times New Roman" w:hAnsiTheme="majorBidi" w:cstheme="majorBidi"/>
-        </w:rPr>
-        <w:t xml:space="preserve"> we cannot relate to the idea of the immense</w:t>
-      </w:r>
-      <w:r>
-        <w:rPr>
-          <w:rFonts w:asciiTheme="majorBidi" w:eastAsia="Times New Roman" w:hAnsiTheme="majorBidi" w:cstheme="majorBidi"/>
-        </w:rPr>
-        <w:t>,</w:t>
-      </w:r>
-      <w:r>
-        <w:rPr>
-          <w:rFonts w:asciiTheme="majorBidi" w:eastAsia="Times New Roman" w:hAnsiTheme="majorBidi" w:cstheme="majorBidi"/>
-        </w:rPr>
-        <w:t xml:space="preserve"> immense</w:t>
-      </w:r>
-      <w:r>
-        <w:rPr>
-          <w:rFonts w:asciiTheme="majorBidi" w:eastAsia="Times New Roman" w:hAnsiTheme="majorBidi" w:cstheme="majorBidi"/>
-        </w:rPr>
-        <w:t>,</w:t>
-      </w:r>
-      <w:r>
-        <w:rPr>
-          <w:rFonts w:asciiTheme="majorBidi" w:eastAsia="Times New Roman" w:hAnsiTheme="majorBidi" w:cstheme="majorBidi"/>
-        </w:rPr>
-        <w:t xml:space="preserve"> tremendous</w:t>
-      </w:r>
-      <w:r>
-        <w:rPr>
-          <w:rFonts w:asciiTheme="majorBidi" w:eastAsia="Times New Roman" w:hAnsiTheme="majorBidi" w:cstheme="majorBidi"/>
-        </w:rPr>
-        <w:t>,</w:t>
-      </w:r>
-      <w:r>
-        <w:rPr>
-          <w:rFonts w:asciiTheme="majorBidi" w:eastAsia="Times New Roman" w:hAnsiTheme="majorBidi" w:cstheme="majorBidi"/>
-        </w:rPr>
-        <w:t xml:space="preserve"> tremendous pleasures of </w:t>
-      </w:r>
-      <w:r>
-        <w:rPr>
-          <w:rFonts w:asciiTheme="majorBidi" w:eastAsia="Times New Roman" w:hAnsiTheme="majorBidi" w:cstheme="majorBidi"/>
-          <w:rtl/>
-        </w:rPr>
-        <w:t>עולם הבא</w:t>
-      </w:r>
-      <w:r>
-        <w:rPr>
-          <w:rFonts w:asciiTheme="majorBidi" w:eastAsia="Times New Roman" w:hAnsiTheme="majorBidi" w:cstheme="majorBidi"/>
-        </w:rPr>
-        <w:t xml:space="preserve">. </w:t>
-      </w:r>
-      <w:r>
-        <w:rPr>
-          <w:rFonts w:asciiTheme="majorBidi" w:eastAsia="Times New Roman" w:hAnsiTheme="majorBidi" w:cs="Times New Roman" w:hint="cs"/>
-          <w:rtl/>
-        </w:rPr>
-        <w:t>כי</w:t>
-      </w:r>
-      <w:r>
-        <w:rPr>
-          <w:rFonts w:asciiTheme="majorBidi" w:eastAsia="Times New Roman" w:hAnsiTheme="majorBidi" w:cs="Times New Roman"/>
-          <w:rtl/>
-        </w:rPr>
-        <w:t xml:space="preserve"> </w:t>
-      </w:r>
-      <w:r>
-        <w:rPr>
-          <w:rFonts w:asciiTheme="majorBidi" w:eastAsia="Times New Roman" w:hAnsiTheme="majorBidi" w:cs="Times New Roman" w:hint="cs"/>
-          <w:rtl/>
-        </w:rPr>
-        <w:t>בעוד</w:t>
-      </w:r>
-      <w:r>
-        <w:rPr>
-          <w:rFonts w:asciiTheme="majorBidi" w:eastAsia="Times New Roman" w:hAnsiTheme="majorBidi" w:cs="Times New Roman"/>
-          <w:rtl/>
-        </w:rPr>
-        <w:t xml:space="preserve"> </w:t>
-      </w:r>
-      <w:r>
-        <w:rPr>
-          <w:rFonts w:asciiTheme="majorBidi" w:eastAsia="Times New Roman" w:hAnsiTheme="majorBidi" w:cs="Times New Roman" w:hint="cs"/>
-          <w:rtl/>
-        </w:rPr>
-        <w:t>הנפש</w:t>
-      </w:r>
-      <w:r>
-        <w:rPr>
-          <w:rFonts w:asciiTheme="majorBidi" w:eastAsia="Times New Roman" w:hAnsiTheme="majorBidi" w:cs="Times New Roman"/>
-          <w:rtl/>
-        </w:rPr>
-        <w:t xml:space="preserve"> </w:t>
-      </w:r>
-      <w:r>
-        <w:rPr>
-          <w:rFonts w:asciiTheme="majorBidi" w:eastAsia="Times New Roman" w:hAnsiTheme="majorBidi" w:cs="Times New Roman" w:hint="cs"/>
-          <w:rtl/>
-        </w:rPr>
-        <w:t>קשורה</w:t>
-      </w:r>
-      <w:r>
-        <w:rPr>
-          <w:rFonts w:asciiTheme="majorBidi" w:eastAsia="Times New Roman" w:hAnsiTheme="majorBidi" w:cs="Times New Roman"/>
-          <w:rtl/>
-        </w:rPr>
-        <w:t xml:space="preserve"> </w:t>
-      </w:r>
-      <w:r>
-        <w:rPr>
-          <w:rFonts w:asciiTheme="majorBidi" w:eastAsia="Times New Roman" w:hAnsiTheme="majorBidi" w:cs="Times New Roman" w:hint="cs"/>
-          <w:rtl/>
-        </w:rPr>
-        <w:t>בחומר</w:t>
-      </w:r>
-      <w:r>
-        <w:rPr>
-          <w:rFonts w:asciiTheme="majorBidi" w:eastAsia="Times New Roman" w:hAnsiTheme="majorBidi" w:cstheme="majorBidi"/>
-        </w:rPr>
-        <w:t xml:space="preserve"> </w:t>
-      </w:r>
-      <w:r>
-        <w:rPr>
-          <w:rFonts w:asciiTheme="majorBidi" w:eastAsia="Times New Roman" w:hAnsiTheme="majorBidi" w:cstheme="majorBidi"/>
-        </w:rPr>
-        <w:t xml:space="preserve">- because </w:t>
-      </w:r>
-      <w:r>
-        <w:rPr>
-          <w:rFonts w:asciiTheme="majorBidi" w:eastAsia="Times New Roman" w:hAnsiTheme="majorBidi" w:cs="Times New Roman" w:hint="cs"/>
-          <w:rtl/>
-        </w:rPr>
-        <w:t>כל</w:t>
-      </w:r>
-      <w:r>
-        <w:rPr>
-          <w:rFonts w:asciiTheme="majorBidi" w:eastAsia="Times New Roman" w:hAnsiTheme="majorBidi" w:cs="Times New Roman"/>
-          <w:rtl/>
-        </w:rPr>
-        <w:t xml:space="preserve"> </w:t>
-      </w:r>
-      <w:r>
-        <w:rPr>
-          <w:rFonts w:asciiTheme="majorBidi" w:eastAsia="Times New Roman" w:hAnsiTheme="majorBidi" w:cs="Times New Roman" w:hint="cs"/>
-          <w:rtl/>
-        </w:rPr>
-        <w:t>זמן</w:t>
-      </w:r>
-      <w:r>
-        <w:rPr>
-          <w:rFonts w:asciiTheme="majorBidi" w:eastAsia="Times New Roman" w:hAnsiTheme="majorBidi" w:cstheme="majorBidi"/>
-        </w:rPr>
-        <w:t xml:space="preserve"> that the </w:t>
-      </w:r>
-      <w:r>
-        <w:rPr>
-          <w:rFonts w:asciiTheme="majorBidi" w:eastAsia="Times New Roman" w:hAnsiTheme="majorBidi" w:cstheme="majorBidi"/>
-          <w:rtl/>
-        </w:rPr>
-        <w:t>נשמה</w:t>
-      </w:r>
-      <w:r>
-        <w:rPr>
-          <w:rFonts w:asciiTheme="majorBidi" w:eastAsia="Times New Roman" w:hAnsiTheme="majorBidi" w:cstheme="majorBidi"/>
-        </w:rPr>
-        <w:t xml:space="preserve"> is still connected with the material</w:t>
-      </w:r>
-      <w:r>
-        <w:rPr>
-          <w:rFonts w:asciiTheme="majorBidi" w:eastAsia="Times New Roman" w:hAnsiTheme="majorBidi" w:cstheme="majorBidi"/>
-        </w:rPr>
-        <w:t>,</w:t>
-      </w:r>
-      <w:r>
-        <w:rPr>
-          <w:rFonts w:asciiTheme="majorBidi" w:eastAsia="Times New Roman" w:hAnsiTheme="majorBidi" w:cstheme="majorBidi"/>
-        </w:rPr>
-        <w:t xml:space="preserve"> with our </w:t>
-      </w:r>
-      <w:r>
-        <w:rPr>
-          <w:rFonts w:asciiTheme="majorBidi" w:eastAsia="Times New Roman" w:hAnsiTheme="majorBidi" w:cstheme="majorBidi"/>
-          <w:rtl/>
-        </w:rPr>
-        <w:t>גוף</w:t>
-      </w:r>
-      <w:r>
-        <w:rPr>
-          <w:rFonts w:asciiTheme="majorBidi" w:eastAsia="Times New Roman" w:hAnsiTheme="majorBidi" w:cstheme="majorBidi"/>
-        </w:rPr>
-        <w:t xml:space="preserve">, </w:t>
-      </w:r>
-      <w:r>
-        <w:rPr>
-          <w:rFonts w:asciiTheme="majorBidi" w:eastAsia="Times New Roman" w:hAnsiTheme="majorBidi" w:cs="Times New Roman" w:hint="cs"/>
-          <w:rtl/>
-        </w:rPr>
-        <w:t>א</w:t>
-      </w:r>
-      <w:r>
-        <w:rPr>
-          <w:rFonts w:asciiTheme="majorBidi" w:eastAsia="Times New Roman" w:hAnsiTheme="majorBidi" w:cs="Times New Roman"/>
-          <w:rtl/>
-        </w:rPr>
-        <w:t>"</w:t>
-      </w:r>
-      <w:r>
-        <w:rPr>
-          <w:rFonts w:asciiTheme="majorBidi" w:eastAsia="Times New Roman" w:hAnsiTheme="majorBidi" w:cs="Times New Roman" w:hint="cs"/>
-          <w:rtl/>
-        </w:rPr>
-        <w:t>א</w:t>
-      </w:r>
-      <w:r>
-        <w:rPr>
-          <w:rFonts w:asciiTheme="majorBidi" w:eastAsia="Times New Roman" w:hAnsiTheme="majorBidi" w:cs="Times New Roman"/>
-          <w:rtl/>
-        </w:rPr>
-        <w:t xml:space="preserve"> </w:t>
-      </w:r>
-      <w:r>
-        <w:rPr>
-          <w:rFonts w:asciiTheme="majorBidi" w:eastAsia="Times New Roman" w:hAnsiTheme="majorBidi" w:cs="Times New Roman" w:hint="cs"/>
-          <w:rtl/>
-        </w:rPr>
-        <w:t>שתצייר</w:t>
-      </w:r>
-      <w:r>
-        <w:rPr>
-          <w:rFonts w:asciiTheme="majorBidi" w:eastAsia="Times New Roman" w:hAnsiTheme="majorBidi" w:cs="Times New Roman"/>
-          <w:rtl/>
-        </w:rPr>
-        <w:t xml:space="preserve"> </w:t>
-      </w:r>
-      <w:r>
-        <w:rPr>
-          <w:rFonts w:asciiTheme="majorBidi" w:eastAsia="Times New Roman" w:hAnsiTheme="majorBidi" w:cs="Times New Roman" w:hint="cs"/>
-          <w:rtl/>
-        </w:rPr>
-        <w:t>לעצמה</w:t>
-      </w:r>
-      <w:r>
-        <w:rPr>
-          <w:rFonts w:asciiTheme="majorBidi" w:eastAsia="Times New Roman" w:hAnsiTheme="majorBidi" w:cstheme="majorBidi"/>
-        </w:rPr>
-        <w:t xml:space="preserve"> </w:t>
-      </w:r>
-      <w:r>
-        <w:rPr>
-          <w:rFonts w:asciiTheme="majorBidi" w:eastAsia="Times New Roman" w:hAnsiTheme="majorBidi" w:cstheme="majorBidi"/>
-        </w:rPr>
-        <w:t xml:space="preserve">- </w:t>
-      </w:r>
-      <w:r>
-        <w:rPr>
-          <w:rFonts w:asciiTheme="majorBidi" w:eastAsia="Times New Roman" w:hAnsiTheme="majorBidi" w:cstheme="majorBidi"/>
-        </w:rPr>
-        <w:t>it's impossible even to imagine</w:t>
-      </w:r>
-      <w:r>
-        <w:rPr>
-          <w:rFonts w:asciiTheme="majorBidi" w:eastAsia="Times New Roman" w:hAnsiTheme="majorBidi" w:cstheme="majorBidi"/>
-        </w:rPr>
-        <w:t>,</w:t>
-      </w:r>
-      <w:r>
-        <w:rPr>
-          <w:rFonts w:asciiTheme="majorBidi" w:eastAsia="Times New Roman" w:hAnsiTheme="majorBidi" w:cstheme="majorBidi"/>
-        </w:rPr>
-        <w:t xml:space="preserve"> certainly we don't know</w:t>
-      </w:r>
-      <w:r>
-        <w:rPr>
-          <w:rFonts w:asciiTheme="majorBidi" w:eastAsia="Times New Roman" w:hAnsiTheme="majorBidi" w:cstheme="majorBidi"/>
-        </w:rPr>
-        <w:t>,</w:t>
-      </w:r>
-      <w:r>
-        <w:rPr>
-          <w:rFonts w:asciiTheme="majorBidi" w:eastAsia="Times New Roman" w:hAnsiTheme="majorBidi" w:cstheme="majorBidi"/>
-        </w:rPr>
-        <w:t xml:space="preserve"> we can't be </w:t>
-      </w:r>
-      <w:r>
-        <w:rPr>
-          <w:rFonts w:asciiTheme="majorBidi" w:eastAsia="Times New Roman" w:hAnsiTheme="majorBidi" w:cstheme="majorBidi"/>
-          <w:rtl/>
-        </w:rPr>
-        <w:t>משיג</w:t>
-      </w:r>
-      <w:r>
-        <w:rPr>
-          <w:rFonts w:asciiTheme="majorBidi" w:eastAsia="Times New Roman" w:hAnsiTheme="majorBidi" w:cstheme="majorBidi"/>
-        </w:rPr>
-        <w:t>,</w:t>
-      </w:r>
-      <w:r>
-        <w:rPr>
-          <w:rFonts w:asciiTheme="majorBidi" w:eastAsia="Times New Roman" w:hAnsiTheme="majorBidi" w:cstheme="majorBidi"/>
-        </w:rPr>
-        <w:t xml:space="preserve"> but even to imagine it's not </w:t>
-      </w:r>
-      <w:r>
-        <w:rPr>
-          <w:rFonts w:asciiTheme="majorBidi" w:eastAsia="Times New Roman" w:hAnsiTheme="majorBidi" w:cstheme="majorBidi"/>
-          <w:rtl/>
-        </w:rPr>
-        <w:t>שייך</w:t>
-      </w:r>
-      <w:r>
-        <w:rPr>
-          <w:rFonts w:asciiTheme="majorBidi" w:eastAsia="Times New Roman" w:hAnsiTheme="majorBidi" w:cstheme="majorBidi"/>
-        </w:rPr>
-        <w:t xml:space="preserve"> even to imagine what it means</w:t>
-      </w:r>
-      <w:r>
-        <w:rPr>
-          <w:rFonts w:asciiTheme="majorBidi" w:eastAsia="Times New Roman" w:hAnsiTheme="majorBidi" w:cstheme="majorBidi"/>
-        </w:rPr>
-        <w:t xml:space="preserve"> </w:t>
-      </w:r>
-      <w:r>
-        <w:rPr>
-          <w:rFonts w:asciiTheme="majorBidi" w:eastAsia="Times New Roman" w:hAnsiTheme="majorBidi" w:cs="Times New Roman" w:hint="cs"/>
-          <w:rtl/>
-        </w:rPr>
-        <w:t>תענוג</w:t>
-      </w:r>
-      <w:r>
-        <w:rPr>
-          <w:rFonts w:asciiTheme="majorBidi" w:eastAsia="Times New Roman" w:hAnsiTheme="majorBidi" w:cs="Times New Roman"/>
-          <w:rtl/>
-        </w:rPr>
-        <w:t xml:space="preserve"> </w:t>
-      </w:r>
-      <w:r>
-        <w:rPr>
-          <w:rFonts w:asciiTheme="majorBidi" w:eastAsia="Times New Roman" w:hAnsiTheme="majorBidi" w:cs="Times New Roman" w:hint="cs"/>
-          <w:rtl/>
-        </w:rPr>
-        <w:t>הנפש</w:t>
-      </w:r>
-      <w:r>
-        <w:rPr>
-          <w:rFonts w:asciiTheme="majorBidi" w:eastAsia="Times New Roman" w:hAnsiTheme="majorBidi" w:cstheme="majorBidi"/>
-        </w:rPr>
-        <w:t xml:space="preserve"> </w:t>
-      </w:r>
-      <w:r>
-        <w:rPr>
-          <w:rFonts w:asciiTheme="majorBidi" w:eastAsia="Times New Roman" w:hAnsiTheme="majorBidi" w:cstheme="majorBidi"/>
-        </w:rPr>
-        <w:t>-</w:t>
-      </w:r>
-      <w:r>
-        <w:rPr>
-          <w:rFonts w:asciiTheme="majorBidi" w:eastAsia="Times New Roman" w:hAnsiTheme="majorBidi" w:cstheme="majorBidi"/>
-        </w:rPr>
-        <w:t xml:space="preserve">the pleasure that the </w:t>
-      </w:r>
-      <w:r>
-        <w:rPr>
-          <w:rFonts w:asciiTheme="majorBidi" w:eastAsia="Times New Roman" w:hAnsiTheme="majorBidi" w:cstheme="majorBidi"/>
-          <w:rtl/>
-        </w:rPr>
-        <w:t>נשמה</w:t>
-      </w:r>
-      <w:r>
-        <w:rPr>
-          <w:rFonts w:asciiTheme="majorBidi" w:eastAsia="Times New Roman" w:hAnsiTheme="majorBidi" w:cstheme="majorBidi"/>
-        </w:rPr>
-        <w:t xml:space="preserve"> will derive</w:t>
-      </w:r>
-      <w:r>
-        <w:rPr>
-          <w:rFonts w:asciiTheme="majorBidi" w:eastAsia="Times New Roman" w:hAnsiTheme="majorBidi" w:cstheme="majorBidi"/>
-        </w:rPr>
-        <w:t xml:space="preserve">, </w:t>
-      </w:r>
-      <w:r>
-        <w:rPr>
-          <w:rFonts w:asciiTheme="majorBidi" w:eastAsia="Times New Roman" w:hAnsiTheme="majorBidi" w:cs="Times New Roman" w:hint="cs"/>
-          <w:rtl/>
-        </w:rPr>
-        <w:t>והבלתי</w:t>
-      </w:r>
-      <w:r>
-        <w:rPr>
-          <w:rFonts w:asciiTheme="majorBidi" w:eastAsia="Times New Roman" w:hAnsiTheme="majorBidi" w:cs="Times New Roman"/>
-          <w:rtl/>
-        </w:rPr>
-        <w:t xml:space="preserve"> </w:t>
-      </w:r>
-      <w:r>
-        <w:rPr>
-          <w:rFonts w:asciiTheme="majorBidi" w:eastAsia="Times New Roman" w:hAnsiTheme="majorBidi" w:cs="Times New Roman" w:hint="cs"/>
-          <w:rtl/>
-        </w:rPr>
-        <w:t>נקשר</w:t>
-      </w:r>
-      <w:r>
-        <w:rPr>
-          <w:rFonts w:asciiTheme="majorBidi" w:eastAsia="Times New Roman" w:hAnsiTheme="majorBidi" w:cs="Times New Roman"/>
-          <w:rtl/>
-        </w:rPr>
-        <w:t xml:space="preserve"> </w:t>
-      </w:r>
-      <w:r>
-        <w:rPr>
-          <w:rFonts w:asciiTheme="majorBidi" w:eastAsia="Times New Roman" w:hAnsiTheme="majorBidi" w:cs="Times New Roman" w:hint="cs"/>
-          <w:rtl/>
-        </w:rPr>
-        <w:t>בחומר</w:t>
-      </w:r>
-      <w:r>
-        <w:rPr>
-          <w:rFonts w:asciiTheme="majorBidi" w:eastAsia="Times New Roman" w:hAnsiTheme="majorBidi" w:cs="Times New Roman"/>
-        </w:rPr>
-        <w:t>.</w:t>
-      </w:r>
-      <w:r>
-        <w:rPr>
-          <w:rFonts w:asciiTheme="majorBidi" w:eastAsia="Times New Roman" w:hAnsiTheme="majorBidi" w:cstheme="majorBidi"/>
-        </w:rPr>
-        <w:t xml:space="preserve"> </w:t>
-      </w:r>
-      <w:r>
-        <w:rPr>
-          <w:rFonts w:asciiTheme="majorBidi" w:eastAsia="Times New Roman" w:hAnsiTheme="majorBidi" w:cstheme="majorBidi"/>
-        </w:rPr>
-        <w:t>I</w:t>
-      </w:r>
-      <w:r>
-        <w:rPr>
-          <w:rFonts w:asciiTheme="majorBidi" w:eastAsia="Times New Roman" w:hAnsiTheme="majorBidi" w:cstheme="majorBidi"/>
-        </w:rPr>
-        <w:t>n other words</w:t>
-      </w:r>
-      <w:r>
-        <w:rPr>
-          <w:rFonts w:asciiTheme="majorBidi" w:eastAsia="Times New Roman" w:hAnsiTheme="majorBidi" w:cstheme="majorBidi"/>
-        </w:rPr>
-        <w:t>,</w:t>
-      </w:r>
-      <w:r>
-        <w:rPr>
-          <w:rFonts w:asciiTheme="majorBidi" w:eastAsia="Times New Roman" w:hAnsiTheme="majorBidi" w:cstheme="majorBidi"/>
-        </w:rPr>
-        <w:t xml:space="preserve"> </w:t>
-      </w:r>
-      <w:r>
-        <w:rPr>
-          <w:rFonts w:asciiTheme="majorBidi" w:eastAsia="Times New Roman" w:hAnsiTheme="majorBidi" w:cstheme="majorBidi"/>
-          <w:rtl/>
-        </w:rPr>
-        <w:t>עולם הבא</w:t>
-      </w:r>
-      <w:r>
-        <w:rPr>
-          <w:rFonts w:asciiTheme="majorBidi" w:eastAsia="Times New Roman" w:hAnsiTheme="majorBidi" w:cstheme="majorBidi"/>
-        </w:rPr>
-        <w:t xml:space="preserve"> of course is reserved for the </w:t>
-      </w:r>
-      <w:r>
-        <w:rPr>
-          <w:rFonts w:asciiTheme="majorBidi" w:eastAsia="Times New Roman" w:hAnsiTheme="majorBidi" w:cstheme="majorBidi"/>
-          <w:rtl/>
-        </w:rPr>
-        <w:t>נשמה</w:t>
-      </w:r>
-      <w:r>
-        <w:rPr>
-          <w:rFonts w:asciiTheme="majorBidi" w:eastAsia="Times New Roman" w:hAnsiTheme="majorBidi" w:cstheme="majorBidi"/>
-        </w:rPr>
-        <w:t>,</w:t>
-      </w:r>
-      <w:r>
-        <w:rPr>
-          <w:rFonts w:asciiTheme="majorBidi" w:eastAsia="Times New Roman" w:hAnsiTheme="majorBidi" w:cstheme="majorBidi"/>
-        </w:rPr>
-        <w:t xml:space="preserve"> and</w:t>
-      </w:r>
-      <w:r>
-        <w:rPr>
-          <w:rFonts w:asciiTheme="majorBidi" w:eastAsia="Times New Roman" w:hAnsiTheme="majorBidi" w:cstheme="majorBidi"/>
-        </w:rPr>
-        <w:t xml:space="preserve"> </w:t>
-      </w:r>
-      <w:r>
-        <w:rPr>
-          <w:rFonts w:asciiTheme="majorBidi" w:eastAsia="Times New Roman" w:hAnsiTheme="majorBidi" w:cs="Times New Roman" w:hint="cs"/>
-          <w:rtl/>
-        </w:rPr>
-        <w:t>כל</w:t>
-      </w:r>
-      <w:r>
-        <w:rPr>
-          <w:rFonts w:asciiTheme="majorBidi" w:eastAsia="Times New Roman" w:hAnsiTheme="majorBidi" w:cs="Times New Roman"/>
-          <w:rtl/>
-        </w:rPr>
-        <w:t xml:space="preserve"> </w:t>
-      </w:r>
-      <w:r>
-        <w:rPr>
-          <w:rFonts w:asciiTheme="majorBidi" w:eastAsia="Times New Roman" w:hAnsiTheme="majorBidi" w:cs="Times New Roman" w:hint="cs"/>
-          <w:rtl/>
-        </w:rPr>
-        <w:t>זמן</w:t>
+          <w:rFonts w:asciiTheme="majorBidi" w:eastAsia="Times New Roman" w:hAnsiTheme="majorBidi" w:cstheme="majorBidi"/>
+        </w:rPr>
+        <w:t>and then in</w:t>
       </w:r>
       <w:r>
         <w:rPr>
           <w:rFonts w:asciiTheme="majorBidi" w:eastAsia="Times New Roman" w:hAnsiTheme="majorBidi" w:cstheme="majorBidi"/>
         </w:rPr>
         <w:t xml:space="preserve"> the </w:t>
-      </w:r>
-      <w:r>
-        <w:rPr>
-          <w:rFonts w:asciiTheme="majorBidi" w:eastAsia="Times New Roman" w:hAnsiTheme="majorBidi" w:cstheme="majorBidi"/>
-          <w:rtl/>
-        </w:rPr>
-        <w:t>נשמה</w:t>
-      </w:r>
-      <w:r>
-        <w:rPr>
-          <w:rFonts w:asciiTheme="majorBidi" w:eastAsia="Times New Roman" w:hAnsiTheme="majorBidi" w:cstheme="majorBidi"/>
-        </w:rPr>
-        <w:t xml:space="preserve"> is connected to the </w:t>
-      </w:r>
-      <w:r>
-        <w:rPr>
-          <w:rFonts w:asciiTheme="majorBidi" w:eastAsia="Times New Roman" w:hAnsiTheme="majorBidi" w:cstheme="majorBidi"/>
-          <w:rtl/>
-        </w:rPr>
-        <w:t>חומר</w:t>
-      </w:r>
-      <w:r>
-        <w:rPr>
-          <w:rFonts w:asciiTheme="majorBidi" w:eastAsia="Times New Roman" w:hAnsiTheme="majorBidi" w:cstheme="majorBidi"/>
-        </w:rPr>
-        <w:t xml:space="preserve"> we have no idea how the </w:t>
-      </w:r>
-      <w:r>
-        <w:rPr>
-          <w:rFonts w:asciiTheme="majorBidi" w:eastAsia="Times New Roman" w:hAnsiTheme="majorBidi" w:cstheme="majorBidi"/>
-          <w:rtl/>
-        </w:rPr>
-        <w:t>נשמה</w:t>
-      </w:r>
-      <w:r>
-        <w:rPr>
-          <w:rFonts w:asciiTheme="majorBidi" w:eastAsia="Times New Roman" w:hAnsiTheme="majorBidi" w:cstheme="majorBidi"/>
-        </w:rPr>
-        <w:t xml:space="preserve"> alone can find this tremendous tremendous pleasure because we relate to the </w:t>
-      </w:r>
-      <w:r>
-        <w:rPr>
-          <w:rFonts w:asciiTheme="majorBidi" w:eastAsia="Times New Roman" w:hAnsiTheme="majorBidi" w:cstheme="majorBidi"/>
-          <w:rtl/>
-        </w:rPr>
-        <w:t>נשמה</w:t>
-      </w:r>
-      <w:r>
-        <w:rPr>
-          <w:rFonts w:asciiTheme="majorBidi" w:eastAsia="Times New Roman" w:hAnsiTheme="majorBidi" w:cstheme="majorBidi"/>
-        </w:rPr>
-        <w:t xml:space="preserve"> as a </w:t>
-      </w:r>
-      <w:r>
-        <w:rPr>
-          <w:rFonts w:asciiTheme="majorBidi" w:eastAsia="Times New Roman" w:hAnsiTheme="majorBidi" w:cstheme="majorBidi"/>
-          <w:rtl/>
-        </w:rPr>
-        <w:t>נשמה</w:t>
-      </w:r>
-      <w:r>
-        <w:rPr>
-          <w:rFonts w:asciiTheme="majorBidi" w:eastAsia="Times New Roman" w:hAnsiTheme="majorBidi" w:cstheme="majorBidi"/>
-        </w:rPr>
-        <w:t xml:space="preserve"> while it's connected to our </w:t>
-      </w:r>
-      <w:r>
-        <w:rPr>
-          <w:rFonts w:asciiTheme="majorBidi" w:eastAsia="Times New Roman" w:hAnsiTheme="majorBidi" w:cstheme="majorBidi"/>
-          <w:rtl/>
-        </w:rPr>
-        <w:t>גוף</w:t>
-      </w:r>
-      <w:r>
-        <w:rPr>
-          <w:rFonts w:asciiTheme="majorBidi" w:eastAsia="Times New Roman" w:hAnsiTheme="majorBidi" w:cstheme="majorBidi"/>
-        </w:rPr>
-        <w:t>,</w:t>
-      </w:r>
-      <w:r>
-        <w:rPr>
-          <w:rFonts w:asciiTheme="majorBidi" w:eastAsia="Times New Roman" w:hAnsiTheme="majorBidi" w:cstheme="majorBidi"/>
-        </w:rPr>
-        <w:t xml:space="preserve"> that is our</w:t>
-      </w:r>
-      <w:r>
-        <w:rPr>
-          <w:rFonts w:asciiTheme="majorBidi" w:eastAsia="Times New Roman" w:hAnsiTheme="majorBidi" w:cstheme="majorBidi"/>
-          <w:rtl/>
-        </w:rPr>
-        <w:t xml:space="preserve">השגה </w:t>
-      </w:r>
-      <w:r>
-        <w:rPr>
-          <w:rFonts w:asciiTheme="majorBidi" w:eastAsia="Times New Roman" w:hAnsiTheme="majorBidi" w:cstheme="majorBidi"/>
-        </w:rPr>
-        <w:t xml:space="preserve"> neshama-</w:t>
-      </w:r>
-      <w:r>
-        <w:rPr>
-          <w:rFonts w:asciiTheme="majorBidi" w:eastAsia="Times New Roman" w:hAnsiTheme="majorBidi" w:cstheme="majorBidi"/>
-        </w:rPr>
-        <w:t>wise</w:t>
-      </w:r>
-      <w:r>
-        <w:rPr>
-          <w:rFonts w:asciiTheme="majorBidi" w:eastAsia="Times New Roman" w:hAnsiTheme="majorBidi" w:cstheme="majorBidi"/>
-        </w:rPr>
-        <w:t>,</w:t>
-      </w:r>
-      <w:r>
-        <w:rPr>
-          <w:rFonts w:asciiTheme="majorBidi" w:eastAsia="Times New Roman" w:hAnsiTheme="majorBidi" w:cstheme="majorBidi"/>
-        </w:rPr>
-        <w:t xml:space="preserve"> and therefore we cannot even imagine and begin to fathom even scratch the surface of how a </w:t>
-      </w:r>
-      <w:r>
-        <w:rPr>
-          <w:rFonts w:asciiTheme="majorBidi" w:eastAsia="Times New Roman" w:hAnsiTheme="majorBidi" w:cstheme="majorBidi"/>
-          <w:rtl/>
-        </w:rPr>
-        <w:t>נשמה</w:t>
-      </w:r>
-      <w:r>
-        <w:rPr>
-          <w:rFonts w:asciiTheme="majorBidi" w:eastAsia="Times New Roman" w:hAnsiTheme="majorBidi" w:cstheme="majorBidi"/>
-        </w:rPr>
-        <w:t xml:space="preserve"> feels when the </w:t>
-      </w:r>
-      <w:r>
-        <w:rPr>
-          <w:rFonts w:asciiTheme="majorBidi" w:eastAsia="Times New Roman" w:hAnsiTheme="majorBidi" w:cstheme="majorBidi"/>
-          <w:rtl/>
-        </w:rPr>
-        <w:t>נשמה</w:t>
-      </w:r>
-      <w:r>
-        <w:rPr>
-          <w:rFonts w:asciiTheme="majorBidi" w:eastAsia="Times New Roman" w:hAnsiTheme="majorBidi" w:cstheme="majorBidi"/>
-        </w:rPr>
-        <w:t xml:space="preserve"> is totally divorced from the </w:t>
-      </w:r>
-      <w:r>
-        <w:rPr>
-          <w:rFonts w:asciiTheme="majorBidi" w:eastAsia="Times New Roman" w:hAnsiTheme="majorBidi" w:cstheme="majorBidi"/>
-          <w:rtl/>
-        </w:rPr>
-        <w:t>גוף</w:t>
-      </w:r>
-      <w:r>
-        <w:rPr>
-          <w:rFonts w:asciiTheme="majorBidi" w:eastAsia="Times New Roman" w:hAnsiTheme="majorBidi" w:cstheme="majorBidi"/>
-        </w:rPr>
-        <w:t>,</w:t>
-      </w:r>
-      <w:r>
-        <w:rPr>
-          <w:rFonts w:asciiTheme="majorBidi" w:eastAsia="Times New Roman" w:hAnsiTheme="majorBidi" w:cstheme="majorBidi"/>
-        </w:rPr>
-        <w:t xml:space="preserve"> and to realize the tremendous pleasure that the </w:t>
-      </w:r>
-      <w:r>
-        <w:rPr>
-          <w:rFonts w:asciiTheme="majorBidi" w:eastAsia="Times New Roman" w:hAnsiTheme="majorBidi" w:cstheme="majorBidi"/>
-          <w:rtl/>
-        </w:rPr>
-        <w:t>נשמה</w:t>
-      </w:r>
-      <w:r>
-        <w:rPr>
-          <w:rFonts w:asciiTheme="majorBidi" w:eastAsia="Times New Roman" w:hAnsiTheme="majorBidi" w:cstheme="majorBidi"/>
-        </w:rPr>
-        <w:t xml:space="preserve"> can receive in </w:t>
-      </w:r>
-      <w:r>
-        <w:rPr>
-          <w:rFonts w:asciiTheme="majorBidi" w:eastAsia="Times New Roman" w:hAnsiTheme="majorBidi" w:cstheme="majorBidi"/>
-          <w:rtl/>
-        </w:rPr>
-        <w:t>עולם הבא</w:t>
-      </w:r>
-      <w:r>
-        <w:rPr>
-          <w:rFonts w:asciiTheme="majorBidi" w:eastAsia="Times New Roman" w:hAnsiTheme="majorBidi" w:cstheme="majorBidi"/>
-        </w:rPr>
-        <w:t>.</w:t>
-      </w:r>
-      <w:r>
-        <w:rPr>
-          <w:rFonts w:asciiTheme="majorBidi" w:eastAsia="Times New Roman" w:hAnsiTheme="majorBidi" w:cstheme="majorBidi"/>
-        </w:rPr>
-        <w:t xml:space="preserve"> </w:t>
-      </w:r>
-      <w:r>
-        <w:rPr>
-          <w:rFonts w:asciiTheme="majorBidi" w:eastAsia="Times New Roman" w:hAnsiTheme="majorBidi" w:cstheme="majorBidi"/>
-        </w:rPr>
-        <w:t>A</w:t>
-      </w:r>
-      <w:r>
-        <w:rPr>
-          <w:rFonts w:asciiTheme="majorBidi" w:eastAsia="Times New Roman" w:hAnsiTheme="majorBidi" w:cstheme="majorBidi"/>
-        </w:rPr>
-        <w:t>nd it is for this very reason says the</w:t>
-      </w:r>
-      <w:r>
-        <w:rPr>
-          <w:rFonts w:asciiTheme="majorBidi" w:eastAsia="Times New Roman" w:hAnsiTheme="majorBidi" w:cstheme="majorBidi"/>
-          <w:rtl/>
-        </w:rPr>
-        <w:t xml:space="preserve">מלבי"ם </w:t>
-      </w:r>
-      <w:r>
-        <w:rPr>
-          <w:rFonts w:asciiTheme="majorBidi" w:eastAsia="Times New Roman" w:hAnsiTheme="majorBidi" w:cstheme="majorBidi"/>
-        </w:rPr>
-        <w:t>:</w:t>
-      </w:r>
-      <w:r>
-        <w:rPr>
-          <w:rFonts w:asciiTheme="majorBidi" w:eastAsia="Times New Roman" w:hAnsiTheme="majorBidi" w:cs="Times New Roman" w:hint="cs"/>
-          <w:rtl/>
-        </w:rPr>
-        <w:t>וע</w:t>
-      </w:r>
-      <w:r>
-        <w:rPr>
-          <w:rFonts w:asciiTheme="majorBidi" w:eastAsia="Times New Roman" w:hAnsiTheme="majorBidi" w:cs="Times New Roman"/>
-          <w:rtl/>
-        </w:rPr>
-        <w:t>"</w:t>
-      </w:r>
-      <w:r>
-        <w:rPr>
-          <w:rFonts w:asciiTheme="majorBidi" w:eastAsia="Times New Roman" w:hAnsiTheme="majorBidi" w:cs="Times New Roman" w:hint="cs"/>
-          <w:rtl/>
-        </w:rPr>
-        <w:t>כ</w:t>
-      </w:r>
-      <w:r>
-        <w:rPr>
-          <w:rFonts w:asciiTheme="majorBidi" w:eastAsia="Times New Roman" w:hAnsiTheme="majorBidi" w:cs="Times New Roman"/>
-          <w:rtl/>
-        </w:rPr>
-        <w:t xml:space="preserve"> </w:t>
-      </w:r>
-      <w:r>
-        <w:rPr>
-          <w:rFonts w:asciiTheme="majorBidi" w:eastAsia="Times New Roman" w:hAnsiTheme="majorBidi" w:cs="Times New Roman" w:hint="cs"/>
-          <w:rtl/>
-        </w:rPr>
-        <w:t>החריש</w:t>
-      </w:r>
-      <w:r>
-        <w:rPr>
-          <w:rFonts w:asciiTheme="majorBidi" w:eastAsia="Times New Roman" w:hAnsiTheme="majorBidi" w:cs="Times New Roman"/>
-          <w:rtl/>
-        </w:rPr>
-        <w:t xml:space="preserve"> </w:t>
-      </w:r>
-      <w:r>
-        <w:rPr>
-          <w:rFonts w:asciiTheme="majorBidi" w:eastAsia="Times New Roman" w:hAnsiTheme="majorBidi" w:cs="Times New Roman" w:hint="cs"/>
-          <w:rtl/>
-        </w:rPr>
-        <w:t>בתורה</w:t>
-      </w:r>
-      <w:r>
-        <w:rPr>
-          <w:rFonts w:asciiTheme="majorBidi" w:eastAsia="Times New Roman" w:hAnsiTheme="majorBidi" w:cs="Times New Roman"/>
-          <w:rtl/>
-        </w:rPr>
-        <w:t xml:space="preserve"> </w:t>
-      </w:r>
-      <w:r>
-        <w:rPr>
-          <w:rFonts w:asciiTheme="majorBidi" w:eastAsia="Times New Roman" w:hAnsiTheme="majorBidi" w:cs="Times New Roman" w:hint="cs"/>
-          <w:rtl/>
-        </w:rPr>
-        <w:t>מיעודי</w:t>
-      </w:r>
-      <w:r>
-        <w:rPr>
-          <w:rFonts w:asciiTheme="majorBidi" w:eastAsia="Times New Roman" w:hAnsiTheme="majorBidi" w:cs="Times New Roman"/>
-          <w:rtl/>
-        </w:rPr>
-        <w:t xml:space="preserve"> </w:t>
-      </w:r>
-      <w:r>
-        <w:rPr>
-          <w:rFonts w:asciiTheme="majorBidi" w:eastAsia="Times New Roman" w:hAnsiTheme="majorBidi" w:cs="Times New Roman" w:hint="cs"/>
-          <w:rtl/>
-        </w:rPr>
-        <w:t>עוה</w:t>
-      </w:r>
-      <w:r>
-        <w:rPr>
-          <w:rFonts w:asciiTheme="majorBidi" w:eastAsia="Times New Roman" w:hAnsiTheme="majorBidi" w:cs="Times New Roman"/>
-          <w:rtl/>
-        </w:rPr>
-        <w:t>"</w:t>
-      </w:r>
-      <w:r>
-        <w:rPr>
-          <w:rFonts w:asciiTheme="majorBidi" w:eastAsia="Times New Roman" w:hAnsiTheme="majorBidi" w:cs="Times New Roman" w:hint="cs"/>
-          <w:rtl/>
-        </w:rPr>
-        <w:t>ב</w:t>
-      </w:r>
-      <w:r>
-        <w:rPr>
-          <w:rFonts w:asciiTheme="majorBidi" w:eastAsia="Times New Roman" w:hAnsiTheme="majorBidi" w:cstheme="majorBidi"/>
-        </w:rPr>
-        <w:t xml:space="preserve"> - </w:t>
-      </w:r>
-      <w:r>
-        <w:rPr>
-          <w:rFonts w:asciiTheme="majorBidi" w:eastAsia="Times New Roman" w:hAnsiTheme="majorBidi" w:cstheme="majorBidi"/>
-        </w:rPr>
-        <w:t>that's why</w:t>
-      </w:r>
-      <w:r>
-        <w:rPr>
-          <w:rFonts w:asciiTheme="majorBidi" w:eastAsia="Times New Roman" w:hAnsiTheme="majorBidi" w:cstheme="majorBidi"/>
-        </w:rPr>
-        <w:t>,</w:t>
-      </w:r>
-      <w:r>
-        <w:rPr>
-          <w:rFonts w:asciiTheme="majorBidi" w:eastAsia="Times New Roman" w:hAnsiTheme="majorBidi" w:cstheme="majorBidi"/>
-        </w:rPr>
-        <w:t xml:space="preserve"> this is the reason that we find that the </w:t>
-      </w:r>
-      <w:r>
-        <w:rPr>
-          <w:rFonts w:asciiTheme="majorBidi" w:eastAsia="Times New Roman" w:hAnsiTheme="majorBidi" w:cstheme="majorBidi"/>
-          <w:rtl/>
-        </w:rPr>
-        <w:t>תורה בכלל</w:t>
-      </w:r>
-      <w:r>
-        <w:rPr>
-          <w:rFonts w:asciiTheme="majorBidi" w:eastAsia="Times New Roman" w:hAnsiTheme="majorBidi" w:cstheme="majorBidi"/>
-        </w:rPr>
-        <w:t xml:space="preserve"> does not talk about</w:t>
-      </w:r>
-      <w:r>
-        <w:rPr>
-          <w:rFonts w:asciiTheme="majorBidi" w:eastAsia="Times New Roman" w:hAnsiTheme="majorBidi" w:cstheme="majorBidi"/>
-        </w:rPr>
-        <w:t xml:space="preserve"> </w:t>
-      </w:r>
-      <w:r>
-        <w:rPr>
-          <w:rFonts w:asciiTheme="majorBidi" w:eastAsia="Times New Roman" w:hAnsiTheme="majorBidi" w:cstheme="majorBidi"/>
-          <w:rtl/>
-        </w:rPr>
-        <w:t>עולם הבא</w:t>
-      </w:r>
-      <w:r>
-        <w:rPr>
-          <w:rFonts w:asciiTheme="majorBidi" w:eastAsia="Times New Roman" w:hAnsiTheme="majorBidi" w:cstheme="majorBidi"/>
-        </w:rPr>
-        <w:t>, about</w:t>
-      </w:r>
-      <w:r>
-        <w:rPr>
-          <w:rFonts w:asciiTheme="majorBidi" w:eastAsia="Times New Roman" w:hAnsiTheme="majorBidi" w:cstheme="majorBidi"/>
-        </w:rPr>
-        <w:t xml:space="preserve"> promising</w:t>
-      </w:r>
-      <w:r>
-        <w:rPr>
-          <w:rFonts w:asciiTheme="majorBidi" w:eastAsia="Times New Roman" w:hAnsiTheme="majorBidi" w:cstheme="majorBidi"/>
-        </w:rPr>
-        <w:t xml:space="preserve"> </w:t>
-      </w:r>
-      <w:r>
-        <w:rPr>
-          <w:rFonts w:asciiTheme="majorBidi" w:eastAsia="Times New Roman" w:hAnsiTheme="majorBidi" w:cs="Times New Roman" w:hint="cs"/>
-          <w:rtl/>
-        </w:rPr>
-        <w:t>שכר</w:t>
-      </w:r>
-      <w:r>
-        <w:rPr>
-          <w:rFonts w:asciiTheme="majorBidi" w:eastAsia="Times New Roman" w:hAnsiTheme="majorBidi" w:cs="Times New Roman"/>
-          <w:rtl/>
-        </w:rPr>
-        <w:t xml:space="preserve"> </w:t>
-      </w:r>
-      <w:r>
-        <w:rPr>
-          <w:rFonts w:asciiTheme="majorBidi" w:eastAsia="Times New Roman" w:hAnsiTheme="majorBidi" w:cs="Times New Roman" w:hint="cs"/>
-          <w:rtl/>
-        </w:rPr>
-        <w:t>לעולם</w:t>
-      </w:r>
-      <w:r>
-        <w:rPr>
-          <w:rFonts w:asciiTheme="majorBidi" w:eastAsia="Times New Roman" w:hAnsiTheme="majorBidi" w:cs="Times New Roman"/>
-          <w:rtl/>
-        </w:rPr>
-        <w:t xml:space="preserve"> </w:t>
-      </w:r>
-      <w:r>
-        <w:rPr>
-          <w:rFonts w:asciiTheme="majorBidi" w:eastAsia="Times New Roman" w:hAnsiTheme="majorBidi" w:cs="Times New Roman" w:hint="cs"/>
-          <w:rtl/>
-        </w:rPr>
-        <w:t>הבא</w:t>
-      </w:r>
-      <w:r>
-        <w:rPr>
-          <w:rFonts w:asciiTheme="majorBidi" w:eastAsia="Times New Roman" w:hAnsiTheme="majorBidi" w:cstheme="majorBidi"/>
-        </w:rPr>
-        <w:t>,</w:t>
-      </w:r>
-      <w:r>
-        <w:rPr>
-          <w:rFonts w:asciiTheme="majorBidi" w:eastAsia="Times New Roman" w:hAnsiTheme="majorBidi" w:cstheme="majorBidi"/>
-        </w:rPr>
-        <w:t xml:space="preserve"> </w:t>
-      </w:r>
-      <w:r>
-        <w:rPr>
-          <w:rFonts w:asciiTheme="majorBidi" w:eastAsia="Times New Roman" w:hAnsiTheme="majorBidi" w:cstheme="majorBidi"/>
-        </w:rPr>
-        <w:t xml:space="preserve">as we notice in the </w:t>
-      </w:r>
-      <w:r>
-        <w:rPr>
-          <w:rFonts w:asciiTheme="majorBidi" w:eastAsia="Times New Roman" w:hAnsiTheme="majorBidi" w:cstheme="majorBidi"/>
-          <w:rtl/>
-        </w:rPr>
-        <w:t>תורה</w:t>
-      </w:r>
-      <w:r>
-        <w:rPr>
-          <w:rFonts w:asciiTheme="majorBidi" w:eastAsia="Times New Roman" w:hAnsiTheme="majorBidi" w:cstheme="majorBidi"/>
-        </w:rPr>
-        <w:t xml:space="preserve"> when the </w:t>
-      </w:r>
-      <w:r>
-        <w:rPr>
-          <w:rFonts w:asciiTheme="majorBidi" w:eastAsia="Times New Roman" w:hAnsiTheme="majorBidi" w:cstheme="majorBidi"/>
-          <w:rtl/>
-        </w:rPr>
-        <w:t>תורה</w:t>
-      </w:r>
-      <w:r>
-        <w:rPr>
-          <w:rFonts w:asciiTheme="majorBidi" w:eastAsia="Times New Roman" w:hAnsiTheme="majorBidi" w:cstheme="majorBidi"/>
-        </w:rPr>
-        <w:t xml:space="preserve"> talks about</w:t>
-      </w:r>
-      <w:r>
-        <w:rPr>
-          <w:rFonts w:asciiTheme="majorBidi" w:eastAsia="Times New Roman" w:hAnsiTheme="majorBidi" w:cstheme="majorBidi"/>
-        </w:rPr>
-        <w:t xml:space="preserve"> </w:t>
-      </w:r>
-      <w:r>
-        <w:rPr>
-          <w:rFonts w:asciiTheme="majorBidi" w:eastAsia="Times New Roman" w:hAnsiTheme="majorBidi" w:cs="Times New Roman" w:hint="cs"/>
-          <w:rtl/>
-        </w:rPr>
-        <w:t>שכר</w:t>
-      </w:r>
-      <w:r>
-        <w:rPr>
-          <w:rFonts w:asciiTheme="majorBidi" w:eastAsia="Times New Roman" w:hAnsiTheme="majorBidi" w:cs="Times New Roman"/>
-        </w:rPr>
-        <w:t xml:space="preserve"> for</w:t>
-      </w:r>
-      <w:r>
-        <w:rPr>
-          <w:rFonts w:asciiTheme="majorBidi" w:eastAsia="Times New Roman" w:hAnsiTheme="majorBidi" w:cstheme="majorBidi"/>
-        </w:rPr>
-        <w:t xml:space="preserve"> </w:t>
-      </w:r>
-      <w:r>
-        <w:rPr>
-          <w:rFonts w:asciiTheme="majorBidi" w:eastAsia="Times New Roman" w:hAnsiTheme="majorBidi" w:cs="Times New Roman" w:hint="cs"/>
-          <w:rtl/>
-        </w:rPr>
-        <w:t>מצות</w:t>
-      </w:r>
-      <w:r>
-        <w:rPr>
-          <w:rFonts w:asciiTheme="majorBidi" w:eastAsia="Times New Roman" w:hAnsiTheme="majorBidi" w:cstheme="majorBidi"/>
-        </w:rPr>
-        <w:t xml:space="preserve"> </w:t>
-      </w:r>
-      <w:r>
-        <w:rPr>
-          <w:rFonts w:asciiTheme="majorBidi" w:eastAsia="Times New Roman" w:hAnsiTheme="majorBidi" w:cstheme="majorBidi"/>
-        </w:rPr>
-        <w:t xml:space="preserve">it </w:t>
-      </w:r>
-      <w:r>
-        <w:rPr>
-          <w:rFonts w:asciiTheme="majorBidi" w:eastAsia="Times New Roman" w:hAnsiTheme="majorBidi" w:cstheme="majorBidi"/>
-        </w:rPr>
-        <w:t>always talks about</w:t>
-      </w:r>
-      <w:r>
-        <w:rPr>
-          <w:rFonts w:asciiTheme="majorBidi" w:eastAsia="Times New Roman" w:hAnsiTheme="majorBidi" w:cstheme="majorBidi"/>
-        </w:rPr>
-        <w:t xml:space="preserve"> things </w:t>
-      </w:r>
-      <w:r>
-        <w:rPr>
-          <w:rFonts w:asciiTheme="majorBidi" w:eastAsia="Times New Roman" w:hAnsiTheme="majorBidi" w:cs="Times New Roman" w:hint="cs"/>
-          <w:rtl/>
-        </w:rPr>
-        <w:t>בנוגע</w:t>
-      </w:r>
-      <w:r>
-        <w:rPr>
-          <w:rFonts w:asciiTheme="majorBidi" w:eastAsia="Times New Roman" w:hAnsiTheme="majorBidi" w:cs="Times New Roman"/>
-          <w:rtl/>
-        </w:rPr>
-        <w:t xml:space="preserve"> </w:t>
-      </w:r>
-      <w:r>
-        <w:rPr>
-          <w:rFonts w:asciiTheme="majorBidi" w:eastAsia="Times New Roman" w:hAnsiTheme="majorBidi" w:cs="Times New Roman" w:hint="cs"/>
-          <w:rtl/>
-        </w:rPr>
-        <w:t>עולם</w:t>
-      </w:r>
-      <w:r>
-        <w:rPr>
-          <w:rFonts w:asciiTheme="majorBidi" w:eastAsia="Times New Roman" w:hAnsiTheme="majorBidi" w:cs="Times New Roman"/>
-          <w:rtl/>
-        </w:rPr>
-        <w:t xml:space="preserve"> </w:t>
-      </w:r>
-      <w:r>
-        <w:rPr>
-          <w:rFonts w:asciiTheme="majorBidi" w:eastAsia="Times New Roman" w:hAnsiTheme="majorBidi" w:cs="Times New Roman" w:hint="cs"/>
-          <w:rtl/>
-        </w:rPr>
-        <w:t>הזה</w:t>
-      </w:r>
-      <w:r>
-        <w:rPr>
-          <w:rFonts w:asciiTheme="majorBidi" w:eastAsia="Times New Roman" w:hAnsiTheme="majorBidi" w:cs="Times New Roman"/>
-        </w:rPr>
-        <w:t>,</w:t>
-      </w:r>
-      <w:r>
-        <w:rPr>
-          <w:rFonts w:asciiTheme="majorBidi" w:eastAsia="Times New Roman" w:hAnsiTheme="majorBidi" w:cstheme="majorBidi"/>
-        </w:rPr>
-        <w:t xml:space="preserve"> whether it's</w:t>
-      </w:r>
-      <w:r>
-        <w:rPr>
-          <w:rFonts w:asciiTheme="majorBidi" w:eastAsia="Times New Roman" w:hAnsiTheme="majorBidi" w:cstheme="majorBidi"/>
-        </w:rPr>
-        <w:t xml:space="preserve"> </w:t>
-      </w:r>
-      <w:r>
-        <w:rPr>
-          <w:rFonts w:asciiTheme="majorBidi" w:eastAsia="Times New Roman" w:hAnsiTheme="majorBidi" w:cs="Times New Roman" w:hint="cs"/>
-          <w:rtl/>
-        </w:rPr>
-        <w:t>אִם</w:t>
-      </w:r>
-      <w:r>
-        <w:rPr>
-          <w:rFonts w:asciiTheme="majorBidi" w:eastAsia="Times New Roman" w:hAnsiTheme="majorBidi" w:cs="Times New Roman"/>
-          <w:rtl/>
-        </w:rPr>
-        <w:t xml:space="preserve"> </w:t>
-      </w:r>
-      <w:r>
-        <w:rPr>
-          <w:rFonts w:asciiTheme="majorBidi" w:eastAsia="Times New Roman" w:hAnsiTheme="majorBidi" w:cs="Times New Roman" w:hint="cs"/>
-          <w:rtl/>
-        </w:rPr>
-        <w:t>בְּחֻקֹּתַי</w:t>
-      </w:r>
-      <w:r>
-        <w:rPr>
-          <w:rFonts w:asciiTheme="majorBidi" w:eastAsia="Times New Roman" w:hAnsiTheme="majorBidi" w:cs="Times New Roman"/>
-          <w:rtl/>
-        </w:rPr>
-        <w:t xml:space="preserve"> </w:t>
-      </w:r>
-      <w:r>
-        <w:rPr>
-          <w:rFonts w:asciiTheme="majorBidi" w:eastAsia="Times New Roman" w:hAnsiTheme="majorBidi" w:cs="Times New Roman" w:hint="cs"/>
-          <w:rtl/>
-        </w:rPr>
-        <w:t>תֵּלֵכוּ</w:t>
-      </w:r>
-      <w:r>
-        <w:rPr>
-          <w:rFonts w:asciiTheme="majorBidi" w:eastAsia="Times New Roman" w:hAnsiTheme="majorBidi" w:cs="Times New Roman"/>
-          <w:rtl/>
-        </w:rPr>
-        <w:t xml:space="preserve"> </w:t>
-      </w:r>
-      <w:r>
-        <w:rPr>
-          <w:rFonts w:asciiTheme="majorBidi" w:eastAsia="Times New Roman" w:hAnsiTheme="majorBidi" w:cs="Times New Roman" w:hint="cs"/>
-          <w:rtl/>
-        </w:rPr>
-        <w:t>וְנָתַתִּי</w:t>
-      </w:r>
-      <w:r>
-        <w:rPr>
-          <w:rFonts w:asciiTheme="majorBidi" w:eastAsia="Times New Roman" w:hAnsiTheme="majorBidi" w:cs="Times New Roman"/>
-          <w:rtl/>
-        </w:rPr>
-        <w:t xml:space="preserve"> </w:t>
-      </w:r>
-      <w:r>
-        <w:rPr>
-          <w:rFonts w:asciiTheme="majorBidi" w:eastAsia="Times New Roman" w:hAnsiTheme="majorBidi" w:cs="Times New Roman" w:hint="cs"/>
-          <w:rtl/>
-        </w:rPr>
-        <w:t>גִשְׁמֵיכֶם</w:t>
-      </w:r>
-      <w:r>
-        <w:rPr>
-          <w:rFonts w:asciiTheme="majorBidi" w:eastAsia="Times New Roman" w:hAnsiTheme="majorBidi" w:cs="Times New Roman"/>
-          <w:rtl/>
-        </w:rPr>
-        <w:t xml:space="preserve"> </w:t>
-      </w:r>
-      <w:r>
-        <w:rPr>
-          <w:rFonts w:asciiTheme="majorBidi" w:eastAsia="Times New Roman" w:hAnsiTheme="majorBidi" w:cs="Times New Roman" w:hint="cs"/>
-          <w:rtl/>
-        </w:rPr>
-        <w:t>בְּעִתָּם</w:t>
-      </w:r>
-      <w:r>
-        <w:rPr>
-          <w:rFonts w:asciiTheme="majorBidi" w:eastAsia="Times New Roman" w:hAnsiTheme="majorBidi" w:cs="Times New Roman"/>
-        </w:rPr>
-        <w:t>,</w:t>
-      </w:r>
-      <w:r>
-        <w:rPr>
-          <w:rFonts w:asciiTheme="majorBidi" w:eastAsia="Times New Roman" w:hAnsiTheme="majorBidi" w:cstheme="majorBidi"/>
-        </w:rPr>
-        <w:t xml:space="preserve"> </w:t>
-      </w:r>
-      <w:r>
-        <w:rPr>
-          <w:rFonts w:asciiTheme="majorBidi" w:eastAsia="Times New Roman" w:hAnsiTheme="majorBidi" w:cstheme="majorBidi"/>
-        </w:rPr>
-        <w:t xml:space="preserve">again </w:t>
-      </w:r>
-      <w:r>
-        <w:rPr>
-          <w:rFonts w:asciiTheme="majorBidi" w:eastAsia="Times New Roman" w:hAnsiTheme="majorBidi" w:cs="Times New Roman" w:hint="cs"/>
-          <w:rtl/>
-        </w:rPr>
-        <w:t>עולם</w:t>
-      </w:r>
-      <w:r>
-        <w:rPr>
-          <w:rFonts w:asciiTheme="majorBidi" w:eastAsia="Times New Roman" w:hAnsiTheme="majorBidi" w:cs="Times New Roman"/>
-          <w:rtl/>
-        </w:rPr>
-        <w:t xml:space="preserve"> </w:t>
-      </w:r>
-      <w:r>
-        <w:rPr>
-          <w:rFonts w:asciiTheme="majorBidi" w:eastAsia="Times New Roman" w:hAnsiTheme="majorBidi" w:cs="Times New Roman" w:hint="cs"/>
-          <w:rtl/>
-        </w:rPr>
-        <w:t>הזה</w:t>
-      </w:r>
-      <w:r>
-        <w:rPr>
-          <w:rFonts w:asciiTheme="majorBidi" w:eastAsia="Times New Roman" w:hAnsiTheme="majorBidi" w:cs="Times New Roman"/>
-        </w:rPr>
-        <w:t>,</w:t>
-      </w:r>
-      <w:r>
-        <w:rPr>
-          <w:rFonts w:asciiTheme="majorBidi" w:eastAsia="Times New Roman" w:hAnsiTheme="majorBidi" w:cstheme="majorBidi"/>
-        </w:rPr>
-        <w:t xml:space="preserve"> </w:t>
-      </w:r>
-      <w:r>
-        <w:rPr>
-          <w:rFonts w:asciiTheme="majorBidi" w:eastAsia="Times New Roman" w:hAnsiTheme="majorBidi" w:cstheme="majorBidi"/>
-        </w:rPr>
-        <w:t>and then in</w:t>
-      </w:r>
-      <w:r>
-        <w:rPr>
-          <w:rFonts w:asciiTheme="majorBidi" w:eastAsia="Times New Roman" w:hAnsiTheme="majorBidi" w:cstheme="majorBidi"/>
-        </w:rPr>
-        <w:t xml:space="preserve"> the</w:t>
       </w:r>
       <w:r>
         <w:rPr>
@@ -27349,7 +27349,7 @@
         <w:rPr>
           <w:rFonts w:asciiTheme="majorBidi" w:eastAsia="Times New Roman" w:hAnsiTheme="majorBidi" w:cstheme="majorBidi"/>
         </w:rPr>
-        <w:t>a</w:t>
+        <w:t xml:space="preserve">a </w:t>
       </w:r>
       <w:r>
         <w:rPr>
@@ -29909,7 +29909,7 @@
         <w:rPr>
           <w:rFonts w:asciiTheme="majorBidi" w:eastAsia="Times New Roman" w:hAnsiTheme="majorBidi" w:cstheme="majorBidi"/>
         </w:rPr>
-        <w:t xml:space="preserve"> yes on the one hand he's able to say</w:t>
+        <w:t xml:space="preserve"> yes on the one hand he's able to say </w:t>
       </w:r>
       <w:r>
         <w:rPr>
@@ -30374,7 +30374,7 @@
           <w:rFonts w:asciiTheme="majorBidi" w:eastAsia="Times New Roman" w:hAnsiTheme="majorBidi" w:cstheme="majorBidi"/>
           <w:rtl/>
         </w:rPr>
-        <w:t xml:space="preserve"> כל חלק וחלק</w:t>
+        <w:t xml:space="preserve"> כל חלק וחלק </w:t>
       </w:r>
       <w:r>
         <w:rPr>
@@ -31446,7 +31446,7 @@
         <w:rPr>
           <w:rFonts w:asciiTheme="majorBidi" w:eastAsia="Times New Roman" w:hAnsiTheme="majorBidi" w:cstheme="majorBidi"/>
         </w:rPr>
-        <w:t xml:space="preserve"> and transplanted into the world of</w:t>
+        <w:t xml:space="preserve"> and transplanted into the world of </w:t>
       </w:r>
       <w:r>
         <w:rPr>
@@ -32043,7 +32043,7 @@
         <w:rPr>
           <w:rFonts w:asciiTheme="majorBidi" w:eastAsia="Times New Roman" w:hAnsiTheme="majorBidi" w:cstheme="majorBidi"/>
         </w:rPr>
-        <w:t>to</w:t>
+        <w:t xml:space="preserve">to </w:t>
       </w:r>
       <w:r>
         <w:rPr>
@@ -32353,7 +32353,7 @@
         <w:rPr>
           <w:rFonts w:asciiTheme="majorBidi" w:eastAsia="Times New Roman" w:hAnsiTheme="majorBidi" w:cstheme="majorBidi"/>
         </w:rPr>
-        <w:t>nd he comes to the realization of</w:t>
+        <w:t xml:space="preserve">nd he comes to the realization of </w:t>
       </w:r>
       <w:r>
         <w:rPr>
@@ -32421,7 +32421,7 @@
         <w:rPr>
           <w:rFonts w:asciiTheme="majorBidi" w:eastAsia="Times New Roman" w:hAnsiTheme="majorBidi" w:cstheme="majorBidi"/>
         </w:rPr>
-        <w:t>to</w:t>
+        <w:t xml:space="preserve">to </w:t>
       </w:r>
       <w:r>
         <w:rPr>
@@ -33054,7 +33054,7 @@
         <w:rPr>
           <w:rFonts w:asciiTheme="majorBidi" w:eastAsia="Times New Roman" w:hAnsiTheme="majorBidi" w:cstheme="majorBidi"/>
         </w:rPr>
-        <w:t xml:space="preserve"> and we say</w:t>
+        <w:t xml:space="preserve"> and we say </w:t>
       </w:r>
       <w:r>
         <w:rPr>
@@ -34876,7 +34876,7 @@
         <w:rPr>
           <w:rFonts w:asciiTheme="majorBidi" w:eastAsia="Times New Roman" w:hAnsiTheme="majorBidi" w:cstheme="majorBidi"/>
         </w:rPr>
-        <w:t xml:space="preserve"> they removed themselves from the</w:t>
+        <w:t xml:space="preserve"> they removed themselves from the </w:t>
       </w:r>
       <w:r>
         <w:rPr>
@@ -35743,7 +35743,7 @@
         <w:rPr>
           <w:rFonts w:asciiTheme="majorBidi" w:eastAsia="Times New Roman" w:hAnsiTheme="majorBidi" w:cstheme="majorBidi"/>
         </w:rPr>
-        <w:t xml:space="preserve"> after the</w:t>
+        <w:t xml:space="preserve"> after the </w:t>
       </w:r>
       <w:r>
         <w:rPr>
@@ -37902,7 +37902,7 @@
         <w:rPr>
           <w:rFonts w:asciiTheme="majorBidi" w:eastAsia="Times New Roman" w:hAnsiTheme="majorBidi" w:cstheme="majorBidi"/>
         </w:rPr>
-        <w:t>or example like</w:t>
+        <w:t xml:space="preserve">or example like </w:t>
       </w:r>
       <w:r>
         <w:rPr>
@@ -38182,7 +38182,7 @@
           <w:rFonts w:asciiTheme="majorBidi" w:eastAsia="Times New Roman" w:hAnsiTheme="majorBidi" w:cstheme="majorBidi"/>
           <w:rtl/>
         </w:rPr>
-        <w:t>היא</w:t>
+        <w:t xml:space="preserve">היא </w:t>
       </w:r>
       <w:r>
         <w:rPr>

--- a/Files/07 - Misc/Rabbi Oelbaum Shabbos/Shabbos - The Gift of Olam Haba in This World.docx
+++ b/Files/07 - Misc/Rabbi Oelbaum Shabbos/Shabbos - The Gift of Olam Haba in This World.docx
@@ -8604,7 +8604,7 @@
           <w:rFonts w:asciiTheme="majorBidi" w:eastAsia="Times New Roman" w:hAnsiTheme="majorBidi" w:cstheme="majorBidi"/>
           <w:rtl/>
         </w:rPr>
-        <w:t>קושיא</w:t>
+        <w:t>קשיא</w:t>
       </w:r>
       <w:r>
         <w:rPr>

--- a/Files/07 - Misc/Rabbi Oelbaum Shabbos/Shabbos - The Gift of Olam Haba in This World.docx
+++ b/Files/07 - Misc/Rabbi Oelbaum Shabbos/Shabbos - The Gift of Olam Haba in This World.docx
@@ -1219,7 +1219,7 @@
         <w:rPr>
           <w:rFonts w:ascii="Times New Roman" w:eastAsia="Times New Roman" w:hAnsi="Times New Roman" w:cs="Times New Roman"/>
         </w:rPr>
-        <w:t>, to</w:t>
+        <w:t xml:space="preserve">, to </w:t>
       </w:r>
       <w:r>
         <w:rPr>
@@ -1795,7 +1795,7 @@
         <w:rPr>
           <w:rFonts w:ascii="Times New Roman" w:eastAsia="Times New Roman" w:hAnsi="Times New Roman" w:cs="Times New Roman"/>
         </w:rPr>
-        <w:t>, and that is the</w:t>
+        <w:t xml:space="preserve">, and that is the </w:t>
       </w:r>
       <w:r>
         <w:rPr>
@@ -3426,7 +3426,7 @@
         <w:rPr>
           <w:rFonts w:ascii="Times New Roman" w:eastAsia="Times New Roman" w:hAnsi="Times New Roman" w:cs="Times New Roman"/>
         </w:rPr>
-        <w:t xml:space="preserve"> it to</w:t>
+        <w:t xml:space="preserve"> it to </w:t>
       </w:r>
       <w:r>
         <w:rPr>
@@ -3471,7 +3471,7 @@
         <w:rPr>
           <w:rFonts w:ascii="Times New Roman" w:eastAsia="Times New Roman" w:hAnsi="Times New Roman" w:cs="Times New Roman"/>
         </w:rPr>
-        <w:t>says</w:t>
+        <w:t xml:space="preserve">says </w:t>
       </w:r>
       <w:r>
         <w:rPr>
@@ -3765,7 +3765,7 @@
         <w:rPr>
           <w:rFonts w:ascii="Times New Roman" w:eastAsia="Times New Roman" w:hAnsi="Times New Roman" w:cs="Times New Roman"/>
         </w:rPr>
-        <w:t>, to</w:t>
+        <w:t xml:space="preserve">, to </w:t>
       </w:r>
       <w:r>
         <w:rPr>
@@ -6202,7 +6202,7 @@
         <w:rPr>
           <w:rFonts w:ascii="Times New Roman" w:eastAsia="Times New Roman" w:hAnsi="Times New Roman" w:cs="Times New Roman"/>
         </w:rPr>
-        <w:t xml:space="preserve"> with</w:t>
+        <w:t xml:space="preserve"> with </w:t>
       </w:r>
       <w:r>
         <w:rPr>
@@ -6847,7 +6847,7 @@
         <w:rPr>
           <w:rFonts w:ascii="Times New Roman" w:eastAsia="Times New Roman" w:hAnsi="Times New Roman" w:cs="Times New Roman"/>
         </w:rPr>
-        <w:t xml:space="preserve"> at all. So in order to have a viable world, to have a world that is alive, we need</w:t>
+        <w:t xml:space="preserve"> at all. So in order to have a viable world, to have a world that is alive, we need </w:t>
       </w:r>
       <w:r>
         <w:rPr>
@@ -6873,7 +6873,7 @@
         <w:rPr>
           <w:rFonts w:ascii="Times New Roman" w:eastAsia="Times New Roman" w:hAnsi="Times New Roman" w:cs="Times New Roman"/>
         </w:rPr>
-        <w:t xml:space="preserve"> is the</w:t>
+        <w:t xml:space="preserve"> is the </w:t>
       </w:r>
       <w:r>
         <w:rPr>
@@ -8929,7 +8929,7 @@
         <w:rPr>
           <w:rFonts w:ascii="Times New Roman" w:eastAsia="Times New Roman" w:hAnsi="Times New Roman" w:cs="Times New Roman"/>
         </w:rPr>
-        <w:t>, in the middle of the</w:t>
+        <w:t xml:space="preserve">, in the middle of the </w:t>
       </w:r>
       <w:r>
         <w:rPr>
@@ -9838,7 +9838,7 @@
         <w:rPr>
           <w:rFonts w:ascii="Times New Roman" w:eastAsia="Times New Roman" w:hAnsi="Times New Roman" w:cs="Times New Roman"/>
         </w:rPr>
-        <w:t>s not able to see it. But</w:t>
+        <w:t xml:space="preserve">s not able to see it. But </w:t>
       </w:r>
       <w:r>
         <w:rPr>
@@ -10176,7 +10176,7 @@
         <w:rPr>
           <w:rFonts w:ascii="Times New Roman" w:eastAsia="Times New Roman" w:hAnsi="Times New Roman" w:cs="Times New Roman"/>
         </w:rPr>
-        <w:t>, in the</w:t>
+        <w:t xml:space="preserve">, in the </w:t>
       </w:r>
       <w:r>
         <w:rPr>
@@ -11616,7 +11616,7 @@
           <w:rFonts w:ascii="Times New Roman" w:eastAsia="Times New Roman" w:hAnsi="Times New Roman" w:cs="Times New Roman"/>
           <w:rtl/>
         </w:rPr>
-        <w:t xml:space="preserve"> דבר נברא</w:t>
+        <w:t xml:space="preserve"> דבר נברא </w:t>
       </w:r>
       <w:r>
         <w:rPr>
@@ -17588,7 +17588,7 @@
         <w:rPr>
           <w:rFonts w:ascii="Times New Roman" w:eastAsia="Times New Roman" w:hAnsi="Times New Roman" w:cs="Times New Roman"/>
         </w:rPr>
-        <w:t xml:space="preserve"> which is the</w:t>
+        <w:t xml:space="preserve"> which is the </w:t>
       </w:r>
       <w:r>
         <w:rPr>
@@ -18342,7 +18342,7 @@
           <w:rFonts w:ascii="Times New Roman" w:eastAsia="Times New Roman" w:hAnsi="Times New Roman" w:cs="Times New Roman"/>
           <w:rtl/>
         </w:rPr>
-        <w:t>מיוחס</w:t>
+        <w:t xml:space="preserve">מיוחס </w:t>
       </w:r>
       <w:r>
         <w:rPr>
@@ -18975,11 +18975,262 @@
         <w:rPr>
           <w:rFonts w:ascii="Times New Roman" w:eastAsia="Times New Roman" w:hAnsi="Times New Roman" w:cs="Times New Roman"/>
         </w:rPr>
+        <w:t xml:space="preserve">Says </w:t>
+      </w:r>
+      <w:r>
+        <w:rPr>
+          <w:rFonts w:ascii="Times New Roman" w:eastAsia="Times New Roman" w:hAnsi="Times New Roman" w:cs="Times New Roman"/>
+          <w:rtl/>
+        </w:rPr>
+        <w:t>ר</w:t>
+      </w:r>
+      <w:r>
+        <w:rPr>
+          <w:rFonts w:ascii="Times New Roman" w:eastAsia="Times New Roman" w:hAnsi="Times New Roman" w:cs="Times New Roman"/>
+          <w:rtl/>
+        </w:rPr>
+        <w:t>’</w:t>
+      </w:r>
+      <w:r>
+        <w:rPr>
+          <w:rFonts w:ascii="Times New Roman" w:eastAsia="Times New Roman" w:hAnsi="Times New Roman" w:cs="Times New Roman"/>
+          <w:rtl/>
+        </w:rPr>
+        <w:t xml:space="preserve"> צדוק הכהן והוא מה שנאמר</w:t>
+      </w:r>
+      <w:r>
+        <w:rPr>
+          <w:rFonts w:ascii="Times New Roman" w:eastAsia="Times New Roman" w:hAnsi="Times New Roman" w:cs="Times New Roman"/>
+        </w:rPr>
+        <w:t xml:space="preserve"> </w:t>
+      </w:r>
+      <w:r>
+        <w:rPr>
+          <w:rFonts w:ascii="Times New Roman" w:eastAsia="Times New Roman" w:hAnsi="Times New Roman" w:cs="Times New Roman"/>
+        </w:rPr>
+        <w:t xml:space="preserve">- </w:t>
+      </w:r>
+      <w:r>
+        <w:rPr>
+          <w:rFonts w:ascii="Times New Roman" w:eastAsia="Times New Roman" w:hAnsi="Times New Roman" w:cs="Times New Roman"/>
+        </w:rPr>
+        <w:t xml:space="preserve">this is what the </w:t>
+      </w:r>
+      <w:r>
+        <w:rPr>
+          <w:rFonts w:ascii="Times New Roman" w:eastAsia="Times New Roman" w:hAnsi="Times New Roman" w:cs="Times New Roman"/>
+          <w:rtl/>
+        </w:rPr>
+        <w:t>פסוק</w:t>
+      </w:r>
+      <w:r>
+        <w:rPr>
+          <w:rFonts w:ascii="Times New Roman" w:eastAsia="Times New Roman" w:hAnsi="Times New Roman" w:cs="Times New Roman"/>
+        </w:rPr>
+        <w:t xml:space="preserve"> means </w:t>
+      </w:r>
+      <w:r>
+        <w:rPr>
+          <w:rFonts w:ascii="Times New Roman" w:eastAsia="Times New Roman" w:hAnsi="Times New Roman" w:cs="Times New Roman"/>
+          <w:rtl/>
+        </w:rPr>
+        <w:t>וראית את אחורי וגו</w:t>
+      </w:r>
+      <w:r>
+        <w:rPr>
+          <w:rFonts w:ascii="Times New Roman" w:eastAsia="Times New Roman" w:hAnsi="Times New Roman" w:cs="Times New Roman"/>
+          <w:rtl/>
+        </w:rPr>
+        <w:t>’</w:t>
+      </w:r>
+      <w:r>
+        <w:rPr>
+          <w:rFonts w:ascii="Times New Roman" w:eastAsia="Times New Roman" w:hAnsi="Times New Roman" w:cs="Times New Roman"/>
+          <w:rtl/>
+        </w:rPr>
+        <w:t xml:space="preserve"> ובפני לא יראו</w:t>
+      </w:r>
+      <w:r>
+        <w:rPr>
+          <w:rFonts w:ascii="Times New Roman" w:eastAsia="Times New Roman" w:hAnsi="Times New Roman" w:cs="Times New Roman"/>
+        </w:rPr>
+        <w:t xml:space="preserve"> </w:t>
+      </w:r>
+      <w:r>
+        <w:rPr>
+          <w:rFonts w:ascii="Times New Roman" w:eastAsia="Times New Roman" w:hAnsi="Times New Roman" w:cs="Times New Roman"/>
+        </w:rPr>
+        <w:t xml:space="preserve">- </w:t>
+      </w:r>
+      <w:r>
+        <w:rPr>
+          <w:rFonts w:ascii="Times New Roman" w:eastAsia="Times New Roman" w:hAnsi="Times New Roman" w:cs="Times New Roman"/>
+        </w:rPr>
+        <w:t xml:space="preserve">The </w:t>
+      </w:r>
+      <w:r>
+        <w:rPr>
+          <w:rFonts w:ascii="Times New Roman" w:eastAsia="Times New Roman" w:hAnsi="Times New Roman" w:cs="Times New Roman"/>
+          <w:rtl/>
+        </w:rPr>
+        <w:t>כוונה</w:t>
+      </w:r>
+      <w:r>
+        <w:rPr>
+          <w:rFonts w:ascii="Times New Roman" w:eastAsia="Times New Roman" w:hAnsi="Times New Roman" w:cs="Times New Roman"/>
+        </w:rPr>
+        <w:t xml:space="preserve"> of the </w:t>
+      </w:r>
+      <w:r>
+        <w:rPr>
+          <w:rFonts w:ascii="Times New Roman" w:eastAsia="Times New Roman" w:hAnsi="Times New Roman" w:cs="Times New Roman"/>
+          <w:rtl/>
+        </w:rPr>
+        <w:t>פסוק</w:t>
+      </w:r>
+      <w:r>
+        <w:rPr>
+          <w:rFonts w:ascii="Times New Roman" w:eastAsia="Times New Roman" w:hAnsi="Times New Roman" w:cs="Times New Roman"/>
+        </w:rPr>
+        <w:t xml:space="preserve"> is </w:t>
+      </w:r>
+      <w:r>
+        <w:rPr>
+          <w:rFonts w:ascii="Times New Roman" w:eastAsia="Times New Roman" w:hAnsi="Times New Roman" w:cs="Times New Roman"/>
+          <w:rtl/>
+        </w:rPr>
+        <w:t>וראית את אחורי</w:t>
+      </w:r>
+      <w:r>
+        <w:rPr>
+          <w:rFonts w:ascii="Times New Roman" w:eastAsia="Times New Roman" w:hAnsi="Times New Roman" w:cs="Times New Roman"/>
+        </w:rPr>
+        <w:t xml:space="preserve"> </w:t>
+      </w:r>
+      <w:r>
+        <w:rPr>
+          <w:rFonts w:ascii="Times New Roman" w:eastAsia="Times New Roman" w:hAnsi="Times New Roman" w:cs="Times New Roman"/>
+        </w:rPr>
+        <w:t xml:space="preserve">- </w:t>
+      </w:r>
+      <w:r>
+        <w:rPr>
+          <w:rFonts w:ascii="Times New Roman" w:eastAsia="Times New Roman" w:hAnsi="Times New Roman" w:cs="Times New Roman"/>
+        </w:rPr>
+        <w:t>you will only be able to see things in hindsight</w:t>
+      </w:r>
+      <w:r>
+        <w:rPr>
+          <w:rFonts w:ascii="Times New Roman" w:eastAsia="Times New Roman" w:hAnsi="Times New Roman" w:cs="Times New Roman"/>
+        </w:rPr>
+        <w:t>.</w:t>
+      </w:r>
+      <w:r>
+        <w:rPr>
+          <w:rFonts w:ascii="Times New Roman" w:eastAsia="Times New Roman" w:hAnsi="Times New Roman" w:cs="Times New Roman"/>
+        </w:rPr>
+        <w:t xml:space="preserve"> </w:t>
+      </w:r>
+      <w:r>
+        <w:rPr>
+          <w:rFonts w:ascii="Times New Roman" w:eastAsia="Times New Roman" w:hAnsi="Times New Roman" w:cs="Times New Roman"/>
+        </w:rPr>
+        <w:t>L</w:t>
+      </w:r>
+      <w:r>
+        <w:rPr>
+          <w:rFonts w:ascii="Times New Roman" w:eastAsia="Times New Roman" w:hAnsi="Times New Roman" w:cs="Times New Roman"/>
+        </w:rPr>
+        <w:t>ater, later many years later you</w:t>
+      </w:r>
+      <w:r>
+        <w:rPr>
+          <w:rFonts w:ascii="Times New Roman" w:eastAsia="Times New Roman" w:hAnsi="Times New Roman" w:cs="Times New Roman"/>
+        </w:rPr>
+        <w:t>’</w:t>
+      </w:r>
+      <w:r>
+        <w:rPr>
+          <w:rFonts w:ascii="Times New Roman" w:eastAsia="Times New Roman" w:hAnsi="Times New Roman" w:cs="Times New Roman"/>
+        </w:rPr>
+        <w:t>ll be able to look back and understand all of that which you didn</w:t>
+      </w:r>
+      <w:r>
+        <w:rPr>
+          <w:rFonts w:ascii="Times New Roman" w:eastAsia="Times New Roman" w:hAnsi="Times New Roman" w:cs="Times New Roman"/>
+        </w:rPr>
+        <w:t>’</w:t>
+      </w:r>
+      <w:r>
+        <w:rPr>
+          <w:rFonts w:ascii="Times New Roman" w:eastAsia="Times New Roman" w:hAnsi="Times New Roman" w:cs="Times New Roman"/>
+        </w:rPr>
+        <w:t xml:space="preserve">t understand but </w:t>
+      </w:r>
+      <w:r>
+        <w:rPr>
+          <w:rFonts w:ascii="Times New Roman" w:eastAsia="Times New Roman" w:hAnsi="Times New Roman" w:cs="Times New Roman"/>
+          <w:rtl/>
+        </w:rPr>
+        <w:t>ובפני לא יראו</w:t>
+      </w:r>
+      <w:r>
+        <w:rPr>
+          <w:rFonts w:ascii="Times New Roman" w:eastAsia="Times New Roman" w:hAnsi="Times New Roman" w:cs="Times New Roman"/>
+        </w:rPr>
+        <w:t xml:space="preserve"> </w:t>
+      </w:r>
+      <w:r>
+        <w:rPr>
+          <w:rFonts w:ascii="Times New Roman" w:eastAsia="Times New Roman" w:hAnsi="Times New Roman" w:cs="Times New Roman"/>
+        </w:rPr>
+        <w:t xml:space="preserve">- </w:t>
+      </w:r>
+      <w:r>
+        <w:rPr>
+          <w:rFonts w:ascii="Times New Roman" w:eastAsia="Times New Roman" w:hAnsi="Times New Roman" w:cs="Times New Roman"/>
+        </w:rPr>
+        <w:t>but we have not the ability</w:t>
+      </w:r>
+      <w:r>
+        <w:rPr>
+          <w:rFonts w:ascii="Times New Roman" w:eastAsia="Times New Roman" w:hAnsi="Times New Roman" w:cs="Times New Roman"/>
+        </w:rPr>
+        <w:t>,</w:t>
+      </w:r>
+      <w:r>
+        <w:rPr>
+          <w:rFonts w:ascii="Times New Roman" w:eastAsia="Times New Roman" w:hAnsi="Times New Roman" w:cs="Times New Roman"/>
+        </w:rPr>
+        <w:t xml:space="preserve"> we do not have the capability of understanding things ahead of time</w:t>
+      </w:r>
+      <w:r>
+        <w:rPr>
+          <w:rFonts w:ascii="Times New Roman" w:eastAsia="Times New Roman" w:hAnsi="Times New Roman" w:cs="Times New Roman"/>
+        </w:rPr>
+        <w:t>.</w:t>
+      </w:r>
+      <w:r>
+        <w:rPr>
+          <w:rFonts w:ascii="Times New Roman" w:eastAsia="Times New Roman" w:hAnsi="Times New Roman" w:cs="Times New Roman"/>
+        </w:rPr>
+        <w:t xml:space="preserve"> </w:t>
+      </w:r>
+      <w:r>
+        <w:rPr>
+          <w:rFonts w:ascii="Times New Roman" w:eastAsia="Times New Roman" w:hAnsi="Times New Roman" w:cs="Times New Roman"/>
+        </w:rPr>
         <w:t>Says</w:t>
       </w:r>
       <w:r>
         <w:rPr>
           <w:rFonts w:ascii="Times New Roman" w:eastAsia="Times New Roman" w:hAnsi="Times New Roman" w:cs="Times New Roman"/>
+        </w:rPr>
+        <w:t xml:space="preserve"> </w:t>
+      </w:r>
+      <w:r>
+        <w:rPr>
+          <w:rFonts w:ascii="Times New Roman" w:eastAsia="Times New Roman" w:hAnsi="Times New Roman" w:cs="Times New Roman"/>
           <w:rtl/>
         </w:rPr>
         <w:t>ר</w:t>
@@ -18996,45 +19247,177 @@
           <w:rFonts w:ascii="Times New Roman" w:eastAsia="Times New Roman" w:hAnsi="Times New Roman" w:cs="Times New Roman"/>
           <w:rtl/>
         </w:rPr>
-        <w:t xml:space="preserve"> צדוק הכהן והוא מה שנאמר</w:t>
-      </w:r>
-      <w:r>
-        <w:rPr>
-          <w:rFonts w:ascii="Times New Roman" w:eastAsia="Times New Roman" w:hAnsi="Times New Roman" w:cs="Times New Roman"/>
-        </w:rPr>
-        <w:t xml:space="preserve"> </w:t>
-      </w:r>
-      <w:r>
-        <w:rPr>
-          <w:rFonts w:ascii="Times New Roman" w:eastAsia="Times New Roman" w:hAnsi="Times New Roman" w:cs="Times New Roman"/>
-        </w:rPr>
-        <w:t xml:space="preserve">- </w:t>
-      </w:r>
-      <w:r>
-        <w:rPr>
-          <w:rFonts w:ascii="Times New Roman" w:eastAsia="Times New Roman" w:hAnsi="Times New Roman" w:cs="Times New Roman"/>
-        </w:rPr>
-        <w:t xml:space="preserve">this is what the </w:t>
-      </w:r>
-      <w:r>
-        <w:rPr>
-          <w:rFonts w:ascii="Times New Roman" w:eastAsia="Times New Roman" w:hAnsi="Times New Roman" w:cs="Times New Roman"/>
-          <w:rtl/>
-        </w:rPr>
-        <w:t>פסוק</w:t>
-      </w:r>
-      <w:r>
-        <w:rPr>
-          <w:rFonts w:ascii="Times New Roman" w:eastAsia="Times New Roman" w:hAnsi="Times New Roman" w:cs="Times New Roman"/>
-        </w:rPr>
-        <w:t xml:space="preserve"> means </w:t>
-      </w:r>
-      <w:r>
-        <w:rPr>
-          <w:rFonts w:ascii="Times New Roman" w:eastAsia="Times New Roman" w:hAnsi="Times New Roman" w:cs="Times New Roman"/>
-          <w:rtl/>
-        </w:rPr>
-        <w:t>וראית את אחורי וגו</w:t>
+        <w:t xml:space="preserve"> צדוק</w:t>
+      </w:r>
+      <w:r>
+        <w:rPr>
+          <w:rFonts w:ascii="Times New Roman" w:eastAsia="Times New Roman" w:hAnsi="Times New Roman" w:cs="Times New Roman"/>
+        </w:rPr>
+        <w:t xml:space="preserve">: </w:t>
+      </w:r>
+      <w:r>
+        <w:rPr>
+          <w:rFonts w:ascii="Times New Roman" w:eastAsia="Times New Roman" w:hAnsi="Times New Roman" w:cs="Times New Roman" w:hint="cs"/>
+          <w:rtl/>
+        </w:rPr>
+        <w:t>ושמעתי</w:t>
+      </w:r>
+      <w:r>
+        <w:rPr>
+          <w:rFonts w:ascii="Times New Roman" w:eastAsia="Times New Roman" w:hAnsi="Times New Roman" w:cs="Times New Roman"/>
+          <w:rtl/>
+        </w:rPr>
+        <w:t xml:space="preserve"> </w:t>
+      </w:r>
+      <w:r>
+        <w:rPr>
+          <w:rFonts w:ascii="Times New Roman" w:eastAsia="Times New Roman" w:hAnsi="Times New Roman" w:cs="Times New Roman" w:hint="cs"/>
+          <w:rtl/>
+        </w:rPr>
+        <w:t>מהרבינו</w:t>
+      </w:r>
+      <w:r>
+        <w:rPr>
+          <w:rFonts w:ascii="Times New Roman" w:eastAsia="Times New Roman" w:hAnsi="Times New Roman" w:cs="Times New Roman"/>
+          <w:rtl/>
+        </w:rPr>
+        <w:t xml:space="preserve"> </w:t>
+      </w:r>
+      <w:r>
+        <w:rPr>
+          <w:rFonts w:ascii="Times New Roman" w:eastAsia="Times New Roman" w:hAnsi="Times New Roman" w:cs="Times New Roman" w:hint="cs"/>
+          <w:rtl/>
+        </w:rPr>
+        <w:t>הקדוש</w:t>
+      </w:r>
+      <w:r>
+        <w:rPr>
+          <w:rFonts w:ascii="Times New Roman" w:eastAsia="Times New Roman" w:hAnsi="Times New Roman" w:cs="Times New Roman"/>
+          <w:rtl/>
+        </w:rPr>
+        <w:t xml:space="preserve"> </w:t>
+      </w:r>
+      <w:r>
+        <w:rPr>
+          <w:rFonts w:ascii="Times New Roman" w:eastAsia="Times New Roman" w:hAnsi="Times New Roman" w:cs="Times New Roman" w:hint="cs"/>
+          <w:rtl/>
+        </w:rPr>
+        <w:t>זכר</w:t>
+      </w:r>
+      <w:r>
+        <w:rPr>
+          <w:rFonts w:ascii="Times New Roman" w:eastAsia="Times New Roman" w:hAnsi="Times New Roman" w:cs="Times New Roman"/>
+          <w:rtl/>
+        </w:rPr>
+        <w:t xml:space="preserve"> </w:t>
+      </w:r>
+      <w:r>
+        <w:rPr>
+          <w:rFonts w:ascii="Times New Roman" w:eastAsia="Times New Roman" w:hAnsi="Times New Roman" w:cs="Times New Roman" w:hint="cs"/>
+          <w:rtl/>
+        </w:rPr>
+        <w:t>צדיק</w:t>
+      </w:r>
+      <w:r>
+        <w:rPr>
+          <w:rFonts w:ascii="Times New Roman" w:eastAsia="Times New Roman" w:hAnsi="Times New Roman" w:cs="Times New Roman"/>
+          <w:rtl/>
+        </w:rPr>
+        <w:t xml:space="preserve"> </w:t>
+      </w:r>
+      <w:r>
+        <w:rPr>
+          <w:rFonts w:ascii="Times New Roman" w:eastAsia="Times New Roman" w:hAnsi="Times New Roman" w:cs="Times New Roman" w:hint="cs"/>
+          <w:rtl/>
+        </w:rPr>
+        <w:t>וקדוש</w:t>
+      </w:r>
+      <w:r>
+        <w:rPr>
+          <w:rFonts w:ascii="Times New Roman" w:eastAsia="Times New Roman" w:hAnsi="Times New Roman" w:cs="Times New Roman"/>
+          <w:rtl/>
+        </w:rPr>
+        <w:t xml:space="preserve"> </w:t>
+      </w:r>
+      <w:r>
+        <w:rPr>
+          <w:rFonts w:ascii="Times New Roman" w:eastAsia="Times New Roman" w:hAnsi="Times New Roman" w:cs="Times New Roman" w:hint="cs"/>
+          <w:rtl/>
+        </w:rPr>
+        <w:t>לברכה</w:t>
+      </w:r>
+      <w:r>
+        <w:rPr>
+          <w:rFonts w:ascii="Times New Roman" w:eastAsia="Times New Roman" w:hAnsi="Times New Roman" w:cs="Times New Roman"/>
+          <w:rtl/>
+        </w:rPr>
+        <w:t xml:space="preserve"> </w:t>
+      </w:r>
+      <w:r>
+        <w:rPr>
+          <w:rFonts w:ascii="Times New Roman" w:eastAsia="Times New Roman" w:hAnsi="Times New Roman" w:cs="Times New Roman" w:hint="cs"/>
+          <w:rtl/>
+        </w:rPr>
+        <w:t>לחיי</w:t>
+      </w:r>
+      <w:r>
+        <w:rPr>
+          <w:rFonts w:ascii="Times New Roman" w:eastAsia="Times New Roman" w:hAnsi="Times New Roman" w:cs="Times New Roman"/>
+          <w:rtl/>
+        </w:rPr>
+        <w:t xml:space="preserve"> </w:t>
+      </w:r>
+      <w:r>
+        <w:rPr>
+          <w:rFonts w:ascii="Times New Roman" w:eastAsia="Times New Roman" w:hAnsi="Times New Roman" w:cs="Times New Roman" w:hint="cs"/>
+          <w:rtl/>
+        </w:rPr>
+        <w:t>העולם</w:t>
+      </w:r>
+      <w:r>
+        <w:rPr>
+          <w:rFonts w:ascii="Times New Roman" w:eastAsia="Times New Roman" w:hAnsi="Times New Roman" w:cs="Times New Roman"/>
+          <w:rtl/>
+        </w:rPr>
+        <w:t xml:space="preserve"> </w:t>
+      </w:r>
+      <w:r>
+        <w:rPr>
+          <w:rFonts w:ascii="Times New Roman" w:eastAsia="Times New Roman" w:hAnsi="Times New Roman" w:cs="Times New Roman" w:hint="cs"/>
+          <w:rtl/>
+        </w:rPr>
+        <w:t>הבא</w:t>
+      </w:r>
+      <w:r>
+        <w:rPr>
+          <w:rFonts w:ascii="Times New Roman" w:eastAsia="Times New Roman" w:hAnsi="Times New Roman" w:cs="Times New Roman"/>
+        </w:rPr>
+        <w:t xml:space="preserve"> - </w:t>
+      </w:r>
+      <w:r>
+        <w:rPr>
+          <w:rFonts w:ascii="Times New Roman" w:eastAsia="Times New Roman" w:hAnsi="Times New Roman" w:cs="Times New Roman"/>
+        </w:rPr>
+        <w:t xml:space="preserve">This is the </w:t>
+      </w:r>
+      <w:r>
+        <w:rPr>
+          <w:rFonts w:ascii="Times New Roman" w:eastAsia="Times New Roman" w:hAnsi="Times New Roman" w:cs="Times New Roman"/>
+        </w:rPr>
+        <w:t>Rebbi</w:t>
+      </w:r>
+      <w:r>
+        <w:rPr>
+          <w:rFonts w:ascii="Times New Roman" w:eastAsia="Times New Roman" w:hAnsi="Times New Roman" w:cs="Times New Roman"/>
+        </w:rPr>
+        <w:t xml:space="preserve"> of </w:t>
+      </w:r>
+      <w:r>
+        <w:rPr>
+          <w:rFonts w:ascii="Times New Roman" w:eastAsia="Times New Roman" w:hAnsi="Times New Roman" w:cs="Times New Roman"/>
+          <w:rtl/>
+        </w:rPr>
+        <w:t>ר</w:t>
       </w:r>
       <w:r>
         <w:rPr>
@@ -19048,396 +19431,13 @@
           <w:rFonts w:ascii="Times New Roman" w:eastAsia="Times New Roman" w:hAnsi="Times New Roman" w:cs="Times New Roman"/>
           <w:rtl/>
         </w:rPr>
-        <w:t xml:space="preserve"> ובפני לא יראו</w:t>
-      </w:r>
-      <w:r>
-        <w:rPr>
-          <w:rFonts w:ascii="Times New Roman" w:eastAsia="Times New Roman" w:hAnsi="Times New Roman" w:cs="Times New Roman"/>
-        </w:rPr>
-        <w:t xml:space="preserve"> </w:t>
-      </w:r>
-      <w:r>
-        <w:rPr>
-          <w:rFonts w:ascii="Times New Roman" w:eastAsia="Times New Roman" w:hAnsi="Times New Roman" w:cs="Times New Roman"/>
-        </w:rPr>
-        <w:t xml:space="preserve">- </w:t>
-      </w:r>
-      <w:r>
-        <w:rPr>
-          <w:rFonts w:ascii="Times New Roman" w:eastAsia="Times New Roman" w:hAnsi="Times New Roman" w:cs="Times New Roman"/>
-        </w:rPr>
-        <w:t xml:space="preserve">The </w:t>
-      </w:r>
-      <w:r>
-        <w:rPr>
-          <w:rFonts w:ascii="Times New Roman" w:eastAsia="Times New Roman" w:hAnsi="Times New Roman" w:cs="Times New Roman"/>
-          <w:rtl/>
-        </w:rPr>
-        <w:t>כוונה</w:t>
-      </w:r>
-      <w:r>
-        <w:rPr>
-          <w:rFonts w:ascii="Times New Roman" w:eastAsia="Times New Roman" w:hAnsi="Times New Roman" w:cs="Times New Roman"/>
-        </w:rPr>
-        <w:t xml:space="preserve"> of the </w:t>
-      </w:r>
-      <w:r>
-        <w:rPr>
-          <w:rFonts w:ascii="Times New Roman" w:eastAsia="Times New Roman" w:hAnsi="Times New Roman" w:cs="Times New Roman"/>
-          <w:rtl/>
-        </w:rPr>
-        <w:t>פסוק</w:t>
-      </w:r>
-      <w:r>
-        <w:rPr>
-          <w:rFonts w:ascii="Times New Roman" w:eastAsia="Times New Roman" w:hAnsi="Times New Roman" w:cs="Times New Roman"/>
-        </w:rPr>
-        <w:t xml:space="preserve"> is </w:t>
-      </w:r>
-      <w:r>
-        <w:rPr>
-          <w:rFonts w:ascii="Times New Roman" w:eastAsia="Times New Roman" w:hAnsi="Times New Roman" w:cs="Times New Roman"/>
-          <w:rtl/>
-        </w:rPr>
-        <w:t>וראית את אחורי</w:t>
-      </w:r>
-      <w:r>
-        <w:rPr>
-          <w:rFonts w:ascii="Times New Roman" w:eastAsia="Times New Roman" w:hAnsi="Times New Roman" w:cs="Times New Roman"/>
-        </w:rPr>
-        <w:t xml:space="preserve"> </w:t>
-      </w:r>
-      <w:r>
-        <w:rPr>
-          <w:rFonts w:ascii="Times New Roman" w:eastAsia="Times New Roman" w:hAnsi="Times New Roman" w:cs="Times New Roman"/>
-        </w:rPr>
-        <w:t xml:space="preserve">- </w:t>
-      </w:r>
-      <w:r>
-        <w:rPr>
-          <w:rFonts w:ascii="Times New Roman" w:eastAsia="Times New Roman" w:hAnsi="Times New Roman" w:cs="Times New Roman"/>
-        </w:rPr>
-        <w:t>you will only be able to see things in hindsight</w:t>
-      </w:r>
-      <w:r>
-        <w:rPr>
-          <w:rFonts w:ascii="Times New Roman" w:eastAsia="Times New Roman" w:hAnsi="Times New Roman" w:cs="Times New Roman"/>
-        </w:rPr>
-        <w:t>.</w:t>
-      </w:r>
-      <w:r>
-        <w:rPr>
-          <w:rFonts w:ascii="Times New Roman" w:eastAsia="Times New Roman" w:hAnsi="Times New Roman" w:cs="Times New Roman"/>
-        </w:rPr>
-        <w:t xml:space="preserve"> </w:t>
-      </w:r>
-      <w:r>
-        <w:rPr>
-          <w:rFonts w:ascii="Times New Roman" w:eastAsia="Times New Roman" w:hAnsi="Times New Roman" w:cs="Times New Roman"/>
-        </w:rPr>
-        <w:t>L</w:t>
-      </w:r>
-      <w:r>
-        <w:rPr>
-          <w:rFonts w:ascii="Times New Roman" w:eastAsia="Times New Roman" w:hAnsi="Times New Roman" w:cs="Times New Roman"/>
-        </w:rPr>
-        <w:t>ater, later many years later you</w:t>
-      </w:r>
-      <w:r>
-        <w:rPr>
-          <w:rFonts w:ascii="Times New Roman" w:eastAsia="Times New Roman" w:hAnsi="Times New Roman" w:cs="Times New Roman"/>
-        </w:rPr>
-        <w:t>’</w:t>
-      </w:r>
-      <w:r>
-        <w:rPr>
-          <w:rFonts w:ascii="Times New Roman" w:eastAsia="Times New Roman" w:hAnsi="Times New Roman" w:cs="Times New Roman"/>
-        </w:rPr>
-        <w:t>ll be able to look back and understand all of that which you didn</w:t>
-      </w:r>
-      <w:r>
-        <w:rPr>
-          <w:rFonts w:ascii="Times New Roman" w:eastAsia="Times New Roman" w:hAnsi="Times New Roman" w:cs="Times New Roman"/>
-        </w:rPr>
-        <w:t>’</w:t>
-      </w:r>
-      <w:r>
-        <w:rPr>
-          <w:rFonts w:ascii="Times New Roman" w:eastAsia="Times New Roman" w:hAnsi="Times New Roman" w:cs="Times New Roman"/>
-        </w:rPr>
-        <w:t xml:space="preserve">t understand but </w:t>
-      </w:r>
-      <w:r>
-        <w:rPr>
-          <w:rFonts w:ascii="Times New Roman" w:eastAsia="Times New Roman" w:hAnsi="Times New Roman" w:cs="Times New Roman"/>
-          <w:rtl/>
-        </w:rPr>
-        <w:t>ובפני לא יראו</w:t>
-      </w:r>
-      <w:r>
-        <w:rPr>
-          <w:rFonts w:ascii="Times New Roman" w:eastAsia="Times New Roman" w:hAnsi="Times New Roman" w:cs="Times New Roman"/>
-        </w:rPr>
-        <w:t xml:space="preserve"> </w:t>
-      </w:r>
-      <w:r>
-        <w:rPr>
-          <w:rFonts w:ascii="Times New Roman" w:eastAsia="Times New Roman" w:hAnsi="Times New Roman" w:cs="Times New Roman"/>
-        </w:rPr>
-        <w:t xml:space="preserve">- </w:t>
-      </w:r>
-      <w:r>
-        <w:rPr>
-          <w:rFonts w:ascii="Times New Roman" w:eastAsia="Times New Roman" w:hAnsi="Times New Roman" w:cs="Times New Roman"/>
-        </w:rPr>
-        <w:t>but we have not the ability</w:t>
-      </w:r>
-      <w:r>
-        <w:rPr>
-          <w:rFonts w:ascii="Times New Roman" w:eastAsia="Times New Roman" w:hAnsi="Times New Roman" w:cs="Times New Roman"/>
-        </w:rPr>
-        <w:t>,</w:t>
-      </w:r>
-      <w:r>
-        <w:rPr>
-          <w:rFonts w:ascii="Times New Roman" w:eastAsia="Times New Roman" w:hAnsi="Times New Roman" w:cs="Times New Roman"/>
-        </w:rPr>
-        <w:t xml:space="preserve"> we do not have the capability of understanding things ahead of time</w:t>
-      </w:r>
-      <w:r>
-        <w:rPr>
-          <w:rFonts w:ascii="Times New Roman" w:eastAsia="Times New Roman" w:hAnsi="Times New Roman" w:cs="Times New Roman"/>
-        </w:rPr>
-        <w:t>.</w:t>
-      </w:r>
-      <w:r>
-        <w:rPr>
-          <w:rFonts w:ascii="Times New Roman" w:eastAsia="Times New Roman" w:hAnsi="Times New Roman" w:cs="Times New Roman"/>
-        </w:rPr>
-        <w:t xml:space="preserve"> </w:t>
-      </w:r>
-      <w:r>
-        <w:rPr>
-          <w:rFonts w:ascii="Times New Roman" w:eastAsia="Times New Roman" w:hAnsi="Times New Roman" w:cs="Times New Roman"/>
-        </w:rPr>
-        <w:t>Says</w:t>
-      </w:r>
-      <w:r>
-        <w:rPr>
-          <w:rFonts w:ascii="Times New Roman" w:eastAsia="Times New Roman" w:hAnsi="Times New Roman" w:cs="Times New Roman"/>
-        </w:rPr>
-        <w:t xml:space="preserve"> </w:t>
-      </w:r>
-      <w:r>
-        <w:rPr>
-          <w:rFonts w:ascii="Times New Roman" w:eastAsia="Times New Roman" w:hAnsi="Times New Roman" w:cs="Times New Roman"/>
-          <w:rtl/>
-        </w:rPr>
-        <w:t>ר</w:t>
-      </w:r>
-      <w:r>
-        <w:rPr>
-          <w:rFonts w:ascii="Times New Roman" w:eastAsia="Times New Roman" w:hAnsi="Times New Roman" w:cs="Times New Roman"/>
-          <w:rtl/>
-        </w:rPr>
-        <w:t>’</w:t>
-      </w:r>
-      <w:r>
-        <w:rPr>
-          <w:rFonts w:ascii="Times New Roman" w:eastAsia="Times New Roman" w:hAnsi="Times New Roman" w:cs="Times New Roman"/>
-          <w:rtl/>
-        </w:rPr>
         <w:t xml:space="preserve"> צדוק</w:t>
       </w:r>
       <w:r>
         <w:rPr>
           <w:rFonts w:ascii="Times New Roman" w:eastAsia="Times New Roman" w:hAnsi="Times New Roman" w:cs="Times New Roman"/>
         </w:rPr>
-        <w:t xml:space="preserve">: </w:t>
-      </w:r>
-      <w:r>
-        <w:rPr>
-          <w:rFonts w:ascii="Times New Roman" w:eastAsia="Times New Roman" w:hAnsi="Times New Roman" w:cs="Times New Roman" w:hint="cs"/>
-          <w:rtl/>
-        </w:rPr>
-        <w:t>ושמעתי</w:t>
-      </w:r>
-      <w:r>
-        <w:rPr>
-          <w:rFonts w:ascii="Times New Roman" w:eastAsia="Times New Roman" w:hAnsi="Times New Roman" w:cs="Times New Roman"/>
-          <w:rtl/>
-        </w:rPr>
-        <w:t xml:space="preserve"> </w:t>
-      </w:r>
-      <w:r>
-        <w:rPr>
-          <w:rFonts w:ascii="Times New Roman" w:eastAsia="Times New Roman" w:hAnsi="Times New Roman" w:cs="Times New Roman" w:hint="cs"/>
-          <w:rtl/>
-        </w:rPr>
-        <w:t>מהרבינו</w:t>
-      </w:r>
-      <w:r>
-        <w:rPr>
-          <w:rFonts w:ascii="Times New Roman" w:eastAsia="Times New Roman" w:hAnsi="Times New Roman" w:cs="Times New Roman"/>
-          <w:rtl/>
-        </w:rPr>
-        <w:t xml:space="preserve"> </w:t>
-      </w:r>
-      <w:r>
-        <w:rPr>
-          <w:rFonts w:ascii="Times New Roman" w:eastAsia="Times New Roman" w:hAnsi="Times New Roman" w:cs="Times New Roman" w:hint="cs"/>
-          <w:rtl/>
-        </w:rPr>
-        <w:t>הקדוש</w:t>
-      </w:r>
-      <w:r>
-        <w:rPr>
-          <w:rFonts w:ascii="Times New Roman" w:eastAsia="Times New Roman" w:hAnsi="Times New Roman" w:cs="Times New Roman"/>
-          <w:rtl/>
-        </w:rPr>
-        <w:t xml:space="preserve"> </w:t>
-      </w:r>
-      <w:r>
-        <w:rPr>
-          <w:rFonts w:ascii="Times New Roman" w:eastAsia="Times New Roman" w:hAnsi="Times New Roman" w:cs="Times New Roman" w:hint="cs"/>
-          <w:rtl/>
-        </w:rPr>
-        <w:t>זכר</w:t>
-      </w:r>
-      <w:r>
-        <w:rPr>
-          <w:rFonts w:ascii="Times New Roman" w:eastAsia="Times New Roman" w:hAnsi="Times New Roman" w:cs="Times New Roman"/>
-          <w:rtl/>
-        </w:rPr>
-        <w:t xml:space="preserve"> </w:t>
-      </w:r>
-      <w:r>
-        <w:rPr>
-          <w:rFonts w:ascii="Times New Roman" w:eastAsia="Times New Roman" w:hAnsi="Times New Roman" w:cs="Times New Roman" w:hint="cs"/>
-          <w:rtl/>
-        </w:rPr>
-        <w:t>צדיק</w:t>
-      </w:r>
-      <w:r>
-        <w:rPr>
-          <w:rFonts w:ascii="Times New Roman" w:eastAsia="Times New Roman" w:hAnsi="Times New Roman" w:cs="Times New Roman"/>
-          <w:rtl/>
-        </w:rPr>
-        <w:t xml:space="preserve"> </w:t>
-      </w:r>
-      <w:r>
-        <w:rPr>
-          <w:rFonts w:ascii="Times New Roman" w:eastAsia="Times New Roman" w:hAnsi="Times New Roman" w:cs="Times New Roman" w:hint="cs"/>
-          <w:rtl/>
-        </w:rPr>
-        <w:t>וקדוש</w:t>
-      </w:r>
-      <w:r>
-        <w:rPr>
-          <w:rFonts w:ascii="Times New Roman" w:eastAsia="Times New Roman" w:hAnsi="Times New Roman" w:cs="Times New Roman"/>
-          <w:rtl/>
-        </w:rPr>
-        <w:t xml:space="preserve"> </w:t>
-      </w:r>
-      <w:r>
-        <w:rPr>
-          <w:rFonts w:ascii="Times New Roman" w:eastAsia="Times New Roman" w:hAnsi="Times New Roman" w:cs="Times New Roman" w:hint="cs"/>
-          <w:rtl/>
-        </w:rPr>
-        <w:t>לברכה</w:t>
-      </w:r>
-      <w:r>
-        <w:rPr>
-          <w:rFonts w:ascii="Times New Roman" w:eastAsia="Times New Roman" w:hAnsi="Times New Roman" w:cs="Times New Roman"/>
-          <w:rtl/>
-        </w:rPr>
-        <w:t xml:space="preserve"> </w:t>
-      </w:r>
-      <w:r>
-        <w:rPr>
-          <w:rFonts w:ascii="Times New Roman" w:eastAsia="Times New Roman" w:hAnsi="Times New Roman" w:cs="Times New Roman" w:hint="cs"/>
-          <w:rtl/>
-        </w:rPr>
-        <w:t>לחיי</w:t>
-      </w:r>
-      <w:r>
-        <w:rPr>
-          <w:rFonts w:ascii="Times New Roman" w:eastAsia="Times New Roman" w:hAnsi="Times New Roman" w:cs="Times New Roman"/>
-          <w:rtl/>
-        </w:rPr>
-        <w:t xml:space="preserve"> </w:t>
-      </w:r>
-      <w:r>
-        <w:rPr>
-          <w:rFonts w:ascii="Times New Roman" w:eastAsia="Times New Roman" w:hAnsi="Times New Roman" w:cs="Times New Roman" w:hint="cs"/>
-          <w:rtl/>
-        </w:rPr>
-        <w:t>העולם</w:t>
-      </w:r>
-      <w:r>
-        <w:rPr>
-          <w:rFonts w:ascii="Times New Roman" w:eastAsia="Times New Roman" w:hAnsi="Times New Roman" w:cs="Times New Roman"/>
-          <w:rtl/>
-        </w:rPr>
-        <w:t xml:space="preserve"> </w:t>
-      </w:r>
-      <w:r>
-        <w:rPr>
-          <w:rFonts w:ascii="Times New Roman" w:eastAsia="Times New Roman" w:hAnsi="Times New Roman" w:cs="Times New Roman" w:hint="cs"/>
-          <w:rtl/>
-        </w:rPr>
-        <w:t>הבא</w:t>
-      </w:r>
-      <w:r>
-        <w:rPr>
-          <w:rFonts w:ascii="Times New Roman" w:eastAsia="Times New Roman" w:hAnsi="Times New Roman" w:cs="Times New Roman"/>
-        </w:rPr>
-        <w:t xml:space="preserve"> - </w:t>
-      </w:r>
-      <w:r>
-        <w:rPr>
-          <w:rFonts w:ascii="Times New Roman" w:eastAsia="Times New Roman" w:hAnsi="Times New Roman" w:cs="Times New Roman"/>
-        </w:rPr>
-        <w:t xml:space="preserve">This is the </w:t>
-      </w:r>
-      <w:r>
-        <w:rPr>
-          <w:rFonts w:ascii="Times New Roman" w:eastAsia="Times New Roman" w:hAnsi="Times New Roman" w:cs="Times New Roman"/>
-        </w:rPr>
-        <w:t>Rebbi</w:t>
-      </w:r>
-      <w:r>
-        <w:rPr>
-          <w:rFonts w:ascii="Times New Roman" w:eastAsia="Times New Roman" w:hAnsi="Times New Roman" w:cs="Times New Roman"/>
-        </w:rPr>
-        <w:t xml:space="preserve"> of </w:t>
-      </w:r>
-      <w:r>
-        <w:rPr>
-          <w:rFonts w:ascii="Times New Roman" w:eastAsia="Times New Roman" w:hAnsi="Times New Roman" w:cs="Times New Roman"/>
-          <w:rtl/>
-        </w:rPr>
-        <w:t>ר</w:t>
-      </w:r>
-      <w:r>
-        <w:rPr>
-          <w:rFonts w:ascii="Times New Roman" w:eastAsia="Times New Roman" w:hAnsi="Times New Roman" w:cs="Times New Roman"/>
-          <w:rtl/>
-        </w:rPr>
-        <w:t>’</w:t>
-      </w:r>
-      <w:r>
-        <w:rPr>
-          <w:rFonts w:ascii="Times New Roman" w:eastAsia="Times New Roman" w:hAnsi="Times New Roman" w:cs="Times New Roman"/>
-          <w:rtl/>
-        </w:rPr>
-        <w:t xml:space="preserve"> צדוק</w:t>
-      </w:r>
-      <w:r>
-        <w:rPr>
-          <w:rFonts w:ascii="Times New Roman" w:eastAsia="Times New Roman" w:hAnsi="Times New Roman" w:cs="Times New Roman"/>
-        </w:rPr>
-        <w:t xml:space="preserve"> the</w:t>
+        <w:t xml:space="preserve"> the </w:t>
       </w:r>
       <w:r>
         <w:rPr>
@@ -20594,7 +20594,7 @@
         <w:rPr>
           <w:rFonts w:ascii="Times New Roman" w:eastAsia="Times New Roman" w:hAnsi="Times New Roman" w:cs="Times New Roman"/>
         </w:rPr>
-        <w:t>the hidden</w:t>
+        <w:t xml:space="preserve">the hidden </w:t>
       </w:r>
       <w:r>
         <w:rPr>
@@ -21746,7 +21746,7 @@
         <w:rPr>
           <w:rFonts w:ascii="Times New Roman" w:eastAsia="Times New Roman" w:hAnsi="Times New Roman" w:cs="Times New Roman"/>
         </w:rPr>
-        <w:t xml:space="preserve"> a</w:t>
+        <w:t xml:space="preserve"> a </w:t>
       </w:r>
       <w:r>
         <w:rPr>
@@ -21826,7 +21826,7 @@
         <w:rPr>
           <w:rFonts w:ascii="Times New Roman" w:eastAsia="Times New Roman" w:hAnsi="Times New Roman" w:cs="Times New Roman"/>
         </w:rPr>
-        <w:t xml:space="preserve"> I want you to know that</w:t>
+        <w:t xml:space="preserve"> I want you to know that </w:t>
       </w:r>
       <w:r>
         <w:rPr>
@@ -23639,7 +23639,7 @@
         <w:rPr>
           <w:rFonts w:ascii="Times New Roman" w:eastAsia="Times New Roman" w:hAnsi="Times New Roman" w:cs="Times New Roman"/>
         </w:rPr>
-        <w:t xml:space="preserve"> and</w:t>
+        <w:t xml:space="preserve"> and </w:t>
       </w:r>
       <w:r>
         <w:rPr>
@@ -24852,11 +24852,1112 @@
         <w:rPr>
           <w:rFonts w:ascii="Times New Roman" w:eastAsia="Times New Roman" w:hAnsi="Times New Roman" w:cs="Times New Roman"/>
         </w:rPr>
+        <w:t xml:space="preserve"> the </w:t>
+      </w:r>
+      <w:r>
+        <w:rPr>
+          <w:rFonts w:ascii="Times New Roman" w:eastAsia="Times New Roman" w:hAnsi="Times New Roman" w:cs="Times New Roman"/>
+          <w:rtl/>
+        </w:rPr>
+        <w:t xml:space="preserve">מלבי"ם </w:t>
+      </w:r>
+      <w:r>
+        <w:rPr>
+          <w:rFonts w:ascii="Times New Roman" w:eastAsia="Times New Roman" w:hAnsi="Times New Roman" w:cs="Times New Roman"/>
+        </w:rPr>
+        <w:t xml:space="preserve">: </w:t>
+      </w:r>
+      <w:r>
+        <w:rPr>
+          <w:rFonts w:ascii="Times New Roman" w:eastAsia="Times New Roman" w:hAnsi="Times New Roman" w:cs="Times New Roman"/>
+          <w:rtl/>
+        </w:rPr>
+        <w:t>רצה לומר</w:t>
+      </w:r>
+      <w:r>
+        <w:rPr>
+          <w:rFonts w:ascii="Times New Roman" w:eastAsia="Times New Roman" w:hAnsi="Times New Roman" w:cs="Times New Roman"/>
+        </w:rPr>
+        <w:t xml:space="preserve"> - </w:t>
+      </w:r>
+      <w:r>
+        <w:rPr>
+          <w:rFonts w:ascii="Times New Roman" w:eastAsia="Times New Roman" w:hAnsi="Times New Roman" w:cs="Times New Roman"/>
+        </w:rPr>
+        <w:t xml:space="preserve">the intent of this </w:t>
+      </w:r>
+      <w:r>
+        <w:rPr>
+          <w:rFonts w:ascii="Times New Roman" w:eastAsia="Times New Roman" w:hAnsi="Times New Roman" w:cs="Times New Roman"/>
+          <w:rtl/>
+        </w:rPr>
+        <w:t>חז"ל</w:t>
+      </w:r>
+      <w:r>
+        <w:rPr>
+          <w:rFonts w:ascii="Times New Roman" w:eastAsia="Times New Roman" w:hAnsi="Times New Roman" w:cs="Times New Roman"/>
+        </w:rPr>
+        <w:t xml:space="preserve"> is</w:t>
+      </w:r>
+      <w:r>
+        <w:rPr>
+          <w:rFonts w:ascii="Times New Roman" w:eastAsia="Times New Roman" w:hAnsi="Times New Roman" w:cs="Times New Roman"/>
+        </w:rPr>
+        <w:t>,</w:t>
+      </w:r>
+      <w:r>
+        <w:rPr>
+          <w:rFonts w:ascii="Times New Roman" w:eastAsia="Times New Roman" w:hAnsi="Times New Roman" w:cs="Times New Roman"/>
+        </w:rPr>
+        <w:t xml:space="preserve"> because I want you to know</w:t>
+      </w:r>
+      <w:r>
+        <w:rPr>
+          <w:rFonts w:ascii="Times New Roman" w:eastAsia="Times New Roman" w:hAnsi="Times New Roman" w:cs="Times New Roman"/>
+        </w:rPr>
+        <w:t>,</w:t>
+      </w:r>
+      <w:r>
+        <w:rPr>
+          <w:rFonts w:ascii="Times New Roman" w:eastAsia="Times New Roman" w:hAnsi="Times New Roman" w:cs="Times New Roman"/>
+        </w:rPr>
+        <w:t xml:space="preserve"> says</w:t>
+      </w:r>
+      <w:r>
+        <w:rPr>
+          <w:rFonts w:ascii="Times New Roman" w:eastAsia="Times New Roman" w:hAnsi="Times New Roman" w:cs="Times New Roman"/>
+        </w:rPr>
         <w:t xml:space="preserve"> the</w:t>
       </w:r>
       <w:r>
         <w:rPr>
           <w:rFonts w:ascii="Times New Roman" w:eastAsia="Times New Roman" w:hAnsi="Times New Roman" w:cs="Times New Roman"/>
+        </w:rPr>
+        <w:t xml:space="preserve"> </w:t>
+      </w:r>
+      <w:r>
+        <w:rPr>
+          <w:rFonts w:ascii="Times New Roman" w:eastAsia="Times New Roman" w:hAnsi="Times New Roman" w:cs="Times New Roman"/>
+          <w:rtl/>
+        </w:rPr>
+        <w:t>מלבי"ם</w:t>
+      </w:r>
+      <w:r>
+        <w:rPr>
+          <w:rFonts w:ascii="Times New Roman" w:eastAsia="Times New Roman" w:hAnsi="Times New Roman" w:cs="Times New Roman"/>
+        </w:rPr>
+        <w:t>,</w:t>
+      </w:r>
+      <w:r>
+        <w:rPr>
+          <w:rFonts w:ascii="Times New Roman" w:eastAsia="Times New Roman" w:hAnsi="Times New Roman" w:cs="Times New Roman" w:hint="cs"/>
+          <w:rtl/>
+        </w:rPr>
+        <w:t>כי</w:t>
+      </w:r>
+      <w:r>
+        <w:rPr>
+          <w:rFonts w:ascii="Times New Roman" w:eastAsia="Times New Roman" w:hAnsi="Times New Roman" w:cs="Times New Roman"/>
+          <w:rtl/>
+        </w:rPr>
+        <w:t xml:space="preserve"> </w:t>
+      </w:r>
+      <w:r>
+        <w:rPr>
+          <w:rFonts w:ascii="Times New Roman" w:eastAsia="Times New Roman" w:hAnsi="Times New Roman" w:cs="Times New Roman" w:hint="cs"/>
+          <w:rtl/>
+        </w:rPr>
+        <w:t>תענוגי</w:t>
+      </w:r>
+      <w:r>
+        <w:rPr>
+          <w:rFonts w:ascii="Times New Roman" w:eastAsia="Times New Roman" w:hAnsi="Times New Roman" w:cs="Times New Roman"/>
+          <w:rtl/>
+        </w:rPr>
+        <w:t xml:space="preserve"> </w:t>
+      </w:r>
+      <w:r>
+        <w:rPr>
+          <w:rFonts w:ascii="Times New Roman" w:eastAsia="Times New Roman" w:hAnsi="Times New Roman" w:cs="Times New Roman" w:hint="cs"/>
+          <w:rtl/>
+        </w:rPr>
+        <w:t>העוה</w:t>
+      </w:r>
+      <w:r>
+        <w:rPr>
+          <w:rFonts w:ascii="Times New Roman" w:eastAsia="Times New Roman" w:hAnsi="Times New Roman" w:cs="Times New Roman"/>
+          <w:rtl/>
+        </w:rPr>
+        <w:t>"</w:t>
+      </w:r>
+      <w:r>
+        <w:rPr>
+          <w:rFonts w:ascii="Times New Roman" w:eastAsia="Times New Roman" w:hAnsi="Times New Roman" w:cs="Times New Roman" w:hint="cs"/>
+          <w:rtl/>
+        </w:rPr>
+        <w:t>ב</w:t>
+      </w:r>
+      <w:r>
+        <w:rPr>
+          <w:rFonts w:ascii="Times New Roman" w:eastAsia="Times New Roman" w:hAnsi="Times New Roman" w:cs="Times New Roman"/>
+          <w:rtl/>
+        </w:rPr>
+        <w:t xml:space="preserve"> </w:t>
+      </w:r>
+      <w:r>
+        <w:rPr>
+          <w:rFonts w:ascii="Times New Roman" w:eastAsia="Times New Roman" w:hAnsi="Times New Roman" w:cs="Times New Roman"/>
+        </w:rPr>
+        <w:t xml:space="preserve"> - </w:t>
+      </w:r>
+      <w:r>
+        <w:rPr>
+          <w:rFonts w:ascii="Times New Roman" w:eastAsia="Times New Roman" w:hAnsi="Times New Roman" w:cs="Times New Roman"/>
+        </w:rPr>
+        <w:t>because the pleasure o</w:t>
+      </w:r>
+      <w:r>
+        <w:rPr>
+          <w:rFonts w:ascii="Times New Roman" w:eastAsia="Times New Roman" w:hAnsi="Times New Roman" w:cs="Times New Roman"/>
+        </w:rPr>
+        <w:t xml:space="preserve">f </w:t>
+      </w:r>
+      <w:r>
+        <w:rPr>
+          <w:rFonts w:ascii="Times New Roman" w:eastAsia="Times New Roman" w:hAnsi="Times New Roman" w:cs="Times New Roman" w:hint="cs"/>
+          <w:rtl/>
+        </w:rPr>
+        <w:t>עולם</w:t>
+      </w:r>
+      <w:r>
+        <w:rPr>
+          <w:rFonts w:ascii="Times New Roman" w:eastAsia="Times New Roman" w:hAnsi="Times New Roman" w:cs="Times New Roman"/>
+          <w:rtl/>
+        </w:rPr>
+        <w:t xml:space="preserve"> </w:t>
+      </w:r>
+      <w:r>
+        <w:rPr>
+          <w:rFonts w:ascii="Times New Roman" w:eastAsia="Times New Roman" w:hAnsi="Times New Roman" w:cs="Times New Roman" w:hint="cs"/>
+          <w:rtl/>
+        </w:rPr>
+        <w:t>הבא</w:t>
+      </w:r>
+      <w:r>
+        <w:rPr>
+          <w:rFonts w:ascii="Times New Roman" w:eastAsia="Times New Roman" w:hAnsi="Times New Roman" w:cs="Times New Roman"/>
+        </w:rPr>
+        <w:t>,</w:t>
+      </w:r>
+      <w:r>
+        <w:rPr>
+          <w:rFonts w:ascii="Times New Roman" w:eastAsia="Times New Roman" w:hAnsi="Times New Roman" w:cs="Times New Roman"/>
+        </w:rPr>
+        <w:t xml:space="preserve"> </w:t>
+      </w:r>
+      <w:r>
+        <w:rPr>
+          <w:rFonts w:ascii="Times New Roman" w:eastAsia="Times New Roman" w:hAnsi="Times New Roman" w:cs="Times New Roman" w:hint="cs"/>
+          <w:rtl/>
+        </w:rPr>
+        <w:t>א</w:t>
+      </w:r>
+      <w:r>
+        <w:rPr>
+          <w:rFonts w:ascii="Times New Roman" w:eastAsia="Times New Roman" w:hAnsi="Times New Roman" w:cs="Times New Roman"/>
+          <w:rtl/>
+        </w:rPr>
+        <w:t>"</w:t>
+      </w:r>
+      <w:r>
+        <w:rPr>
+          <w:rFonts w:ascii="Times New Roman" w:eastAsia="Times New Roman" w:hAnsi="Times New Roman" w:cs="Times New Roman" w:hint="cs"/>
+          <w:rtl/>
+        </w:rPr>
+        <w:t>א</w:t>
+      </w:r>
+      <w:r>
+        <w:rPr>
+          <w:rFonts w:ascii="Times New Roman" w:eastAsia="Times New Roman" w:hAnsi="Times New Roman" w:cs="Times New Roman"/>
+          <w:rtl/>
+        </w:rPr>
+        <w:t xml:space="preserve"> </w:t>
+      </w:r>
+      <w:r>
+        <w:rPr>
+          <w:rFonts w:ascii="Times New Roman" w:eastAsia="Times New Roman" w:hAnsi="Times New Roman" w:cs="Times New Roman" w:hint="cs"/>
+          <w:rtl/>
+        </w:rPr>
+        <w:t>שישיג</w:t>
+      </w:r>
+      <w:r>
+        <w:rPr>
+          <w:rFonts w:ascii="Times New Roman" w:eastAsia="Times New Roman" w:hAnsi="Times New Roman" w:cs="Times New Roman"/>
+          <w:rtl/>
+        </w:rPr>
+        <w:t xml:space="preserve"> </w:t>
+      </w:r>
+      <w:r>
+        <w:rPr>
+          <w:rFonts w:ascii="Times New Roman" w:eastAsia="Times New Roman" w:hAnsi="Times New Roman" w:cs="Times New Roman" w:hint="cs"/>
+          <w:rtl/>
+        </w:rPr>
+        <w:t>האדם</w:t>
+      </w:r>
+      <w:r>
+        <w:rPr>
+          <w:rFonts w:ascii="Times New Roman" w:eastAsia="Times New Roman" w:hAnsi="Times New Roman" w:cs="Times New Roman"/>
+          <w:rtl/>
+        </w:rPr>
+        <w:t xml:space="preserve"> </w:t>
+      </w:r>
+      <w:r>
+        <w:rPr>
+          <w:rFonts w:ascii="Times New Roman" w:eastAsia="Times New Roman" w:hAnsi="Times New Roman" w:cs="Times New Roman" w:hint="cs"/>
+          <w:rtl/>
+        </w:rPr>
+        <w:t>בחיים</w:t>
+      </w:r>
+      <w:r>
+        <w:rPr>
+          <w:rFonts w:ascii="Times New Roman" w:eastAsia="Times New Roman" w:hAnsi="Times New Roman" w:cs="Times New Roman"/>
+        </w:rPr>
+        <w:t xml:space="preserve"> - on this world, </w:t>
+      </w:r>
+      <w:r>
+        <w:rPr>
+          <w:rFonts w:ascii="Times New Roman" w:eastAsia="Times New Roman" w:hAnsi="Times New Roman" w:cs="Times New Roman"/>
+        </w:rPr>
+        <w:t xml:space="preserve">we have no </w:t>
+      </w:r>
+      <w:r>
+        <w:rPr>
+          <w:rFonts w:ascii="Times New Roman" w:eastAsia="Times New Roman" w:hAnsi="Times New Roman" w:cs="Times New Roman"/>
+          <w:rtl/>
+        </w:rPr>
+        <w:t>השגה</w:t>
+      </w:r>
+      <w:r>
+        <w:rPr>
+          <w:rFonts w:ascii="Times New Roman" w:eastAsia="Times New Roman" w:hAnsi="Times New Roman" w:cs="Times New Roman"/>
+        </w:rPr>
+        <w:t xml:space="preserve"> whatsoever</w:t>
+      </w:r>
+      <w:r>
+        <w:rPr>
+          <w:rFonts w:ascii="Times New Roman" w:eastAsia="Times New Roman" w:hAnsi="Times New Roman" w:cs="Times New Roman"/>
+        </w:rPr>
+        <w:t>,</w:t>
+      </w:r>
+      <w:r>
+        <w:rPr>
+          <w:rFonts w:ascii="Times New Roman" w:eastAsia="Times New Roman" w:hAnsi="Times New Roman" w:cs="Times New Roman"/>
+        </w:rPr>
+        <w:t xml:space="preserve"> we cannot understand</w:t>
+      </w:r>
+      <w:r>
+        <w:rPr>
+          <w:rFonts w:ascii="Times New Roman" w:eastAsia="Times New Roman" w:hAnsi="Times New Roman" w:cs="Times New Roman"/>
+        </w:rPr>
+        <w:t>,</w:t>
+      </w:r>
+      <w:r>
+        <w:rPr>
+          <w:rFonts w:ascii="Times New Roman" w:eastAsia="Times New Roman" w:hAnsi="Times New Roman" w:cs="Times New Roman"/>
+        </w:rPr>
+        <w:t xml:space="preserve"> we cannot comprehend</w:t>
+      </w:r>
+      <w:r>
+        <w:rPr>
+          <w:rFonts w:ascii="Times New Roman" w:eastAsia="Times New Roman" w:hAnsi="Times New Roman" w:cs="Times New Roman"/>
+        </w:rPr>
+        <w:t>,</w:t>
+      </w:r>
+      <w:r>
+        <w:rPr>
+          <w:rFonts w:ascii="Times New Roman" w:eastAsia="Times New Roman" w:hAnsi="Times New Roman" w:cs="Times New Roman"/>
+        </w:rPr>
+        <w:t xml:space="preserve"> we cannot relate to the idea of the immense</w:t>
+      </w:r>
+      <w:r>
+        <w:rPr>
+          <w:rFonts w:ascii="Times New Roman" w:eastAsia="Times New Roman" w:hAnsi="Times New Roman" w:cs="Times New Roman"/>
+        </w:rPr>
+        <w:t>,</w:t>
+      </w:r>
+      <w:r>
+        <w:rPr>
+          <w:rFonts w:ascii="Times New Roman" w:eastAsia="Times New Roman" w:hAnsi="Times New Roman" w:cs="Times New Roman"/>
+        </w:rPr>
+        <w:t xml:space="preserve"> immense</w:t>
+      </w:r>
+      <w:r>
+        <w:rPr>
+          <w:rFonts w:ascii="Times New Roman" w:eastAsia="Times New Roman" w:hAnsi="Times New Roman" w:cs="Times New Roman"/>
+        </w:rPr>
+        <w:t>,</w:t>
+      </w:r>
+      <w:r>
+        <w:rPr>
+          <w:rFonts w:ascii="Times New Roman" w:eastAsia="Times New Roman" w:hAnsi="Times New Roman" w:cs="Times New Roman"/>
+        </w:rPr>
+        <w:t xml:space="preserve"> tremendous</w:t>
+      </w:r>
+      <w:r>
+        <w:rPr>
+          <w:rFonts w:ascii="Times New Roman" w:eastAsia="Times New Roman" w:hAnsi="Times New Roman" w:cs="Times New Roman"/>
+        </w:rPr>
+        <w:t>,</w:t>
+      </w:r>
+      <w:r>
+        <w:rPr>
+          <w:rFonts w:ascii="Times New Roman" w:eastAsia="Times New Roman" w:hAnsi="Times New Roman" w:cs="Times New Roman"/>
+        </w:rPr>
+        <w:t xml:space="preserve"> tremendous pleasures of </w:t>
+      </w:r>
+      <w:r>
+        <w:rPr>
+          <w:rFonts w:ascii="Times New Roman" w:eastAsia="Times New Roman" w:hAnsi="Times New Roman" w:cs="Times New Roman"/>
+          <w:rtl/>
+        </w:rPr>
+        <w:t>עולם הבא</w:t>
+      </w:r>
+      <w:r>
+        <w:rPr>
+          <w:rFonts w:ascii="Times New Roman" w:eastAsia="Times New Roman" w:hAnsi="Times New Roman" w:cs="Times New Roman"/>
+        </w:rPr>
+        <w:t xml:space="preserve">. </w:t>
+      </w:r>
+      <w:r>
+        <w:rPr>
+          <w:rFonts w:ascii="Times New Roman" w:eastAsia="Times New Roman" w:hAnsi="Times New Roman" w:cs="Times New Roman" w:hint="cs"/>
+          <w:rtl/>
+        </w:rPr>
+        <w:t>כי</w:t>
+      </w:r>
+      <w:r>
+        <w:rPr>
+          <w:rFonts w:ascii="Times New Roman" w:eastAsia="Times New Roman" w:hAnsi="Times New Roman" w:cs="Times New Roman"/>
+          <w:rtl/>
+        </w:rPr>
+        <w:t xml:space="preserve"> </w:t>
+      </w:r>
+      <w:r>
+        <w:rPr>
+          <w:rFonts w:ascii="Times New Roman" w:eastAsia="Times New Roman" w:hAnsi="Times New Roman" w:cs="Times New Roman" w:hint="cs"/>
+          <w:rtl/>
+        </w:rPr>
+        <w:t>בעוד</w:t>
+      </w:r>
+      <w:r>
+        <w:rPr>
+          <w:rFonts w:ascii="Times New Roman" w:eastAsia="Times New Roman" w:hAnsi="Times New Roman" w:cs="Times New Roman"/>
+          <w:rtl/>
+        </w:rPr>
+        <w:t xml:space="preserve"> </w:t>
+      </w:r>
+      <w:r>
+        <w:rPr>
+          <w:rFonts w:ascii="Times New Roman" w:eastAsia="Times New Roman" w:hAnsi="Times New Roman" w:cs="Times New Roman" w:hint="cs"/>
+          <w:rtl/>
+        </w:rPr>
+        <w:t>הנפש</w:t>
+      </w:r>
+      <w:r>
+        <w:rPr>
+          <w:rFonts w:ascii="Times New Roman" w:eastAsia="Times New Roman" w:hAnsi="Times New Roman" w:cs="Times New Roman"/>
+          <w:rtl/>
+        </w:rPr>
+        <w:t xml:space="preserve"> </w:t>
+      </w:r>
+      <w:r>
+        <w:rPr>
+          <w:rFonts w:ascii="Times New Roman" w:eastAsia="Times New Roman" w:hAnsi="Times New Roman" w:cs="Times New Roman" w:hint="cs"/>
+          <w:rtl/>
+        </w:rPr>
+        <w:t>קשורה</w:t>
+      </w:r>
+      <w:r>
+        <w:rPr>
+          <w:rFonts w:ascii="Times New Roman" w:eastAsia="Times New Roman" w:hAnsi="Times New Roman" w:cs="Times New Roman"/>
+          <w:rtl/>
+        </w:rPr>
+        <w:t xml:space="preserve"> </w:t>
+      </w:r>
+      <w:r>
+        <w:rPr>
+          <w:rFonts w:ascii="Times New Roman" w:eastAsia="Times New Roman" w:hAnsi="Times New Roman" w:cs="Times New Roman" w:hint="cs"/>
+          <w:rtl/>
+        </w:rPr>
+        <w:t>בחומר</w:t>
+      </w:r>
+      <w:r>
+        <w:rPr>
+          <w:rFonts w:ascii="Times New Roman" w:eastAsia="Times New Roman" w:hAnsi="Times New Roman" w:cs="Times New Roman"/>
+        </w:rPr>
+        <w:t xml:space="preserve"> </w:t>
+      </w:r>
+      <w:r>
+        <w:rPr>
+          <w:rFonts w:ascii="Times New Roman" w:eastAsia="Times New Roman" w:hAnsi="Times New Roman" w:cs="Times New Roman"/>
+        </w:rPr>
+        <w:t xml:space="preserve">- because </w:t>
+      </w:r>
+      <w:r>
+        <w:rPr>
+          <w:rFonts w:ascii="Times New Roman" w:eastAsia="Times New Roman" w:hAnsi="Times New Roman" w:cs="Times New Roman" w:hint="cs"/>
+          <w:rtl/>
+        </w:rPr>
+        <w:t>כל</w:t>
+      </w:r>
+      <w:r>
+        <w:rPr>
+          <w:rFonts w:ascii="Times New Roman" w:eastAsia="Times New Roman" w:hAnsi="Times New Roman" w:cs="Times New Roman"/>
+          <w:rtl/>
+        </w:rPr>
+        <w:t xml:space="preserve"> </w:t>
+      </w:r>
+      <w:r>
+        <w:rPr>
+          <w:rFonts w:ascii="Times New Roman" w:eastAsia="Times New Roman" w:hAnsi="Times New Roman" w:cs="Times New Roman" w:hint="cs"/>
+          <w:rtl/>
+        </w:rPr>
+        <w:t>זמן</w:t>
+      </w:r>
+      <w:r>
+        <w:rPr>
+          <w:rFonts w:ascii="Times New Roman" w:eastAsia="Times New Roman" w:hAnsi="Times New Roman" w:cs="Times New Roman"/>
+        </w:rPr>
+        <w:t xml:space="preserve"> that the </w:t>
+      </w:r>
+      <w:r>
+        <w:rPr>
+          <w:rFonts w:ascii="Times New Roman" w:eastAsia="Times New Roman" w:hAnsi="Times New Roman" w:cs="Times New Roman"/>
+          <w:rtl/>
+        </w:rPr>
+        <w:t>נשמה</w:t>
+      </w:r>
+      <w:r>
+        <w:rPr>
+          <w:rFonts w:ascii="Times New Roman" w:eastAsia="Times New Roman" w:hAnsi="Times New Roman" w:cs="Times New Roman"/>
+        </w:rPr>
+        <w:t xml:space="preserve"> is still connected with the material</w:t>
+      </w:r>
+      <w:r>
+        <w:rPr>
+          <w:rFonts w:ascii="Times New Roman" w:eastAsia="Times New Roman" w:hAnsi="Times New Roman" w:cs="Times New Roman"/>
+        </w:rPr>
+        <w:t>,</w:t>
+      </w:r>
+      <w:r>
+        <w:rPr>
+          <w:rFonts w:ascii="Times New Roman" w:eastAsia="Times New Roman" w:hAnsi="Times New Roman" w:cs="Times New Roman"/>
+        </w:rPr>
+        <w:t xml:space="preserve"> with our </w:t>
+      </w:r>
+      <w:r>
+        <w:rPr>
+          <w:rFonts w:ascii="Times New Roman" w:eastAsia="Times New Roman" w:hAnsi="Times New Roman" w:cs="Times New Roman"/>
+          <w:rtl/>
+        </w:rPr>
+        <w:t>גוף</w:t>
+      </w:r>
+      <w:r>
+        <w:rPr>
+          <w:rFonts w:ascii="Times New Roman" w:eastAsia="Times New Roman" w:hAnsi="Times New Roman" w:cs="Times New Roman"/>
+        </w:rPr>
+        <w:t xml:space="preserve">, </w:t>
+      </w:r>
+      <w:r>
+        <w:rPr>
+          <w:rFonts w:ascii="Times New Roman" w:eastAsia="Times New Roman" w:hAnsi="Times New Roman" w:cs="Times New Roman" w:hint="cs"/>
+          <w:rtl/>
+        </w:rPr>
+        <w:t>א</w:t>
+      </w:r>
+      <w:r>
+        <w:rPr>
+          <w:rFonts w:ascii="Times New Roman" w:eastAsia="Times New Roman" w:hAnsi="Times New Roman" w:cs="Times New Roman"/>
+          <w:rtl/>
+        </w:rPr>
+        <w:t>"</w:t>
+      </w:r>
+      <w:r>
+        <w:rPr>
+          <w:rFonts w:ascii="Times New Roman" w:eastAsia="Times New Roman" w:hAnsi="Times New Roman" w:cs="Times New Roman" w:hint="cs"/>
+          <w:rtl/>
+        </w:rPr>
+        <w:t>א</w:t>
+      </w:r>
+      <w:r>
+        <w:rPr>
+          <w:rFonts w:ascii="Times New Roman" w:eastAsia="Times New Roman" w:hAnsi="Times New Roman" w:cs="Times New Roman"/>
+          <w:rtl/>
+        </w:rPr>
+        <w:t xml:space="preserve"> </w:t>
+      </w:r>
+      <w:r>
+        <w:rPr>
+          <w:rFonts w:ascii="Times New Roman" w:eastAsia="Times New Roman" w:hAnsi="Times New Roman" w:cs="Times New Roman" w:hint="cs"/>
+          <w:rtl/>
+        </w:rPr>
+        <w:t>שתצייר</w:t>
+      </w:r>
+      <w:r>
+        <w:rPr>
+          <w:rFonts w:ascii="Times New Roman" w:eastAsia="Times New Roman" w:hAnsi="Times New Roman" w:cs="Times New Roman"/>
+          <w:rtl/>
+        </w:rPr>
+        <w:t xml:space="preserve"> </w:t>
+      </w:r>
+      <w:r>
+        <w:rPr>
+          <w:rFonts w:ascii="Times New Roman" w:eastAsia="Times New Roman" w:hAnsi="Times New Roman" w:cs="Times New Roman" w:hint="cs"/>
+          <w:rtl/>
+        </w:rPr>
+        <w:t>לעצמה</w:t>
+      </w:r>
+      <w:r>
+        <w:rPr>
+          <w:rFonts w:ascii="Times New Roman" w:eastAsia="Times New Roman" w:hAnsi="Times New Roman" w:cs="Times New Roman"/>
+        </w:rPr>
+        <w:t xml:space="preserve"> </w:t>
+      </w:r>
+      <w:r>
+        <w:rPr>
+          <w:rFonts w:ascii="Times New Roman" w:eastAsia="Times New Roman" w:hAnsi="Times New Roman" w:cs="Times New Roman"/>
+        </w:rPr>
+        <w:t xml:space="preserve">- </w:t>
+      </w:r>
+      <w:r>
+        <w:rPr>
+          <w:rFonts w:ascii="Times New Roman" w:eastAsia="Times New Roman" w:hAnsi="Times New Roman" w:cs="Times New Roman"/>
+        </w:rPr>
+        <w:t>it</w:t>
+      </w:r>
+      <w:r>
+        <w:rPr>
+          <w:rFonts w:ascii="Times New Roman" w:eastAsia="Times New Roman" w:hAnsi="Times New Roman" w:cs="Times New Roman"/>
+        </w:rPr>
+        <w:t>’</w:t>
+      </w:r>
+      <w:r>
+        <w:rPr>
+          <w:rFonts w:ascii="Times New Roman" w:eastAsia="Times New Roman" w:hAnsi="Times New Roman" w:cs="Times New Roman"/>
+        </w:rPr>
+        <w:t>s impossible even to imagine</w:t>
+      </w:r>
+      <w:r>
+        <w:rPr>
+          <w:rFonts w:ascii="Times New Roman" w:eastAsia="Times New Roman" w:hAnsi="Times New Roman" w:cs="Times New Roman"/>
+        </w:rPr>
+        <w:t>,</w:t>
+      </w:r>
+      <w:r>
+        <w:rPr>
+          <w:rFonts w:ascii="Times New Roman" w:eastAsia="Times New Roman" w:hAnsi="Times New Roman" w:cs="Times New Roman"/>
+        </w:rPr>
+        <w:t xml:space="preserve"> certainly we don</w:t>
+      </w:r>
+      <w:r>
+        <w:rPr>
+          <w:rFonts w:ascii="Times New Roman" w:eastAsia="Times New Roman" w:hAnsi="Times New Roman" w:cs="Times New Roman"/>
+        </w:rPr>
+        <w:t>’</w:t>
+      </w:r>
+      <w:r>
+        <w:rPr>
+          <w:rFonts w:ascii="Times New Roman" w:eastAsia="Times New Roman" w:hAnsi="Times New Roman" w:cs="Times New Roman"/>
+        </w:rPr>
+        <w:t>t know</w:t>
+      </w:r>
+      <w:r>
+        <w:rPr>
+          <w:rFonts w:ascii="Times New Roman" w:eastAsia="Times New Roman" w:hAnsi="Times New Roman" w:cs="Times New Roman"/>
+        </w:rPr>
+        <w:t>,</w:t>
+      </w:r>
+      <w:r>
+        <w:rPr>
+          <w:rFonts w:ascii="Times New Roman" w:eastAsia="Times New Roman" w:hAnsi="Times New Roman" w:cs="Times New Roman"/>
+        </w:rPr>
+        <w:t xml:space="preserve"> we can</w:t>
+      </w:r>
+      <w:r>
+        <w:rPr>
+          <w:rFonts w:ascii="Times New Roman" w:eastAsia="Times New Roman" w:hAnsi="Times New Roman" w:cs="Times New Roman"/>
+        </w:rPr>
+        <w:t>’</w:t>
+      </w:r>
+      <w:r>
+        <w:rPr>
+          <w:rFonts w:ascii="Times New Roman" w:eastAsia="Times New Roman" w:hAnsi="Times New Roman" w:cs="Times New Roman"/>
+        </w:rPr>
+        <w:t xml:space="preserve">t be </w:t>
+      </w:r>
+      <w:r>
+        <w:rPr>
+          <w:rFonts w:ascii="Times New Roman" w:eastAsia="Times New Roman" w:hAnsi="Times New Roman" w:cs="Times New Roman"/>
+          <w:rtl/>
+        </w:rPr>
+        <w:t>משיג</w:t>
+      </w:r>
+      <w:r>
+        <w:rPr>
+          <w:rFonts w:ascii="Times New Roman" w:eastAsia="Times New Roman" w:hAnsi="Times New Roman" w:cs="Times New Roman"/>
+        </w:rPr>
+        <w:t>,</w:t>
+      </w:r>
+      <w:r>
+        <w:rPr>
+          <w:rFonts w:ascii="Times New Roman" w:eastAsia="Times New Roman" w:hAnsi="Times New Roman" w:cs="Times New Roman"/>
+        </w:rPr>
+        <w:t xml:space="preserve"> but even to imagine it</w:t>
+      </w:r>
+      <w:r>
+        <w:rPr>
+          <w:rFonts w:ascii="Times New Roman" w:eastAsia="Times New Roman" w:hAnsi="Times New Roman" w:cs="Times New Roman"/>
+        </w:rPr>
+        <w:t>’</w:t>
+      </w:r>
+      <w:r>
+        <w:rPr>
+          <w:rFonts w:ascii="Times New Roman" w:eastAsia="Times New Roman" w:hAnsi="Times New Roman" w:cs="Times New Roman"/>
+        </w:rPr>
+        <w:t xml:space="preserve">s not </w:t>
+      </w:r>
+      <w:r>
+        <w:rPr>
+          <w:rFonts w:ascii="Times New Roman" w:eastAsia="Times New Roman" w:hAnsi="Times New Roman" w:cs="Times New Roman"/>
+          <w:rtl/>
+        </w:rPr>
+        <w:t>שייך</w:t>
+      </w:r>
+      <w:r>
+        <w:rPr>
+          <w:rFonts w:ascii="Times New Roman" w:eastAsia="Times New Roman" w:hAnsi="Times New Roman" w:cs="Times New Roman"/>
+        </w:rPr>
+        <w:t xml:space="preserve"> even to imagine what it means</w:t>
+      </w:r>
+      <w:r>
+        <w:rPr>
+          <w:rFonts w:ascii="Times New Roman" w:eastAsia="Times New Roman" w:hAnsi="Times New Roman" w:cs="Times New Roman"/>
+        </w:rPr>
+        <w:t xml:space="preserve"> </w:t>
+      </w:r>
+      <w:r>
+        <w:rPr>
+          <w:rFonts w:ascii="Times New Roman" w:eastAsia="Times New Roman" w:hAnsi="Times New Roman" w:cs="Times New Roman" w:hint="cs"/>
+          <w:rtl/>
+        </w:rPr>
+        <w:t>תענוג</w:t>
+      </w:r>
+      <w:r>
+        <w:rPr>
+          <w:rFonts w:ascii="Times New Roman" w:eastAsia="Times New Roman" w:hAnsi="Times New Roman" w:cs="Times New Roman"/>
+          <w:rtl/>
+        </w:rPr>
+        <w:t xml:space="preserve"> </w:t>
+      </w:r>
+      <w:r>
+        <w:rPr>
+          <w:rFonts w:ascii="Times New Roman" w:eastAsia="Times New Roman" w:hAnsi="Times New Roman" w:cs="Times New Roman" w:hint="cs"/>
+          <w:rtl/>
+        </w:rPr>
+        <w:t>הנפש</w:t>
+      </w:r>
+      <w:r>
+        <w:rPr>
+          <w:rFonts w:ascii="Times New Roman" w:eastAsia="Times New Roman" w:hAnsi="Times New Roman" w:cs="Times New Roman"/>
+        </w:rPr>
+        <w:t xml:space="preserve"> </w:t>
+      </w:r>
+      <w:r>
+        <w:rPr>
+          <w:rFonts w:ascii="Times New Roman" w:eastAsia="Times New Roman" w:hAnsi="Times New Roman" w:cs="Times New Roman"/>
+        </w:rPr>
+        <w:t>-</w:t>
+      </w:r>
+      <w:r>
+        <w:rPr>
+          <w:rFonts w:ascii="Times New Roman" w:eastAsia="Times New Roman" w:hAnsi="Times New Roman" w:cs="Times New Roman"/>
+        </w:rPr>
+        <w:t xml:space="preserve">the pleasure that the </w:t>
+      </w:r>
+      <w:r>
+        <w:rPr>
+          <w:rFonts w:ascii="Times New Roman" w:eastAsia="Times New Roman" w:hAnsi="Times New Roman" w:cs="Times New Roman"/>
+          <w:rtl/>
+        </w:rPr>
+        <w:t>נשמה</w:t>
+      </w:r>
+      <w:r>
+        <w:rPr>
+          <w:rFonts w:ascii="Times New Roman" w:eastAsia="Times New Roman" w:hAnsi="Times New Roman" w:cs="Times New Roman"/>
+        </w:rPr>
+        <w:t xml:space="preserve"> will derive</w:t>
+      </w:r>
+      <w:r>
+        <w:rPr>
+          <w:rFonts w:ascii="Times New Roman" w:eastAsia="Times New Roman" w:hAnsi="Times New Roman" w:cs="Times New Roman"/>
+        </w:rPr>
+        <w:t xml:space="preserve">, </w:t>
+      </w:r>
+      <w:r>
+        <w:rPr>
+          <w:rFonts w:ascii="Times New Roman" w:eastAsia="Times New Roman" w:hAnsi="Times New Roman" w:cs="Times New Roman" w:hint="cs"/>
+          <w:rtl/>
+        </w:rPr>
+        <w:t>והבלתי</w:t>
+      </w:r>
+      <w:r>
+        <w:rPr>
+          <w:rFonts w:ascii="Times New Roman" w:eastAsia="Times New Roman" w:hAnsi="Times New Roman" w:cs="Times New Roman"/>
+          <w:rtl/>
+        </w:rPr>
+        <w:t xml:space="preserve"> </w:t>
+      </w:r>
+      <w:r>
+        <w:rPr>
+          <w:rFonts w:ascii="Times New Roman" w:eastAsia="Times New Roman" w:hAnsi="Times New Roman" w:cs="Times New Roman" w:hint="cs"/>
+          <w:rtl/>
+        </w:rPr>
+        <w:t>נקשר</w:t>
+      </w:r>
+      <w:r>
+        <w:rPr>
+          <w:rFonts w:ascii="Times New Roman" w:eastAsia="Times New Roman" w:hAnsi="Times New Roman" w:cs="Times New Roman"/>
+          <w:rtl/>
+        </w:rPr>
+        <w:t xml:space="preserve"> </w:t>
+      </w:r>
+      <w:r>
+        <w:rPr>
+          <w:rFonts w:ascii="Times New Roman" w:eastAsia="Times New Roman" w:hAnsi="Times New Roman" w:cs="Times New Roman" w:hint="cs"/>
+          <w:rtl/>
+        </w:rPr>
+        <w:t>בחומר</w:t>
+      </w:r>
+      <w:r>
+        <w:rPr>
+          <w:rFonts w:ascii="Times New Roman" w:eastAsia="Times New Roman" w:hAnsi="Times New Roman" w:cs="Times New Roman"/>
+        </w:rPr>
+        <w:t>.</w:t>
+      </w:r>
+      <w:r>
+        <w:rPr>
+          <w:rFonts w:ascii="Times New Roman" w:eastAsia="Times New Roman" w:hAnsi="Times New Roman" w:cs="Times New Roman"/>
+        </w:rPr>
+        <w:t xml:space="preserve"> </w:t>
+      </w:r>
+      <w:r>
+        <w:rPr>
+          <w:rFonts w:ascii="Times New Roman" w:eastAsia="Times New Roman" w:hAnsi="Times New Roman" w:cs="Times New Roman"/>
+        </w:rPr>
+        <w:t>I</w:t>
+      </w:r>
+      <w:r>
+        <w:rPr>
+          <w:rFonts w:ascii="Times New Roman" w:eastAsia="Times New Roman" w:hAnsi="Times New Roman" w:cs="Times New Roman"/>
+        </w:rPr>
+        <w:t>n other words</w:t>
+      </w:r>
+      <w:r>
+        <w:rPr>
+          <w:rFonts w:ascii="Times New Roman" w:eastAsia="Times New Roman" w:hAnsi="Times New Roman" w:cs="Times New Roman"/>
+        </w:rPr>
+        <w:t>,</w:t>
+      </w:r>
+      <w:r>
+        <w:rPr>
+          <w:rFonts w:ascii="Times New Roman" w:eastAsia="Times New Roman" w:hAnsi="Times New Roman" w:cs="Times New Roman"/>
+        </w:rPr>
+        <w:t xml:space="preserve"> </w:t>
+      </w:r>
+      <w:r>
+        <w:rPr>
+          <w:rFonts w:ascii="Times New Roman" w:eastAsia="Times New Roman" w:hAnsi="Times New Roman" w:cs="Times New Roman"/>
+          <w:rtl/>
+        </w:rPr>
+        <w:t>עולם הבא</w:t>
+      </w:r>
+      <w:r>
+        <w:rPr>
+          <w:rFonts w:ascii="Times New Roman" w:eastAsia="Times New Roman" w:hAnsi="Times New Roman" w:cs="Times New Roman"/>
+        </w:rPr>
+        <w:t xml:space="preserve"> of course is reserved for the </w:t>
+      </w:r>
+      <w:r>
+        <w:rPr>
+          <w:rFonts w:ascii="Times New Roman" w:eastAsia="Times New Roman" w:hAnsi="Times New Roman" w:cs="Times New Roman"/>
+          <w:rtl/>
+        </w:rPr>
+        <w:t>נשמה</w:t>
+      </w:r>
+      <w:r>
+        <w:rPr>
+          <w:rFonts w:ascii="Times New Roman" w:eastAsia="Times New Roman" w:hAnsi="Times New Roman" w:cs="Times New Roman"/>
+        </w:rPr>
+        <w:t>,</w:t>
+      </w:r>
+      <w:r>
+        <w:rPr>
+          <w:rFonts w:ascii="Times New Roman" w:eastAsia="Times New Roman" w:hAnsi="Times New Roman" w:cs="Times New Roman"/>
+        </w:rPr>
+        <w:t xml:space="preserve"> and</w:t>
+      </w:r>
+      <w:r>
+        <w:rPr>
+          <w:rFonts w:ascii="Times New Roman" w:eastAsia="Times New Roman" w:hAnsi="Times New Roman" w:cs="Times New Roman"/>
+        </w:rPr>
+        <w:t xml:space="preserve"> </w:t>
+      </w:r>
+      <w:r>
+        <w:rPr>
+          <w:rFonts w:ascii="Times New Roman" w:eastAsia="Times New Roman" w:hAnsi="Times New Roman" w:cs="Times New Roman" w:hint="cs"/>
+          <w:rtl/>
+        </w:rPr>
+        <w:t>כל</w:t>
+      </w:r>
+      <w:r>
+        <w:rPr>
+          <w:rFonts w:ascii="Times New Roman" w:eastAsia="Times New Roman" w:hAnsi="Times New Roman" w:cs="Times New Roman"/>
+          <w:rtl/>
+        </w:rPr>
+        <w:t xml:space="preserve"> </w:t>
+      </w:r>
+      <w:r>
+        <w:rPr>
+          <w:rFonts w:ascii="Times New Roman" w:eastAsia="Times New Roman" w:hAnsi="Times New Roman" w:cs="Times New Roman" w:hint="cs"/>
+          <w:rtl/>
+        </w:rPr>
+        <w:t>זמן</w:t>
+      </w:r>
+      <w:r>
+        <w:rPr>
+          <w:rFonts w:ascii="Times New Roman" w:eastAsia="Times New Roman" w:hAnsi="Times New Roman" w:cs="Times New Roman"/>
+        </w:rPr>
+        <w:t xml:space="preserve"> the </w:t>
+      </w:r>
+      <w:r>
+        <w:rPr>
+          <w:rFonts w:ascii="Times New Roman" w:eastAsia="Times New Roman" w:hAnsi="Times New Roman" w:cs="Times New Roman"/>
+          <w:rtl/>
+        </w:rPr>
+        <w:t>נשמה</w:t>
+      </w:r>
+      <w:r>
+        <w:rPr>
+          <w:rFonts w:ascii="Times New Roman" w:eastAsia="Times New Roman" w:hAnsi="Times New Roman" w:cs="Times New Roman"/>
+        </w:rPr>
+        <w:t xml:space="preserve"> is connected to the </w:t>
+      </w:r>
+      <w:r>
+        <w:rPr>
+          <w:rFonts w:ascii="Times New Roman" w:eastAsia="Times New Roman" w:hAnsi="Times New Roman" w:cs="Times New Roman"/>
+          <w:rtl/>
+        </w:rPr>
+        <w:t>חומר</w:t>
+      </w:r>
+      <w:r>
+        <w:rPr>
+          <w:rFonts w:ascii="Times New Roman" w:eastAsia="Times New Roman" w:hAnsi="Times New Roman" w:cs="Times New Roman"/>
+        </w:rPr>
+        <w:t xml:space="preserve"> we have no idea how the </w:t>
+      </w:r>
+      <w:r>
+        <w:rPr>
+          <w:rFonts w:ascii="Times New Roman" w:eastAsia="Times New Roman" w:hAnsi="Times New Roman" w:cs="Times New Roman"/>
+          <w:rtl/>
+        </w:rPr>
+        <w:t>נשמה</w:t>
+      </w:r>
+      <w:r>
+        <w:rPr>
+          <w:rFonts w:ascii="Times New Roman" w:eastAsia="Times New Roman" w:hAnsi="Times New Roman" w:cs="Times New Roman"/>
+        </w:rPr>
+        <w:t xml:space="preserve"> alone can find this tremendous tremendous pleasure because we relate to the </w:t>
+      </w:r>
+      <w:r>
+        <w:rPr>
+          <w:rFonts w:ascii="Times New Roman" w:eastAsia="Times New Roman" w:hAnsi="Times New Roman" w:cs="Times New Roman"/>
+          <w:rtl/>
+        </w:rPr>
+        <w:t>נשמה</w:t>
+      </w:r>
+      <w:r>
+        <w:rPr>
+          <w:rFonts w:ascii="Times New Roman" w:eastAsia="Times New Roman" w:hAnsi="Times New Roman" w:cs="Times New Roman"/>
+        </w:rPr>
+        <w:t xml:space="preserve"> as a </w:t>
+      </w:r>
+      <w:r>
+        <w:rPr>
+          <w:rFonts w:ascii="Times New Roman" w:eastAsia="Times New Roman" w:hAnsi="Times New Roman" w:cs="Times New Roman"/>
+          <w:rtl/>
+        </w:rPr>
+        <w:t>נשמה</w:t>
+      </w:r>
+      <w:r>
+        <w:rPr>
+          <w:rFonts w:ascii="Times New Roman" w:eastAsia="Times New Roman" w:hAnsi="Times New Roman" w:cs="Times New Roman"/>
+        </w:rPr>
+        <w:t xml:space="preserve"> while it</w:t>
+      </w:r>
+      <w:r>
+        <w:rPr>
+          <w:rFonts w:ascii="Times New Roman" w:eastAsia="Times New Roman" w:hAnsi="Times New Roman" w:cs="Times New Roman"/>
+        </w:rPr>
+        <w:t>’</w:t>
+      </w:r>
+      <w:r>
+        <w:rPr>
+          <w:rFonts w:ascii="Times New Roman" w:eastAsia="Times New Roman" w:hAnsi="Times New Roman" w:cs="Times New Roman"/>
+        </w:rPr>
+        <w:t xml:space="preserve">s connected to our </w:t>
+      </w:r>
+      <w:r>
+        <w:rPr>
+          <w:rFonts w:ascii="Times New Roman" w:eastAsia="Times New Roman" w:hAnsi="Times New Roman" w:cs="Times New Roman"/>
+          <w:rtl/>
+        </w:rPr>
+        <w:t>גוף</w:t>
+      </w:r>
+      <w:r>
+        <w:rPr>
+          <w:rFonts w:ascii="Times New Roman" w:eastAsia="Times New Roman" w:hAnsi="Times New Roman" w:cs="Times New Roman"/>
+        </w:rPr>
+        <w:t>,</w:t>
+      </w:r>
+      <w:r>
+        <w:rPr>
+          <w:rFonts w:ascii="Times New Roman" w:eastAsia="Times New Roman" w:hAnsi="Times New Roman" w:cs="Times New Roman"/>
+        </w:rPr>
+        <w:t xml:space="preserve"> that is our </w:t>
+      </w:r>
+      <w:r>
+        <w:rPr>
+          <w:rFonts w:ascii="Times New Roman" w:eastAsia="Times New Roman" w:hAnsi="Times New Roman" w:cs="Times New Roman"/>
+          <w:rtl/>
+        </w:rPr>
+        <w:t xml:space="preserve">השגה </w:t>
+      </w:r>
+      <w:r>
+        <w:rPr>
+          <w:rFonts w:ascii="Times New Roman" w:eastAsia="Times New Roman" w:hAnsi="Times New Roman" w:cs="Times New Roman"/>
+        </w:rPr>
+        <w:t xml:space="preserve"> neshama-</w:t>
+      </w:r>
+      <w:r>
+        <w:rPr>
+          <w:rFonts w:ascii="Times New Roman" w:eastAsia="Times New Roman" w:hAnsi="Times New Roman" w:cs="Times New Roman"/>
+        </w:rPr>
+        <w:t>wise</w:t>
+      </w:r>
+      <w:r>
+        <w:rPr>
+          <w:rFonts w:ascii="Times New Roman" w:eastAsia="Times New Roman" w:hAnsi="Times New Roman" w:cs="Times New Roman"/>
+        </w:rPr>
+        <w:t>,</w:t>
+      </w:r>
+      <w:r>
+        <w:rPr>
+          <w:rFonts w:ascii="Times New Roman" w:eastAsia="Times New Roman" w:hAnsi="Times New Roman" w:cs="Times New Roman"/>
+        </w:rPr>
+        <w:t xml:space="preserve"> and therefore we cannot even imagine and begin to fathom even scratch the surface of how a </w:t>
+      </w:r>
+      <w:r>
+        <w:rPr>
+          <w:rFonts w:ascii="Times New Roman" w:eastAsia="Times New Roman" w:hAnsi="Times New Roman" w:cs="Times New Roman"/>
+          <w:rtl/>
+        </w:rPr>
+        <w:t>נשמה</w:t>
+      </w:r>
+      <w:r>
+        <w:rPr>
+          <w:rFonts w:ascii="Times New Roman" w:eastAsia="Times New Roman" w:hAnsi="Times New Roman" w:cs="Times New Roman"/>
+        </w:rPr>
+        <w:t xml:space="preserve"> feels when the </w:t>
+      </w:r>
+      <w:r>
+        <w:rPr>
+          <w:rFonts w:ascii="Times New Roman" w:eastAsia="Times New Roman" w:hAnsi="Times New Roman" w:cs="Times New Roman"/>
+          <w:rtl/>
+        </w:rPr>
+        <w:t>נשמה</w:t>
+      </w:r>
+      <w:r>
+        <w:rPr>
+          <w:rFonts w:ascii="Times New Roman" w:eastAsia="Times New Roman" w:hAnsi="Times New Roman" w:cs="Times New Roman"/>
+        </w:rPr>
+        <w:t xml:space="preserve"> is totally divorced from the </w:t>
+      </w:r>
+      <w:r>
+        <w:rPr>
+          <w:rFonts w:ascii="Times New Roman" w:eastAsia="Times New Roman" w:hAnsi="Times New Roman" w:cs="Times New Roman"/>
+          <w:rtl/>
+        </w:rPr>
+        <w:t>גוף</w:t>
+      </w:r>
+      <w:r>
+        <w:rPr>
+          <w:rFonts w:ascii="Times New Roman" w:eastAsia="Times New Roman" w:hAnsi="Times New Roman" w:cs="Times New Roman"/>
+        </w:rPr>
+        <w:t>,</w:t>
+      </w:r>
+      <w:r>
+        <w:rPr>
+          <w:rFonts w:ascii="Times New Roman" w:eastAsia="Times New Roman" w:hAnsi="Times New Roman" w:cs="Times New Roman"/>
+        </w:rPr>
+        <w:t xml:space="preserve"> and to realize the tremendous pleasure that the </w:t>
+      </w:r>
+      <w:r>
+        <w:rPr>
+          <w:rFonts w:ascii="Times New Roman" w:eastAsia="Times New Roman" w:hAnsi="Times New Roman" w:cs="Times New Roman"/>
+          <w:rtl/>
+        </w:rPr>
+        <w:t>נשמה</w:t>
+      </w:r>
+      <w:r>
+        <w:rPr>
+          <w:rFonts w:ascii="Times New Roman" w:eastAsia="Times New Roman" w:hAnsi="Times New Roman" w:cs="Times New Roman"/>
+        </w:rPr>
+        <w:t xml:space="preserve"> can receive in </w:t>
+      </w:r>
+      <w:r>
+        <w:rPr>
+          <w:rFonts w:ascii="Times New Roman" w:eastAsia="Times New Roman" w:hAnsi="Times New Roman" w:cs="Times New Roman"/>
+          <w:rtl/>
+        </w:rPr>
+        <w:t>עולם הבא</w:t>
+      </w:r>
+      <w:r>
+        <w:rPr>
+          <w:rFonts w:ascii="Times New Roman" w:eastAsia="Times New Roman" w:hAnsi="Times New Roman" w:cs="Times New Roman"/>
+        </w:rPr>
+        <w:t>.</w:t>
+      </w:r>
+      <w:r>
+        <w:rPr>
+          <w:rFonts w:ascii="Times New Roman" w:eastAsia="Times New Roman" w:hAnsi="Times New Roman" w:cs="Times New Roman"/>
+        </w:rPr>
+        <w:t xml:space="preserve"> </w:t>
+      </w:r>
+      <w:r>
+        <w:rPr>
+          <w:rFonts w:ascii="Times New Roman" w:eastAsia="Times New Roman" w:hAnsi="Times New Roman" w:cs="Times New Roman"/>
+        </w:rPr>
+        <w:t>A</w:t>
+      </w:r>
+      <w:r>
+        <w:rPr>
+          <w:rFonts w:ascii="Times New Roman" w:eastAsia="Times New Roman" w:hAnsi="Times New Roman" w:cs="Times New Roman"/>
+        </w:rPr>
+        <w:t xml:space="preserve">nd it is for this very reason says the </w:t>
+      </w:r>
+      <w:r>
+        <w:rPr>
+          <w:rFonts w:ascii="Times New Roman" w:eastAsia="Times New Roman" w:hAnsi="Times New Roman" w:cs="Times New Roman"/>
           <w:rtl/>
         </w:rPr>
         <w:t xml:space="preserve">מלבי"ם </w:t>
@@ -24865,14 +25966,98 @@
         <w:rPr>
           <w:rFonts w:ascii="Times New Roman" w:eastAsia="Times New Roman" w:hAnsi="Times New Roman" w:cs="Times New Roman"/>
         </w:rPr>
-        <w:t xml:space="preserve">: </w:t>
-      </w:r>
-      <w:r>
-        <w:rPr>
-          <w:rFonts w:ascii="Times New Roman" w:eastAsia="Times New Roman" w:hAnsi="Times New Roman" w:cs="Times New Roman"/>
-          <w:rtl/>
-        </w:rPr>
-        <w:t>רצה לומר</w:t>
+        <w:t>:</w:t>
+      </w:r>
+      <w:r>
+        <w:rPr>
+          <w:rFonts w:ascii="Times New Roman" w:eastAsia="Times New Roman" w:hAnsi="Times New Roman" w:cs="Times New Roman" w:hint="cs"/>
+          <w:rtl/>
+        </w:rPr>
+        <w:t>וע</w:t>
+      </w:r>
+      <w:r>
+        <w:rPr>
+          <w:rFonts w:ascii="Times New Roman" w:eastAsia="Times New Roman" w:hAnsi="Times New Roman" w:cs="Times New Roman"/>
+          <w:rtl/>
+        </w:rPr>
+        <w:t>"</w:t>
+      </w:r>
+      <w:r>
+        <w:rPr>
+          <w:rFonts w:ascii="Times New Roman" w:eastAsia="Times New Roman" w:hAnsi="Times New Roman" w:cs="Times New Roman" w:hint="cs"/>
+          <w:rtl/>
+        </w:rPr>
+        <w:t>כ</w:t>
+      </w:r>
+      <w:r>
+        <w:rPr>
+          <w:rFonts w:ascii="Times New Roman" w:eastAsia="Times New Roman" w:hAnsi="Times New Roman" w:cs="Times New Roman"/>
+          <w:rtl/>
+        </w:rPr>
+        <w:t xml:space="preserve"> </w:t>
+      </w:r>
+      <w:r>
+        <w:rPr>
+          <w:rFonts w:ascii="Times New Roman" w:eastAsia="Times New Roman" w:hAnsi="Times New Roman" w:cs="Times New Roman" w:hint="cs"/>
+          <w:rtl/>
+        </w:rPr>
+        <w:t>החריש</w:t>
+      </w:r>
+      <w:r>
+        <w:rPr>
+          <w:rFonts w:ascii="Times New Roman" w:eastAsia="Times New Roman" w:hAnsi="Times New Roman" w:cs="Times New Roman"/>
+          <w:rtl/>
+        </w:rPr>
+        <w:t xml:space="preserve"> </w:t>
+      </w:r>
+      <w:r>
+        <w:rPr>
+          <w:rFonts w:ascii="Times New Roman" w:eastAsia="Times New Roman" w:hAnsi="Times New Roman" w:cs="Times New Roman" w:hint="cs"/>
+          <w:rtl/>
+        </w:rPr>
+        <w:t>בתורה</w:t>
+      </w:r>
+      <w:r>
+        <w:rPr>
+          <w:rFonts w:ascii="Times New Roman" w:eastAsia="Times New Roman" w:hAnsi="Times New Roman" w:cs="Times New Roman"/>
+          <w:rtl/>
+        </w:rPr>
+        <w:t xml:space="preserve"> </w:t>
+      </w:r>
+      <w:r>
+        <w:rPr>
+          <w:rFonts w:ascii="Times New Roman" w:eastAsia="Times New Roman" w:hAnsi="Times New Roman" w:cs="Times New Roman" w:hint="cs"/>
+          <w:rtl/>
+        </w:rPr>
+        <w:t>מיעודי</w:t>
+      </w:r>
+      <w:r>
+        <w:rPr>
+          <w:rFonts w:ascii="Times New Roman" w:eastAsia="Times New Roman" w:hAnsi="Times New Roman" w:cs="Times New Roman"/>
+          <w:rtl/>
+        </w:rPr>
+        <w:t xml:space="preserve"> </w:t>
+      </w:r>
+      <w:r>
+        <w:rPr>
+          <w:rFonts w:ascii="Times New Roman" w:eastAsia="Times New Roman" w:hAnsi="Times New Roman" w:cs="Times New Roman" w:hint="cs"/>
+          <w:rtl/>
+        </w:rPr>
+        <w:t>עוה</w:t>
+      </w:r>
+      <w:r>
+        <w:rPr>
+          <w:rFonts w:ascii="Times New Roman" w:eastAsia="Times New Roman" w:hAnsi="Times New Roman" w:cs="Times New Roman"/>
+          <w:rtl/>
+        </w:rPr>
+        <w:t>"</w:t>
+      </w:r>
+      <w:r>
+        <w:rPr>
+          <w:rFonts w:ascii="Times New Roman" w:eastAsia="Times New Roman" w:hAnsi="Times New Roman" w:cs="Times New Roman" w:hint="cs"/>
+          <w:rtl/>
+        </w:rPr>
+        <w:t>ב</w:t>
       </w:r>
       <w:r>
         <w:rPr>
@@ -24884,20 +26069,19 @@
         <w:rPr>
           <w:rFonts w:ascii="Times New Roman" w:eastAsia="Times New Roman" w:hAnsi="Times New Roman" w:cs="Times New Roman"/>
         </w:rPr>
-        <w:t xml:space="preserve">the intent of this </w:t>
-      </w:r>
-      <w:r>
-        <w:rPr>
-          <w:rFonts w:ascii="Times New Roman" w:eastAsia="Times New Roman" w:hAnsi="Times New Roman" w:cs="Times New Roman"/>
-          <w:rtl/>
-        </w:rPr>
-        <w:t>חז"ל</w:t>
-      </w:r>
-      <w:r>
-        <w:rPr>
-          <w:rFonts w:ascii="Times New Roman" w:eastAsia="Times New Roman" w:hAnsi="Times New Roman" w:cs="Times New Roman"/>
-        </w:rPr>
-        <w:t xml:space="preserve"> is</w:t>
+        <w:t>that</w:t>
+      </w:r>
+      <w:r>
+        <w:rPr>
+          <w:rFonts w:ascii="Times New Roman" w:eastAsia="Times New Roman" w:hAnsi="Times New Roman" w:cs="Times New Roman"/>
+        </w:rPr>
+        <w:t>’</w:t>
+      </w:r>
+      <w:r>
+        <w:rPr>
+          <w:rFonts w:ascii="Times New Roman" w:eastAsia="Times New Roman" w:hAnsi="Times New Roman" w:cs="Times New Roman"/>
+        </w:rPr>
+        <w:t>s why</w:t>
       </w:r>
       <w:r>
         <w:rPr>
@@ -24909,7 +26093,223 @@
         <w:rPr>
           <w:rFonts w:ascii="Times New Roman" w:eastAsia="Times New Roman" w:hAnsi="Times New Roman" w:cs="Times New Roman"/>
         </w:rPr>
-        <w:t xml:space="preserve"> because I want you to know</w:t>
+        <w:t xml:space="preserve"> this is the reason that we find that the </w:t>
+      </w:r>
+      <w:r>
+        <w:rPr>
+          <w:rFonts w:ascii="Times New Roman" w:eastAsia="Times New Roman" w:hAnsi="Times New Roman" w:cs="Times New Roman"/>
+          <w:rtl/>
+        </w:rPr>
+        <w:t>תורה בכלל</w:t>
+      </w:r>
+      <w:r>
+        <w:rPr>
+          <w:rFonts w:ascii="Times New Roman" w:eastAsia="Times New Roman" w:hAnsi="Times New Roman" w:cs="Times New Roman"/>
+        </w:rPr>
+        <w:t xml:space="preserve"> does not talk about</w:t>
+      </w:r>
+      <w:r>
+        <w:rPr>
+          <w:rFonts w:ascii="Times New Roman" w:eastAsia="Times New Roman" w:hAnsi="Times New Roman" w:cs="Times New Roman"/>
+        </w:rPr>
+        <w:t xml:space="preserve"> </w:t>
+      </w:r>
+      <w:r>
+        <w:rPr>
+          <w:rFonts w:ascii="Times New Roman" w:eastAsia="Times New Roman" w:hAnsi="Times New Roman" w:cs="Times New Roman"/>
+          <w:rtl/>
+        </w:rPr>
+        <w:t>עולם הבא</w:t>
+      </w:r>
+      <w:r>
+        <w:rPr>
+          <w:rFonts w:ascii="Times New Roman" w:eastAsia="Times New Roman" w:hAnsi="Times New Roman" w:cs="Times New Roman"/>
+        </w:rPr>
+        <w:t>, about</w:t>
+      </w:r>
+      <w:r>
+        <w:rPr>
+          <w:rFonts w:ascii="Times New Roman" w:eastAsia="Times New Roman" w:hAnsi="Times New Roman" w:cs="Times New Roman"/>
+        </w:rPr>
+        <w:t xml:space="preserve"> promising</w:t>
+      </w:r>
+      <w:r>
+        <w:rPr>
+          <w:rFonts w:ascii="Times New Roman" w:eastAsia="Times New Roman" w:hAnsi="Times New Roman" w:cs="Times New Roman"/>
+        </w:rPr>
+        <w:t xml:space="preserve"> </w:t>
+      </w:r>
+      <w:r>
+        <w:rPr>
+          <w:rFonts w:ascii="Times New Roman" w:eastAsia="Times New Roman" w:hAnsi="Times New Roman" w:cs="Times New Roman" w:hint="cs"/>
+          <w:rtl/>
+        </w:rPr>
+        <w:t>שכר</w:t>
+      </w:r>
+      <w:r>
+        <w:rPr>
+          <w:rFonts w:ascii="Times New Roman" w:eastAsia="Times New Roman" w:hAnsi="Times New Roman" w:cs="Times New Roman"/>
+          <w:rtl/>
+        </w:rPr>
+        <w:t xml:space="preserve"> </w:t>
+      </w:r>
+      <w:r>
+        <w:rPr>
+          <w:rFonts w:ascii="Times New Roman" w:eastAsia="Times New Roman" w:hAnsi="Times New Roman" w:cs="Times New Roman" w:hint="cs"/>
+          <w:rtl/>
+        </w:rPr>
+        <w:t>לעולם</w:t>
+      </w:r>
+      <w:r>
+        <w:rPr>
+          <w:rFonts w:ascii="Times New Roman" w:eastAsia="Times New Roman" w:hAnsi="Times New Roman" w:cs="Times New Roman"/>
+          <w:rtl/>
+        </w:rPr>
+        <w:t xml:space="preserve"> </w:t>
+      </w:r>
+      <w:r>
+        <w:rPr>
+          <w:rFonts w:ascii="Times New Roman" w:eastAsia="Times New Roman" w:hAnsi="Times New Roman" w:cs="Times New Roman" w:hint="cs"/>
+          <w:rtl/>
+        </w:rPr>
+        <w:t>הבא</w:t>
+      </w:r>
+      <w:r>
+        <w:rPr>
+          <w:rFonts w:ascii="Times New Roman" w:eastAsia="Times New Roman" w:hAnsi="Times New Roman" w:cs="Times New Roman"/>
+        </w:rPr>
+        <w:t xml:space="preserve">, </w:t>
+      </w:r>
+      <w:r>
+        <w:rPr>
+          <w:rFonts w:ascii="Times New Roman" w:eastAsia="Times New Roman" w:hAnsi="Times New Roman" w:cs="Times New Roman"/>
+        </w:rPr>
+        <w:t xml:space="preserve">as we notice in the </w:t>
+      </w:r>
+      <w:r>
+        <w:rPr>
+          <w:rFonts w:ascii="Times New Roman" w:eastAsia="Times New Roman" w:hAnsi="Times New Roman" w:cs="Times New Roman"/>
+          <w:rtl/>
+        </w:rPr>
+        <w:t>תורה</w:t>
+      </w:r>
+      <w:r>
+        <w:rPr>
+          <w:rFonts w:ascii="Times New Roman" w:eastAsia="Times New Roman" w:hAnsi="Times New Roman" w:cs="Times New Roman"/>
+        </w:rPr>
+        <w:t xml:space="preserve"> when the </w:t>
+      </w:r>
+      <w:r>
+        <w:rPr>
+          <w:rFonts w:ascii="Times New Roman" w:eastAsia="Times New Roman" w:hAnsi="Times New Roman" w:cs="Times New Roman"/>
+          <w:rtl/>
+        </w:rPr>
+        <w:t>תורה</w:t>
+      </w:r>
+      <w:r>
+        <w:rPr>
+          <w:rFonts w:ascii="Times New Roman" w:eastAsia="Times New Roman" w:hAnsi="Times New Roman" w:cs="Times New Roman"/>
+        </w:rPr>
+        <w:t xml:space="preserve"> talks about</w:t>
+      </w:r>
+      <w:r>
+        <w:rPr>
+          <w:rFonts w:ascii="Times New Roman" w:eastAsia="Times New Roman" w:hAnsi="Times New Roman" w:cs="Times New Roman"/>
+        </w:rPr>
+        <w:t xml:space="preserve"> </w:t>
+      </w:r>
+      <w:r>
+        <w:rPr>
+          <w:rFonts w:ascii="Times New Roman" w:eastAsia="Times New Roman" w:hAnsi="Times New Roman" w:cs="Times New Roman" w:hint="cs"/>
+          <w:rtl/>
+        </w:rPr>
+        <w:t>שכר</w:t>
+      </w:r>
+      <w:r>
+        <w:rPr>
+          <w:rFonts w:ascii="Times New Roman" w:eastAsia="Times New Roman" w:hAnsi="Times New Roman" w:cs="Times New Roman"/>
+        </w:rPr>
+        <w:t xml:space="preserve"> for</w:t>
+      </w:r>
+      <w:r>
+        <w:rPr>
+          <w:rFonts w:ascii="Times New Roman" w:eastAsia="Times New Roman" w:hAnsi="Times New Roman" w:cs="Times New Roman"/>
+        </w:rPr>
+        <w:t xml:space="preserve"> </w:t>
+      </w:r>
+      <w:r>
+        <w:rPr>
+          <w:rFonts w:ascii="Times New Roman" w:eastAsia="Times New Roman" w:hAnsi="Times New Roman" w:cs="Times New Roman" w:hint="cs"/>
+          <w:rtl/>
+        </w:rPr>
+        <w:t>מצ</w:t>
+      </w:r>
+      <w:r>
+        <w:rPr>
+          <w:rFonts w:ascii="Times New Roman" w:eastAsia="Times New Roman" w:hAnsi="Times New Roman" w:cs="Times New Roman" w:hint="cs"/>
+          <w:rtl/>
+        </w:rPr>
+        <w:t>ו</w:t>
+      </w:r>
+      <w:r>
+        <w:rPr>
+          <w:rFonts w:ascii="Times New Roman" w:eastAsia="Times New Roman" w:hAnsi="Times New Roman" w:cs="Times New Roman" w:hint="cs"/>
+          <w:rtl/>
+        </w:rPr>
+        <w:t>ות</w:t>
+      </w:r>
+      <w:r>
+        <w:rPr>
+          <w:rFonts w:ascii="Times New Roman" w:eastAsia="Times New Roman" w:hAnsi="Times New Roman" w:cs="Times New Roman"/>
+        </w:rPr>
+        <w:t xml:space="preserve"> it </w:t>
+      </w:r>
+      <w:r>
+        <w:rPr>
+          <w:rFonts w:ascii="Times New Roman" w:eastAsia="Times New Roman" w:hAnsi="Times New Roman" w:cs="Times New Roman"/>
+        </w:rPr>
+        <w:t>always talks about</w:t>
+      </w:r>
+      <w:r>
+        <w:rPr>
+          <w:rFonts w:ascii="Times New Roman" w:eastAsia="Times New Roman" w:hAnsi="Times New Roman" w:cs="Times New Roman"/>
+        </w:rPr>
+        <w:t xml:space="preserve"> things </w:t>
+      </w:r>
+      <w:r>
+        <w:rPr>
+          <w:rFonts w:ascii="Times New Roman" w:eastAsia="Times New Roman" w:hAnsi="Times New Roman" w:cs="Times New Roman" w:hint="cs"/>
+          <w:rtl/>
+        </w:rPr>
+        <w:t>בנוגע</w:t>
+      </w:r>
+      <w:r>
+        <w:rPr>
+          <w:rFonts w:ascii="Times New Roman" w:eastAsia="Times New Roman" w:hAnsi="Times New Roman" w:cs="Times New Roman"/>
+          <w:rtl/>
+        </w:rPr>
+        <w:t xml:space="preserve"> </w:t>
+      </w:r>
+      <w:r>
+        <w:rPr>
+          <w:rFonts w:ascii="Times New Roman" w:eastAsia="Times New Roman" w:hAnsi="Times New Roman" w:cs="Times New Roman" w:hint="cs"/>
+          <w:rtl/>
+        </w:rPr>
+        <w:t>עולם</w:t>
+      </w:r>
+      <w:r>
+        <w:rPr>
+          <w:rFonts w:ascii="Times New Roman" w:eastAsia="Times New Roman" w:hAnsi="Times New Roman" w:cs="Times New Roman"/>
+          <w:rtl/>
+        </w:rPr>
+        <w:t xml:space="preserve"> </w:t>
+      </w:r>
+      <w:r>
+        <w:rPr>
+          <w:rFonts w:ascii="Times New Roman" w:eastAsia="Times New Roman" w:hAnsi="Times New Roman" w:cs="Times New Roman" w:hint="cs"/>
+          <w:rtl/>
+        </w:rPr>
+        <w:t>הזה</w:t>
       </w:r>
       <w:r>
         <w:rPr>
@@ -24921,26 +26321,102 @@
         <w:rPr>
           <w:rFonts w:ascii="Times New Roman" w:eastAsia="Times New Roman" w:hAnsi="Times New Roman" w:cs="Times New Roman"/>
         </w:rPr>
-        <w:t xml:space="preserve"> says</w:t>
-      </w:r>
-      <w:r>
-        <w:rPr>
-          <w:rFonts w:ascii="Times New Roman" w:eastAsia="Times New Roman" w:hAnsi="Times New Roman" w:cs="Times New Roman"/>
-        </w:rPr>
-        <w:t xml:space="preserve"> the</w:t>
-      </w:r>
-      <w:r>
-        <w:rPr>
-          <w:rFonts w:ascii="Times New Roman" w:eastAsia="Times New Roman" w:hAnsi="Times New Roman" w:cs="Times New Roman"/>
-        </w:rPr>
-        <w:t xml:space="preserve"> </w:t>
-      </w:r>
-      <w:r>
-        <w:rPr>
-          <w:rFonts w:ascii="Times New Roman" w:eastAsia="Times New Roman" w:hAnsi="Times New Roman" w:cs="Times New Roman"/>
-          <w:rtl/>
-        </w:rPr>
-        <w:t>מלבי"ם</w:t>
+        <w:t xml:space="preserve"> whether it</w:t>
+      </w:r>
+      <w:r>
+        <w:rPr>
+          <w:rFonts w:ascii="Times New Roman" w:eastAsia="Times New Roman" w:hAnsi="Times New Roman" w:cs="Times New Roman"/>
+        </w:rPr>
+        <w:t>’</w:t>
+      </w:r>
+      <w:r>
+        <w:rPr>
+          <w:rFonts w:ascii="Times New Roman" w:eastAsia="Times New Roman" w:hAnsi="Times New Roman" w:cs="Times New Roman"/>
+        </w:rPr>
+        <w:t>s</w:t>
+      </w:r>
+      <w:r>
+        <w:rPr>
+          <w:rFonts w:ascii="Times New Roman" w:eastAsia="Times New Roman" w:hAnsi="Times New Roman" w:cs="Times New Roman"/>
+        </w:rPr>
+        <w:t xml:space="preserve"> </w:t>
+      </w:r>
+      <w:r>
+        <w:rPr>
+          <w:rFonts w:ascii="Times New Roman" w:eastAsia="Times New Roman" w:hAnsi="Times New Roman" w:cs="Times New Roman" w:hint="cs"/>
+          <w:rtl/>
+        </w:rPr>
+        <w:t>אִם</w:t>
+      </w:r>
+      <w:r>
+        <w:rPr>
+          <w:rFonts w:ascii="Times New Roman" w:eastAsia="Times New Roman" w:hAnsi="Times New Roman" w:cs="Times New Roman"/>
+          <w:rtl/>
+        </w:rPr>
+        <w:t xml:space="preserve"> </w:t>
+      </w:r>
+      <w:r>
+        <w:rPr>
+          <w:rFonts w:ascii="Times New Roman" w:eastAsia="Times New Roman" w:hAnsi="Times New Roman" w:cs="Times New Roman" w:hint="cs"/>
+          <w:rtl/>
+        </w:rPr>
+        <w:t>בְּחֻקֹּתַי</w:t>
+      </w:r>
+      <w:r>
+        <w:rPr>
+          <w:rFonts w:ascii="Times New Roman" w:eastAsia="Times New Roman" w:hAnsi="Times New Roman" w:cs="Times New Roman"/>
+          <w:rtl/>
+        </w:rPr>
+        <w:t xml:space="preserve"> </w:t>
+      </w:r>
+      <w:r>
+        <w:rPr>
+          <w:rFonts w:ascii="Times New Roman" w:eastAsia="Times New Roman" w:hAnsi="Times New Roman" w:cs="Times New Roman" w:hint="cs"/>
+          <w:rtl/>
+        </w:rPr>
+        <w:t>תֵּלֵכוּ</w:t>
+      </w:r>
+      <w:r>
+        <w:rPr>
+          <w:rFonts w:ascii="Times New Roman" w:eastAsia="Times New Roman" w:hAnsi="Times New Roman" w:cs="Times New Roman"/>
+          <w:rtl/>
+        </w:rPr>
+        <w:t xml:space="preserve"> </w:t>
+      </w:r>
+      <w:r>
+        <w:rPr>
+          <w:rFonts w:ascii="Times New Roman" w:eastAsia="Times New Roman" w:hAnsi="Times New Roman" w:cs="Times New Roman" w:hint="cs"/>
+          <w:rtl/>
+        </w:rPr>
+        <w:t>וְנָתַתִּי</w:t>
+      </w:r>
+      <w:r>
+        <w:rPr>
+          <w:rFonts w:ascii="Times New Roman" w:eastAsia="Times New Roman" w:hAnsi="Times New Roman" w:cs="Times New Roman"/>
+          <w:rtl/>
+        </w:rPr>
+        <w:t xml:space="preserve"> </w:t>
+      </w:r>
+      <w:r>
+        <w:rPr>
+          <w:rFonts w:ascii="Times New Roman" w:eastAsia="Times New Roman" w:hAnsi="Times New Roman" w:cs="Times New Roman" w:hint="cs"/>
+          <w:rtl/>
+        </w:rPr>
+        <w:t>גִשְׁמֵיכֶם</w:t>
+      </w:r>
+      <w:r>
+        <w:rPr>
+          <w:rFonts w:ascii="Times New Roman" w:eastAsia="Times New Roman" w:hAnsi="Times New Roman" w:cs="Times New Roman"/>
+          <w:rtl/>
+        </w:rPr>
+        <w:t xml:space="preserve"> </w:t>
+      </w:r>
+      <w:r>
+        <w:rPr>
+          <w:rFonts w:ascii="Times New Roman" w:eastAsia="Times New Roman" w:hAnsi="Times New Roman" w:cs="Times New Roman" w:hint="cs"/>
+          <w:rtl/>
+        </w:rPr>
+        <w:t>בְּעִתָּם</w:t>
       </w:r>
       <w:r>
         <w:rPr>
@@ -24950,77 +26426,15 @@
       </w:r>
       <w:r>
         <w:rPr>
-          <w:rFonts w:ascii="Times New Roman" w:eastAsia="Times New Roman" w:hAnsi="Times New Roman" w:cs="Times New Roman" w:hint="cs"/>
-          <w:rtl/>
-        </w:rPr>
-        <w:t>כי</w:t>
-      </w:r>
-      <w:r>
-        <w:rPr>
-          <w:rFonts w:ascii="Times New Roman" w:eastAsia="Times New Roman" w:hAnsi="Times New Roman" w:cs="Times New Roman"/>
-          <w:rtl/>
-        </w:rPr>
-        <w:t xml:space="preserve"> </w:t>
-      </w:r>
-      <w:r>
-        <w:rPr>
-          <w:rFonts w:ascii="Times New Roman" w:eastAsia="Times New Roman" w:hAnsi="Times New Roman" w:cs="Times New Roman" w:hint="cs"/>
-          <w:rtl/>
-        </w:rPr>
-        <w:t>תענוגי</w:t>
-      </w:r>
-      <w:r>
-        <w:rPr>
-          <w:rFonts w:ascii="Times New Roman" w:eastAsia="Times New Roman" w:hAnsi="Times New Roman" w:cs="Times New Roman"/>
-          <w:rtl/>
-        </w:rPr>
-        <w:t xml:space="preserve"> </w:t>
-      </w:r>
-      <w:r>
-        <w:rPr>
-          <w:rFonts w:ascii="Times New Roman" w:eastAsia="Times New Roman" w:hAnsi="Times New Roman" w:cs="Times New Roman" w:hint="cs"/>
-          <w:rtl/>
-        </w:rPr>
-        <w:t>העוה</w:t>
-      </w:r>
-      <w:r>
-        <w:rPr>
-          <w:rFonts w:ascii="Times New Roman" w:eastAsia="Times New Roman" w:hAnsi="Times New Roman" w:cs="Times New Roman"/>
-          <w:rtl/>
-        </w:rPr>
-        <w:t>"</w:t>
-      </w:r>
-      <w:r>
-        <w:rPr>
-          <w:rFonts w:ascii="Times New Roman" w:eastAsia="Times New Roman" w:hAnsi="Times New Roman" w:cs="Times New Roman" w:hint="cs"/>
-          <w:rtl/>
-        </w:rPr>
-        <w:t>ב</w:t>
-      </w:r>
-      <w:r>
-        <w:rPr>
-          <w:rFonts w:ascii="Times New Roman" w:eastAsia="Times New Roman" w:hAnsi="Times New Roman" w:cs="Times New Roman"/>
-          <w:rtl/>
-        </w:rPr>
-        <w:t xml:space="preserve"> </w:t>
-      </w:r>
-      <w:r>
-        <w:rPr>
-          <w:rFonts w:ascii="Times New Roman" w:eastAsia="Times New Roman" w:hAnsi="Times New Roman" w:cs="Times New Roman"/>
-        </w:rPr>
-        <w:t xml:space="preserve"> - </w:t>
-      </w:r>
-      <w:r>
-        <w:rPr>
-          <w:rFonts w:ascii="Times New Roman" w:eastAsia="Times New Roman" w:hAnsi="Times New Roman" w:cs="Times New Roman"/>
-        </w:rPr>
-        <w:t>because the pleasure o</w:t>
-      </w:r>
-      <w:r>
-        <w:rPr>
-          <w:rFonts w:ascii="Times New Roman" w:eastAsia="Times New Roman" w:hAnsi="Times New Roman" w:cs="Times New Roman"/>
-        </w:rPr>
-        <w:t xml:space="preserve">f </w:t>
+          <w:rFonts w:ascii="Times New Roman" w:eastAsia="Times New Roman" w:hAnsi="Times New Roman" w:cs="Times New Roman"/>
+        </w:rPr>
+        <w:t xml:space="preserve"> </w:t>
+      </w:r>
+      <w:r>
+        <w:rPr>
+          <w:rFonts w:ascii="Times New Roman" w:eastAsia="Times New Roman" w:hAnsi="Times New Roman" w:cs="Times New Roman"/>
+        </w:rPr>
+        <w:t xml:space="preserve">again </w:t>
       </w:r>
       <w:r>
         <w:rPr>
@@ -25041,326 +26455,7 @@
           <w:rFonts w:ascii="Times New Roman" w:eastAsia="Times New Roman" w:hAnsi="Times New Roman" w:cs="Times New Roman" w:hint="cs"/>
           <w:rtl/>
         </w:rPr>
-        <w:t>הבא</w:t>
-      </w:r>
-      <w:r>
-        <w:rPr>
-          <w:rFonts w:ascii="Times New Roman" w:eastAsia="Times New Roman" w:hAnsi="Times New Roman" w:cs="Times New Roman"/>
-        </w:rPr>
-        <w:t>,</w:t>
-      </w:r>
-      <w:r>
-        <w:rPr>
-          <w:rFonts w:ascii="Times New Roman" w:eastAsia="Times New Roman" w:hAnsi="Times New Roman" w:cs="Times New Roman"/>
-        </w:rPr>
-        <w:t xml:space="preserve"> </w:t>
-      </w:r>
-      <w:r>
-        <w:rPr>
-          <w:rFonts w:ascii="Times New Roman" w:eastAsia="Times New Roman" w:hAnsi="Times New Roman" w:cs="Times New Roman" w:hint="cs"/>
-          <w:rtl/>
-        </w:rPr>
-        <w:t>א</w:t>
-      </w:r>
-      <w:r>
-        <w:rPr>
-          <w:rFonts w:ascii="Times New Roman" w:eastAsia="Times New Roman" w:hAnsi="Times New Roman" w:cs="Times New Roman"/>
-          <w:rtl/>
-        </w:rPr>
-        <w:t>"</w:t>
-      </w:r>
-      <w:r>
-        <w:rPr>
-          <w:rFonts w:ascii="Times New Roman" w:eastAsia="Times New Roman" w:hAnsi="Times New Roman" w:cs="Times New Roman" w:hint="cs"/>
-          <w:rtl/>
-        </w:rPr>
-        <w:t>א</w:t>
-      </w:r>
-      <w:r>
-        <w:rPr>
-          <w:rFonts w:ascii="Times New Roman" w:eastAsia="Times New Roman" w:hAnsi="Times New Roman" w:cs="Times New Roman"/>
-          <w:rtl/>
-        </w:rPr>
-        <w:t xml:space="preserve"> </w:t>
-      </w:r>
-      <w:r>
-        <w:rPr>
-          <w:rFonts w:ascii="Times New Roman" w:eastAsia="Times New Roman" w:hAnsi="Times New Roman" w:cs="Times New Roman" w:hint="cs"/>
-          <w:rtl/>
-        </w:rPr>
-        <w:t>שישיג</w:t>
-      </w:r>
-      <w:r>
-        <w:rPr>
-          <w:rFonts w:ascii="Times New Roman" w:eastAsia="Times New Roman" w:hAnsi="Times New Roman" w:cs="Times New Roman"/>
-          <w:rtl/>
-        </w:rPr>
-        <w:t xml:space="preserve"> </w:t>
-      </w:r>
-      <w:r>
-        <w:rPr>
-          <w:rFonts w:ascii="Times New Roman" w:eastAsia="Times New Roman" w:hAnsi="Times New Roman" w:cs="Times New Roman" w:hint="cs"/>
-          <w:rtl/>
-        </w:rPr>
-        <w:t>האדם</w:t>
-      </w:r>
-      <w:r>
-        <w:rPr>
-          <w:rFonts w:ascii="Times New Roman" w:eastAsia="Times New Roman" w:hAnsi="Times New Roman" w:cs="Times New Roman"/>
-          <w:rtl/>
-        </w:rPr>
-        <w:t xml:space="preserve"> </w:t>
-      </w:r>
-      <w:r>
-        <w:rPr>
-          <w:rFonts w:ascii="Times New Roman" w:eastAsia="Times New Roman" w:hAnsi="Times New Roman" w:cs="Times New Roman" w:hint="cs"/>
-          <w:rtl/>
-        </w:rPr>
-        <w:t>בחיים</w:t>
-      </w:r>
-      <w:r>
-        <w:rPr>
-          <w:rFonts w:ascii="Times New Roman" w:eastAsia="Times New Roman" w:hAnsi="Times New Roman" w:cs="Times New Roman"/>
-        </w:rPr>
-        <w:t xml:space="preserve"> - on this world, </w:t>
-      </w:r>
-      <w:r>
-        <w:rPr>
-          <w:rFonts w:ascii="Times New Roman" w:eastAsia="Times New Roman" w:hAnsi="Times New Roman" w:cs="Times New Roman"/>
-        </w:rPr>
-        <w:t xml:space="preserve">we have no </w:t>
-      </w:r>
-      <w:r>
-        <w:rPr>
-          <w:rFonts w:ascii="Times New Roman" w:eastAsia="Times New Roman" w:hAnsi="Times New Roman" w:cs="Times New Roman"/>
-          <w:rtl/>
-        </w:rPr>
-        <w:t>השגה</w:t>
-      </w:r>
-      <w:r>
-        <w:rPr>
-          <w:rFonts w:ascii="Times New Roman" w:eastAsia="Times New Roman" w:hAnsi="Times New Roman" w:cs="Times New Roman"/>
-        </w:rPr>
-        <w:t xml:space="preserve"> whatsoever</w:t>
-      </w:r>
-      <w:r>
-        <w:rPr>
-          <w:rFonts w:ascii="Times New Roman" w:eastAsia="Times New Roman" w:hAnsi="Times New Roman" w:cs="Times New Roman"/>
-        </w:rPr>
-        <w:t>,</w:t>
-      </w:r>
-      <w:r>
-        <w:rPr>
-          <w:rFonts w:ascii="Times New Roman" w:eastAsia="Times New Roman" w:hAnsi="Times New Roman" w:cs="Times New Roman"/>
-        </w:rPr>
-        <w:t xml:space="preserve"> we cannot understand</w:t>
-      </w:r>
-      <w:r>
-        <w:rPr>
-          <w:rFonts w:ascii="Times New Roman" w:eastAsia="Times New Roman" w:hAnsi="Times New Roman" w:cs="Times New Roman"/>
-        </w:rPr>
-        <w:t>,</w:t>
-      </w:r>
-      <w:r>
-        <w:rPr>
-          <w:rFonts w:ascii="Times New Roman" w:eastAsia="Times New Roman" w:hAnsi="Times New Roman" w:cs="Times New Roman"/>
-        </w:rPr>
-        <w:t xml:space="preserve"> we cannot comprehend</w:t>
-      </w:r>
-      <w:r>
-        <w:rPr>
-          <w:rFonts w:ascii="Times New Roman" w:eastAsia="Times New Roman" w:hAnsi="Times New Roman" w:cs="Times New Roman"/>
-        </w:rPr>
-        <w:t>,</w:t>
-      </w:r>
-      <w:r>
-        <w:rPr>
-          <w:rFonts w:ascii="Times New Roman" w:eastAsia="Times New Roman" w:hAnsi="Times New Roman" w:cs="Times New Roman"/>
-        </w:rPr>
-        <w:t xml:space="preserve"> we cannot relate to the idea of the immense</w:t>
-      </w:r>
-      <w:r>
-        <w:rPr>
-          <w:rFonts w:ascii="Times New Roman" w:eastAsia="Times New Roman" w:hAnsi="Times New Roman" w:cs="Times New Roman"/>
-        </w:rPr>
-        <w:t>,</w:t>
-      </w:r>
-      <w:r>
-        <w:rPr>
-          <w:rFonts w:ascii="Times New Roman" w:eastAsia="Times New Roman" w:hAnsi="Times New Roman" w:cs="Times New Roman"/>
-        </w:rPr>
-        <w:t xml:space="preserve"> immense</w:t>
-      </w:r>
-      <w:r>
-        <w:rPr>
-          <w:rFonts w:ascii="Times New Roman" w:eastAsia="Times New Roman" w:hAnsi="Times New Roman" w:cs="Times New Roman"/>
-        </w:rPr>
-        <w:t>,</w:t>
-      </w:r>
-      <w:r>
-        <w:rPr>
-          <w:rFonts w:ascii="Times New Roman" w:eastAsia="Times New Roman" w:hAnsi="Times New Roman" w:cs="Times New Roman"/>
-        </w:rPr>
-        <w:t xml:space="preserve"> tremendous</w:t>
-      </w:r>
-      <w:r>
-        <w:rPr>
-          <w:rFonts w:ascii="Times New Roman" w:eastAsia="Times New Roman" w:hAnsi="Times New Roman" w:cs="Times New Roman"/>
-        </w:rPr>
-        <w:t>,</w:t>
-      </w:r>
-      <w:r>
-        <w:rPr>
-          <w:rFonts w:ascii="Times New Roman" w:eastAsia="Times New Roman" w:hAnsi="Times New Roman" w:cs="Times New Roman"/>
-        </w:rPr>
-        <w:t xml:space="preserve"> tremendous pleasures of </w:t>
-      </w:r>
-      <w:r>
-        <w:rPr>
-          <w:rFonts w:ascii="Times New Roman" w:eastAsia="Times New Roman" w:hAnsi="Times New Roman" w:cs="Times New Roman"/>
-          <w:rtl/>
-        </w:rPr>
-        <w:t>עולם הבא</w:t>
-      </w:r>
-      <w:r>
-        <w:rPr>
-          <w:rFonts w:ascii="Times New Roman" w:eastAsia="Times New Roman" w:hAnsi="Times New Roman" w:cs="Times New Roman"/>
-        </w:rPr>
-        <w:t xml:space="preserve">. </w:t>
-      </w:r>
-      <w:r>
-        <w:rPr>
-          <w:rFonts w:ascii="Times New Roman" w:eastAsia="Times New Roman" w:hAnsi="Times New Roman" w:cs="Times New Roman" w:hint="cs"/>
-          <w:rtl/>
-        </w:rPr>
-        <w:t>כי</w:t>
-      </w:r>
-      <w:r>
-        <w:rPr>
-          <w:rFonts w:ascii="Times New Roman" w:eastAsia="Times New Roman" w:hAnsi="Times New Roman" w:cs="Times New Roman"/>
-          <w:rtl/>
-        </w:rPr>
-        <w:t xml:space="preserve"> </w:t>
-      </w:r>
-      <w:r>
-        <w:rPr>
-          <w:rFonts w:ascii="Times New Roman" w:eastAsia="Times New Roman" w:hAnsi="Times New Roman" w:cs="Times New Roman" w:hint="cs"/>
-          <w:rtl/>
-        </w:rPr>
-        <w:t>בעוד</w:t>
-      </w:r>
-      <w:r>
-        <w:rPr>
-          <w:rFonts w:ascii="Times New Roman" w:eastAsia="Times New Roman" w:hAnsi="Times New Roman" w:cs="Times New Roman"/>
-          <w:rtl/>
-        </w:rPr>
-        <w:t xml:space="preserve"> </w:t>
-      </w:r>
-      <w:r>
-        <w:rPr>
-          <w:rFonts w:ascii="Times New Roman" w:eastAsia="Times New Roman" w:hAnsi="Times New Roman" w:cs="Times New Roman" w:hint="cs"/>
-          <w:rtl/>
-        </w:rPr>
-        <w:t>הנפש</w:t>
-      </w:r>
-      <w:r>
-        <w:rPr>
-          <w:rFonts w:ascii="Times New Roman" w:eastAsia="Times New Roman" w:hAnsi="Times New Roman" w:cs="Times New Roman"/>
-          <w:rtl/>
-        </w:rPr>
-        <w:t xml:space="preserve"> </w:t>
-      </w:r>
-      <w:r>
-        <w:rPr>
-          <w:rFonts w:ascii="Times New Roman" w:eastAsia="Times New Roman" w:hAnsi="Times New Roman" w:cs="Times New Roman" w:hint="cs"/>
-          <w:rtl/>
-        </w:rPr>
-        <w:t>קשורה</w:t>
-      </w:r>
-      <w:r>
-        <w:rPr>
-          <w:rFonts w:ascii="Times New Roman" w:eastAsia="Times New Roman" w:hAnsi="Times New Roman" w:cs="Times New Roman"/>
-          <w:rtl/>
-        </w:rPr>
-        <w:t xml:space="preserve"> </w:t>
-      </w:r>
-      <w:r>
-        <w:rPr>
-          <w:rFonts w:ascii="Times New Roman" w:eastAsia="Times New Roman" w:hAnsi="Times New Roman" w:cs="Times New Roman" w:hint="cs"/>
-          <w:rtl/>
-        </w:rPr>
-        <w:t>בחומר</w:t>
-      </w:r>
-      <w:r>
-        <w:rPr>
-          <w:rFonts w:ascii="Times New Roman" w:eastAsia="Times New Roman" w:hAnsi="Times New Roman" w:cs="Times New Roman"/>
-        </w:rPr>
-        <w:t xml:space="preserve"> </w:t>
-      </w:r>
-      <w:r>
-        <w:rPr>
-          <w:rFonts w:ascii="Times New Roman" w:eastAsia="Times New Roman" w:hAnsi="Times New Roman" w:cs="Times New Roman"/>
-        </w:rPr>
-        <w:t xml:space="preserve">- because </w:t>
-      </w:r>
-      <w:r>
-        <w:rPr>
-          <w:rFonts w:ascii="Times New Roman" w:eastAsia="Times New Roman" w:hAnsi="Times New Roman" w:cs="Times New Roman" w:hint="cs"/>
-          <w:rtl/>
-        </w:rPr>
-        <w:t>כל</w:t>
-      </w:r>
-      <w:r>
-        <w:rPr>
-          <w:rFonts w:ascii="Times New Roman" w:eastAsia="Times New Roman" w:hAnsi="Times New Roman" w:cs="Times New Roman"/>
-          <w:rtl/>
-        </w:rPr>
-        <w:t xml:space="preserve"> </w:t>
-      </w:r>
-      <w:r>
-        <w:rPr>
-          <w:rFonts w:ascii="Times New Roman" w:eastAsia="Times New Roman" w:hAnsi="Times New Roman" w:cs="Times New Roman" w:hint="cs"/>
-          <w:rtl/>
-        </w:rPr>
-        <w:t>זמן</w:t>
-      </w:r>
-      <w:r>
-        <w:rPr>
-          <w:rFonts w:ascii="Times New Roman" w:eastAsia="Times New Roman" w:hAnsi="Times New Roman" w:cs="Times New Roman"/>
-        </w:rPr>
-        <w:t xml:space="preserve"> that the </w:t>
-      </w:r>
-      <w:r>
-        <w:rPr>
-          <w:rFonts w:ascii="Times New Roman" w:eastAsia="Times New Roman" w:hAnsi="Times New Roman" w:cs="Times New Roman"/>
-          <w:rtl/>
-        </w:rPr>
-        <w:t>נשמה</w:t>
-      </w:r>
-      <w:r>
-        <w:rPr>
-          <w:rFonts w:ascii="Times New Roman" w:eastAsia="Times New Roman" w:hAnsi="Times New Roman" w:cs="Times New Roman"/>
-        </w:rPr>
-        <w:t xml:space="preserve"> is still connected with the material</w:t>
-      </w:r>
-      <w:r>
-        <w:rPr>
-          <w:rFonts w:ascii="Times New Roman" w:eastAsia="Times New Roman" w:hAnsi="Times New Roman" w:cs="Times New Roman"/>
-        </w:rPr>
-        <w:t>,</w:t>
-      </w:r>
-      <w:r>
-        <w:rPr>
-          <w:rFonts w:ascii="Times New Roman" w:eastAsia="Times New Roman" w:hAnsi="Times New Roman" w:cs="Times New Roman"/>
-        </w:rPr>
-        <w:t xml:space="preserve"> with our </w:t>
-      </w:r>
-      <w:r>
-        <w:rPr>
-          <w:rFonts w:ascii="Times New Roman" w:eastAsia="Times New Roman" w:hAnsi="Times New Roman" w:cs="Times New Roman"/>
-          <w:rtl/>
-        </w:rPr>
-        <w:t>גוף</w:t>
+        <w:t>הזה</w:t>
       </w:r>
       <w:r>
         <w:rPr>
@@ -25370,1110 +26465,15 @@
       </w:r>
       <w:r>
         <w:rPr>
-          <w:rFonts w:ascii="Times New Roman" w:eastAsia="Times New Roman" w:hAnsi="Times New Roman" w:cs="Times New Roman" w:hint="cs"/>
-          <w:rtl/>
-        </w:rPr>
-        <w:t>א</w:t>
-      </w:r>
-      <w:r>
-        <w:rPr>
-          <w:rFonts w:ascii="Times New Roman" w:eastAsia="Times New Roman" w:hAnsi="Times New Roman" w:cs="Times New Roman"/>
-          <w:rtl/>
-        </w:rPr>
-        <w:t>"</w:t>
-      </w:r>
-      <w:r>
-        <w:rPr>
-          <w:rFonts w:ascii="Times New Roman" w:eastAsia="Times New Roman" w:hAnsi="Times New Roman" w:cs="Times New Roman" w:hint="cs"/>
-          <w:rtl/>
-        </w:rPr>
-        <w:t>א</w:t>
-      </w:r>
-      <w:r>
-        <w:rPr>
-          <w:rFonts w:ascii="Times New Roman" w:eastAsia="Times New Roman" w:hAnsi="Times New Roman" w:cs="Times New Roman"/>
-          <w:rtl/>
-        </w:rPr>
-        <w:t xml:space="preserve"> </w:t>
-      </w:r>
-      <w:r>
-        <w:rPr>
-          <w:rFonts w:ascii="Times New Roman" w:eastAsia="Times New Roman" w:hAnsi="Times New Roman" w:cs="Times New Roman" w:hint="cs"/>
-          <w:rtl/>
-        </w:rPr>
-        <w:t>שתצייר</w:t>
-      </w:r>
-      <w:r>
-        <w:rPr>
-          <w:rFonts w:ascii="Times New Roman" w:eastAsia="Times New Roman" w:hAnsi="Times New Roman" w:cs="Times New Roman"/>
-          <w:rtl/>
-        </w:rPr>
-        <w:t xml:space="preserve"> </w:t>
-      </w:r>
-      <w:r>
-        <w:rPr>
-          <w:rFonts w:ascii="Times New Roman" w:eastAsia="Times New Roman" w:hAnsi="Times New Roman" w:cs="Times New Roman" w:hint="cs"/>
-          <w:rtl/>
-        </w:rPr>
-        <w:t>לעצמה</w:t>
-      </w:r>
-      <w:r>
-        <w:rPr>
-          <w:rFonts w:ascii="Times New Roman" w:eastAsia="Times New Roman" w:hAnsi="Times New Roman" w:cs="Times New Roman"/>
-        </w:rPr>
-        <w:t xml:space="preserve"> </w:t>
-      </w:r>
-      <w:r>
-        <w:rPr>
-          <w:rFonts w:ascii="Times New Roman" w:eastAsia="Times New Roman" w:hAnsi="Times New Roman" w:cs="Times New Roman"/>
-        </w:rPr>
-        <w:t xml:space="preserve">- </w:t>
-      </w:r>
-      <w:r>
-        <w:rPr>
-          <w:rFonts w:ascii="Times New Roman" w:eastAsia="Times New Roman" w:hAnsi="Times New Roman" w:cs="Times New Roman"/>
-        </w:rPr>
-        <w:t>it</w:t>
-      </w:r>
-      <w:r>
-        <w:rPr>
-          <w:rFonts w:ascii="Times New Roman" w:eastAsia="Times New Roman" w:hAnsi="Times New Roman" w:cs="Times New Roman"/>
-        </w:rPr>
-        <w:t>’</w:t>
-      </w:r>
-      <w:r>
-        <w:rPr>
-          <w:rFonts w:ascii="Times New Roman" w:eastAsia="Times New Roman" w:hAnsi="Times New Roman" w:cs="Times New Roman"/>
-        </w:rPr>
-        <w:t>s impossible even to imagine</w:t>
-      </w:r>
-      <w:r>
-        <w:rPr>
-          <w:rFonts w:ascii="Times New Roman" w:eastAsia="Times New Roman" w:hAnsi="Times New Roman" w:cs="Times New Roman"/>
-        </w:rPr>
-        <w:t>,</w:t>
-      </w:r>
-      <w:r>
-        <w:rPr>
-          <w:rFonts w:ascii="Times New Roman" w:eastAsia="Times New Roman" w:hAnsi="Times New Roman" w:cs="Times New Roman"/>
-        </w:rPr>
-        <w:t xml:space="preserve"> certainly we don</w:t>
-      </w:r>
-      <w:r>
-        <w:rPr>
-          <w:rFonts w:ascii="Times New Roman" w:eastAsia="Times New Roman" w:hAnsi="Times New Roman" w:cs="Times New Roman"/>
-        </w:rPr>
-        <w:t>’</w:t>
-      </w:r>
-      <w:r>
-        <w:rPr>
-          <w:rFonts w:ascii="Times New Roman" w:eastAsia="Times New Roman" w:hAnsi="Times New Roman" w:cs="Times New Roman"/>
-        </w:rPr>
-        <w:t>t know</w:t>
-      </w:r>
-      <w:r>
-        <w:rPr>
-          <w:rFonts w:ascii="Times New Roman" w:eastAsia="Times New Roman" w:hAnsi="Times New Roman" w:cs="Times New Roman"/>
-        </w:rPr>
-        <w:t>,</w:t>
-      </w:r>
-      <w:r>
-        <w:rPr>
-          <w:rFonts w:ascii="Times New Roman" w:eastAsia="Times New Roman" w:hAnsi="Times New Roman" w:cs="Times New Roman"/>
-        </w:rPr>
-        <w:t xml:space="preserve"> we can</w:t>
-      </w:r>
-      <w:r>
-        <w:rPr>
-          <w:rFonts w:ascii="Times New Roman" w:eastAsia="Times New Roman" w:hAnsi="Times New Roman" w:cs="Times New Roman"/>
-        </w:rPr>
-        <w:t>’</w:t>
-      </w:r>
-      <w:r>
-        <w:rPr>
-          <w:rFonts w:ascii="Times New Roman" w:eastAsia="Times New Roman" w:hAnsi="Times New Roman" w:cs="Times New Roman"/>
-        </w:rPr>
-        <w:t xml:space="preserve">t be </w:t>
-      </w:r>
-      <w:r>
-        <w:rPr>
-          <w:rFonts w:ascii="Times New Roman" w:eastAsia="Times New Roman" w:hAnsi="Times New Roman" w:cs="Times New Roman"/>
-          <w:rtl/>
-        </w:rPr>
-        <w:t>משיג</w:t>
-      </w:r>
-      <w:r>
-        <w:rPr>
-          <w:rFonts w:ascii="Times New Roman" w:eastAsia="Times New Roman" w:hAnsi="Times New Roman" w:cs="Times New Roman"/>
-        </w:rPr>
-        <w:t>,</w:t>
-      </w:r>
-      <w:r>
-        <w:rPr>
-          <w:rFonts w:ascii="Times New Roman" w:eastAsia="Times New Roman" w:hAnsi="Times New Roman" w:cs="Times New Roman"/>
-        </w:rPr>
-        <w:t xml:space="preserve"> but even to imagine it</w:t>
-      </w:r>
-      <w:r>
-        <w:rPr>
-          <w:rFonts w:ascii="Times New Roman" w:eastAsia="Times New Roman" w:hAnsi="Times New Roman" w:cs="Times New Roman"/>
-        </w:rPr>
-        <w:t>’</w:t>
-      </w:r>
-      <w:r>
-        <w:rPr>
-          <w:rFonts w:ascii="Times New Roman" w:eastAsia="Times New Roman" w:hAnsi="Times New Roman" w:cs="Times New Roman"/>
-        </w:rPr>
-        <w:t xml:space="preserve">s not </w:t>
-      </w:r>
-      <w:r>
-        <w:rPr>
-          <w:rFonts w:ascii="Times New Roman" w:eastAsia="Times New Roman" w:hAnsi="Times New Roman" w:cs="Times New Roman"/>
-          <w:rtl/>
-        </w:rPr>
-        <w:t>שייך</w:t>
-      </w:r>
-      <w:r>
-        <w:rPr>
-          <w:rFonts w:ascii="Times New Roman" w:eastAsia="Times New Roman" w:hAnsi="Times New Roman" w:cs="Times New Roman"/>
-        </w:rPr>
-        <w:t xml:space="preserve"> even to imagine what it means</w:t>
-      </w:r>
-      <w:r>
-        <w:rPr>
-          <w:rFonts w:ascii="Times New Roman" w:eastAsia="Times New Roman" w:hAnsi="Times New Roman" w:cs="Times New Roman"/>
-        </w:rPr>
-        <w:t xml:space="preserve"> </w:t>
-      </w:r>
-      <w:r>
-        <w:rPr>
-          <w:rFonts w:ascii="Times New Roman" w:eastAsia="Times New Roman" w:hAnsi="Times New Roman" w:cs="Times New Roman" w:hint="cs"/>
-          <w:rtl/>
-        </w:rPr>
-        <w:t>תענוג</w:t>
-      </w:r>
-      <w:r>
-        <w:rPr>
-          <w:rFonts w:ascii="Times New Roman" w:eastAsia="Times New Roman" w:hAnsi="Times New Roman" w:cs="Times New Roman"/>
-          <w:rtl/>
-        </w:rPr>
-        <w:t xml:space="preserve"> </w:t>
-      </w:r>
-      <w:r>
-        <w:rPr>
-          <w:rFonts w:ascii="Times New Roman" w:eastAsia="Times New Roman" w:hAnsi="Times New Roman" w:cs="Times New Roman" w:hint="cs"/>
-          <w:rtl/>
-        </w:rPr>
-        <w:t>הנפש</w:t>
-      </w:r>
-      <w:r>
-        <w:rPr>
-          <w:rFonts w:ascii="Times New Roman" w:eastAsia="Times New Roman" w:hAnsi="Times New Roman" w:cs="Times New Roman"/>
-        </w:rPr>
-        <w:t xml:space="preserve"> </w:t>
-      </w:r>
-      <w:r>
-        <w:rPr>
-          <w:rFonts w:ascii="Times New Roman" w:eastAsia="Times New Roman" w:hAnsi="Times New Roman" w:cs="Times New Roman"/>
-        </w:rPr>
-        <w:t>-</w:t>
-      </w:r>
-      <w:r>
-        <w:rPr>
-          <w:rFonts w:ascii="Times New Roman" w:eastAsia="Times New Roman" w:hAnsi="Times New Roman" w:cs="Times New Roman"/>
-        </w:rPr>
-        <w:t xml:space="preserve">the pleasure that the </w:t>
-      </w:r>
-      <w:r>
-        <w:rPr>
-          <w:rFonts w:ascii="Times New Roman" w:eastAsia="Times New Roman" w:hAnsi="Times New Roman" w:cs="Times New Roman"/>
-          <w:rtl/>
-        </w:rPr>
-        <w:t>נשמה</w:t>
-      </w:r>
-      <w:r>
-        <w:rPr>
-          <w:rFonts w:ascii="Times New Roman" w:eastAsia="Times New Roman" w:hAnsi="Times New Roman" w:cs="Times New Roman"/>
-        </w:rPr>
-        <w:t xml:space="preserve"> will derive</w:t>
-      </w:r>
-      <w:r>
-        <w:rPr>
-          <w:rFonts w:ascii="Times New Roman" w:eastAsia="Times New Roman" w:hAnsi="Times New Roman" w:cs="Times New Roman"/>
-        </w:rPr>
-        <w:t xml:space="preserve">, </w:t>
-      </w:r>
-      <w:r>
-        <w:rPr>
-          <w:rFonts w:ascii="Times New Roman" w:eastAsia="Times New Roman" w:hAnsi="Times New Roman" w:cs="Times New Roman" w:hint="cs"/>
-          <w:rtl/>
-        </w:rPr>
-        <w:t>והבלתי</w:t>
-      </w:r>
-      <w:r>
-        <w:rPr>
-          <w:rFonts w:ascii="Times New Roman" w:eastAsia="Times New Roman" w:hAnsi="Times New Roman" w:cs="Times New Roman"/>
-          <w:rtl/>
-        </w:rPr>
-        <w:t xml:space="preserve"> </w:t>
-      </w:r>
-      <w:r>
-        <w:rPr>
-          <w:rFonts w:ascii="Times New Roman" w:eastAsia="Times New Roman" w:hAnsi="Times New Roman" w:cs="Times New Roman" w:hint="cs"/>
-          <w:rtl/>
-        </w:rPr>
-        <w:t>נקשר</w:t>
-      </w:r>
-      <w:r>
-        <w:rPr>
-          <w:rFonts w:ascii="Times New Roman" w:eastAsia="Times New Roman" w:hAnsi="Times New Roman" w:cs="Times New Roman"/>
-          <w:rtl/>
-        </w:rPr>
-        <w:t xml:space="preserve"> </w:t>
-      </w:r>
-      <w:r>
-        <w:rPr>
-          <w:rFonts w:ascii="Times New Roman" w:eastAsia="Times New Roman" w:hAnsi="Times New Roman" w:cs="Times New Roman" w:hint="cs"/>
-          <w:rtl/>
-        </w:rPr>
-        <w:t>בחומר</w:t>
-      </w:r>
-      <w:r>
-        <w:rPr>
-          <w:rFonts w:ascii="Times New Roman" w:eastAsia="Times New Roman" w:hAnsi="Times New Roman" w:cs="Times New Roman"/>
-        </w:rPr>
-        <w:t>.</w:t>
-      </w:r>
-      <w:r>
-        <w:rPr>
-          <w:rFonts w:ascii="Times New Roman" w:eastAsia="Times New Roman" w:hAnsi="Times New Roman" w:cs="Times New Roman"/>
-        </w:rPr>
-        <w:t xml:space="preserve"> </w:t>
-      </w:r>
-      <w:r>
-        <w:rPr>
-          <w:rFonts w:ascii="Times New Roman" w:eastAsia="Times New Roman" w:hAnsi="Times New Roman" w:cs="Times New Roman"/>
-        </w:rPr>
-        <w:t>I</w:t>
-      </w:r>
-      <w:r>
-        <w:rPr>
-          <w:rFonts w:ascii="Times New Roman" w:eastAsia="Times New Roman" w:hAnsi="Times New Roman" w:cs="Times New Roman"/>
-        </w:rPr>
-        <w:t>n other words</w:t>
-      </w:r>
-      <w:r>
-        <w:rPr>
-          <w:rFonts w:ascii="Times New Roman" w:eastAsia="Times New Roman" w:hAnsi="Times New Roman" w:cs="Times New Roman"/>
-        </w:rPr>
-        <w:t>,</w:t>
-      </w:r>
-      <w:r>
-        <w:rPr>
-          <w:rFonts w:ascii="Times New Roman" w:eastAsia="Times New Roman" w:hAnsi="Times New Roman" w:cs="Times New Roman"/>
-        </w:rPr>
-        <w:t xml:space="preserve"> </w:t>
-      </w:r>
-      <w:r>
-        <w:rPr>
-          <w:rFonts w:ascii="Times New Roman" w:eastAsia="Times New Roman" w:hAnsi="Times New Roman" w:cs="Times New Roman"/>
-          <w:rtl/>
-        </w:rPr>
-        <w:t>עולם הבא</w:t>
-      </w:r>
-      <w:r>
-        <w:rPr>
-          <w:rFonts w:ascii="Times New Roman" w:eastAsia="Times New Roman" w:hAnsi="Times New Roman" w:cs="Times New Roman"/>
-        </w:rPr>
-        <w:t xml:space="preserve"> of course is reserved for the </w:t>
-      </w:r>
-      <w:r>
-        <w:rPr>
-          <w:rFonts w:ascii="Times New Roman" w:eastAsia="Times New Roman" w:hAnsi="Times New Roman" w:cs="Times New Roman"/>
-          <w:rtl/>
-        </w:rPr>
-        <w:t>נשמה</w:t>
-      </w:r>
-      <w:r>
-        <w:rPr>
-          <w:rFonts w:ascii="Times New Roman" w:eastAsia="Times New Roman" w:hAnsi="Times New Roman" w:cs="Times New Roman"/>
-        </w:rPr>
-        <w:t>,</w:t>
-      </w:r>
-      <w:r>
-        <w:rPr>
-          <w:rFonts w:ascii="Times New Roman" w:eastAsia="Times New Roman" w:hAnsi="Times New Roman" w:cs="Times New Roman"/>
-        </w:rPr>
-        <w:t xml:space="preserve"> and</w:t>
-      </w:r>
-      <w:r>
-        <w:rPr>
-          <w:rFonts w:ascii="Times New Roman" w:eastAsia="Times New Roman" w:hAnsi="Times New Roman" w:cs="Times New Roman"/>
-        </w:rPr>
-        <w:t xml:space="preserve"> </w:t>
-      </w:r>
-      <w:r>
-        <w:rPr>
-          <w:rFonts w:ascii="Times New Roman" w:eastAsia="Times New Roman" w:hAnsi="Times New Roman" w:cs="Times New Roman" w:hint="cs"/>
-          <w:rtl/>
-        </w:rPr>
-        <w:t>כל</w:t>
-      </w:r>
-      <w:r>
-        <w:rPr>
-          <w:rFonts w:ascii="Times New Roman" w:eastAsia="Times New Roman" w:hAnsi="Times New Roman" w:cs="Times New Roman"/>
-          <w:rtl/>
-        </w:rPr>
-        <w:t xml:space="preserve"> </w:t>
-      </w:r>
-      <w:r>
-        <w:rPr>
-          <w:rFonts w:ascii="Times New Roman" w:eastAsia="Times New Roman" w:hAnsi="Times New Roman" w:cs="Times New Roman" w:hint="cs"/>
-          <w:rtl/>
-        </w:rPr>
-        <w:t>זמן</w:t>
+          <w:rFonts w:ascii="Times New Roman" w:eastAsia="Times New Roman" w:hAnsi="Times New Roman" w:cs="Times New Roman"/>
+        </w:rPr>
+        <w:t>and then in</w:t>
       </w:r>
       <w:r>
         <w:rPr>
           <w:rFonts w:ascii="Times New Roman" w:eastAsia="Times New Roman" w:hAnsi="Times New Roman" w:cs="Times New Roman"/>
         </w:rPr>
         <w:t xml:space="preserve"> the </w:t>
-      </w:r>
-      <w:r>
-        <w:rPr>
-          <w:rFonts w:ascii="Times New Roman" w:eastAsia="Times New Roman" w:hAnsi="Times New Roman" w:cs="Times New Roman"/>
-          <w:rtl/>
-        </w:rPr>
-        <w:t>נשמה</w:t>
-      </w:r>
-      <w:r>
-        <w:rPr>
-          <w:rFonts w:ascii="Times New Roman" w:eastAsia="Times New Roman" w:hAnsi="Times New Roman" w:cs="Times New Roman"/>
-        </w:rPr>
-        <w:t xml:space="preserve"> is connected to the </w:t>
-      </w:r>
-      <w:r>
-        <w:rPr>
-          <w:rFonts w:ascii="Times New Roman" w:eastAsia="Times New Roman" w:hAnsi="Times New Roman" w:cs="Times New Roman"/>
-          <w:rtl/>
-        </w:rPr>
-        <w:t>חומר</w:t>
-      </w:r>
-      <w:r>
-        <w:rPr>
-          <w:rFonts w:ascii="Times New Roman" w:eastAsia="Times New Roman" w:hAnsi="Times New Roman" w:cs="Times New Roman"/>
-        </w:rPr>
-        <w:t xml:space="preserve"> we have no idea how the </w:t>
-      </w:r>
-      <w:r>
-        <w:rPr>
-          <w:rFonts w:ascii="Times New Roman" w:eastAsia="Times New Roman" w:hAnsi="Times New Roman" w:cs="Times New Roman"/>
-          <w:rtl/>
-        </w:rPr>
-        <w:t>נשמה</w:t>
-      </w:r>
-      <w:r>
-        <w:rPr>
-          <w:rFonts w:ascii="Times New Roman" w:eastAsia="Times New Roman" w:hAnsi="Times New Roman" w:cs="Times New Roman"/>
-        </w:rPr>
-        <w:t xml:space="preserve"> alone can find this tremendous tremendous pleasure because we relate to the </w:t>
-      </w:r>
-      <w:r>
-        <w:rPr>
-          <w:rFonts w:ascii="Times New Roman" w:eastAsia="Times New Roman" w:hAnsi="Times New Roman" w:cs="Times New Roman"/>
-          <w:rtl/>
-        </w:rPr>
-        <w:t>נשמה</w:t>
-      </w:r>
-      <w:r>
-        <w:rPr>
-          <w:rFonts w:ascii="Times New Roman" w:eastAsia="Times New Roman" w:hAnsi="Times New Roman" w:cs="Times New Roman"/>
-        </w:rPr>
-        <w:t xml:space="preserve"> as a </w:t>
-      </w:r>
-      <w:r>
-        <w:rPr>
-          <w:rFonts w:ascii="Times New Roman" w:eastAsia="Times New Roman" w:hAnsi="Times New Roman" w:cs="Times New Roman"/>
-          <w:rtl/>
-        </w:rPr>
-        <w:t>נשמה</w:t>
-      </w:r>
-      <w:r>
-        <w:rPr>
-          <w:rFonts w:ascii="Times New Roman" w:eastAsia="Times New Roman" w:hAnsi="Times New Roman" w:cs="Times New Roman"/>
-        </w:rPr>
-        <w:t xml:space="preserve"> while it</w:t>
-      </w:r>
-      <w:r>
-        <w:rPr>
-          <w:rFonts w:ascii="Times New Roman" w:eastAsia="Times New Roman" w:hAnsi="Times New Roman" w:cs="Times New Roman"/>
-        </w:rPr>
-        <w:t>’</w:t>
-      </w:r>
-      <w:r>
-        <w:rPr>
-          <w:rFonts w:ascii="Times New Roman" w:eastAsia="Times New Roman" w:hAnsi="Times New Roman" w:cs="Times New Roman"/>
-        </w:rPr>
-        <w:t xml:space="preserve">s connected to our </w:t>
-      </w:r>
-      <w:r>
-        <w:rPr>
-          <w:rFonts w:ascii="Times New Roman" w:eastAsia="Times New Roman" w:hAnsi="Times New Roman" w:cs="Times New Roman"/>
-          <w:rtl/>
-        </w:rPr>
-        <w:t>גוף</w:t>
-      </w:r>
-      <w:r>
-        <w:rPr>
-          <w:rFonts w:ascii="Times New Roman" w:eastAsia="Times New Roman" w:hAnsi="Times New Roman" w:cs="Times New Roman"/>
-        </w:rPr>
-        <w:t>,</w:t>
-      </w:r>
-      <w:r>
-        <w:rPr>
-          <w:rFonts w:ascii="Times New Roman" w:eastAsia="Times New Roman" w:hAnsi="Times New Roman" w:cs="Times New Roman"/>
-        </w:rPr>
-        <w:t xml:space="preserve"> that is our</w:t>
-      </w:r>
-      <w:r>
-        <w:rPr>
-          <w:rFonts w:ascii="Times New Roman" w:eastAsia="Times New Roman" w:hAnsi="Times New Roman" w:cs="Times New Roman"/>
-          <w:rtl/>
-        </w:rPr>
-        <w:t xml:space="preserve">השגה </w:t>
-      </w:r>
-      <w:r>
-        <w:rPr>
-          <w:rFonts w:ascii="Times New Roman" w:eastAsia="Times New Roman" w:hAnsi="Times New Roman" w:cs="Times New Roman"/>
-        </w:rPr>
-        <w:t xml:space="preserve"> neshama-</w:t>
-      </w:r>
-      <w:r>
-        <w:rPr>
-          <w:rFonts w:ascii="Times New Roman" w:eastAsia="Times New Roman" w:hAnsi="Times New Roman" w:cs="Times New Roman"/>
-        </w:rPr>
-        <w:t>wise</w:t>
-      </w:r>
-      <w:r>
-        <w:rPr>
-          <w:rFonts w:ascii="Times New Roman" w:eastAsia="Times New Roman" w:hAnsi="Times New Roman" w:cs="Times New Roman"/>
-        </w:rPr>
-        <w:t>,</w:t>
-      </w:r>
-      <w:r>
-        <w:rPr>
-          <w:rFonts w:ascii="Times New Roman" w:eastAsia="Times New Roman" w:hAnsi="Times New Roman" w:cs="Times New Roman"/>
-        </w:rPr>
-        <w:t xml:space="preserve"> and therefore we cannot even imagine and begin to fathom even scratch the surface of how a </w:t>
-      </w:r>
-      <w:r>
-        <w:rPr>
-          <w:rFonts w:ascii="Times New Roman" w:eastAsia="Times New Roman" w:hAnsi="Times New Roman" w:cs="Times New Roman"/>
-          <w:rtl/>
-        </w:rPr>
-        <w:t>נשמה</w:t>
-      </w:r>
-      <w:r>
-        <w:rPr>
-          <w:rFonts w:ascii="Times New Roman" w:eastAsia="Times New Roman" w:hAnsi="Times New Roman" w:cs="Times New Roman"/>
-        </w:rPr>
-        <w:t xml:space="preserve"> feels when the </w:t>
-      </w:r>
-      <w:r>
-        <w:rPr>
-          <w:rFonts w:ascii="Times New Roman" w:eastAsia="Times New Roman" w:hAnsi="Times New Roman" w:cs="Times New Roman"/>
-          <w:rtl/>
-        </w:rPr>
-        <w:t>נשמה</w:t>
-      </w:r>
-      <w:r>
-        <w:rPr>
-          <w:rFonts w:ascii="Times New Roman" w:eastAsia="Times New Roman" w:hAnsi="Times New Roman" w:cs="Times New Roman"/>
-        </w:rPr>
-        <w:t xml:space="preserve"> is totally divorced from the </w:t>
-      </w:r>
-      <w:r>
-        <w:rPr>
-          <w:rFonts w:ascii="Times New Roman" w:eastAsia="Times New Roman" w:hAnsi="Times New Roman" w:cs="Times New Roman"/>
-          <w:rtl/>
-        </w:rPr>
-        <w:t>גוף</w:t>
-      </w:r>
-      <w:r>
-        <w:rPr>
-          <w:rFonts w:ascii="Times New Roman" w:eastAsia="Times New Roman" w:hAnsi="Times New Roman" w:cs="Times New Roman"/>
-        </w:rPr>
-        <w:t>,</w:t>
-      </w:r>
-      <w:r>
-        <w:rPr>
-          <w:rFonts w:ascii="Times New Roman" w:eastAsia="Times New Roman" w:hAnsi="Times New Roman" w:cs="Times New Roman"/>
-        </w:rPr>
-        <w:t xml:space="preserve"> and to realize the tremendous pleasure that the </w:t>
-      </w:r>
-      <w:r>
-        <w:rPr>
-          <w:rFonts w:ascii="Times New Roman" w:eastAsia="Times New Roman" w:hAnsi="Times New Roman" w:cs="Times New Roman"/>
-          <w:rtl/>
-        </w:rPr>
-        <w:t>נשמה</w:t>
-      </w:r>
-      <w:r>
-        <w:rPr>
-          <w:rFonts w:ascii="Times New Roman" w:eastAsia="Times New Roman" w:hAnsi="Times New Roman" w:cs="Times New Roman"/>
-        </w:rPr>
-        <w:t xml:space="preserve"> can receive in </w:t>
-      </w:r>
-      <w:r>
-        <w:rPr>
-          <w:rFonts w:ascii="Times New Roman" w:eastAsia="Times New Roman" w:hAnsi="Times New Roman" w:cs="Times New Roman"/>
-          <w:rtl/>
-        </w:rPr>
-        <w:t>עולם הבא</w:t>
-      </w:r>
-      <w:r>
-        <w:rPr>
-          <w:rFonts w:ascii="Times New Roman" w:eastAsia="Times New Roman" w:hAnsi="Times New Roman" w:cs="Times New Roman"/>
-        </w:rPr>
-        <w:t>.</w:t>
-      </w:r>
-      <w:r>
-        <w:rPr>
-          <w:rFonts w:ascii="Times New Roman" w:eastAsia="Times New Roman" w:hAnsi="Times New Roman" w:cs="Times New Roman"/>
-        </w:rPr>
-        <w:t xml:space="preserve"> </w:t>
-      </w:r>
-      <w:r>
-        <w:rPr>
-          <w:rFonts w:ascii="Times New Roman" w:eastAsia="Times New Roman" w:hAnsi="Times New Roman" w:cs="Times New Roman"/>
-        </w:rPr>
-        <w:t>A</w:t>
-      </w:r>
-      <w:r>
-        <w:rPr>
-          <w:rFonts w:ascii="Times New Roman" w:eastAsia="Times New Roman" w:hAnsi="Times New Roman" w:cs="Times New Roman"/>
-        </w:rPr>
-        <w:t>nd it is for this very reason says the</w:t>
-      </w:r>
-      <w:r>
-        <w:rPr>
-          <w:rFonts w:ascii="Times New Roman" w:eastAsia="Times New Roman" w:hAnsi="Times New Roman" w:cs="Times New Roman"/>
-          <w:rtl/>
-        </w:rPr>
-        <w:t xml:space="preserve">מלבי"ם </w:t>
-      </w:r>
-      <w:r>
-        <w:rPr>
-          <w:rFonts w:ascii="Times New Roman" w:eastAsia="Times New Roman" w:hAnsi="Times New Roman" w:cs="Times New Roman"/>
-        </w:rPr>
-        <w:t>:</w:t>
-      </w:r>
-      <w:r>
-        <w:rPr>
-          <w:rFonts w:ascii="Times New Roman" w:eastAsia="Times New Roman" w:hAnsi="Times New Roman" w:cs="Times New Roman" w:hint="cs"/>
-          <w:rtl/>
-        </w:rPr>
-        <w:t>וע</w:t>
-      </w:r>
-      <w:r>
-        <w:rPr>
-          <w:rFonts w:ascii="Times New Roman" w:eastAsia="Times New Roman" w:hAnsi="Times New Roman" w:cs="Times New Roman"/>
-          <w:rtl/>
-        </w:rPr>
-        <w:t>"</w:t>
-      </w:r>
-      <w:r>
-        <w:rPr>
-          <w:rFonts w:ascii="Times New Roman" w:eastAsia="Times New Roman" w:hAnsi="Times New Roman" w:cs="Times New Roman" w:hint="cs"/>
-          <w:rtl/>
-        </w:rPr>
-        <w:t>כ</w:t>
-      </w:r>
-      <w:r>
-        <w:rPr>
-          <w:rFonts w:ascii="Times New Roman" w:eastAsia="Times New Roman" w:hAnsi="Times New Roman" w:cs="Times New Roman"/>
-          <w:rtl/>
-        </w:rPr>
-        <w:t xml:space="preserve"> </w:t>
-      </w:r>
-      <w:r>
-        <w:rPr>
-          <w:rFonts w:ascii="Times New Roman" w:eastAsia="Times New Roman" w:hAnsi="Times New Roman" w:cs="Times New Roman" w:hint="cs"/>
-          <w:rtl/>
-        </w:rPr>
-        <w:t>החריש</w:t>
-      </w:r>
-      <w:r>
-        <w:rPr>
-          <w:rFonts w:ascii="Times New Roman" w:eastAsia="Times New Roman" w:hAnsi="Times New Roman" w:cs="Times New Roman"/>
-          <w:rtl/>
-        </w:rPr>
-        <w:t xml:space="preserve"> </w:t>
-      </w:r>
-      <w:r>
-        <w:rPr>
-          <w:rFonts w:ascii="Times New Roman" w:eastAsia="Times New Roman" w:hAnsi="Times New Roman" w:cs="Times New Roman" w:hint="cs"/>
-          <w:rtl/>
-        </w:rPr>
-        <w:t>בתורה</w:t>
-      </w:r>
-      <w:r>
-        <w:rPr>
-          <w:rFonts w:ascii="Times New Roman" w:eastAsia="Times New Roman" w:hAnsi="Times New Roman" w:cs="Times New Roman"/>
-          <w:rtl/>
-        </w:rPr>
-        <w:t xml:space="preserve"> </w:t>
-      </w:r>
-      <w:r>
-        <w:rPr>
-          <w:rFonts w:ascii="Times New Roman" w:eastAsia="Times New Roman" w:hAnsi="Times New Roman" w:cs="Times New Roman" w:hint="cs"/>
-          <w:rtl/>
-        </w:rPr>
-        <w:t>מיעודי</w:t>
-      </w:r>
-      <w:r>
-        <w:rPr>
-          <w:rFonts w:ascii="Times New Roman" w:eastAsia="Times New Roman" w:hAnsi="Times New Roman" w:cs="Times New Roman"/>
-          <w:rtl/>
-        </w:rPr>
-        <w:t xml:space="preserve"> </w:t>
-      </w:r>
-      <w:r>
-        <w:rPr>
-          <w:rFonts w:ascii="Times New Roman" w:eastAsia="Times New Roman" w:hAnsi="Times New Roman" w:cs="Times New Roman" w:hint="cs"/>
-          <w:rtl/>
-        </w:rPr>
-        <w:t>עוה</w:t>
-      </w:r>
-      <w:r>
-        <w:rPr>
-          <w:rFonts w:ascii="Times New Roman" w:eastAsia="Times New Roman" w:hAnsi="Times New Roman" w:cs="Times New Roman"/>
-          <w:rtl/>
-        </w:rPr>
-        <w:t>"</w:t>
-      </w:r>
-      <w:r>
-        <w:rPr>
-          <w:rFonts w:ascii="Times New Roman" w:eastAsia="Times New Roman" w:hAnsi="Times New Roman" w:cs="Times New Roman" w:hint="cs"/>
-          <w:rtl/>
-        </w:rPr>
-        <w:t>ב</w:t>
-      </w:r>
-      <w:r>
-        <w:rPr>
-          <w:rFonts w:ascii="Times New Roman" w:eastAsia="Times New Roman" w:hAnsi="Times New Roman" w:cs="Times New Roman"/>
-        </w:rPr>
-        <w:t xml:space="preserve"> - </w:t>
-      </w:r>
-      <w:r>
-        <w:rPr>
-          <w:rFonts w:ascii="Times New Roman" w:eastAsia="Times New Roman" w:hAnsi="Times New Roman" w:cs="Times New Roman"/>
-        </w:rPr>
-        <w:t>that</w:t>
-      </w:r>
-      <w:r>
-        <w:rPr>
-          <w:rFonts w:ascii="Times New Roman" w:eastAsia="Times New Roman" w:hAnsi="Times New Roman" w:cs="Times New Roman"/>
-        </w:rPr>
-        <w:t>’</w:t>
-      </w:r>
-      <w:r>
-        <w:rPr>
-          <w:rFonts w:ascii="Times New Roman" w:eastAsia="Times New Roman" w:hAnsi="Times New Roman" w:cs="Times New Roman"/>
-        </w:rPr>
-        <w:t>s why</w:t>
-      </w:r>
-      <w:r>
-        <w:rPr>
-          <w:rFonts w:ascii="Times New Roman" w:eastAsia="Times New Roman" w:hAnsi="Times New Roman" w:cs="Times New Roman"/>
-        </w:rPr>
-        <w:t>,</w:t>
-      </w:r>
-      <w:r>
-        <w:rPr>
-          <w:rFonts w:ascii="Times New Roman" w:eastAsia="Times New Roman" w:hAnsi="Times New Roman" w:cs="Times New Roman"/>
-        </w:rPr>
-        <w:t xml:space="preserve"> this is the reason that we find that the </w:t>
-      </w:r>
-      <w:r>
-        <w:rPr>
-          <w:rFonts w:ascii="Times New Roman" w:eastAsia="Times New Roman" w:hAnsi="Times New Roman" w:cs="Times New Roman"/>
-          <w:rtl/>
-        </w:rPr>
-        <w:t>תורה בכלל</w:t>
-      </w:r>
-      <w:r>
-        <w:rPr>
-          <w:rFonts w:ascii="Times New Roman" w:eastAsia="Times New Roman" w:hAnsi="Times New Roman" w:cs="Times New Roman"/>
-        </w:rPr>
-        <w:t xml:space="preserve"> does not talk about</w:t>
-      </w:r>
-      <w:r>
-        <w:rPr>
-          <w:rFonts w:ascii="Times New Roman" w:eastAsia="Times New Roman" w:hAnsi="Times New Roman" w:cs="Times New Roman"/>
-        </w:rPr>
-        <w:t xml:space="preserve"> </w:t>
-      </w:r>
-      <w:r>
-        <w:rPr>
-          <w:rFonts w:ascii="Times New Roman" w:eastAsia="Times New Roman" w:hAnsi="Times New Roman" w:cs="Times New Roman"/>
-          <w:rtl/>
-        </w:rPr>
-        <w:t>עולם הבא</w:t>
-      </w:r>
-      <w:r>
-        <w:rPr>
-          <w:rFonts w:ascii="Times New Roman" w:eastAsia="Times New Roman" w:hAnsi="Times New Roman" w:cs="Times New Roman"/>
-        </w:rPr>
-        <w:t>, about</w:t>
-      </w:r>
-      <w:r>
-        <w:rPr>
-          <w:rFonts w:ascii="Times New Roman" w:eastAsia="Times New Roman" w:hAnsi="Times New Roman" w:cs="Times New Roman"/>
-        </w:rPr>
-        <w:t xml:space="preserve"> promising</w:t>
-      </w:r>
-      <w:r>
-        <w:rPr>
-          <w:rFonts w:ascii="Times New Roman" w:eastAsia="Times New Roman" w:hAnsi="Times New Roman" w:cs="Times New Roman"/>
-        </w:rPr>
-        <w:t xml:space="preserve"> </w:t>
-      </w:r>
-      <w:r>
-        <w:rPr>
-          <w:rFonts w:ascii="Times New Roman" w:eastAsia="Times New Roman" w:hAnsi="Times New Roman" w:cs="Times New Roman" w:hint="cs"/>
-          <w:rtl/>
-        </w:rPr>
-        <w:t>שכר</w:t>
-      </w:r>
-      <w:r>
-        <w:rPr>
-          <w:rFonts w:ascii="Times New Roman" w:eastAsia="Times New Roman" w:hAnsi="Times New Roman" w:cs="Times New Roman"/>
-          <w:rtl/>
-        </w:rPr>
-        <w:t xml:space="preserve"> </w:t>
-      </w:r>
-      <w:r>
-        <w:rPr>
-          <w:rFonts w:ascii="Times New Roman" w:eastAsia="Times New Roman" w:hAnsi="Times New Roman" w:cs="Times New Roman" w:hint="cs"/>
-          <w:rtl/>
-        </w:rPr>
-        <w:t>לעולם</w:t>
-      </w:r>
-      <w:r>
-        <w:rPr>
-          <w:rFonts w:ascii="Times New Roman" w:eastAsia="Times New Roman" w:hAnsi="Times New Roman" w:cs="Times New Roman"/>
-          <w:rtl/>
-        </w:rPr>
-        <w:t xml:space="preserve"> </w:t>
-      </w:r>
-      <w:r>
-        <w:rPr>
-          <w:rFonts w:ascii="Times New Roman" w:eastAsia="Times New Roman" w:hAnsi="Times New Roman" w:cs="Times New Roman" w:hint="cs"/>
-          <w:rtl/>
-        </w:rPr>
-        <w:t>הבא</w:t>
-      </w:r>
-      <w:r>
-        <w:rPr>
-          <w:rFonts w:ascii="Times New Roman" w:eastAsia="Times New Roman" w:hAnsi="Times New Roman" w:cs="Times New Roman"/>
-        </w:rPr>
-        <w:t xml:space="preserve">, </w:t>
-      </w:r>
-      <w:r>
-        <w:rPr>
-          <w:rFonts w:ascii="Times New Roman" w:eastAsia="Times New Roman" w:hAnsi="Times New Roman" w:cs="Times New Roman"/>
-        </w:rPr>
-        <w:t xml:space="preserve">as we notice in the </w:t>
-      </w:r>
-      <w:r>
-        <w:rPr>
-          <w:rFonts w:ascii="Times New Roman" w:eastAsia="Times New Roman" w:hAnsi="Times New Roman" w:cs="Times New Roman"/>
-          <w:rtl/>
-        </w:rPr>
-        <w:t>תורה</w:t>
-      </w:r>
-      <w:r>
-        <w:rPr>
-          <w:rFonts w:ascii="Times New Roman" w:eastAsia="Times New Roman" w:hAnsi="Times New Roman" w:cs="Times New Roman"/>
-        </w:rPr>
-        <w:t xml:space="preserve"> when the </w:t>
-      </w:r>
-      <w:r>
-        <w:rPr>
-          <w:rFonts w:ascii="Times New Roman" w:eastAsia="Times New Roman" w:hAnsi="Times New Roman" w:cs="Times New Roman"/>
-          <w:rtl/>
-        </w:rPr>
-        <w:t>תורה</w:t>
-      </w:r>
-      <w:r>
-        <w:rPr>
-          <w:rFonts w:ascii="Times New Roman" w:eastAsia="Times New Roman" w:hAnsi="Times New Roman" w:cs="Times New Roman"/>
-        </w:rPr>
-        <w:t xml:space="preserve"> talks about</w:t>
-      </w:r>
-      <w:r>
-        <w:rPr>
-          <w:rFonts w:ascii="Times New Roman" w:eastAsia="Times New Roman" w:hAnsi="Times New Roman" w:cs="Times New Roman"/>
-        </w:rPr>
-        <w:t xml:space="preserve"> </w:t>
-      </w:r>
-      <w:r>
-        <w:rPr>
-          <w:rFonts w:ascii="Times New Roman" w:eastAsia="Times New Roman" w:hAnsi="Times New Roman" w:cs="Times New Roman" w:hint="cs"/>
-          <w:rtl/>
-        </w:rPr>
-        <w:t>שכר</w:t>
-      </w:r>
-      <w:r>
-        <w:rPr>
-          <w:rFonts w:ascii="Times New Roman" w:eastAsia="Times New Roman" w:hAnsi="Times New Roman" w:cs="Times New Roman"/>
-        </w:rPr>
-        <w:t xml:space="preserve"> for</w:t>
-      </w:r>
-      <w:r>
-        <w:rPr>
-          <w:rFonts w:ascii="Times New Roman" w:eastAsia="Times New Roman" w:hAnsi="Times New Roman" w:cs="Times New Roman"/>
-        </w:rPr>
-        <w:t xml:space="preserve"> </w:t>
-      </w:r>
-      <w:r>
-        <w:rPr>
-          <w:rFonts w:ascii="Times New Roman" w:eastAsia="Times New Roman" w:hAnsi="Times New Roman" w:cs="Times New Roman" w:hint="cs"/>
-          <w:rtl/>
-        </w:rPr>
-        <w:t>מצ</w:t>
-      </w:r>
-      <w:r>
-        <w:rPr>
-          <w:rFonts w:ascii="Times New Roman" w:eastAsia="Times New Roman" w:hAnsi="Times New Roman" w:cs="Times New Roman" w:hint="cs"/>
-          <w:rtl/>
-        </w:rPr>
-        <w:t>ו</w:t>
-      </w:r>
-      <w:r>
-        <w:rPr>
-          <w:rFonts w:ascii="Times New Roman" w:eastAsia="Times New Roman" w:hAnsi="Times New Roman" w:cs="Times New Roman" w:hint="cs"/>
-          <w:rtl/>
-        </w:rPr>
-        <w:t>ות</w:t>
-      </w:r>
-      <w:r>
-        <w:rPr>
-          <w:rFonts w:ascii="Times New Roman" w:eastAsia="Times New Roman" w:hAnsi="Times New Roman" w:cs="Times New Roman"/>
-        </w:rPr>
-        <w:t xml:space="preserve"> it </w:t>
-      </w:r>
-      <w:r>
-        <w:rPr>
-          <w:rFonts w:ascii="Times New Roman" w:eastAsia="Times New Roman" w:hAnsi="Times New Roman" w:cs="Times New Roman"/>
-        </w:rPr>
-        <w:t>always talks about</w:t>
-      </w:r>
-      <w:r>
-        <w:rPr>
-          <w:rFonts w:ascii="Times New Roman" w:eastAsia="Times New Roman" w:hAnsi="Times New Roman" w:cs="Times New Roman"/>
-        </w:rPr>
-        <w:t xml:space="preserve"> things </w:t>
-      </w:r>
-      <w:r>
-        <w:rPr>
-          <w:rFonts w:ascii="Times New Roman" w:eastAsia="Times New Roman" w:hAnsi="Times New Roman" w:cs="Times New Roman" w:hint="cs"/>
-          <w:rtl/>
-        </w:rPr>
-        <w:t>בנוגע</w:t>
-      </w:r>
-      <w:r>
-        <w:rPr>
-          <w:rFonts w:ascii="Times New Roman" w:eastAsia="Times New Roman" w:hAnsi="Times New Roman" w:cs="Times New Roman"/>
-          <w:rtl/>
-        </w:rPr>
-        <w:t xml:space="preserve"> </w:t>
-      </w:r>
-      <w:r>
-        <w:rPr>
-          <w:rFonts w:ascii="Times New Roman" w:eastAsia="Times New Roman" w:hAnsi="Times New Roman" w:cs="Times New Roman" w:hint="cs"/>
-          <w:rtl/>
-        </w:rPr>
-        <w:t>עולם</w:t>
-      </w:r>
-      <w:r>
-        <w:rPr>
-          <w:rFonts w:ascii="Times New Roman" w:eastAsia="Times New Roman" w:hAnsi="Times New Roman" w:cs="Times New Roman"/>
-          <w:rtl/>
-        </w:rPr>
-        <w:t xml:space="preserve"> </w:t>
-      </w:r>
-      <w:r>
-        <w:rPr>
-          <w:rFonts w:ascii="Times New Roman" w:eastAsia="Times New Roman" w:hAnsi="Times New Roman" w:cs="Times New Roman" w:hint="cs"/>
-          <w:rtl/>
-        </w:rPr>
-        <w:t>הזה</w:t>
-      </w:r>
-      <w:r>
-        <w:rPr>
-          <w:rFonts w:ascii="Times New Roman" w:eastAsia="Times New Roman" w:hAnsi="Times New Roman" w:cs="Times New Roman"/>
-        </w:rPr>
-        <w:t>,</w:t>
-      </w:r>
-      <w:r>
-        <w:rPr>
-          <w:rFonts w:ascii="Times New Roman" w:eastAsia="Times New Roman" w:hAnsi="Times New Roman" w:cs="Times New Roman"/>
-        </w:rPr>
-        <w:t xml:space="preserve"> whether it</w:t>
-      </w:r>
-      <w:r>
-        <w:rPr>
-          <w:rFonts w:ascii="Times New Roman" w:eastAsia="Times New Roman" w:hAnsi="Times New Roman" w:cs="Times New Roman"/>
-        </w:rPr>
-        <w:t>’</w:t>
-      </w:r>
-      <w:r>
-        <w:rPr>
-          <w:rFonts w:ascii="Times New Roman" w:eastAsia="Times New Roman" w:hAnsi="Times New Roman" w:cs="Times New Roman"/>
-        </w:rPr>
-        <w:t>s</w:t>
-      </w:r>
-      <w:r>
-        <w:rPr>
-          <w:rFonts w:ascii="Times New Roman" w:eastAsia="Times New Roman" w:hAnsi="Times New Roman" w:cs="Times New Roman"/>
-        </w:rPr>
-        <w:t xml:space="preserve"> </w:t>
-      </w:r>
-      <w:r>
-        <w:rPr>
-          <w:rFonts w:ascii="Times New Roman" w:eastAsia="Times New Roman" w:hAnsi="Times New Roman" w:cs="Times New Roman" w:hint="cs"/>
-          <w:rtl/>
-        </w:rPr>
-        <w:t>אִם</w:t>
-      </w:r>
-      <w:r>
-        <w:rPr>
-          <w:rFonts w:ascii="Times New Roman" w:eastAsia="Times New Roman" w:hAnsi="Times New Roman" w:cs="Times New Roman"/>
-          <w:rtl/>
-        </w:rPr>
-        <w:t xml:space="preserve"> </w:t>
-      </w:r>
-      <w:r>
-        <w:rPr>
-          <w:rFonts w:ascii="Times New Roman" w:eastAsia="Times New Roman" w:hAnsi="Times New Roman" w:cs="Times New Roman" w:hint="cs"/>
-          <w:rtl/>
-        </w:rPr>
-        <w:t>בְּחֻקֹּתַי</w:t>
-      </w:r>
-      <w:r>
-        <w:rPr>
-          <w:rFonts w:ascii="Times New Roman" w:eastAsia="Times New Roman" w:hAnsi="Times New Roman" w:cs="Times New Roman"/>
-          <w:rtl/>
-        </w:rPr>
-        <w:t xml:space="preserve"> </w:t>
-      </w:r>
-      <w:r>
-        <w:rPr>
-          <w:rFonts w:ascii="Times New Roman" w:eastAsia="Times New Roman" w:hAnsi="Times New Roman" w:cs="Times New Roman" w:hint="cs"/>
-          <w:rtl/>
-        </w:rPr>
-        <w:t>תֵּלֵכוּ</w:t>
-      </w:r>
-      <w:r>
-        <w:rPr>
-          <w:rFonts w:ascii="Times New Roman" w:eastAsia="Times New Roman" w:hAnsi="Times New Roman" w:cs="Times New Roman"/>
-          <w:rtl/>
-        </w:rPr>
-        <w:t xml:space="preserve"> </w:t>
-      </w:r>
-      <w:r>
-        <w:rPr>
-          <w:rFonts w:ascii="Times New Roman" w:eastAsia="Times New Roman" w:hAnsi="Times New Roman" w:cs="Times New Roman" w:hint="cs"/>
-          <w:rtl/>
-        </w:rPr>
-        <w:t>וְנָתַתִּי</w:t>
-      </w:r>
-      <w:r>
-        <w:rPr>
-          <w:rFonts w:ascii="Times New Roman" w:eastAsia="Times New Roman" w:hAnsi="Times New Roman" w:cs="Times New Roman"/>
-          <w:rtl/>
-        </w:rPr>
-        <w:t xml:space="preserve"> </w:t>
-      </w:r>
-      <w:r>
-        <w:rPr>
-          <w:rFonts w:ascii="Times New Roman" w:eastAsia="Times New Roman" w:hAnsi="Times New Roman" w:cs="Times New Roman" w:hint="cs"/>
-          <w:rtl/>
-        </w:rPr>
-        <w:t>גִשְׁמֵיכֶם</w:t>
-      </w:r>
-      <w:r>
-        <w:rPr>
-          <w:rFonts w:ascii="Times New Roman" w:eastAsia="Times New Roman" w:hAnsi="Times New Roman" w:cs="Times New Roman"/>
-          <w:rtl/>
-        </w:rPr>
-        <w:t xml:space="preserve"> </w:t>
-      </w:r>
-      <w:r>
-        <w:rPr>
-          <w:rFonts w:ascii="Times New Roman" w:eastAsia="Times New Roman" w:hAnsi="Times New Roman" w:cs="Times New Roman" w:hint="cs"/>
-          <w:rtl/>
-        </w:rPr>
-        <w:t>בְּעִתָּם</w:t>
-      </w:r>
-      <w:r>
-        <w:rPr>
-          <w:rFonts w:ascii="Times New Roman" w:eastAsia="Times New Roman" w:hAnsi="Times New Roman" w:cs="Times New Roman"/>
-        </w:rPr>
-        <w:t>,</w:t>
-      </w:r>
-      <w:r>
-        <w:rPr>
-          <w:rFonts w:ascii="Times New Roman" w:eastAsia="Times New Roman" w:hAnsi="Times New Roman" w:cs="Times New Roman"/>
-        </w:rPr>
-        <w:t xml:space="preserve"> </w:t>
-      </w:r>
-      <w:r>
-        <w:rPr>
-          <w:rFonts w:ascii="Times New Roman" w:eastAsia="Times New Roman" w:hAnsi="Times New Roman" w:cs="Times New Roman"/>
-        </w:rPr>
-        <w:t xml:space="preserve">again </w:t>
-      </w:r>
-      <w:r>
-        <w:rPr>
-          <w:rFonts w:ascii="Times New Roman" w:eastAsia="Times New Roman" w:hAnsi="Times New Roman" w:cs="Times New Roman" w:hint="cs"/>
-          <w:rtl/>
-        </w:rPr>
-        <w:t>עולם</w:t>
-      </w:r>
-      <w:r>
-        <w:rPr>
-          <w:rFonts w:ascii="Times New Roman" w:eastAsia="Times New Roman" w:hAnsi="Times New Roman" w:cs="Times New Roman"/>
-          <w:rtl/>
-        </w:rPr>
-        <w:t xml:space="preserve"> </w:t>
-      </w:r>
-      <w:r>
-        <w:rPr>
-          <w:rFonts w:ascii="Times New Roman" w:eastAsia="Times New Roman" w:hAnsi="Times New Roman" w:cs="Times New Roman" w:hint="cs"/>
-          <w:rtl/>
-        </w:rPr>
-        <w:t>הזה</w:t>
-      </w:r>
-      <w:r>
-        <w:rPr>
-          <w:rFonts w:ascii="Times New Roman" w:eastAsia="Times New Roman" w:hAnsi="Times New Roman" w:cs="Times New Roman"/>
-        </w:rPr>
-        <w:t xml:space="preserve">, </w:t>
-      </w:r>
-      <w:r>
-        <w:rPr>
-          <w:rFonts w:ascii="Times New Roman" w:eastAsia="Times New Roman" w:hAnsi="Times New Roman" w:cs="Times New Roman"/>
-        </w:rPr>
-        <w:t>and then in</w:t>
-      </w:r>
-      <w:r>
-        <w:rPr>
-          <w:rFonts w:ascii="Times New Roman" w:eastAsia="Times New Roman" w:hAnsi="Times New Roman" w:cs="Times New Roman"/>
-        </w:rPr>
-        <w:t xml:space="preserve"> the</w:t>
       </w:r>
       <w:r>
         <w:rPr>
@@ -28124,7 +28124,7 @@
         <w:rPr>
           <w:rFonts w:ascii="Times New Roman" w:eastAsia="Times New Roman" w:hAnsi="Times New Roman" w:cs="Times New Roman"/>
         </w:rPr>
-        <w:t>a</w:t>
+        <w:t xml:space="preserve">a </w:t>
       </w:r>
       <w:r>
         <w:rPr>
@@ -30805,7 +30805,7 @@
         <w:rPr>
           <w:rFonts w:ascii="Times New Roman" w:eastAsia="Times New Roman" w:hAnsi="Times New Roman" w:cs="Times New Roman"/>
         </w:rPr>
-        <w:t>s able to say</w:t>
+        <w:t xml:space="preserve">s able to say </w:t>
       </w:r>
       <w:r>
         <w:rPr>
@@ -31311,7 +31311,7 @@
           <w:rFonts w:ascii="Times New Roman" w:eastAsia="Times New Roman" w:hAnsi="Times New Roman" w:cs="Times New Roman"/>
           <w:rtl/>
         </w:rPr>
-        <w:t xml:space="preserve"> כל חלק וחלק</w:t>
+        <w:t xml:space="preserve"> כל חלק וחלק </w:t>
       </w:r>
       <w:r>
         <w:rPr>
@@ -32363,7 +32363,7 @@
         <w:rPr>
           <w:rFonts w:ascii="Times New Roman" w:eastAsia="Times New Roman" w:hAnsi="Times New Roman" w:cs="Times New Roman"/>
         </w:rPr>
-        <w:t xml:space="preserve"> and transplanted into the world of</w:t>
+        <w:t xml:space="preserve"> and transplanted into the world of </w:t>
       </w:r>
       <w:r>
         <w:rPr>
@@ -32936,7 +32936,7 @@
         <w:rPr>
           <w:rFonts w:ascii="Times New Roman" w:eastAsia="Times New Roman" w:hAnsi="Times New Roman" w:cs="Times New Roman"/>
         </w:rPr>
-        <w:t>nd when it comes to</w:t>
+        <w:t xml:space="preserve">nd when it comes to </w:t>
       </w:r>
       <w:r>
         <w:rPr>
@@ -33251,7 +33251,7 @@
         <w:rPr>
           <w:rFonts w:ascii="Times New Roman" w:eastAsia="Times New Roman" w:hAnsi="Times New Roman" w:cs="Times New Roman"/>
         </w:rPr>
-        <w:t>nd he comes to the realization of</w:t>
+        <w:t xml:space="preserve">nd he comes to the realization of </w:t>
       </w:r>
       <w:r>
         <w:rPr>
@@ -33318,7 +33318,7 @@
         <w:rPr>
           <w:rFonts w:ascii="Times New Roman" w:eastAsia="Times New Roman" w:hAnsi="Times New Roman" w:cs="Times New Roman"/>
         </w:rPr>
-        <w:t>to</w:t>
+        <w:t xml:space="preserve">to </w:t>
       </w:r>
       <w:r>
         <w:rPr>
@@ -33944,7 +33944,7 @@
         <w:rPr>
           <w:rFonts w:ascii="Times New Roman" w:eastAsia="Times New Roman" w:hAnsi="Times New Roman" w:cs="Times New Roman"/>
         </w:rPr>
-        <w:t xml:space="preserve"> and we say</w:t>
+        <w:t xml:space="preserve"> and we say </w:t>
       </w:r>
       <w:r>
         <w:rPr>
@@ -35718,7 +35718,7 @@
         <w:rPr>
           <w:rFonts w:ascii="Times New Roman" w:eastAsia="Times New Roman" w:hAnsi="Times New Roman" w:cs="Times New Roman"/>
         </w:rPr>
-        <w:t xml:space="preserve"> they removed themselves from the</w:t>
+        <w:t xml:space="preserve"> they removed themselves from the </w:t>
       </w:r>
       <w:r>
         <w:rPr>
@@ -36582,7 +36582,7 @@
         <w:rPr>
           <w:rFonts w:ascii="Times New Roman" w:eastAsia="Times New Roman" w:hAnsi="Times New Roman" w:cs="Times New Roman"/>
         </w:rPr>
-        <w:t xml:space="preserve"> after the</w:t>
+        <w:t xml:space="preserve"> after the </w:t>
       </w:r>
       <w:r>
         <w:rPr>
@@ -38716,7 +38716,7 @@
         <w:rPr>
           <w:rFonts w:ascii="Times New Roman" w:eastAsia="Times New Roman" w:hAnsi="Times New Roman" w:cs="Times New Roman"/>
         </w:rPr>
-        <w:t>or example like</w:t>
+        <w:t xml:space="preserve">or example like </w:t>
       </w:r>
       <w:r>
         <w:rPr>
@@ -39025,7 +39025,7 @@
           <w:rFonts w:ascii="Times New Roman" w:eastAsia="Times New Roman" w:hAnsi="Times New Roman" w:cs="Times New Roman"/>
           <w:rtl/>
         </w:rPr>
-        <w:t>היא</w:t>
+        <w:t xml:space="preserve">היא </w:t>
       </w:r>
       <w:r>
         <w:rPr>

--- a/Files/07 - Misc/Rabbi Oelbaum Shabbos/Shabbos - The Gift of Olam Haba in This World.docx
+++ b/Files/07 - Misc/Rabbi Oelbaum Shabbos/Shabbos - The Gift of Olam Haba in This World.docx
@@ -127,7 +127,7 @@
           <w:rFonts w:ascii="Times New Roman" w:eastAsia="Times New Roman" w:hAnsi="Times New Roman" w:cs="Times New Roman"/>
           <w:rtl/>
         </w:rPr>
-        <w:t>מסכת שבת, דף י"ד עמוד ב׳</w:t>
+        <w:t>מסכת שבת, דף י״ד עמוד ב׳</w:t>
       </w:r>
       <w:r>
         <w:rPr>
@@ -1302,7 +1302,7 @@
           <w:rFonts w:ascii="Times New Roman" w:eastAsia="Times New Roman" w:hAnsi="Times New Roman" w:cs="Times New Roman"/>
           <w:rtl/>
         </w:rPr>
-        <w:t>שאין בני א"י אומרים קדושה אלא בשבת</w:t>
+        <w:t>שאין בני א״י אומרים קדושה אלא בשבת</w:t>
       </w:r>
       <w:r>
         <w:rPr>
@@ -1589,7 +1589,7 @@
           <w:rFonts w:ascii="Times New Roman" w:eastAsia="Times New Roman" w:hAnsi="Times New Roman" w:cs="Times New Roman"/>
           <w:rtl/>
         </w:rPr>
-        <w:t>אומרים החיות לפני המקום רבש"ע אין לנו עוד כנף</w:t>
+        <w:t>אומרים החיות לפני המקום רבש״ע אין לנו עוד כנף</w:t>
       </w:r>
       <w:r>
         <w:rPr>
@@ -1671,7 +1671,7 @@
           <w:rFonts w:ascii="Times New Roman" w:eastAsia="Times New Roman" w:hAnsi="Times New Roman" w:cs="Times New Roman"/>
           <w:rtl/>
         </w:rPr>
-        <w:t>והקב"ה משיב להם יש לי עוד כנף אחד</w:t>
+        <w:t>והקב״ה משיב להם יש לי עוד כנף אחד</w:t>
       </w:r>
       <w:r>
         <w:rPr>
@@ -1906,7 +1906,7 @@
           <w:rFonts w:ascii="Times New Roman" w:eastAsia="Times New Roman" w:hAnsi="Times New Roman" w:cs="Times New Roman"/>
           <w:rtl/>
         </w:rPr>
-        <w:t>בשם הראב"ד</w:t>
+        <w:t>בשם הראב״ד</w:t>
       </w:r>
       <w:r>
         <w:rPr>
@@ -2407,7 +2407,7 @@
           <w:rFonts w:ascii="Times New Roman" w:eastAsia="Times New Roman" w:hAnsi="Times New Roman" w:cs="Times New Roman"/>
           <w:rtl/>
         </w:rPr>
-        <w:t>חז"ל</w:t>
+        <w:t>חז״ל</w:t>
       </w:r>
       <w:r>
         <w:rPr>
@@ -2477,7 +2477,7 @@
           <w:rFonts w:ascii="Times New Roman" w:eastAsia="Times New Roman" w:hAnsi="Times New Roman" w:cs="Times New Roman"/>
           <w:rtl/>
         </w:rPr>
-        <w:t>חז"ל</w:t>
+        <w:t>חז״ל</w:t>
       </w:r>
       <w:r>
         <w:rPr>
@@ -3734,7 +3734,7 @@
           <w:rFonts w:ascii="Times New Roman" w:eastAsia="Times New Roman" w:hAnsi="Times New Roman" w:cs="Times New Roman"/>
           <w:rtl/>
         </w:rPr>
-        <w:t>רמב"ן</w:t>
+        <w:t>רמב״ן</w:t>
       </w:r>
       <w:r>
         <w:rPr>
@@ -3785,7 +3785,7 @@
           <w:rFonts w:ascii="Times New Roman" w:eastAsia="Times New Roman" w:hAnsi="Times New Roman" w:cs="Times New Roman"/>
           <w:rtl/>
         </w:rPr>
-        <w:t>רמב"ן</w:t>
+        <w:t>רמב״ן</w:t>
       </w:r>
       <w:r>
         <w:rPr>
@@ -3872,7 +3872,7 @@
           <w:rFonts w:ascii="Times New Roman" w:eastAsia="Times New Roman" w:hAnsi="Times New Roman" w:cs="Times New Roman"/>
           <w:rtl/>
         </w:rPr>
-        <w:t>רמב"ן</w:t>
+        <w:t>רמב״ן</w:t>
       </w:r>
       <w:r>
         <w:rPr>
@@ -3923,7 +3923,7 @@
           <w:rFonts w:ascii="Times New Roman" w:eastAsia="Times New Roman" w:hAnsi="Times New Roman" w:cs="Times New Roman"/>
           <w:rtl/>
         </w:rPr>
-        <w:t>רמב"ן</w:t>
+        <w:t>רמב״ן</w:t>
       </w:r>
       <w:r>
         <w:rPr>
@@ -4223,7 +4223,7 @@
           <w:rFonts w:ascii="Times New Roman" w:eastAsia="Times New Roman" w:hAnsi="Times New Roman" w:cs="Times New Roman"/>
           <w:rtl/>
         </w:rPr>
-        <w:t>רמב"ן</w:t>
+        <w:t>רמב״ן</w:t>
       </w:r>
       <w:r>
         <w:rPr>
@@ -5055,7 +5055,7 @@
           <w:rFonts w:ascii="Times New Roman" w:eastAsia="Times New Roman" w:hAnsi="Times New Roman" w:cs="Times New Roman"/>
           <w:rtl/>
         </w:rPr>
-        <w:t>מהר"ל</w:t>
+        <w:t>מהר״ל</w:t>
       </w:r>
       <w:r>
         <w:rPr>
@@ -5068,7 +5068,7 @@
           <w:rFonts w:ascii="Times New Roman" w:eastAsia="Times New Roman" w:hAnsi="Times New Roman" w:cs="Times New Roman"/>
           <w:rtl/>
         </w:rPr>
-        <w:t>מהר"ל מפראג</w:t>
+        <w:t>מהר״ל מפראג</w:t>
       </w:r>
       <w:r>
         <w:rPr>
@@ -5094,7 +5094,7 @@
           <w:rFonts w:ascii="Times New Roman" w:eastAsia="Times New Roman" w:hAnsi="Times New Roman" w:cs="Times New Roman"/>
           <w:rtl/>
         </w:rPr>
-        <w:t>פרק י"ט</w:t>
+        <w:t>פרק י״ט</w:t>
       </w:r>
       <w:r>
         <w:rPr>
@@ -5125,7 +5125,7 @@
           <w:rFonts w:ascii="Times New Roman" w:eastAsia="Times New Roman" w:hAnsi="Times New Roman" w:cs="Times New Roman"/>
           <w:rtl/>
         </w:rPr>
-        <w:t>מהר"ל</w:t>
+        <w:t>מהר״ל</w:t>
       </w:r>
       <w:r>
         <w:rPr>
@@ -5228,7 +5228,7 @@
           <w:rFonts w:ascii="Times New Roman" w:eastAsia="Times New Roman" w:hAnsi="Times New Roman" w:cs="Times New Roman"/>
           <w:rtl/>
         </w:rPr>
-        <w:t>מהר"ל</w:t>
+        <w:t>מהר״ל</w:t>
       </w:r>
       <w:r>
         <w:rPr>
@@ -5241,7 +5241,7 @@
           <w:rFonts w:ascii="Times New Roman" w:eastAsia="Times New Roman" w:hAnsi="Times New Roman" w:cs="Times New Roman"/>
           <w:rtl/>
         </w:rPr>
-        <w:t>מהר"ל</w:t>
+        <w:t>מהר״ל</w:t>
       </w:r>
       <w:r>
         <w:rPr>
@@ -5467,7 +5467,7 @@
           <w:rFonts w:ascii="Times New Roman" w:eastAsia="Times New Roman" w:hAnsi="Times New Roman" w:cs="Times New Roman"/>
           <w:rtl/>
         </w:rPr>
-        <w:t>מהר"ל</w:t>
+        <w:t>מהר״ל</w:t>
       </w:r>
       <w:r>
         <w:rPr>
@@ -5715,7 +5715,7 @@
           <w:rFonts w:ascii="Times New Roman" w:eastAsia="Times New Roman" w:hAnsi="Times New Roman" w:cs="Times New Roman"/>
           <w:rtl/>
         </w:rPr>
-        <w:t>מהר"ל</w:t>
+        <w:t>מהר״ל</w:t>
       </w:r>
       <w:r>
         <w:rPr>
@@ -5925,7 +5925,7 @@
           <w:rFonts w:ascii="Times New Roman" w:eastAsia="Times New Roman" w:hAnsi="Times New Roman" w:cs="Times New Roman"/>
           <w:rtl/>
         </w:rPr>
-        <w:t>מהר"ל</w:t>
+        <w:t>מהר״ל</w:t>
       </w:r>
       <w:r>
         <w:rPr>
@@ -6119,7 +6119,7 @@
           <w:rFonts w:ascii="Times New Roman" w:eastAsia="Times New Roman" w:hAnsi="Times New Roman" w:cs="Times New Roman"/>
           <w:rtl/>
         </w:rPr>
-        <w:t>מהר"ל</w:t>
+        <w:t>מהר״ל</w:t>
       </w:r>
       <w:r>
         <w:rPr>
@@ -6340,7 +6340,7 @@
           <w:rFonts w:ascii="Times New Roman" w:eastAsia="Times New Roman" w:hAnsi="Times New Roman" w:cs="Times New Roman"/>
           <w:rtl/>
         </w:rPr>
-        <w:t>מהר"ל</w:t>
+        <w:t>מהר״ל</w:t>
       </w:r>
       <w:r>
         <w:rPr>
@@ -6966,7 +6966,7 @@
           <w:rFonts w:ascii="Times New Roman" w:eastAsia="Times New Roman" w:hAnsi="Times New Roman" w:cs="Times New Roman"/>
           <w:rtl/>
         </w:rPr>
-        <w:t>מהר"ל</w:t>
+        <w:t>מהר״ל</w:t>
       </w:r>
       <w:r>
         <w:rPr>
@@ -6979,7 +6979,7 @@
           <w:rFonts w:ascii="Times New Roman" w:eastAsia="Times New Roman" w:hAnsi="Times New Roman" w:cs="Times New Roman"/>
           <w:rtl/>
         </w:rPr>
-        <w:t>מהר"ל</w:t>
+        <w:t>מהר״ל</w:t>
       </w:r>
       <w:r>
         <w:rPr>
@@ -7280,7 +7280,7 @@
           <w:rFonts w:ascii="Times New Roman" w:eastAsia="Times New Roman" w:hAnsi="Times New Roman" w:cs="Times New Roman"/>
           <w:rtl/>
         </w:rPr>
-        <w:t>מהר"ל</w:t>
+        <w:t>מהר״ל</w:t>
       </w:r>
       <w:r>
         <w:rPr>
@@ -8230,7 +8230,7 @@
           <w:rFonts w:ascii="Times New Roman" w:eastAsia="Times New Roman" w:hAnsi="Times New Roman" w:cs="Times New Roman"/>
           <w:rtl/>
         </w:rPr>
-        <w:t>ופרשו ז"ל</w:t>
+        <w:t>ופרשו ז״ל</w:t>
       </w:r>
       <w:r>
         <w:rPr>
@@ -8243,7 +8243,7 @@
           <w:rFonts w:ascii="Times New Roman" w:eastAsia="Times New Roman" w:hAnsi="Times New Roman" w:cs="Times New Roman"/>
           <w:rtl/>
         </w:rPr>
-        <w:t>חז"ל</w:t>
+        <w:t>חז״ל</w:t>
       </w:r>
       <w:r>
         <w:rPr>
@@ -8765,7 +8765,7 @@
           <w:rFonts w:ascii="Times New Roman" w:eastAsia="Times New Roman" w:hAnsi="Times New Roman" w:cs="Times New Roman"/>
           <w:rtl/>
         </w:rPr>
-        <w:t>מהר"ל</w:t>
+        <w:t>מהר״ל</w:t>
       </w:r>
       <w:r>
         <w:rPr>
@@ -8853,7 +8853,7 @@
           <w:rFonts w:ascii="Times New Roman" w:eastAsia="Times New Roman" w:hAnsi="Times New Roman" w:cs="Times New Roman"/>
           <w:rtl/>
         </w:rPr>
-        <w:t>מהר"ל</w:t>
+        <w:t>מהר״ל</w:t>
       </w:r>
       <w:r>
         <w:rPr>
@@ -9627,7 +9627,7 @@
           <w:rFonts w:ascii="Times New Roman" w:eastAsia="Times New Roman" w:hAnsi="Times New Roman" w:cs="Times New Roman"/>
           <w:rtl/>
         </w:rPr>
-        <w:t>מהר"ל</w:t>
+        <w:t>מהר״ל</w:t>
       </w:r>
       <w:r>
         <w:rPr>
@@ -10157,7 +10157,7 @@
           <w:rFonts w:ascii="Times New Roman" w:eastAsia="Times New Roman" w:hAnsi="Times New Roman" w:cs="Times New Roman"/>
           <w:rtl/>
         </w:rPr>
-        <w:t>רמח"ל</w:t>
+        <w:t>רמח״ל</w:t>
       </w:r>
       <w:r>
         <w:rPr>
@@ -10170,7 +10170,7 @@
           <w:rFonts w:ascii="Times New Roman" w:eastAsia="Times New Roman" w:hAnsi="Times New Roman" w:cs="Times New Roman"/>
           <w:rtl/>
         </w:rPr>
-        <w:t>רמח"ל</w:t>
+        <w:t>רמח״ל</w:t>
       </w:r>
       <w:r>
         <w:rPr>
@@ -10196,7 +10196,7 @@
           <w:rFonts w:ascii="Times New Roman" w:eastAsia="Times New Roman" w:hAnsi="Times New Roman" w:cs="Times New Roman"/>
           <w:rtl/>
         </w:rPr>
-        <w:t>רמח"ל</w:t>
+        <w:t>רמח״ל</w:t>
       </w:r>
       <w:r>
         <w:rPr>
@@ -11707,7 +11707,7 @@
           <w:rFonts w:ascii="Times New Roman" w:eastAsia="Times New Roman" w:hAnsi="Times New Roman" w:cs="Times New Roman"/>
           <w:rtl/>
         </w:rPr>
-        <w:t>רמח"ל</w:t>
+        <w:t>רמח״ל</w:t>
       </w:r>
       <w:r>
         <w:rPr>
@@ -12979,7 +12979,7 @@
           <w:rFonts w:ascii="Times New Roman" w:eastAsia="Times New Roman" w:hAnsi="Times New Roman" w:cs="Times New Roman"/>
           <w:rtl/>
         </w:rPr>
-        <w:t>רמח"ל</w:t>
+        <w:t>רמח״ל</w:t>
       </w:r>
       <w:r>
         <w:rPr>
@@ -13179,7 +13179,7 @@
           <w:rFonts w:ascii="Times New Roman" w:eastAsia="Times New Roman" w:hAnsi="Times New Roman" w:cs="Times New Roman"/>
           <w:rtl/>
         </w:rPr>
-        <w:t>רמח"ל</w:t>
+        <w:t>רמח״ל</w:t>
       </w:r>
       <w:r>
         <w:rPr>
@@ -13458,7 +13458,7 @@
           <w:rFonts w:ascii="Times New Roman" w:eastAsia="Times New Roman" w:hAnsi="Times New Roman" w:cs="Times New Roman"/>
           <w:rtl/>
         </w:rPr>
-        <w:t>רמח"ל</w:t>
+        <w:t>רמח״ל</w:t>
       </w:r>
       <w:r>
         <w:rPr>
@@ -13821,7 +13821,7 @@
           <w:rFonts w:ascii="Times New Roman" w:eastAsia="Times New Roman" w:hAnsi="Times New Roman" w:cs="Times New Roman"/>
           <w:rtl/>
         </w:rPr>
-        <w:t>רמח"ל</w:t>
+        <w:t>רמח״ל</w:t>
       </w:r>
       <w:r>
         <w:rPr>
@@ -14096,7 +14096,7 @@
           <w:rFonts w:ascii="Times New Roman" w:eastAsia="Times New Roman" w:hAnsi="Times New Roman" w:cs="Times New Roman"/>
           <w:rtl/>
         </w:rPr>
-        <w:t>"</w:t>
+        <w:t>״</w:t>
       </w:r>
       <w:r>
         <w:rPr>
@@ -14448,7 +14448,7 @@
           <w:rFonts w:ascii="Times New Roman" w:eastAsia="Times New Roman" w:hAnsi="Times New Roman" w:cs="Times New Roman"/>
           <w:rtl/>
         </w:rPr>
-        <w:t>רמח"ל</w:t>
+        <w:t>רמח״ל</w:t>
       </w:r>
       <w:r>
         <w:rPr>
@@ -15281,7 +15281,7 @@
           <w:rFonts w:ascii="Times New Roman" w:eastAsia="Times New Roman" w:hAnsi="Times New Roman" w:cs="Times New Roman"/>
           <w:rtl/>
         </w:rPr>
-        <w:t>רמח"ל</w:t>
+        <w:t>רמח״ל</w:t>
       </w:r>
       <w:r>
         <w:rPr>
@@ -15701,7 +15701,7 @@
           <w:rFonts w:ascii="Times New Roman" w:eastAsia="Times New Roman" w:hAnsi="Times New Roman" w:cs="Times New Roman"/>
           <w:rtl/>
         </w:rPr>
-        <w:t>רמח"ל</w:t>
+        <w:t>רמח״ל</w:t>
       </w:r>
       <w:r>
         <w:rPr>
@@ -16181,7 +16181,7 @@
           <w:rFonts w:ascii="Times New Roman" w:eastAsia="Times New Roman" w:hAnsi="Times New Roman" w:cs="Times New Roman"/>
           <w:rtl/>
         </w:rPr>
-        <w:t>רמח"ל</w:t>
+        <w:t>רמח״ל</w:t>
       </w:r>
       <w:r>
         <w:rPr>
@@ -16270,7 +16270,7 @@
           <w:rFonts w:ascii="Times New Roman" w:eastAsia="Times New Roman" w:hAnsi="Times New Roman" w:cs="Times New Roman"/>
           <w:rtl/>
         </w:rPr>
-        <w:t>רמח"ל</w:t>
+        <w:t>רמח״ל</w:t>
       </w:r>
       <w:r>
         <w:rPr>
@@ -16627,7 +16627,7 @@
           <w:rFonts w:ascii="Times New Roman" w:eastAsia="Times New Roman" w:hAnsi="Times New Roman" w:cs="Times New Roman"/>
           <w:rtl/>
         </w:rPr>
-        <w:t>רמח"ל</w:t>
+        <w:t>רמח״ל</w:t>
       </w:r>
       <w:r>
         <w:rPr>
@@ -17161,7 +17161,7 @@
           <w:rFonts w:ascii="Times New Roman" w:eastAsia="Times New Roman" w:hAnsi="Times New Roman" w:cs="Times New Roman"/>
           <w:rtl/>
         </w:rPr>
-        <w:t>רמח"ל</w:t>
+        <w:t>רמח״ל</w:t>
       </w:r>
       <w:r>
         <w:rPr>
@@ -17186,7 +17186,7 @@
           <w:rFonts w:ascii="Times New Roman" w:eastAsia="Times New Roman" w:hAnsi="Times New Roman" w:cs="Times New Roman"/>
           <w:rtl/>
         </w:rPr>
-        <w:t>מהר"ל</w:t>
+        <w:t>מהר״ל</w:t>
       </w:r>
       <w:r>
         <w:rPr>
@@ -17199,7 +17199,7 @@
           <w:rFonts w:ascii="Times New Roman" w:eastAsia="Times New Roman" w:hAnsi="Times New Roman" w:cs="Times New Roman"/>
           <w:rtl/>
         </w:rPr>
-        <w:t>מהר"ל</w:t>
+        <w:t>מהר״ל</w:t>
       </w:r>
       <w:r>
         <w:rPr>
@@ -17212,7 +17212,7 @@
           <w:rFonts w:ascii="Times New Roman" w:eastAsia="Times New Roman" w:hAnsi="Times New Roman" w:cs="Times New Roman"/>
           <w:rtl/>
         </w:rPr>
-        <w:t>מהר"ל</w:t>
+        <w:t>מהר״ל</w:t>
       </w:r>
       <w:r>
         <w:rPr>
@@ -17237,7 +17237,7 @@
           <w:rFonts w:ascii="Times New Roman" w:eastAsia="Times New Roman" w:hAnsi="Times New Roman" w:cs="Times New Roman"/>
           <w:rtl/>
         </w:rPr>
-        <w:t>מהר"ל</w:t>
+        <w:t>מהר״ל</w:t>
       </w:r>
       <w:r>
         <w:rPr>
@@ -18006,7 +18006,7 @@
           <w:rFonts w:ascii="Times New Roman" w:eastAsia="Times New Roman" w:hAnsi="Times New Roman" w:cs="Times New Roman"/>
           <w:rtl/>
         </w:rPr>
-        <w:t>רמח"ל</w:t>
+        <w:t>רמח״ל</w:t>
       </w:r>
       <w:r>
         <w:rPr>
@@ -18031,7 +18031,7 @@
           <w:rFonts w:ascii="Times New Roman" w:eastAsia="Times New Roman" w:hAnsi="Times New Roman" w:cs="Times New Roman"/>
           <w:rtl/>
         </w:rPr>
-        <w:t>רמח"ל</w:t>
+        <w:t>רמח״ל</w:t>
       </w:r>
       <w:r>
         <w:rPr>
@@ -18044,7 +18044,7 @@
           <w:rFonts w:ascii="Times New Roman" w:eastAsia="Times New Roman" w:hAnsi="Times New Roman" w:cs="Times New Roman"/>
           <w:rtl/>
         </w:rPr>
-        <w:t>מהר"ל</w:t>
+        <w:t>מהר״ל</w:t>
       </w:r>
       <w:r>
         <w:rPr>
@@ -18069,7 +18069,7 @@
           <w:rFonts w:ascii="Times New Roman" w:eastAsia="Times New Roman" w:hAnsi="Times New Roman" w:cs="Times New Roman"/>
           <w:rtl/>
         </w:rPr>
-        <w:t>מהר"ל</w:t>
+        <w:t>מהר״ל</w:t>
       </w:r>
       <w:r>
         <w:rPr>
@@ -18160,7 +18160,7 @@
           <w:rFonts w:ascii="Times New Roman" w:eastAsia="Times New Roman" w:hAnsi="Times New Roman" w:cs="Times New Roman"/>
           <w:rtl/>
         </w:rPr>
-        <w:t>רמח"ל</w:t>
+        <w:t>רמח״ל</w:t>
       </w:r>
       <w:r>
         <w:rPr>
@@ -18185,7 +18185,7 @@
           <w:rFonts w:ascii="Times New Roman" w:eastAsia="Times New Roman" w:hAnsi="Times New Roman" w:cs="Times New Roman"/>
           <w:rtl/>
         </w:rPr>
-        <w:t>רמח"ל</w:t>
+        <w:t>רמח״ל</w:t>
       </w:r>
       <w:r>
         <w:rPr>
@@ -18453,7 +18453,7 @@
           <w:rFonts w:ascii="Times New Roman" w:eastAsia="Times New Roman" w:hAnsi="Times New Roman" w:cs="Times New Roman"/>
           <w:rtl/>
         </w:rPr>
-        <w:t>מהר"ל</w:t>
+        <w:t>מהר״ל</w:t>
       </w:r>
       <w:r>
         <w:rPr>
@@ -18544,7 +18544,7 @@
           <w:rFonts w:ascii="Times New Roman" w:eastAsia="Times New Roman" w:hAnsi="Times New Roman" w:cs="Times New Roman"/>
           <w:rtl/>
         </w:rPr>
-        <w:t>רמח"ל</w:t>
+        <w:t>רמח״ל</w:t>
       </w:r>
       <w:r>
         <w:rPr>
@@ -18752,7 +18752,7 @@
           <w:rFonts w:ascii="Times New Roman" w:eastAsia="Times New Roman" w:hAnsi="Times New Roman" w:cs="Times New Roman"/>
           <w:rtl/>
         </w:rPr>
-        <w:t>הקב"ה</w:t>
+        <w:t>הקב״ה</w:t>
       </w:r>
       <w:r>
         <w:rPr>
@@ -18803,7 +18803,7 @@
           <w:rFonts w:ascii="Times New Roman" w:eastAsia="Times New Roman" w:hAnsi="Times New Roman" w:cs="Times New Roman"/>
           <w:rtl/>
         </w:rPr>
-        <w:t>הקב"ה</w:t>
+        <w:t>הקב״ה</w:t>
       </w:r>
       <w:r>
         <w:rPr>
@@ -19727,7 +19727,7 @@
           <w:rFonts w:ascii="Times New Roman" w:eastAsia="Times New Roman" w:hAnsi="Times New Roman" w:cs="Times New Roman"/>
           <w:rtl/>
         </w:rPr>
-        <w:t>"</w:t>
+        <w:t>״</w:t>
       </w:r>
       <w:r>
         <w:rPr>
@@ -19946,7 +19946,7 @@
           <w:rFonts w:ascii="Times New Roman" w:eastAsia="Times New Roman" w:hAnsi="Times New Roman" w:cs="Times New Roman"/>
           <w:rtl/>
         </w:rPr>
-        <w:t>"</w:t>
+        <w:t>״</w:t>
       </w:r>
       <w:r>
         <w:rPr>
@@ -20058,7 +20058,7 @@
           <w:rFonts w:ascii="Times New Roman" w:eastAsia="Times New Roman" w:hAnsi="Times New Roman" w:cs="Times New Roman"/>
           <w:rtl/>
         </w:rPr>
-        <w:t>"</w:t>
+        <w:t>״</w:t>
       </w:r>
       <w:r>
         <w:rPr>
@@ -20368,7 +20368,7 @@
           <w:rFonts w:ascii="Times New Roman" w:eastAsia="Times New Roman" w:hAnsi="Times New Roman" w:cs="Times New Roman"/>
           <w:rtl/>
         </w:rPr>
-        <w:t>"</w:t>
+        <w:t>״</w:t>
       </w:r>
       <w:r>
         <w:rPr>
@@ -20944,7 +20944,7 @@
           <w:rFonts w:ascii="Times New Roman" w:eastAsia="Times New Roman" w:hAnsi="Times New Roman" w:cs="Times New Roman"/>
           <w:rtl/>
         </w:rPr>
-        <w:t>"</w:t>
+        <w:t>״</w:t>
       </w:r>
       <w:r>
         <w:rPr>
@@ -21159,7 +21159,7 @@
           <w:rFonts w:ascii="Times New Roman" w:eastAsia="Times New Roman" w:hAnsi="Times New Roman" w:cs="Times New Roman"/>
           <w:rtl/>
         </w:rPr>
-        <w:t>"</w:t>
+        <w:t>״</w:t>
       </w:r>
       <w:r>
         <w:rPr>
@@ -22235,7 +22235,7 @@
           <w:rFonts w:ascii="Times New Roman" w:eastAsia="Times New Roman" w:hAnsi="Times New Roman" w:cs="Times New Roman"/>
           <w:rtl/>
         </w:rPr>
-        <w:t>"</w:t>
+        <w:t>״</w:t>
       </w:r>
       <w:r>
         <w:rPr>
@@ -22328,7 +22328,7 @@
           <w:rFonts w:ascii="Times New Roman" w:eastAsia="Times New Roman" w:hAnsi="Times New Roman" w:cs="Times New Roman"/>
           <w:rtl/>
         </w:rPr>
-        <w:t>"</w:t>
+        <w:t>״</w:t>
       </w:r>
       <w:r>
         <w:rPr>
@@ -23346,7 +23346,7 @@
           <w:rFonts w:ascii="Times New Roman" w:eastAsia="Times New Roman" w:hAnsi="Times New Roman" w:cs="Times New Roman"/>
           <w:rtl/>
         </w:rPr>
-        <w:t>מהר"ל</w:t>
+        <w:t>מהר״ל</w:t>
       </w:r>
       <w:r>
         <w:rPr>
@@ -23359,7 +23359,7 @@
           <w:rFonts w:ascii="Times New Roman" w:eastAsia="Times New Roman" w:hAnsi="Times New Roman" w:cs="Times New Roman"/>
           <w:rtl/>
         </w:rPr>
-        <w:t>רמח"ל</w:t>
+        <w:t>רמח״ל</w:t>
       </w:r>
       <w:r>
         <w:rPr>
@@ -23442,7 +23442,7 @@
           <w:rFonts w:ascii="Times New Roman" w:eastAsia="Times New Roman" w:hAnsi="Times New Roman" w:cs="Times New Roman"/>
           <w:rtl/>
         </w:rPr>
-        <w:t>מהר"ל</w:t>
+        <w:t>מהר״ל</w:t>
       </w:r>
       <w:r>
         <w:rPr>
@@ -23584,7 +23584,7 @@
           <w:rFonts w:ascii="Times New Roman" w:eastAsia="Times New Roman" w:hAnsi="Times New Roman" w:cs="Times New Roman"/>
           <w:rtl/>
         </w:rPr>
-        <w:t>רמח"ל</w:t>
+        <w:t>רמח״ל</w:t>
       </w:r>
       <w:r>
         <w:rPr>
@@ -23804,7 +23804,7 @@
           <w:rFonts w:ascii="Times New Roman" w:eastAsia="Times New Roman" w:hAnsi="Times New Roman" w:cs="Times New Roman"/>
           <w:rtl/>
         </w:rPr>
-        <w:t>מלבי"ם</w:t>
+        <w:t>מלבי״ם</w:t>
       </w:r>
       <w:r>
         <w:rPr>
@@ -23835,7 +23835,7 @@
           <w:rFonts w:ascii="Times New Roman" w:eastAsia="Times New Roman" w:hAnsi="Times New Roman" w:cs="Times New Roman"/>
           <w:rtl/>
         </w:rPr>
-        <w:t>מלבי"ם</w:t>
+        <w:t>מלבי״ם</w:t>
       </w:r>
       <w:r>
         <w:rPr>
@@ -23860,7 +23860,7 @@
           <w:rFonts w:ascii="Times New Roman" w:eastAsia="Times New Roman" w:hAnsi="Times New Roman" w:cs="Times New Roman"/>
           <w:rtl/>
         </w:rPr>
-        <w:t>מלבי"ם</w:t>
+        <w:t>מלבי״ם</w:t>
       </w:r>
       <w:r>
         <w:rPr>
@@ -23891,7 +23891,7 @@
           <w:rFonts w:ascii="Times New Roman" w:eastAsia="Times New Roman" w:hAnsi="Times New Roman" w:cs="Times New Roman"/>
           <w:rtl/>
         </w:rPr>
-        <w:t>מלבי"ם</w:t>
+        <w:t>מלבי״ם</w:t>
       </w:r>
       <w:r>
         <w:rPr>
@@ -23916,7 +23916,7 @@
           <w:rFonts w:ascii="Times New Roman" w:eastAsia="Times New Roman" w:hAnsi="Times New Roman" w:cs="Times New Roman"/>
           <w:rtl/>
         </w:rPr>
-        <w:t>מלבי"ם</w:t>
+        <w:t>מלבי״ם</w:t>
       </w:r>
       <w:r>
         <w:rPr>
@@ -23929,7 +23929,7 @@
           <w:rFonts w:ascii="Times New Roman" w:eastAsia="Times New Roman" w:hAnsi="Times New Roman" w:cs="Times New Roman"/>
           <w:rtl/>
         </w:rPr>
-        <w:t>מלבי"ם</w:t>
+        <w:t>מלבי״ם</w:t>
       </w:r>
       <w:r>
         <w:rPr>
@@ -23978,7 +23978,7 @@
           <w:rFonts w:ascii="Times New Roman" w:eastAsia="Times New Roman" w:hAnsi="Times New Roman" w:cs="Times New Roman"/>
           <w:rtl/>
         </w:rPr>
-        <w:t>מלבי"ם</w:t>
+        <w:t>מלבי״ם</w:t>
       </w:r>
       <w:r>
         <w:rPr>
@@ -24072,7 +24072,7 @@
           <w:rFonts w:ascii="Times New Roman" w:eastAsia="Times New Roman" w:hAnsi="Times New Roman" w:cs="Times New Roman"/>
           <w:rtl/>
         </w:rPr>
-        <w:t>מלבי"ם</w:t>
+        <w:t>מלבי״ם</w:t>
       </w:r>
       <w:r>
         <w:rPr>
@@ -24134,10 +24134,864 @@
           <w:rFonts w:ascii="Times New Roman" w:eastAsia="Times New Roman" w:hAnsi="Times New Roman" w:cs="Times New Roman"/>
           <w:rtl/>
         </w:rPr>
+        <w:t>״</w:t>
+      </w:r>
+      <w:r>
+        <w:rPr>
+          <w:rFonts w:ascii="Times New Roman" w:eastAsia="Times New Roman" w:hAnsi="Times New Roman" w:cs="Times New Roman" w:hint="cs"/>
+          <w:rtl/>
+        </w:rPr>
+        <w:t>ב</w:t>
+      </w:r>
+      <w:r>
+        <w:rPr>
+          <w:rFonts w:ascii="Times New Roman" w:eastAsia="Times New Roman" w:hAnsi="Times New Roman" w:cs="Times New Roman"/>
+          <w:rtl/>
+        </w:rPr>
+        <w:t xml:space="preserve">) </w:t>
+      </w:r>
+      <w:r>
+        <w:rPr>
+          <w:rFonts w:ascii="Times New Roman" w:eastAsia="Times New Roman" w:hAnsi="Times New Roman" w:cs="Times New Roman"/>
+        </w:rPr>
+        <w:t xml:space="preserve"> on the pasuk </w:t>
+      </w:r>
+      <w:r>
+        <w:rPr>
+          <w:rFonts w:ascii="Times New Roman" w:eastAsia="Times New Roman" w:hAnsi="Times New Roman" w:cs="Times New Roman" w:hint="cs"/>
+          <w:rtl/>
+        </w:rPr>
+        <w:t>לדעת</w:t>
+      </w:r>
+      <w:r>
+        <w:rPr>
+          <w:rFonts w:ascii="Times New Roman" w:eastAsia="Times New Roman" w:hAnsi="Times New Roman" w:cs="Times New Roman"/>
+          <w:rtl/>
+        </w:rPr>
+        <w:t xml:space="preserve"> </w:t>
+      </w:r>
+      <w:r>
+        <w:rPr>
+          <w:rFonts w:ascii="Times New Roman" w:eastAsia="Times New Roman" w:hAnsi="Times New Roman" w:cs="Times New Roman" w:hint="cs"/>
+          <w:rtl/>
+        </w:rPr>
+        <w:t>כי</w:t>
+      </w:r>
+      <w:r>
+        <w:rPr>
+          <w:rFonts w:ascii="Times New Roman" w:eastAsia="Times New Roman" w:hAnsi="Times New Roman" w:cs="Times New Roman"/>
+          <w:rtl/>
+        </w:rPr>
+        <w:t xml:space="preserve"> </w:t>
+      </w:r>
+      <w:r>
+        <w:rPr>
+          <w:rFonts w:ascii="Times New Roman" w:eastAsia="Times New Roman" w:hAnsi="Times New Roman" w:cs="Times New Roman" w:hint="cs"/>
+          <w:rtl/>
+        </w:rPr>
+        <w:t>אני</w:t>
+      </w:r>
+      <w:r>
+        <w:rPr>
+          <w:rFonts w:ascii="Times New Roman" w:eastAsia="Times New Roman" w:hAnsi="Times New Roman" w:cs="Times New Roman"/>
+          <w:rtl/>
+        </w:rPr>
+        <w:t xml:space="preserve"> </w:t>
+      </w:r>
+      <w:r>
+        <w:rPr>
+          <w:rFonts w:ascii="Times New Roman" w:eastAsia="Times New Roman" w:hAnsi="Times New Roman" w:cs="Times New Roman" w:hint="cs"/>
+          <w:rtl/>
+        </w:rPr>
+        <w:t>ה׳</w:t>
+      </w:r>
+      <w:r>
+        <w:rPr>
+          <w:rFonts w:ascii="Times New Roman" w:eastAsia="Times New Roman" w:hAnsi="Times New Roman" w:cs="Times New Roman"/>
+          <w:rtl/>
+        </w:rPr>
+        <w:t xml:space="preserve"> </w:t>
+      </w:r>
+      <w:r>
+        <w:rPr>
+          <w:rFonts w:ascii="Times New Roman" w:eastAsia="Times New Roman" w:hAnsi="Times New Roman" w:cs="Times New Roman" w:hint="cs"/>
+          <w:rtl/>
+        </w:rPr>
+        <w:t>מקדשכם</w:t>
+      </w:r>
+      <w:r>
+        <w:rPr>
+          <w:rFonts w:ascii="Times New Roman" w:eastAsia="Times New Roman" w:hAnsi="Times New Roman" w:cs="Times New Roman"/>
+          <w:rtl/>
+        </w:rPr>
+        <w:t xml:space="preserve">" </w:t>
+      </w:r>
+      <w:r>
+        <w:rPr>
+          <w:rFonts w:ascii="Times New Roman" w:eastAsia="Times New Roman" w:hAnsi="Times New Roman" w:cs="Times New Roman" w:hint="cs"/>
+          <w:rtl/>
+        </w:rPr>
+        <w:t>אמר</w:t>
+      </w:r>
+      <w:r>
+        <w:rPr>
+          <w:rFonts w:ascii="Times New Roman" w:eastAsia="Times New Roman" w:hAnsi="Times New Roman" w:cs="Times New Roman"/>
+          <w:rtl/>
+        </w:rPr>
+        <w:t xml:space="preserve"> </w:t>
+      </w:r>
+      <w:r>
+        <w:rPr>
+          <w:rFonts w:ascii="Times New Roman" w:eastAsia="Times New Roman" w:hAnsi="Times New Roman" w:cs="Times New Roman" w:hint="cs"/>
+          <w:rtl/>
+        </w:rPr>
+        <w:t>הקב</w:t>
+      </w:r>
+      <w:r>
+        <w:rPr>
+          <w:rFonts w:ascii="Times New Roman" w:eastAsia="Times New Roman" w:hAnsi="Times New Roman" w:cs="Times New Roman"/>
+          <w:rtl/>
+        </w:rPr>
+        <w:t>״</w:t>
+      </w:r>
+      <w:r>
+        <w:rPr>
+          <w:rFonts w:ascii="Times New Roman" w:eastAsia="Times New Roman" w:hAnsi="Times New Roman" w:cs="Times New Roman" w:hint="cs"/>
+          <w:rtl/>
+        </w:rPr>
+        <w:t>ה</w:t>
+      </w:r>
+      <w:r>
+        <w:rPr>
+          <w:rFonts w:ascii="Times New Roman" w:eastAsia="Times New Roman" w:hAnsi="Times New Roman" w:cs="Times New Roman"/>
+          <w:rtl/>
+        </w:rPr>
+        <w:t xml:space="preserve"> </w:t>
+      </w:r>
+      <w:r>
+        <w:rPr>
+          <w:rFonts w:ascii="Times New Roman" w:eastAsia="Times New Roman" w:hAnsi="Times New Roman" w:cs="Times New Roman" w:hint="cs"/>
+          <w:rtl/>
+        </w:rPr>
+        <w:t>למשה</w:t>
+      </w:r>
+      <w:r>
+        <w:rPr>
+          <w:rFonts w:ascii="Times New Roman" w:eastAsia="Times New Roman" w:hAnsi="Times New Roman" w:cs="Times New Roman"/>
+          <w:rtl/>
+        </w:rPr>
+        <w:t xml:space="preserve"> </w:t>
+      </w:r>
+      <w:r>
+        <w:rPr>
+          <w:rFonts w:ascii="Times New Roman" w:eastAsia="Times New Roman" w:hAnsi="Times New Roman" w:cs="Times New Roman" w:hint="cs"/>
+          <w:rtl/>
+        </w:rPr>
+        <w:t>משה</w:t>
+      </w:r>
+      <w:r>
+        <w:rPr>
+          <w:rFonts w:ascii="Times New Roman" w:eastAsia="Times New Roman" w:hAnsi="Times New Roman" w:cs="Times New Roman"/>
+          <w:rtl/>
+        </w:rPr>
+        <w:t xml:space="preserve"> </w:t>
+      </w:r>
+      <w:r>
+        <w:rPr>
+          <w:rFonts w:ascii="Times New Roman" w:eastAsia="Times New Roman" w:hAnsi="Times New Roman" w:cs="Times New Roman" w:hint="cs"/>
+          <w:rtl/>
+        </w:rPr>
+        <w:t>מתנה</w:t>
+      </w:r>
+      <w:r>
+        <w:rPr>
+          <w:rFonts w:ascii="Times New Roman" w:eastAsia="Times New Roman" w:hAnsi="Times New Roman" w:cs="Times New Roman"/>
+          <w:rtl/>
+        </w:rPr>
+        <w:t xml:space="preserve"> </w:t>
+      </w:r>
+      <w:r>
+        <w:rPr>
+          <w:rFonts w:ascii="Times New Roman" w:eastAsia="Times New Roman" w:hAnsi="Times New Roman" w:cs="Times New Roman" w:hint="cs"/>
+          <w:rtl/>
+        </w:rPr>
+        <w:t>טובה</w:t>
+      </w:r>
+      <w:r>
+        <w:rPr>
+          <w:rFonts w:ascii="Times New Roman" w:eastAsia="Times New Roman" w:hAnsi="Times New Roman" w:cs="Times New Roman"/>
+          <w:rtl/>
+        </w:rPr>
+        <w:t xml:space="preserve"> </w:t>
+      </w:r>
+      <w:r>
+        <w:rPr>
+          <w:rFonts w:ascii="Times New Roman" w:eastAsia="Times New Roman" w:hAnsi="Times New Roman" w:cs="Times New Roman" w:hint="cs"/>
+          <w:rtl/>
+        </w:rPr>
+        <w:t>יש</w:t>
+      </w:r>
+      <w:r>
+        <w:rPr>
+          <w:rFonts w:ascii="Times New Roman" w:eastAsia="Times New Roman" w:hAnsi="Times New Roman" w:cs="Times New Roman"/>
+          <w:rtl/>
+        </w:rPr>
+        <w:t xml:space="preserve"> </w:t>
+      </w:r>
+      <w:r>
+        <w:rPr>
+          <w:rFonts w:ascii="Times New Roman" w:eastAsia="Times New Roman" w:hAnsi="Times New Roman" w:cs="Times New Roman" w:hint="cs"/>
+          <w:rtl/>
+        </w:rPr>
+        <w:t>לי</w:t>
+      </w:r>
+      <w:r>
+        <w:rPr>
+          <w:rFonts w:ascii="Times New Roman" w:eastAsia="Times New Roman" w:hAnsi="Times New Roman" w:cs="Times New Roman"/>
+          <w:rtl/>
+        </w:rPr>
+        <w:t xml:space="preserve"> </w:t>
+      </w:r>
+      <w:r>
+        <w:rPr>
+          <w:rFonts w:ascii="Times New Roman" w:eastAsia="Times New Roman" w:hAnsi="Times New Roman" w:cs="Times New Roman" w:hint="cs"/>
+          <w:rtl/>
+        </w:rPr>
+        <w:t>בבית</w:t>
+      </w:r>
+      <w:r>
+        <w:rPr>
+          <w:rFonts w:ascii="Times New Roman" w:eastAsia="Times New Roman" w:hAnsi="Times New Roman" w:cs="Times New Roman"/>
+          <w:rtl/>
+        </w:rPr>
+        <w:t xml:space="preserve"> </w:t>
+      </w:r>
+      <w:r>
+        <w:rPr>
+          <w:rFonts w:ascii="Times New Roman" w:eastAsia="Times New Roman" w:hAnsi="Times New Roman" w:cs="Times New Roman" w:hint="cs"/>
+          <w:rtl/>
+        </w:rPr>
+        <w:t>גנזי</w:t>
+      </w:r>
+      <w:r>
+        <w:rPr>
+          <w:rFonts w:ascii="Times New Roman" w:eastAsia="Times New Roman" w:hAnsi="Times New Roman" w:cs="Times New Roman"/>
+        </w:rPr>
         <w:t>"</w:t>
       </w:r>
       <w:r>
         <w:rPr>
+          <w:rFonts w:ascii="Times New Roman" w:eastAsia="Times New Roman" w:hAnsi="Times New Roman" w:cs="Times New Roman"/>
+        </w:rPr>
+        <w:t xml:space="preserve"> </w:t>
+      </w:r>
+      <w:r>
+        <w:rPr>
+          <w:rFonts w:ascii="Times New Roman" w:eastAsia="Times New Roman" w:hAnsi="Times New Roman" w:cs="Times New Roman"/>
+        </w:rPr>
+        <w:t xml:space="preserve">- </w:t>
+      </w:r>
+      <w:r>
+        <w:rPr>
+          <w:rFonts w:ascii="Times New Roman" w:eastAsia="Times New Roman" w:hAnsi="Times New Roman" w:cs="Times New Roman"/>
+        </w:rPr>
+        <w:t>I have</w:t>
+      </w:r>
+      <w:r>
+        <w:rPr>
+          <w:rFonts w:ascii="Times New Roman" w:eastAsia="Times New Roman" w:hAnsi="Times New Roman" w:cs="Times New Roman"/>
+        </w:rPr>
+        <w:t xml:space="preserve"> a chashuv </w:t>
+      </w:r>
+      <w:r>
+        <w:rPr>
+          <w:rFonts w:ascii="Times New Roman" w:eastAsia="Times New Roman" w:hAnsi="Times New Roman" w:cs="Times New Roman"/>
+          <w:rtl/>
+        </w:rPr>
+        <w:t>מתנה</w:t>
+      </w:r>
+      <w:r>
+        <w:rPr>
+          <w:rFonts w:ascii="Times New Roman" w:eastAsia="Times New Roman" w:hAnsi="Times New Roman" w:cs="Times New Roman"/>
+        </w:rPr>
+        <w:t>,</w:t>
+      </w:r>
+      <w:r>
+        <w:rPr>
+          <w:rFonts w:ascii="Times New Roman" w:eastAsia="Times New Roman" w:hAnsi="Times New Roman" w:cs="Times New Roman"/>
+        </w:rPr>
+        <w:t xml:space="preserve"> a good </w:t>
+      </w:r>
+      <w:r>
+        <w:rPr>
+          <w:rFonts w:ascii="Times New Roman" w:eastAsia="Times New Roman" w:hAnsi="Times New Roman" w:cs="Times New Roman"/>
+          <w:rtl/>
+        </w:rPr>
+        <w:t>מתנה</w:t>
+      </w:r>
+      <w:r>
+        <w:rPr>
+          <w:rFonts w:ascii="Times New Roman" w:eastAsia="Times New Roman" w:hAnsi="Times New Roman" w:cs="Times New Roman"/>
+        </w:rPr>
+        <w:t>,</w:t>
+      </w:r>
+      <w:r>
+        <w:rPr>
+          <w:rFonts w:ascii="Times New Roman" w:eastAsia="Times New Roman" w:hAnsi="Times New Roman" w:cs="Times New Roman"/>
+        </w:rPr>
+        <w:t xml:space="preserve"> in my treasure house</w:t>
+      </w:r>
+      <w:r>
+        <w:rPr>
+          <w:rFonts w:ascii="Times New Roman" w:eastAsia="Times New Roman" w:hAnsi="Times New Roman" w:cs="Times New Roman"/>
+        </w:rPr>
+        <w:t xml:space="preserve">, </w:t>
+      </w:r>
+      <w:r>
+        <w:rPr>
+          <w:rFonts w:ascii="Times New Roman" w:eastAsia="Times New Roman" w:hAnsi="Times New Roman" w:cs="Times New Roman" w:hint="cs"/>
+          <w:rtl/>
+        </w:rPr>
+        <w:t>ושבת</w:t>
+      </w:r>
+      <w:r>
+        <w:rPr>
+          <w:rFonts w:ascii="Times New Roman" w:eastAsia="Times New Roman" w:hAnsi="Times New Roman" w:cs="Times New Roman"/>
+          <w:rtl/>
+        </w:rPr>
+        <w:t xml:space="preserve"> </w:t>
+      </w:r>
+      <w:r>
+        <w:rPr>
+          <w:rFonts w:ascii="Times New Roman" w:eastAsia="Times New Roman" w:hAnsi="Times New Roman" w:cs="Times New Roman" w:hint="cs"/>
+          <w:rtl/>
+        </w:rPr>
+        <w:t>שמה</w:t>
+      </w:r>
+      <w:r>
+        <w:rPr>
+          <w:rFonts w:ascii="Times New Roman" w:eastAsia="Times New Roman" w:hAnsi="Times New Roman" w:cs="Times New Roman"/>
+          <w:rtl/>
+        </w:rPr>
+        <w:t xml:space="preserve"> </w:t>
+      </w:r>
+      <w:r>
+        <w:rPr>
+          <w:rFonts w:ascii="Times New Roman" w:eastAsia="Times New Roman" w:hAnsi="Times New Roman" w:cs="Times New Roman" w:hint="cs"/>
+          <w:rtl/>
+        </w:rPr>
+        <w:t>ואני</w:t>
+      </w:r>
+      <w:r>
+        <w:rPr>
+          <w:rFonts w:ascii="Times New Roman" w:eastAsia="Times New Roman" w:hAnsi="Times New Roman" w:cs="Times New Roman"/>
+          <w:rtl/>
+        </w:rPr>
+        <w:t xml:space="preserve"> </w:t>
+      </w:r>
+      <w:r>
+        <w:rPr>
+          <w:rFonts w:ascii="Times New Roman" w:eastAsia="Times New Roman" w:hAnsi="Times New Roman" w:cs="Times New Roman" w:hint="cs"/>
+          <w:rtl/>
+        </w:rPr>
+        <w:t>מבקש</w:t>
+      </w:r>
+      <w:r>
+        <w:rPr>
+          <w:rFonts w:ascii="Times New Roman" w:eastAsia="Times New Roman" w:hAnsi="Times New Roman" w:cs="Times New Roman"/>
+          <w:rtl/>
+        </w:rPr>
+        <w:t xml:space="preserve"> </w:t>
+      </w:r>
+      <w:r>
+        <w:rPr>
+          <w:rFonts w:ascii="Times New Roman" w:eastAsia="Times New Roman" w:hAnsi="Times New Roman" w:cs="Times New Roman" w:hint="cs"/>
+          <w:rtl/>
+        </w:rPr>
+        <w:t>לתנה</w:t>
+      </w:r>
+      <w:r>
+        <w:rPr>
+          <w:rFonts w:ascii="Times New Roman" w:eastAsia="Times New Roman" w:hAnsi="Times New Roman" w:cs="Times New Roman"/>
+          <w:rtl/>
+        </w:rPr>
+        <w:t xml:space="preserve"> </w:t>
+      </w:r>
+      <w:r>
+        <w:rPr>
+          <w:rFonts w:ascii="Times New Roman" w:eastAsia="Times New Roman" w:hAnsi="Times New Roman" w:cs="Times New Roman" w:hint="cs"/>
+          <w:rtl/>
+        </w:rPr>
+        <w:t>לישראל</w:t>
+      </w:r>
+      <w:r>
+        <w:rPr>
+          <w:rFonts w:ascii="Times New Roman" w:eastAsia="Times New Roman" w:hAnsi="Times New Roman" w:cs="Times New Roman"/>
+          <w:rtl/>
+        </w:rPr>
+        <w:t xml:space="preserve"> </w:t>
+      </w:r>
+      <w:r>
+        <w:rPr>
+          <w:rFonts w:ascii="Times New Roman" w:eastAsia="Times New Roman" w:hAnsi="Times New Roman" w:cs="Times New Roman" w:hint="cs"/>
+          <w:rtl/>
+        </w:rPr>
+        <w:t>לך</w:t>
+      </w:r>
+      <w:r>
+        <w:rPr>
+          <w:rFonts w:ascii="Times New Roman" w:eastAsia="Times New Roman" w:hAnsi="Times New Roman" w:cs="Times New Roman"/>
+          <w:rtl/>
+        </w:rPr>
+        <w:t xml:space="preserve"> </w:t>
+      </w:r>
+      <w:r>
+        <w:rPr>
+          <w:rFonts w:ascii="Times New Roman" w:eastAsia="Times New Roman" w:hAnsi="Times New Roman" w:cs="Times New Roman" w:hint="cs"/>
+          <w:rtl/>
+        </w:rPr>
+        <w:t>והודיעם</w:t>
+      </w:r>
+      <w:r>
+        <w:rPr>
+          <w:rFonts w:ascii="Times New Roman" w:eastAsia="Times New Roman" w:hAnsi="Times New Roman" w:cs="Times New Roman"/>
+        </w:rPr>
+        <w:t xml:space="preserve"> </w:t>
+      </w:r>
+      <w:r>
+        <w:rPr>
+          <w:rFonts w:ascii="Times New Roman" w:eastAsia="Times New Roman" w:hAnsi="Times New Roman" w:cs="Times New Roman"/>
+        </w:rPr>
+        <w:t xml:space="preserve">- </w:t>
+      </w:r>
+      <w:r>
+        <w:rPr>
+          <w:rFonts w:ascii="Times New Roman" w:eastAsia="Times New Roman" w:hAnsi="Times New Roman" w:cs="Times New Roman"/>
+        </w:rPr>
+        <w:t xml:space="preserve">says the </w:t>
+      </w:r>
+      <w:r>
+        <w:rPr>
+          <w:rFonts w:ascii="Times New Roman" w:eastAsia="Times New Roman" w:hAnsi="Times New Roman" w:cs="Times New Roman"/>
+          <w:rtl/>
+        </w:rPr>
+        <w:t>מלבי״ם</w:t>
+      </w:r>
+      <w:r>
+        <w:rPr>
+          <w:rFonts w:ascii="Times New Roman" w:eastAsia="Times New Roman" w:hAnsi="Times New Roman" w:cs="Times New Roman"/>
+        </w:rPr>
+        <w:t>,</w:t>
+      </w:r>
+      <w:r>
+        <w:rPr>
+          <w:rFonts w:ascii="Times New Roman" w:eastAsia="Times New Roman" w:hAnsi="Times New Roman" w:cs="Times New Roman"/>
+        </w:rPr>
+        <w:t xml:space="preserve"> without raising the question over here</w:t>
+      </w:r>
+      <w:r>
+        <w:rPr>
+          <w:rFonts w:ascii="Times New Roman" w:eastAsia="Times New Roman" w:hAnsi="Times New Roman" w:cs="Times New Roman"/>
+        </w:rPr>
+        <w:t xml:space="preserve">: </w:t>
+      </w:r>
+      <w:r>
+        <w:rPr>
+          <w:rFonts w:ascii="Times New Roman" w:eastAsia="Times New Roman" w:hAnsi="Times New Roman" w:cs="Times New Roman"/>
+          <w:rtl/>
+        </w:rPr>
+        <w:t>רצה לומר</w:t>
+      </w:r>
+      <w:r>
+        <w:rPr>
+          <w:rFonts w:ascii="Times New Roman" w:eastAsia="Times New Roman" w:hAnsi="Times New Roman" w:cs="Times New Roman"/>
+        </w:rPr>
+        <w:t xml:space="preserve"> -</w:t>
+      </w:r>
+      <w:r>
+        <w:rPr>
+          <w:rFonts w:ascii="Times New Roman" w:eastAsia="Times New Roman" w:hAnsi="Times New Roman" w:cs="Times New Roman"/>
+        </w:rPr>
+        <w:t xml:space="preserve"> it</w:t>
+      </w:r>
+      <w:r>
+        <w:rPr>
+          <w:rFonts w:ascii="Times New Roman" w:eastAsia="Times New Roman" w:hAnsi="Times New Roman" w:cs="Times New Roman"/>
+        </w:rPr>
+        <w:t>’</w:t>
+      </w:r>
+      <w:r>
+        <w:rPr>
+          <w:rFonts w:ascii="Times New Roman" w:eastAsia="Times New Roman" w:hAnsi="Times New Roman" w:cs="Times New Roman"/>
+        </w:rPr>
+        <w:t xml:space="preserve">s evident that the </w:t>
+      </w:r>
+      <w:r>
+        <w:rPr>
+          <w:rFonts w:ascii="Times New Roman" w:eastAsia="Times New Roman" w:hAnsi="Times New Roman" w:cs="Times New Roman"/>
+          <w:rtl/>
+        </w:rPr>
+        <w:t>מלבי״ם</w:t>
+      </w:r>
+      <w:r>
+        <w:rPr>
+          <w:rFonts w:ascii="Times New Roman" w:eastAsia="Times New Roman" w:hAnsi="Times New Roman" w:cs="Times New Roman"/>
+        </w:rPr>
+        <w:t xml:space="preserve"> also was bothered what is this new </w:t>
+      </w:r>
+      <w:r>
+        <w:rPr>
+          <w:rFonts w:ascii="Times New Roman" w:eastAsia="Times New Roman" w:hAnsi="Times New Roman" w:cs="Times New Roman"/>
+          <w:rtl/>
+        </w:rPr>
+        <w:t>מתנה</w:t>
+      </w:r>
+      <w:r>
+        <w:rPr>
+          <w:rFonts w:ascii="Times New Roman" w:eastAsia="Times New Roman" w:hAnsi="Times New Roman" w:cs="Times New Roman"/>
+        </w:rPr>
+        <w:t xml:space="preserve"> is giving </w:t>
+      </w:r>
+      <w:r>
+        <w:rPr>
+          <w:rFonts w:ascii="Times New Roman" w:eastAsia="Times New Roman" w:hAnsi="Times New Roman" w:cs="Times New Roman"/>
+          <w:rtl/>
+        </w:rPr>
+        <w:t>כלל ישראל</w:t>
+      </w:r>
+      <w:r>
+        <w:rPr>
+          <w:rFonts w:ascii="Times New Roman" w:eastAsia="Times New Roman" w:hAnsi="Times New Roman" w:cs="Times New Roman"/>
+        </w:rPr>
+        <w:t xml:space="preserve"> in the form of </w:t>
+      </w:r>
+      <w:r>
+        <w:rPr>
+          <w:rFonts w:ascii="Times New Roman" w:eastAsia="Times New Roman" w:hAnsi="Times New Roman" w:cs="Times New Roman"/>
+          <w:rtl/>
+        </w:rPr>
+        <w:t>שבת</w:t>
+      </w:r>
+      <w:r>
+        <w:rPr>
+          <w:rFonts w:ascii="Times New Roman" w:eastAsia="Times New Roman" w:hAnsi="Times New Roman" w:cs="Times New Roman"/>
+        </w:rPr>
+        <w:t xml:space="preserve"> when we know that in fact </w:t>
+      </w:r>
+      <w:r>
+        <w:rPr>
+          <w:rFonts w:ascii="Times New Roman" w:eastAsia="Times New Roman" w:hAnsi="Times New Roman" w:cs="Times New Roman"/>
+          <w:rtl/>
+        </w:rPr>
+        <w:t>שבת</w:t>
+      </w:r>
+      <w:r>
+        <w:rPr>
+          <w:rFonts w:ascii="Times New Roman" w:eastAsia="Times New Roman" w:hAnsi="Times New Roman" w:cs="Times New Roman"/>
+        </w:rPr>
+        <w:t xml:space="preserve"> was already long given to us</w:t>
+      </w:r>
+      <w:r>
+        <w:rPr>
+          <w:rFonts w:ascii="Times New Roman" w:eastAsia="Times New Roman" w:hAnsi="Times New Roman" w:cs="Times New Roman"/>
+        </w:rPr>
+        <w:t>?</w:t>
+      </w:r>
+      <w:r>
+        <w:rPr>
+          <w:rFonts w:ascii="Times New Roman" w:eastAsia="Times New Roman" w:hAnsi="Times New Roman" w:cs="Times New Roman"/>
+        </w:rPr>
+        <w:t xml:space="preserve"> </w:t>
+      </w:r>
+      <w:r>
+        <w:rPr>
+          <w:rFonts w:ascii="Times New Roman" w:eastAsia="Times New Roman" w:hAnsi="Times New Roman" w:cs="Times New Roman"/>
+        </w:rPr>
+        <w:t>S</w:t>
+      </w:r>
+      <w:r>
+        <w:rPr>
+          <w:rFonts w:ascii="Times New Roman" w:eastAsia="Times New Roman" w:hAnsi="Times New Roman" w:cs="Times New Roman"/>
+        </w:rPr>
+        <w:t xml:space="preserve">o what is the new </w:t>
+      </w:r>
+      <w:r>
+        <w:rPr>
+          <w:rFonts w:ascii="Times New Roman" w:eastAsia="Times New Roman" w:hAnsi="Times New Roman" w:cs="Times New Roman"/>
+          <w:rtl/>
+        </w:rPr>
+        <w:t>מתנה</w:t>
+      </w:r>
+      <w:r>
+        <w:rPr>
+          <w:rFonts w:ascii="Times New Roman" w:eastAsia="Times New Roman" w:hAnsi="Times New Roman" w:cs="Times New Roman"/>
+        </w:rPr>
+        <w:t>,</w:t>
+      </w:r>
+      <w:r>
+        <w:rPr>
+          <w:rFonts w:ascii="Times New Roman" w:eastAsia="Times New Roman" w:hAnsi="Times New Roman" w:cs="Times New Roman"/>
+        </w:rPr>
+        <w:t xml:space="preserve"> what is the new idea that </w:t>
+      </w:r>
+      <w:r>
+        <w:rPr>
+          <w:rFonts w:ascii="Times New Roman" w:eastAsia="Times New Roman" w:hAnsi="Times New Roman" w:cs="Times New Roman"/>
+          <w:rtl/>
+        </w:rPr>
+        <w:t>משה רבינו</w:t>
+      </w:r>
+      <w:r>
+        <w:rPr>
+          <w:rFonts w:ascii="Times New Roman" w:eastAsia="Times New Roman" w:hAnsi="Times New Roman" w:cs="Times New Roman"/>
+        </w:rPr>
+        <w:t xml:space="preserve"> is supposed to impart the </w:t>
+      </w:r>
+      <w:r>
+        <w:rPr>
+          <w:rFonts w:ascii="Times New Roman" w:eastAsia="Times New Roman" w:hAnsi="Times New Roman" w:cs="Times New Roman"/>
+          <w:rtl/>
+        </w:rPr>
+        <w:t>כלל ישראל</w:t>
+      </w:r>
+      <w:r>
+        <w:rPr>
+          <w:rFonts w:ascii="Times New Roman" w:eastAsia="Times New Roman" w:hAnsi="Times New Roman" w:cs="Times New Roman"/>
+        </w:rPr>
+        <w:t xml:space="preserve"> that they are receiving now a great </w:t>
+      </w:r>
+      <w:r>
+        <w:rPr>
+          <w:rFonts w:ascii="Times New Roman" w:eastAsia="Times New Roman" w:hAnsi="Times New Roman" w:cs="Times New Roman"/>
+          <w:rtl/>
+        </w:rPr>
+        <w:t>מתנה</w:t>
+      </w:r>
+      <w:r>
+        <w:rPr>
+          <w:rFonts w:ascii="Times New Roman" w:eastAsia="Times New Roman" w:hAnsi="Times New Roman" w:cs="Times New Roman"/>
+        </w:rPr>
+        <w:t xml:space="preserve"> a </w:t>
+      </w:r>
+      <w:r>
+        <w:rPr>
+          <w:rFonts w:ascii="Times New Roman" w:eastAsia="Times New Roman" w:hAnsi="Times New Roman" w:cs="Times New Roman"/>
+          <w:rtl/>
+        </w:rPr>
+        <w:t>מתנה טובה</w:t>
+      </w:r>
+      <w:r>
+        <w:rPr>
+          <w:rFonts w:ascii="Times New Roman" w:eastAsia="Times New Roman" w:hAnsi="Times New Roman" w:cs="Times New Roman"/>
+        </w:rPr>
+        <w:t xml:space="preserve"> called </w:t>
+      </w:r>
+      <w:r>
+        <w:rPr>
+          <w:rFonts w:ascii="Times New Roman" w:eastAsia="Times New Roman" w:hAnsi="Times New Roman" w:cs="Times New Roman"/>
+          <w:rtl/>
+        </w:rPr>
+        <w:t>שבת</w:t>
+      </w:r>
+      <w:r>
+        <w:rPr>
+          <w:rFonts w:ascii="Times New Roman" w:eastAsia="Times New Roman" w:hAnsi="Times New Roman" w:cs="Times New Roman"/>
+        </w:rPr>
+        <w:t xml:space="preserve"> </w:t>
+      </w:r>
+      <w:r>
+        <w:rPr>
+          <w:rFonts w:ascii="Times New Roman" w:eastAsia="Times New Roman" w:hAnsi="Times New Roman" w:cs="Times New Roman"/>
+        </w:rPr>
+        <w:t xml:space="preserve">- </w:t>
+      </w:r>
+      <w:r>
+        <w:rPr>
+          <w:rFonts w:ascii="Times New Roman" w:eastAsia="Times New Roman" w:hAnsi="Times New Roman" w:cs="Times New Roman"/>
+        </w:rPr>
+        <w:t>there</w:t>
+      </w:r>
+      <w:r>
+        <w:rPr>
+          <w:rFonts w:ascii="Times New Roman" w:eastAsia="Times New Roman" w:hAnsi="Times New Roman" w:cs="Times New Roman"/>
+        </w:rPr>
+        <w:t>’</w:t>
+      </w:r>
+      <w:r>
+        <w:rPr>
+          <w:rFonts w:ascii="Times New Roman" w:eastAsia="Times New Roman" w:hAnsi="Times New Roman" w:cs="Times New Roman"/>
+        </w:rPr>
+        <w:t xml:space="preserve">s nothing new about </w:t>
+      </w:r>
+      <w:r>
+        <w:rPr>
+          <w:rFonts w:ascii="Times New Roman" w:eastAsia="Times New Roman" w:hAnsi="Times New Roman" w:cs="Times New Roman"/>
+          <w:rtl/>
+        </w:rPr>
+        <w:t>שבת</w:t>
+      </w:r>
+      <w:r>
+        <w:rPr>
+          <w:rFonts w:ascii="Times New Roman" w:eastAsia="Times New Roman" w:hAnsi="Times New Roman" w:cs="Times New Roman"/>
+        </w:rPr>
+        <w:t>?</w:t>
+      </w:r>
+      <w:r>
+        <w:rPr>
+          <w:rFonts w:ascii="Times New Roman" w:eastAsia="Times New Roman" w:hAnsi="Times New Roman" w:cs="Times New Roman"/>
+        </w:rPr>
+        <w:t xml:space="preserve"> </w:t>
+      </w:r>
+      <w:r>
+        <w:rPr>
+          <w:rFonts w:ascii="Times New Roman" w:eastAsia="Times New Roman" w:hAnsi="Times New Roman" w:cs="Times New Roman"/>
+        </w:rPr>
+        <w:t>Says</w:t>
+      </w:r>
+      <w:r>
+        <w:rPr>
+          <w:rFonts w:ascii="Times New Roman" w:eastAsia="Times New Roman" w:hAnsi="Times New Roman" w:cs="Times New Roman"/>
+        </w:rPr>
+        <w:t xml:space="preserve"> the </w:t>
+      </w:r>
+      <w:r>
+        <w:rPr>
+          <w:rFonts w:ascii="Times New Roman" w:eastAsia="Times New Roman" w:hAnsi="Times New Roman" w:cs="Times New Roman"/>
+          <w:rtl/>
+        </w:rPr>
+        <w:t xml:space="preserve">מלבי״ם </w:t>
+      </w:r>
+      <w:r>
+        <w:rPr>
+          <w:rFonts w:ascii="Times New Roman" w:eastAsia="Times New Roman" w:hAnsi="Times New Roman" w:cs="Times New Roman"/>
+        </w:rPr>
+        <w:t xml:space="preserve">: </w:t>
+      </w:r>
+      <w:r>
+        <w:rPr>
+          <w:rFonts w:ascii="Times New Roman" w:eastAsia="Times New Roman" w:hAnsi="Times New Roman" w:cs="Times New Roman"/>
+          <w:rtl/>
+        </w:rPr>
+        <w:t>רצה לומר</w:t>
+      </w:r>
+      <w:r>
+        <w:rPr>
+          <w:rFonts w:ascii="Times New Roman" w:eastAsia="Times New Roman" w:hAnsi="Times New Roman" w:cs="Times New Roman"/>
+        </w:rPr>
+        <w:t xml:space="preserve"> - </w:t>
+      </w:r>
+      <w:r>
+        <w:rPr>
+          <w:rFonts w:ascii="Times New Roman" w:eastAsia="Times New Roman" w:hAnsi="Times New Roman" w:cs="Times New Roman"/>
+        </w:rPr>
+        <w:t xml:space="preserve">the intent of this </w:t>
+      </w:r>
+      <w:r>
+        <w:rPr>
+          <w:rFonts w:ascii="Times New Roman" w:eastAsia="Times New Roman" w:hAnsi="Times New Roman" w:cs="Times New Roman"/>
+          <w:rtl/>
+        </w:rPr>
+        <w:t>חז״ל</w:t>
+      </w:r>
+      <w:r>
+        <w:rPr>
+          <w:rFonts w:ascii="Times New Roman" w:eastAsia="Times New Roman" w:hAnsi="Times New Roman" w:cs="Times New Roman"/>
+        </w:rPr>
+        <w:t xml:space="preserve"> is</w:t>
+      </w:r>
+      <w:r>
+        <w:rPr>
+          <w:rFonts w:ascii="Times New Roman" w:eastAsia="Times New Roman" w:hAnsi="Times New Roman" w:cs="Times New Roman"/>
+        </w:rPr>
+        <w:t>,</w:t>
+      </w:r>
+      <w:r>
+        <w:rPr>
+          <w:rFonts w:ascii="Times New Roman" w:eastAsia="Times New Roman" w:hAnsi="Times New Roman" w:cs="Times New Roman"/>
+        </w:rPr>
+        <w:t xml:space="preserve"> because I want you to know</w:t>
+      </w:r>
+      <w:r>
+        <w:rPr>
+          <w:rFonts w:ascii="Times New Roman" w:eastAsia="Times New Roman" w:hAnsi="Times New Roman" w:cs="Times New Roman"/>
+        </w:rPr>
+        <w:t>,</w:t>
+      </w:r>
+      <w:r>
+        <w:rPr>
+          <w:rFonts w:ascii="Times New Roman" w:eastAsia="Times New Roman" w:hAnsi="Times New Roman" w:cs="Times New Roman"/>
+        </w:rPr>
+        <w:t xml:space="preserve"> says</w:t>
+      </w:r>
+      <w:r>
+        <w:rPr>
+          <w:rFonts w:ascii="Times New Roman" w:eastAsia="Times New Roman" w:hAnsi="Times New Roman" w:cs="Times New Roman"/>
+        </w:rPr>
+        <w:t xml:space="preserve"> the</w:t>
+      </w:r>
+      <w:r>
+        <w:rPr>
+          <w:rFonts w:ascii="Times New Roman" w:eastAsia="Times New Roman" w:hAnsi="Times New Roman" w:cs="Times New Roman"/>
+        </w:rPr>
+        <w:t xml:space="preserve"> </w:t>
+      </w:r>
+      <w:r>
+        <w:rPr>
+          <w:rFonts w:ascii="Times New Roman" w:eastAsia="Times New Roman" w:hAnsi="Times New Roman" w:cs="Times New Roman"/>
+          <w:rtl/>
+        </w:rPr>
+        <w:t>מלבי״ם</w:t>
+      </w:r>
+      <w:r>
+        <w:rPr>
+          <w:rFonts w:ascii="Times New Roman" w:eastAsia="Times New Roman" w:hAnsi="Times New Roman" w:cs="Times New Roman"/>
+        </w:rPr>
+        <w:t>,</w:t>
+      </w:r>
+      <w:r>
+        <w:rPr>
+          <w:rFonts w:ascii="Times New Roman" w:eastAsia="Times New Roman" w:hAnsi="Times New Roman" w:cs="Times New Roman" w:hint="cs"/>
+          <w:rtl/>
+        </w:rPr>
+        <w:t>כי</w:t>
+      </w:r>
+      <w:r>
+        <w:rPr>
+          <w:rFonts w:ascii="Times New Roman" w:eastAsia="Times New Roman" w:hAnsi="Times New Roman" w:cs="Times New Roman"/>
+          <w:rtl/>
+        </w:rPr>
+        <w:t xml:space="preserve"> </w:t>
+      </w:r>
+      <w:r>
+        <w:rPr>
+          <w:rFonts w:ascii="Times New Roman" w:eastAsia="Times New Roman" w:hAnsi="Times New Roman" w:cs="Times New Roman" w:hint="cs"/>
+          <w:rtl/>
+        </w:rPr>
+        <w:t>תענוגי</w:t>
+      </w:r>
+      <w:r>
+        <w:rPr>
+          <w:rFonts w:ascii="Times New Roman" w:eastAsia="Times New Roman" w:hAnsi="Times New Roman" w:cs="Times New Roman"/>
+          <w:rtl/>
+        </w:rPr>
+        <w:t xml:space="preserve"> </w:t>
+      </w:r>
+      <w:r>
+        <w:rPr>
+          <w:rFonts w:ascii="Times New Roman" w:eastAsia="Times New Roman" w:hAnsi="Times New Roman" w:cs="Times New Roman" w:hint="cs"/>
+          <w:rtl/>
+        </w:rPr>
+        <w:t>העוה</w:t>
+      </w:r>
+      <w:r>
+        <w:rPr>
+          <w:rFonts w:ascii="Times New Roman" w:eastAsia="Times New Roman" w:hAnsi="Times New Roman" w:cs="Times New Roman"/>
+          <w:rtl/>
+        </w:rPr>
+        <w:t>״</w:t>
+      </w:r>
+      <w:r>
+        <w:rPr>
           <w:rFonts w:ascii="Times New Roman" w:eastAsia="Times New Roman" w:hAnsi="Times New Roman" w:cs="Times New Roman" w:hint="cs"/>
           <w:rtl/>
         </w:rPr>
@@ -24148,27 +25002,231 @@
           <w:rFonts w:ascii="Times New Roman" w:eastAsia="Times New Roman" w:hAnsi="Times New Roman" w:cs="Times New Roman"/>
           <w:rtl/>
         </w:rPr>
-        <w:t xml:space="preserve">) </w:t>
-      </w:r>
-      <w:r>
-        <w:rPr>
-          <w:rFonts w:ascii="Times New Roman" w:eastAsia="Times New Roman" w:hAnsi="Times New Roman" w:cs="Times New Roman"/>
-        </w:rPr>
-        <w:t xml:space="preserve"> on the pasuk </w:t>
-      </w:r>
-      <w:r>
-        <w:rPr>
-          <w:rFonts w:ascii="Times New Roman" w:eastAsia="Times New Roman" w:hAnsi="Times New Roman" w:cs="Times New Roman" w:hint="cs"/>
-          <w:rtl/>
-        </w:rPr>
-        <w:t>לדעת</w:t>
-      </w:r>
-      <w:r>
-        <w:rPr>
-          <w:rFonts w:ascii="Times New Roman" w:eastAsia="Times New Roman" w:hAnsi="Times New Roman" w:cs="Times New Roman"/>
-          <w:rtl/>
-        </w:rPr>
-        <w:t xml:space="preserve"> </w:t>
+        <w:t xml:space="preserve"> </w:t>
+      </w:r>
+      <w:r>
+        <w:rPr>
+          <w:rFonts w:ascii="Times New Roman" w:eastAsia="Times New Roman" w:hAnsi="Times New Roman" w:cs="Times New Roman"/>
+        </w:rPr>
+        <w:t xml:space="preserve"> - </w:t>
+      </w:r>
+      <w:r>
+        <w:rPr>
+          <w:rFonts w:ascii="Times New Roman" w:eastAsia="Times New Roman" w:hAnsi="Times New Roman" w:cs="Times New Roman"/>
+        </w:rPr>
+        <w:t>because the pleasure o</w:t>
+      </w:r>
+      <w:r>
+        <w:rPr>
+          <w:rFonts w:ascii="Times New Roman" w:eastAsia="Times New Roman" w:hAnsi="Times New Roman" w:cs="Times New Roman"/>
+        </w:rPr>
+        <w:t xml:space="preserve">f </w:t>
+      </w:r>
+      <w:r>
+        <w:rPr>
+          <w:rFonts w:ascii="Times New Roman" w:eastAsia="Times New Roman" w:hAnsi="Times New Roman" w:cs="Times New Roman" w:hint="cs"/>
+          <w:rtl/>
+        </w:rPr>
+        <w:t>עולם</w:t>
+      </w:r>
+      <w:r>
+        <w:rPr>
+          <w:rFonts w:ascii="Times New Roman" w:eastAsia="Times New Roman" w:hAnsi="Times New Roman" w:cs="Times New Roman"/>
+          <w:rtl/>
+        </w:rPr>
+        <w:t xml:space="preserve"> </w:t>
+      </w:r>
+      <w:r>
+        <w:rPr>
+          <w:rFonts w:ascii="Times New Roman" w:eastAsia="Times New Roman" w:hAnsi="Times New Roman" w:cs="Times New Roman" w:hint="cs"/>
+          <w:rtl/>
+        </w:rPr>
+        <w:t>הבא</w:t>
+      </w:r>
+      <w:r>
+        <w:rPr>
+          <w:rFonts w:ascii="Times New Roman" w:eastAsia="Times New Roman" w:hAnsi="Times New Roman" w:cs="Times New Roman"/>
+        </w:rPr>
+        <w:t>,</w:t>
+      </w:r>
+      <w:r>
+        <w:rPr>
+          <w:rFonts w:ascii="Times New Roman" w:eastAsia="Times New Roman" w:hAnsi="Times New Roman" w:cs="Times New Roman"/>
+        </w:rPr>
+        <w:t xml:space="preserve"> </w:t>
+      </w:r>
+      <w:r>
+        <w:rPr>
+          <w:rFonts w:ascii="Times New Roman" w:eastAsia="Times New Roman" w:hAnsi="Times New Roman" w:cs="Times New Roman" w:hint="cs"/>
+          <w:rtl/>
+        </w:rPr>
+        <w:t>א</w:t>
+      </w:r>
+      <w:r>
+        <w:rPr>
+          <w:rFonts w:ascii="Times New Roman" w:eastAsia="Times New Roman" w:hAnsi="Times New Roman" w:cs="Times New Roman"/>
+          <w:rtl/>
+        </w:rPr>
+        <w:t>״</w:t>
+      </w:r>
+      <w:r>
+        <w:rPr>
+          <w:rFonts w:ascii="Times New Roman" w:eastAsia="Times New Roman" w:hAnsi="Times New Roman" w:cs="Times New Roman" w:hint="cs"/>
+          <w:rtl/>
+        </w:rPr>
+        <w:t>א</w:t>
+      </w:r>
+      <w:r>
+        <w:rPr>
+          <w:rFonts w:ascii="Times New Roman" w:eastAsia="Times New Roman" w:hAnsi="Times New Roman" w:cs="Times New Roman"/>
+          <w:rtl/>
+        </w:rPr>
+        <w:t xml:space="preserve"> </w:t>
+      </w:r>
+      <w:r>
+        <w:rPr>
+          <w:rFonts w:ascii="Times New Roman" w:eastAsia="Times New Roman" w:hAnsi="Times New Roman" w:cs="Times New Roman" w:hint="cs"/>
+          <w:rtl/>
+        </w:rPr>
+        <w:t>שישיג</w:t>
+      </w:r>
+      <w:r>
+        <w:rPr>
+          <w:rFonts w:ascii="Times New Roman" w:eastAsia="Times New Roman" w:hAnsi="Times New Roman" w:cs="Times New Roman"/>
+          <w:rtl/>
+        </w:rPr>
+        <w:t xml:space="preserve"> </w:t>
+      </w:r>
+      <w:r>
+        <w:rPr>
+          <w:rFonts w:ascii="Times New Roman" w:eastAsia="Times New Roman" w:hAnsi="Times New Roman" w:cs="Times New Roman" w:hint="cs"/>
+          <w:rtl/>
+        </w:rPr>
+        <w:t>האדם</w:t>
+      </w:r>
+      <w:r>
+        <w:rPr>
+          <w:rFonts w:ascii="Times New Roman" w:eastAsia="Times New Roman" w:hAnsi="Times New Roman" w:cs="Times New Roman"/>
+          <w:rtl/>
+        </w:rPr>
+        <w:t xml:space="preserve"> </w:t>
+      </w:r>
+      <w:r>
+        <w:rPr>
+          <w:rFonts w:ascii="Times New Roman" w:eastAsia="Times New Roman" w:hAnsi="Times New Roman" w:cs="Times New Roman" w:hint="cs"/>
+          <w:rtl/>
+        </w:rPr>
+        <w:t>בחיים</w:t>
+      </w:r>
+      <w:r>
+        <w:rPr>
+          <w:rFonts w:ascii="Times New Roman" w:eastAsia="Times New Roman" w:hAnsi="Times New Roman" w:cs="Times New Roman"/>
+        </w:rPr>
+        <w:t xml:space="preserve"> - on this world, </w:t>
+      </w:r>
+      <w:r>
+        <w:rPr>
+          <w:rFonts w:ascii="Times New Roman" w:eastAsia="Times New Roman" w:hAnsi="Times New Roman" w:cs="Times New Roman"/>
+        </w:rPr>
+        <w:t xml:space="preserve">we have no </w:t>
+      </w:r>
+      <w:r>
+        <w:rPr>
+          <w:rFonts w:ascii="Times New Roman" w:eastAsia="Times New Roman" w:hAnsi="Times New Roman" w:cs="Times New Roman"/>
+          <w:rtl/>
+        </w:rPr>
+        <w:t>השגה</w:t>
+      </w:r>
+      <w:r>
+        <w:rPr>
+          <w:rFonts w:ascii="Times New Roman" w:eastAsia="Times New Roman" w:hAnsi="Times New Roman" w:cs="Times New Roman"/>
+        </w:rPr>
+        <w:t xml:space="preserve"> whatsoever</w:t>
+      </w:r>
+      <w:r>
+        <w:rPr>
+          <w:rFonts w:ascii="Times New Roman" w:eastAsia="Times New Roman" w:hAnsi="Times New Roman" w:cs="Times New Roman"/>
+        </w:rPr>
+        <w:t>,</w:t>
+      </w:r>
+      <w:r>
+        <w:rPr>
+          <w:rFonts w:ascii="Times New Roman" w:eastAsia="Times New Roman" w:hAnsi="Times New Roman" w:cs="Times New Roman"/>
+        </w:rPr>
+        <w:t xml:space="preserve"> we cannot understand</w:t>
+      </w:r>
+      <w:r>
+        <w:rPr>
+          <w:rFonts w:ascii="Times New Roman" w:eastAsia="Times New Roman" w:hAnsi="Times New Roman" w:cs="Times New Roman"/>
+        </w:rPr>
+        <w:t>,</w:t>
+      </w:r>
+      <w:r>
+        <w:rPr>
+          <w:rFonts w:ascii="Times New Roman" w:eastAsia="Times New Roman" w:hAnsi="Times New Roman" w:cs="Times New Roman"/>
+        </w:rPr>
+        <w:t xml:space="preserve"> we cannot comprehend</w:t>
+      </w:r>
+      <w:r>
+        <w:rPr>
+          <w:rFonts w:ascii="Times New Roman" w:eastAsia="Times New Roman" w:hAnsi="Times New Roman" w:cs="Times New Roman"/>
+        </w:rPr>
+        <w:t>,</w:t>
+      </w:r>
+      <w:r>
+        <w:rPr>
+          <w:rFonts w:ascii="Times New Roman" w:eastAsia="Times New Roman" w:hAnsi="Times New Roman" w:cs="Times New Roman"/>
+        </w:rPr>
+        <w:t xml:space="preserve"> we cannot relate to the idea of the immense</w:t>
+      </w:r>
+      <w:r>
+        <w:rPr>
+          <w:rFonts w:ascii="Times New Roman" w:eastAsia="Times New Roman" w:hAnsi="Times New Roman" w:cs="Times New Roman"/>
+        </w:rPr>
+        <w:t>,</w:t>
+      </w:r>
+      <w:r>
+        <w:rPr>
+          <w:rFonts w:ascii="Times New Roman" w:eastAsia="Times New Roman" w:hAnsi="Times New Roman" w:cs="Times New Roman"/>
+        </w:rPr>
+        <w:t xml:space="preserve"> immense</w:t>
+      </w:r>
+      <w:r>
+        <w:rPr>
+          <w:rFonts w:ascii="Times New Roman" w:eastAsia="Times New Roman" w:hAnsi="Times New Roman" w:cs="Times New Roman"/>
+        </w:rPr>
+        <w:t>,</w:t>
+      </w:r>
+      <w:r>
+        <w:rPr>
+          <w:rFonts w:ascii="Times New Roman" w:eastAsia="Times New Roman" w:hAnsi="Times New Roman" w:cs="Times New Roman"/>
+        </w:rPr>
+        <w:t xml:space="preserve"> tremendous</w:t>
+      </w:r>
+      <w:r>
+        <w:rPr>
+          <w:rFonts w:ascii="Times New Roman" w:eastAsia="Times New Roman" w:hAnsi="Times New Roman" w:cs="Times New Roman"/>
+        </w:rPr>
+        <w:t>,</w:t>
+      </w:r>
+      <w:r>
+        <w:rPr>
+          <w:rFonts w:ascii="Times New Roman" w:eastAsia="Times New Roman" w:hAnsi="Times New Roman" w:cs="Times New Roman"/>
+        </w:rPr>
+        <w:t xml:space="preserve"> tremendous pleasures of </w:t>
+      </w:r>
+      <w:r>
+        <w:rPr>
+          <w:rFonts w:ascii="Times New Roman" w:eastAsia="Times New Roman" w:hAnsi="Times New Roman" w:cs="Times New Roman"/>
+          <w:rtl/>
+        </w:rPr>
+        <w:t>עולם הבא</w:t>
+      </w:r>
+      <w:r>
+        <w:rPr>
+          <w:rFonts w:ascii="Times New Roman" w:eastAsia="Times New Roman" w:hAnsi="Times New Roman" w:cs="Times New Roman"/>
+        </w:rPr>
+        <w:t xml:space="preserve">. </w:t>
       </w:r>
       <w:r>
         <w:rPr>
@@ -24189,7 +25247,1455 @@
           <w:rFonts w:ascii="Times New Roman" w:eastAsia="Times New Roman" w:hAnsi="Times New Roman" w:cs="Times New Roman" w:hint="cs"/>
           <w:rtl/>
         </w:rPr>
-        <w:t>אני</w:t>
+        <w:t>בעוד</w:t>
+      </w:r>
+      <w:r>
+        <w:rPr>
+          <w:rFonts w:ascii="Times New Roman" w:eastAsia="Times New Roman" w:hAnsi="Times New Roman" w:cs="Times New Roman"/>
+          <w:rtl/>
+        </w:rPr>
+        <w:t xml:space="preserve"> </w:t>
+      </w:r>
+      <w:r>
+        <w:rPr>
+          <w:rFonts w:ascii="Times New Roman" w:eastAsia="Times New Roman" w:hAnsi="Times New Roman" w:cs="Times New Roman" w:hint="cs"/>
+          <w:rtl/>
+        </w:rPr>
+        <w:t>הנפש</w:t>
+      </w:r>
+      <w:r>
+        <w:rPr>
+          <w:rFonts w:ascii="Times New Roman" w:eastAsia="Times New Roman" w:hAnsi="Times New Roman" w:cs="Times New Roman"/>
+          <w:rtl/>
+        </w:rPr>
+        <w:t xml:space="preserve"> </w:t>
+      </w:r>
+      <w:r>
+        <w:rPr>
+          <w:rFonts w:ascii="Times New Roman" w:eastAsia="Times New Roman" w:hAnsi="Times New Roman" w:cs="Times New Roman" w:hint="cs"/>
+          <w:rtl/>
+        </w:rPr>
+        <w:t>קשורה</w:t>
+      </w:r>
+      <w:r>
+        <w:rPr>
+          <w:rFonts w:ascii="Times New Roman" w:eastAsia="Times New Roman" w:hAnsi="Times New Roman" w:cs="Times New Roman"/>
+          <w:rtl/>
+        </w:rPr>
+        <w:t xml:space="preserve"> </w:t>
+      </w:r>
+      <w:r>
+        <w:rPr>
+          <w:rFonts w:ascii="Times New Roman" w:eastAsia="Times New Roman" w:hAnsi="Times New Roman" w:cs="Times New Roman" w:hint="cs"/>
+          <w:rtl/>
+        </w:rPr>
+        <w:t>בחומר</w:t>
+      </w:r>
+      <w:r>
+        <w:rPr>
+          <w:rFonts w:ascii="Times New Roman" w:eastAsia="Times New Roman" w:hAnsi="Times New Roman" w:cs="Times New Roman"/>
+        </w:rPr>
+        <w:t xml:space="preserve"> </w:t>
+      </w:r>
+      <w:r>
+        <w:rPr>
+          <w:rFonts w:ascii="Times New Roman" w:eastAsia="Times New Roman" w:hAnsi="Times New Roman" w:cs="Times New Roman"/>
+        </w:rPr>
+        <w:t xml:space="preserve">- because </w:t>
+      </w:r>
+      <w:r>
+        <w:rPr>
+          <w:rFonts w:ascii="Times New Roman" w:eastAsia="Times New Roman" w:hAnsi="Times New Roman" w:cs="Times New Roman" w:hint="cs"/>
+          <w:rtl/>
+        </w:rPr>
+        <w:t>כל</w:t>
+      </w:r>
+      <w:r>
+        <w:rPr>
+          <w:rFonts w:ascii="Times New Roman" w:eastAsia="Times New Roman" w:hAnsi="Times New Roman" w:cs="Times New Roman"/>
+          <w:rtl/>
+        </w:rPr>
+        <w:t xml:space="preserve"> </w:t>
+      </w:r>
+      <w:r>
+        <w:rPr>
+          <w:rFonts w:ascii="Times New Roman" w:eastAsia="Times New Roman" w:hAnsi="Times New Roman" w:cs="Times New Roman" w:hint="cs"/>
+          <w:rtl/>
+        </w:rPr>
+        <w:t>זמן</w:t>
+      </w:r>
+      <w:r>
+        <w:rPr>
+          <w:rFonts w:ascii="Times New Roman" w:eastAsia="Times New Roman" w:hAnsi="Times New Roman" w:cs="Times New Roman"/>
+        </w:rPr>
+        <w:t xml:space="preserve"> that the </w:t>
+      </w:r>
+      <w:r>
+        <w:rPr>
+          <w:rFonts w:ascii="Times New Roman" w:eastAsia="Times New Roman" w:hAnsi="Times New Roman" w:cs="Times New Roman"/>
+          <w:rtl/>
+        </w:rPr>
+        <w:t>נשמה</w:t>
+      </w:r>
+      <w:r>
+        <w:rPr>
+          <w:rFonts w:ascii="Times New Roman" w:eastAsia="Times New Roman" w:hAnsi="Times New Roman" w:cs="Times New Roman"/>
+        </w:rPr>
+        <w:t xml:space="preserve"> is still connected with the material</w:t>
+      </w:r>
+      <w:r>
+        <w:rPr>
+          <w:rFonts w:ascii="Times New Roman" w:eastAsia="Times New Roman" w:hAnsi="Times New Roman" w:cs="Times New Roman"/>
+        </w:rPr>
+        <w:t>,</w:t>
+      </w:r>
+      <w:r>
+        <w:rPr>
+          <w:rFonts w:ascii="Times New Roman" w:eastAsia="Times New Roman" w:hAnsi="Times New Roman" w:cs="Times New Roman"/>
+        </w:rPr>
+        <w:t xml:space="preserve"> with our </w:t>
+      </w:r>
+      <w:r>
+        <w:rPr>
+          <w:rFonts w:ascii="Times New Roman" w:eastAsia="Times New Roman" w:hAnsi="Times New Roman" w:cs="Times New Roman"/>
+          <w:rtl/>
+        </w:rPr>
+        <w:t>גוף</w:t>
+      </w:r>
+      <w:r>
+        <w:rPr>
+          <w:rFonts w:ascii="Times New Roman" w:eastAsia="Times New Roman" w:hAnsi="Times New Roman" w:cs="Times New Roman"/>
+        </w:rPr>
+        <w:t xml:space="preserve">, </w:t>
+      </w:r>
+      <w:r>
+        <w:rPr>
+          <w:rFonts w:ascii="Times New Roman" w:eastAsia="Times New Roman" w:hAnsi="Times New Roman" w:cs="Times New Roman" w:hint="cs"/>
+          <w:rtl/>
+        </w:rPr>
+        <w:t>א</w:t>
+      </w:r>
+      <w:r>
+        <w:rPr>
+          <w:rFonts w:ascii="Times New Roman" w:eastAsia="Times New Roman" w:hAnsi="Times New Roman" w:cs="Times New Roman"/>
+          <w:rtl/>
+        </w:rPr>
+        <w:t>״</w:t>
+      </w:r>
+      <w:r>
+        <w:rPr>
+          <w:rFonts w:ascii="Times New Roman" w:eastAsia="Times New Roman" w:hAnsi="Times New Roman" w:cs="Times New Roman" w:hint="cs"/>
+          <w:rtl/>
+        </w:rPr>
+        <w:t>א</w:t>
+      </w:r>
+      <w:r>
+        <w:rPr>
+          <w:rFonts w:ascii="Times New Roman" w:eastAsia="Times New Roman" w:hAnsi="Times New Roman" w:cs="Times New Roman"/>
+          <w:rtl/>
+        </w:rPr>
+        <w:t xml:space="preserve"> </w:t>
+      </w:r>
+      <w:r>
+        <w:rPr>
+          <w:rFonts w:ascii="Times New Roman" w:eastAsia="Times New Roman" w:hAnsi="Times New Roman" w:cs="Times New Roman" w:hint="cs"/>
+          <w:rtl/>
+        </w:rPr>
+        <w:t>שתצייר</w:t>
+      </w:r>
+      <w:r>
+        <w:rPr>
+          <w:rFonts w:ascii="Times New Roman" w:eastAsia="Times New Roman" w:hAnsi="Times New Roman" w:cs="Times New Roman"/>
+          <w:rtl/>
+        </w:rPr>
+        <w:t xml:space="preserve"> </w:t>
+      </w:r>
+      <w:r>
+        <w:rPr>
+          <w:rFonts w:ascii="Times New Roman" w:eastAsia="Times New Roman" w:hAnsi="Times New Roman" w:cs="Times New Roman" w:hint="cs"/>
+          <w:rtl/>
+        </w:rPr>
+        <w:t>לעצמה</w:t>
+      </w:r>
+      <w:r>
+        <w:rPr>
+          <w:rFonts w:ascii="Times New Roman" w:eastAsia="Times New Roman" w:hAnsi="Times New Roman" w:cs="Times New Roman"/>
+        </w:rPr>
+        <w:t xml:space="preserve"> </w:t>
+      </w:r>
+      <w:r>
+        <w:rPr>
+          <w:rFonts w:ascii="Times New Roman" w:eastAsia="Times New Roman" w:hAnsi="Times New Roman" w:cs="Times New Roman"/>
+        </w:rPr>
+        <w:t xml:space="preserve">- </w:t>
+      </w:r>
+      <w:r>
+        <w:rPr>
+          <w:rFonts w:ascii="Times New Roman" w:eastAsia="Times New Roman" w:hAnsi="Times New Roman" w:cs="Times New Roman"/>
+        </w:rPr>
+        <w:t>it</w:t>
+      </w:r>
+      <w:r>
+        <w:rPr>
+          <w:rFonts w:ascii="Times New Roman" w:eastAsia="Times New Roman" w:hAnsi="Times New Roman" w:cs="Times New Roman"/>
+        </w:rPr>
+        <w:t>’</w:t>
+      </w:r>
+      <w:r>
+        <w:rPr>
+          <w:rFonts w:ascii="Times New Roman" w:eastAsia="Times New Roman" w:hAnsi="Times New Roman" w:cs="Times New Roman"/>
+        </w:rPr>
+        <w:t>s impossible even to imagine</w:t>
+      </w:r>
+      <w:r>
+        <w:rPr>
+          <w:rFonts w:ascii="Times New Roman" w:eastAsia="Times New Roman" w:hAnsi="Times New Roman" w:cs="Times New Roman"/>
+        </w:rPr>
+        <w:t>,</w:t>
+      </w:r>
+      <w:r>
+        <w:rPr>
+          <w:rFonts w:ascii="Times New Roman" w:eastAsia="Times New Roman" w:hAnsi="Times New Roman" w:cs="Times New Roman"/>
+        </w:rPr>
+        <w:t xml:space="preserve"> certainly we don</w:t>
+      </w:r>
+      <w:r>
+        <w:rPr>
+          <w:rFonts w:ascii="Times New Roman" w:eastAsia="Times New Roman" w:hAnsi="Times New Roman" w:cs="Times New Roman"/>
+        </w:rPr>
+        <w:t>’</w:t>
+      </w:r>
+      <w:r>
+        <w:rPr>
+          <w:rFonts w:ascii="Times New Roman" w:eastAsia="Times New Roman" w:hAnsi="Times New Roman" w:cs="Times New Roman"/>
+        </w:rPr>
+        <w:t>t know</w:t>
+      </w:r>
+      <w:r>
+        <w:rPr>
+          <w:rFonts w:ascii="Times New Roman" w:eastAsia="Times New Roman" w:hAnsi="Times New Roman" w:cs="Times New Roman"/>
+        </w:rPr>
+        <w:t>,</w:t>
+      </w:r>
+      <w:r>
+        <w:rPr>
+          <w:rFonts w:ascii="Times New Roman" w:eastAsia="Times New Roman" w:hAnsi="Times New Roman" w:cs="Times New Roman"/>
+        </w:rPr>
+        <w:t xml:space="preserve"> we can</w:t>
+      </w:r>
+      <w:r>
+        <w:rPr>
+          <w:rFonts w:ascii="Times New Roman" w:eastAsia="Times New Roman" w:hAnsi="Times New Roman" w:cs="Times New Roman"/>
+        </w:rPr>
+        <w:t>’</w:t>
+      </w:r>
+      <w:r>
+        <w:rPr>
+          <w:rFonts w:ascii="Times New Roman" w:eastAsia="Times New Roman" w:hAnsi="Times New Roman" w:cs="Times New Roman"/>
+        </w:rPr>
+        <w:t xml:space="preserve">t be </w:t>
+      </w:r>
+      <w:r>
+        <w:rPr>
+          <w:rFonts w:ascii="Times New Roman" w:eastAsia="Times New Roman" w:hAnsi="Times New Roman" w:cs="Times New Roman"/>
+          <w:rtl/>
+        </w:rPr>
+        <w:t>משיג</w:t>
+      </w:r>
+      <w:r>
+        <w:rPr>
+          <w:rFonts w:ascii="Times New Roman" w:eastAsia="Times New Roman" w:hAnsi="Times New Roman" w:cs="Times New Roman"/>
+        </w:rPr>
+        <w:t>,</w:t>
+      </w:r>
+      <w:r>
+        <w:rPr>
+          <w:rFonts w:ascii="Times New Roman" w:eastAsia="Times New Roman" w:hAnsi="Times New Roman" w:cs="Times New Roman"/>
+        </w:rPr>
+        <w:t xml:space="preserve"> but even to imagine it</w:t>
+      </w:r>
+      <w:r>
+        <w:rPr>
+          <w:rFonts w:ascii="Times New Roman" w:eastAsia="Times New Roman" w:hAnsi="Times New Roman" w:cs="Times New Roman"/>
+        </w:rPr>
+        <w:t>’</w:t>
+      </w:r>
+      <w:r>
+        <w:rPr>
+          <w:rFonts w:ascii="Times New Roman" w:eastAsia="Times New Roman" w:hAnsi="Times New Roman" w:cs="Times New Roman"/>
+        </w:rPr>
+        <w:t xml:space="preserve">s not </w:t>
+      </w:r>
+      <w:r>
+        <w:rPr>
+          <w:rFonts w:ascii="Times New Roman" w:eastAsia="Times New Roman" w:hAnsi="Times New Roman" w:cs="Times New Roman"/>
+          <w:rtl/>
+        </w:rPr>
+        <w:t>שייך</w:t>
+      </w:r>
+      <w:r>
+        <w:rPr>
+          <w:rFonts w:ascii="Times New Roman" w:eastAsia="Times New Roman" w:hAnsi="Times New Roman" w:cs="Times New Roman"/>
+        </w:rPr>
+        <w:t xml:space="preserve"> even to imagine what it means</w:t>
+      </w:r>
+      <w:r>
+        <w:rPr>
+          <w:rFonts w:ascii="Times New Roman" w:eastAsia="Times New Roman" w:hAnsi="Times New Roman" w:cs="Times New Roman"/>
+        </w:rPr>
+        <w:t xml:space="preserve"> </w:t>
+      </w:r>
+      <w:r>
+        <w:rPr>
+          <w:rFonts w:ascii="Times New Roman" w:eastAsia="Times New Roman" w:hAnsi="Times New Roman" w:cs="Times New Roman" w:hint="cs"/>
+          <w:rtl/>
+        </w:rPr>
+        <w:t>תענוג</w:t>
+      </w:r>
+      <w:r>
+        <w:rPr>
+          <w:rFonts w:ascii="Times New Roman" w:eastAsia="Times New Roman" w:hAnsi="Times New Roman" w:cs="Times New Roman"/>
+          <w:rtl/>
+        </w:rPr>
+        <w:t xml:space="preserve"> </w:t>
+      </w:r>
+      <w:r>
+        <w:rPr>
+          <w:rFonts w:ascii="Times New Roman" w:eastAsia="Times New Roman" w:hAnsi="Times New Roman" w:cs="Times New Roman" w:hint="cs"/>
+          <w:rtl/>
+        </w:rPr>
+        <w:t>הנפש</w:t>
+      </w:r>
+      <w:r>
+        <w:rPr>
+          <w:rFonts w:ascii="Times New Roman" w:eastAsia="Times New Roman" w:hAnsi="Times New Roman" w:cs="Times New Roman"/>
+        </w:rPr>
+        <w:t xml:space="preserve"> </w:t>
+      </w:r>
+      <w:r>
+        <w:rPr>
+          <w:rFonts w:ascii="Times New Roman" w:eastAsia="Times New Roman" w:hAnsi="Times New Roman" w:cs="Times New Roman"/>
+        </w:rPr>
+        <w:t>-</w:t>
+      </w:r>
+      <w:r>
+        <w:rPr>
+          <w:rFonts w:ascii="Times New Roman" w:eastAsia="Times New Roman" w:hAnsi="Times New Roman" w:cs="Times New Roman"/>
+        </w:rPr>
+        <w:t xml:space="preserve">the pleasure that the </w:t>
+      </w:r>
+      <w:r>
+        <w:rPr>
+          <w:rFonts w:ascii="Times New Roman" w:eastAsia="Times New Roman" w:hAnsi="Times New Roman" w:cs="Times New Roman"/>
+          <w:rtl/>
+        </w:rPr>
+        <w:t>נשמה</w:t>
+      </w:r>
+      <w:r>
+        <w:rPr>
+          <w:rFonts w:ascii="Times New Roman" w:eastAsia="Times New Roman" w:hAnsi="Times New Roman" w:cs="Times New Roman"/>
+        </w:rPr>
+        <w:t xml:space="preserve"> will derive</w:t>
+      </w:r>
+      <w:r>
+        <w:rPr>
+          <w:rFonts w:ascii="Times New Roman" w:eastAsia="Times New Roman" w:hAnsi="Times New Roman" w:cs="Times New Roman"/>
+        </w:rPr>
+        <w:t xml:space="preserve">, </w:t>
+      </w:r>
+      <w:r>
+        <w:rPr>
+          <w:rFonts w:ascii="Times New Roman" w:eastAsia="Times New Roman" w:hAnsi="Times New Roman" w:cs="Times New Roman" w:hint="cs"/>
+          <w:rtl/>
+        </w:rPr>
+        <w:t>והבלתי</w:t>
+      </w:r>
+      <w:r>
+        <w:rPr>
+          <w:rFonts w:ascii="Times New Roman" w:eastAsia="Times New Roman" w:hAnsi="Times New Roman" w:cs="Times New Roman"/>
+          <w:rtl/>
+        </w:rPr>
+        <w:t xml:space="preserve"> </w:t>
+      </w:r>
+      <w:r>
+        <w:rPr>
+          <w:rFonts w:ascii="Times New Roman" w:eastAsia="Times New Roman" w:hAnsi="Times New Roman" w:cs="Times New Roman" w:hint="cs"/>
+          <w:rtl/>
+        </w:rPr>
+        <w:t>נקשר</w:t>
+      </w:r>
+      <w:r>
+        <w:rPr>
+          <w:rFonts w:ascii="Times New Roman" w:eastAsia="Times New Roman" w:hAnsi="Times New Roman" w:cs="Times New Roman"/>
+          <w:rtl/>
+        </w:rPr>
+        <w:t xml:space="preserve"> </w:t>
+      </w:r>
+      <w:r>
+        <w:rPr>
+          <w:rFonts w:ascii="Times New Roman" w:eastAsia="Times New Roman" w:hAnsi="Times New Roman" w:cs="Times New Roman" w:hint="cs"/>
+          <w:rtl/>
+        </w:rPr>
+        <w:t>בחומר</w:t>
+      </w:r>
+      <w:r>
+        <w:rPr>
+          <w:rFonts w:ascii="Times New Roman" w:eastAsia="Times New Roman" w:hAnsi="Times New Roman" w:cs="Times New Roman"/>
+        </w:rPr>
+        <w:t>.</w:t>
+      </w:r>
+      <w:r>
+        <w:rPr>
+          <w:rFonts w:ascii="Times New Roman" w:eastAsia="Times New Roman" w:hAnsi="Times New Roman" w:cs="Times New Roman"/>
+        </w:rPr>
+        <w:t xml:space="preserve"> </w:t>
+      </w:r>
+      <w:r>
+        <w:rPr>
+          <w:rFonts w:ascii="Times New Roman" w:eastAsia="Times New Roman" w:hAnsi="Times New Roman" w:cs="Times New Roman"/>
+        </w:rPr>
+        <w:t>I</w:t>
+      </w:r>
+      <w:r>
+        <w:rPr>
+          <w:rFonts w:ascii="Times New Roman" w:eastAsia="Times New Roman" w:hAnsi="Times New Roman" w:cs="Times New Roman"/>
+        </w:rPr>
+        <w:t>n other words</w:t>
+      </w:r>
+      <w:r>
+        <w:rPr>
+          <w:rFonts w:ascii="Times New Roman" w:eastAsia="Times New Roman" w:hAnsi="Times New Roman" w:cs="Times New Roman"/>
+        </w:rPr>
+        <w:t>,</w:t>
+      </w:r>
+      <w:r>
+        <w:rPr>
+          <w:rFonts w:ascii="Times New Roman" w:eastAsia="Times New Roman" w:hAnsi="Times New Roman" w:cs="Times New Roman"/>
+        </w:rPr>
+        <w:t xml:space="preserve"> </w:t>
+      </w:r>
+      <w:r>
+        <w:rPr>
+          <w:rFonts w:ascii="Times New Roman" w:eastAsia="Times New Roman" w:hAnsi="Times New Roman" w:cs="Times New Roman"/>
+          <w:rtl/>
+        </w:rPr>
+        <w:t>עולם הבא</w:t>
+      </w:r>
+      <w:r>
+        <w:rPr>
+          <w:rFonts w:ascii="Times New Roman" w:eastAsia="Times New Roman" w:hAnsi="Times New Roman" w:cs="Times New Roman"/>
+        </w:rPr>
+        <w:t xml:space="preserve"> of course is reserved for the </w:t>
+      </w:r>
+      <w:r>
+        <w:rPr>
+          <w:rFonts w:ascii="Times New Roman" w:eastAsia="Times New Roman" w:hAnsi="Times New Roman" w:cs="Times New Roman"/>
+          <w:rtl/>
+        </w:rPr>
+        <w:t>נשמה</w:t>
+      </w:r>
+      <w:r>
+        <w:rPr>
+          <w:rFonts w:ascii="Times New Roman" w:eastAsia="Times New Roman" w:hAnsi="Times New Roman" w:cs="Times New Roman"/>
+        </w:rPr>
+        <w:t>,</w:t>
+      </w:r>
+      <w:r>
+        <w:rPr>
+          <w:rFonts w:ascii="Times New Roman" w:eastAsia="Times New Roman" w:hAnsi="Times New Roman" w:cs="Times New Roman"/>
+        </w:rPr>
+        <w:t xml:space="preserve"> and</w:t>
+      </w:r>
+      <w:r>
+        <w:rPr>
+          <w:rFonts w:ascii="Times New Roman" w:eastAsia="Times New Roman" w:hAnsi="Times New Roman" w:cs="Times New Roman"/>
+        </w:rPr>
+        <w:t xml:space="preserve"> </w:t>
+      </w:r>
+      <w:r>
+        <w:rPr>
+          <w:rFonts w:ascii="Times New Roman" w:eastAsia="Times New Roman" w:hAnsi="Times New Roman" w:cs="Times New Roman" w:hint="cs"/>
+          <w:rtl/>
+        </w:rPr>
+        <w:t>כל</w:t>
+      </w:r>
+      <w:r>
+        <w:rPr>
+          <w:rFonts w:ascii="Times New Roman" w:eastAsia="Times New Roman" w:hAnsi="Times New Roman" w:cs="Times New Roman"/>
+          <w:rtl/>
+        </w:rPr>
+        <w:t xml:space="preserve"> </w:t>
+      </w:r>
+      <w:r>
+        <w:rPr>
+          <w:rFonts w:ascii="Times New Roman" w:eastAsia="Times New Roman" w:hAnsi="Times New Roman" w:cs="Times New Roman" w:hint="cs"/>
+          <w:rtl/>
+        </w:rPr>
+        <w:t>זמן</w:t>
+      </w:r>
+      <w:r>
+        <w:rPr>
+          <w:rFonts w:ascii="Times New Roman" w:eastAsia="Times New Roman" w:hAnsi="Times New Roman" w:cs="Times New Roman"/>
+        </w:rPr>
+        <w:t xml:space="preserve"> the </w:t>
+      </w:r>
+      <w:r>
+        <w:rPr>
+          <w:rFonts w:ascii="Times New Roman" w:eastAsia="Times New Roman" w:hAnsi="Times New Roman" w:cs="Times New Roman"/>
+          <w:rtl/>
+        </w:rPr>
+        <w:t>נשמה</w:t>
+      </w:r>
+      <w:r>
+        <w:rPr>
+          <w:rFonts w:ascii="Times New Roman" w:eastAsia="Times New Roman" w:hAnsi="Times New Roman" w:cs="Times New Roman"/>
+        </w:rPr>
+        <w:t xml:space="preserve"> is connected to the </w:t>
+      </w:r>
+      <w:r>
+        <w:rPr>
+          <w:rFonts w:ascii="Times New Roman" w:eastAsia="Times New Roman" w:hAnsi="Times New Roman" w:cs="Times New Roman"/>
+          <w:rtl/>
+        </w:rPr>
+        <w:t>חומר</w:t>
+      </w:r>
+      <w:r>
+        <w:rPr>
+          <w:rFonts w:ascii="Times New Roman" w:eastAsia="Times New Roman" w:hAnsi="Times New Roman" w:cs="Times New Roman"/>
+        </w:rPr>
+        <w:t xml:space="preserve"> we have no idea how the </w:t>
+      </w:r>
+      <w:r>
+        <w:rPr>
+          <w:rFonts w:ascii="Times New Roman" w:eastAsia="Times New Roman" w:hAnsi="Times New Roman" w:cs="Times New Roman"/>
+          <w:rtl/>
+        </w:rPr>
+        <w:t>נשמה</w:t>
+      </w:r>
+      <w:r>
+        <w:rPr>
+          <w:rFonts w:ascii="Times New Roman" w:eastAsia="Times New Roman" w:hAnsi="Times New Roman" w:cs="Times New Roman"/>
+        </w:rPr>
+        <w:t xml:space="preserve"> alone can find this tremendous tremendous pleasure because we relate to the </w:t>
+      </w:r>
+      <w:r>
+        <w:rPr>
+          <w:rFonts w:ascii="Times New Roman" w:eastAsia="Times New Roman" w:hAnsi="Times New Roman" w:cs="Times New Roman"/>
+          <w:rtl/>
+        </w:rPr>
+        <w:t>נשמה</w:t>
+      </w:r>
+      <w:r>
+        <w:rPr>
+          <w:rFonts w:ascii="Times New Roman" w:eastAsia="Times New Roman" w:hAnsi="Times New Roman" w:cs="Times New Roman"/>
+        </w:rPr>
+        <w:t xml:space="preserve"> as a </w:t>
+      </w:r>
+      <w:r>
+        <w:rPr>
+          <w:rFonts w:ascii="Times New Roman" w:eastAsia="Times New Roman" w:hAnsi="Times New Roman" w:cs="Times New Roman"/>
+          <w:rtl/>
+        </w:rPr>
+        <w:t>נשמה</w:t>
+      </w:r>
+      <w:r>
+        <w:rPr>
+          <w:rFonts w:ascii="Times New Roman" w:eastAsia="Times New Roman" w:hAnsi="Times New Roman" w:cs="Times New Roman"/>
+        </w:rPr>
+        <w:t xml:space="preserve"> while it</w:t>
+      </w:r>
+      <w:r>
+        <w:rPr>
+          <w:rFonts w:ascii="Times New Roman" w:eastAsia="Times New Roman" w:hAnsi="Times New Roman" w:cs="Times New Roman"/>
+        </w:rPr>
+        <w:t>’</w:t>
+      </w:r>
+      <w:r>
+        <w:rPr>
+          <w:rFonts w:ascii="Times New Roman" w:eastAsia="Times New Roman" w:hAnsi="Times New Roman" w:cs="Times New Roman"/>
+        </w:rPr>
+        <w:t xml:space="preserve">s connected to our </w:t>
+      </w:r>
+      <w:r>
+        <w:rPr>
+          <w:rFonts w:ascii="Times New Roman" w:eastAsia="Times New Roman" w:hAnsi="Times New Roman" w:cs="Times New Roman"/>
+          <w:rtl/>
+        </w:rPr>
+        <w:t>גוף</w:t>
+      </w:r>
+      <w:r>
+        <w:rPr>
+          <w:rFonts w:ascii="Times New Roman" w:eastAsia="Times New Roman" w:hAnsi="Times New Roman" w:cs="Times New Roman"/>
+        </w:rPr>
+        <w:t>,</w:t>
+      </w:r>
+      <w:r>
+        <w:rPr>
+          <w:rFonts w:ascii="Times New Roman" w:eastAsia="Times New Roman" w:hAnsi="Times New Roman" w:cs="Times New Roman"/>
+        </w:rPr>
+        <w:t xml:space="preserve"> that is our </w:t>
+      </w:r>
+      <w:r>
+        <w:rPr>
+          <w:rFonts w:ascii="Times New Roman" w:eastAsia="Times New Roman" w:hAnsi="Times New Roman" w:cs="Times New Roman"/>
+          <w:rtl/>
+        </w:rPr>
+        <w:t xml:space="preserve">השגה </w:t>
+      </w:r>
+      <w:r>
+        <w:rPr>
+          <w:rFonts w:ascii="Times New Roman" w:eastAsia="Times New Roman" w:hAnsi="Times New Roman" w:cs="Times New Roman"/>
+        </w:rPr>
+        <w:t xml:space="preserve"> neshama-</w:t>
+      </w:r>
+      <w:r>
+        <w:rPr>
+          <w:rFonts w:ascii="Times New Roman" w:eastAsia="Times New Roman" w:hAnsi="Times New Roman" w:cs="Times New Roman"/>
+        </w:rPr>
+        <w:t>wise</w:t>
+      </w:r>
+      <w:r>
+        <w:rPr>
+          <w:rFonts w:ascii="Times New Roman" w:eastAsia="Times New Roman" w:hAnsi="Times New Roman" w:cs="Times New Roman"/>
+        </w:rPr>
+        <w:t>,</w:t>
+      </w:r>
+      <w:r>
+        <w:rPr>
+          <w:rFonts w:ascii="Times New Roman" w:eastAsia="Times New Roman" w:hAnsi="Times New Roman" w:cs="Times New Roman"/>
+        </w:rPr>
+        <w:t xml:space="preserve"> and therefore we cannot even imagine and begin to fathom even scratch the surface of how a </w:t>
+      </w:r>
+      <w:r>
+        <w:rPr>
+          <w:rFonts w:ascii="Times New Roman" w:eastAsia="Times New Roman" w:hAnsi="Times New Roman" w:cs="Times New Roman"/>
+          <w:rtl/>
+        </w:rPr>
+        <w:t>נשמה</w:t>
+      </w:r>
+      <w:r>
+        <w:rPr>
+          <w:rFonts w:ascii="Times New Roman" w:eastAsia="Times New Roman" w:hAnsi="Times New Roman" w:cs="Times New Roman"/>
+        </w:rPr>
+        <w:t xml:space="preserve"> feels when the </w:t>
+      </w:r>
+      <w:r>
+        <w:rPr>
+          <w:rFonts w:ascii="Times New Roman" w:eastAsia="Times New Roman" w:hAnsi="Times New Roman" w:cs="Times New Roman"/>
+          <w:rtl/>
+        </w:rPr>
+        <w:t>נשמה</w:t>
+      </w:r>
+      <w:r>
+        <w:rPr>
+          <w:rFonts w:ascii="Times New Roman" w:eastAsia="Times New Roman" w:hAnsi="Times New Roman" w:cs="Times New Roman"/>
+        </w:rPr>
+        <w:t xml:space="preserve"> is totally divorced from the </w:t>
+      </w:r>
+      <w:r>
+        <w:rPr>
+          <w:rFonts w:ascii="Times New Roman" w:eastAsia="Times New Roman" w:hAnsi="Times New Roman" w:cs="Times New Roman"/>
+          <w:rtl/>
+        </w:rPr>
+        <w:t>גוף</w:t>
+      </w:r>
+      <w:r>
+        <w:rPr>
+          <w:rFonts w:ascii="Times New Roman" w:eastAsia="Times New Roman" w:hAnsi="Times New Roman" w:cs="Times New Roman"/>
+        </w:rPr>
+        <w:t>,</w:t>
+      </w:r>
+      <w:r>
+        <w:rPr>
+          <w:rFonts w:ascii="Times New Roman" w:eastAsia="Times New Roman" w:hAnsi="Times New Roman" w:cs="Times New Roman"/>
+        </w:rPr>
+        <w:t xml:space="preserve"> and to realize the tremendous pleasure that the </w:t>
+      </w:r>
+      <w:r>
+        <w:rPr>
+          <w:rFonts w:ascii="Times New Roman" w:eastAsia="Times New Roman" w:hAnsi="Times New Roman" w:cs="Times New Roman"/>
+          <w:rtl/>
+        </w:rPr>
+        <w:t>נשמה</w:t>
+      </w:r>
+      <w:r>
+        <w:rPr>
+          <w:rFonts w:ascii="Times New Roman" w:eastAsia="Times New Roman" w:hAnsi="Times New Roman" w:cs="Times New Roman"/>
+        </w:rPr>
+        <w:t xml:space="preserve"> can receive in </w:t>
+      </w:r>
+      <w:r>
+        <w:rPr>
+          <w:rFonts w:ascii="Times New Roman" w:eastAsia="Times New Roman" w:hAnsi="Times New Roman" w:cs="Times New Roman"/>
+          <w:rtl/>
+        </w:rPr>
+        <w:t>עולם הבא</w:t>
+      </w:r>
+      <w:r>
+        <w:rPr>
+          <w:rFonts w:ascii="Times New Roman" w:eastAsia="Times New Roman" w:hAnsi="Times New Roman" w:cs="Times New Roman"/>
+        </w:rPr>
+        <w:t>.</w:t>
+      </w:r>
+      <w:r>
+        <w:rPr>
+          <w:rFonts w:ascii="Times New Roman" w:eastAsia="Times New Roman" w:hAnsi="Times New Roman" w:cs="Times New Roman"/>
+        </w:rPr>
+        <w:t xml:space="preserve"> </w:t>
+      </w:r>
+      <w:r>
+        <w:rPr>
+          <w:rFonts w:ascii="Times New Roman" w:eastAsia="Times New Roman" w:hAnsi="Times New Roman" w:cs="Times New Roman"/>
+        </w:rPr>
+        <w:t>A</w:t>
+      </w:r>
+      <w:r>
+        <w:rPr>
+          <w:rFonts w:ascii="Times New Roman" w:eastAsia="Times New Roman" w:hAnsi="Times New Roman" w:cs="Times New Roman"/>
+        </w:rPr>
+        <w:t xml:space="preserve">nd it is for this very reason says the </w:t>
+      </w:r>
+      <w:r>
+        <w:rPr>
+          <w:rFonts w:ascii="Times New Roman" w:eastAsia="Times New Roman" w:hAnsi="Times New Roman" w:cs="Times New Roman"/>
+          <w:rtl/>
+        </w:rPr>
+        <w:t xml:space="preserve">מלבי״ם </w:t>
+      </w:r>
+      <w:r>
+        <w:rPr>
+          <w:rFonts w:ascii="Times New Roman" w:eastAsia="Times New Roman" w:hAnsi="Times New Roman" w:cs="Times New Roman"/>
+        </w:rPr>
+        <w:t>:</w:t>
+      </w:r>
+      <w:r>
+        <w:rPr>
+          <w:rFonts w:ascii="Times New Roman" w:eastAsia="Times New Roman" w:hAnsi="Times New Roman" w:cs="Times New Roman" w:hint="cs"/>
+          <w:rtl/>
+        </w:rPr>
+        <w:t>וע</w:t>
+      </w:r>
+      <w:r>
+        <w:rPr>
+          <w:rFonts w:ascii="Times New Roman" w:eastAsia="Times New Roman" w:hAnsi="Times New Roman" w:cs="Times New Roman"/>
+          <w:rtl/>
+        </w:rPr>
+        <w:t>״</w:t>
+      </w:r>
+      <w:r>
+        <w:rPr>
+          <w:rFonts w:ascii="Times New Roman" w:eastAsia="Times New Roman" w:hAnsi="Times New Roman" w:cs="Times New Roman" w:hint="cs"/>
+          <w:rtl/>
+        </w:rPr>
+        <w:t>כ</w:t>
+      </w:r>
+      <w:r>
+        <w:rPr>
+          <w:rFonts w:ascii="Times New Roman" w:eastAsia="Times New Roman" w:hAnsi="Times New Roman" w:cs="Times New Roman"/>
+          <w:rtl/>
+        </w:rPr>
+        <w:t xml:space="preserve"> </w:t>
+      </w:r>
+      <w:r>
+        <w:rPr>
+          <w:rFonts w:ascii="Times New Roman" w:eastAsia="Times New Roman" w:hAnsi="Times New Roman" w:cs="Times New Roman" w:hint="cs"/>
+          <w:rtl/>
+        </w:rPr>
+        <w:t>החריש</w:t>
+      </w:r>
+      <w:r>
+        <w:rPr>
+          <w:rFonts w:ascii="Times New Roman" w:eastAsia="Times New Roman" w:hAnsi="Times New Roman" w:cs="Times New Roman"/>
+          <w:rtl/>
+        </w:rPr>
+        <w:t xml:space="preserve"> </w:t>
+      </w:r>
+      <w:r>
+        <w:rPr>
+          <w:rFonts w:ascii="Times New Roman" w:eastAsia="Times New Roman" w:hAnsi="Times New Roman" w:cs="Times New Roman" w:hint="cs"/>
+          <w:rtl/>
+        </w:rPr>
+        <w:t>בתורה</w:t>
+      </w:r>
+      <w:r>
+        <w:rPr>
+          <w:rFonts w:ascii="Times New Roman" w:eastAsia="Times New Roman" w:hAnsi="Times New Roman" w:cs="Times New Roman"/>
+          <w:rtl/>
+        </w:rPr>
+        <w:t xml:space="preserve"> </w:t>
+      </w:r>
+      <w:r>
+        <w:rPr>
+          <w:rFonts w:ascii="Times New Roman" w:eastAsia="Times New Roman" w:hAnsi="Times New Roman" w:cs="Times New Roman" w:hint="cs"/>
+          <w:rtl/>
+        </w:rPr>
+        <w:t>מיעודי</w:t>
+      </w:r>
+      <w:r>
+        <w:rPr>
+          <w:rFonts w:ascii="Times New Roman" w:eastAsia="Times New Roman" w:hAnsi="Times New Roman" w:cs="Times New Roman"/>
+          <w:rtl/>
+        </w:rPr>
+        <w:t xml:space="preserve"> </w:t>
+      </w:r>
+      <w:r>
+        <w:rPr>
+          <w:rFonts w:ascii="Times New Roman" w:eastAsia="Times New Roman" w:hAnsi="Times New Roman" w:cs="Times New Roman" w:hint="cs"/>
+          <w:rtl/>
+        </w:rPr>
+        <w:t>עוה</w:t>
+      </w:r>
+      <w:r>
+        <w:rPr>
+          <w:rFonts w:ascii="Times New Roman" w:eastAsia="Times New Roman" w:hAnsi="Times New Roman" w:cs="Times New Roman"/>
+          <w:rtl/>
+        </w:rPr>
+        <w:t>״</w:t>
+      </w:r>
+      <w:r>
+        <w:rPr>
+          <w:rFonts w:ascii="Times New Roman" w:eastAsia="Times New Roman" w:hAnsi="Times New Roman" w:cs="Times New Roman" w:hint="cs"/>
+          <w:rtl/>
+        </w:rPr>
+        <w:t>ב</w:t>
+      </w:r>
+      <w:r>
+        <w:rPr>
+          <w:rFonts w:ascii="Times New Roman" w:eastAsia="Times New Roman" w:hAnsi="Times New Roman" w:cs="Times New Roman"/>
+        </w:rPr>
+        <w:t xml:space="preserve"> - </w:t>
+      </w:r>
+      <w:r>
+        <w:rPr>
+          <w:rFonts w:ascii="Times New Roman" w:eastAsia="Times New Roman" w:hAnsi="Times New Roman" w:cs="Times New Roman"/>
+        </w:rPr>
+        <w:t>that</w:t>
+      </w:r>
+      <w:r>
+        <w:rPr>
+          <w:rFonts w:ascii="Times New Roman" w:eastAsia="Times New Roman" w:hAnsi="Times New Roman" w:cs="Times New Roman"/>
+        </w:rPr>
+        <w:t>’</w:t>
+      </w:r>
+      <w:r>
+        <w:rPr>
+          <w:rFonts w:ascii="Times New Roman" w:eastAsia="Times New Roman" w:hAnsi="Times New Roman" w:cs="Times New Roman"/>
+        </w:rPr>
+        <w:t>s why</w:t>
+      </w:r>
+      <w:r>
+        <w:rPr>
+          <w:rFonts w:ascii="Times New Roman" w:eastAsia="Times New Roman" w:hAnsi="Times New Roman" w:cs="Times New Roman"/>
+        </w:rPr>
+        <w:t>,</w:t>
+      </w:r>
+      <w:r>
+        <w:rPr>
+          <w:rFonts w:ascii="Times New Roman" w:eastAsia="Times New Roman" w:hAnsi="Times New Roman" w:cs="Times New Roman"/>
+        </w:rPr>
+        <w:t xml:space="preserve"> this is the reason that we find that the </w:t>
+      </w:r>
+      <w:r>
+        <w:rPr>
+          <w:rFonts w:ascii="Times New Roman" w:eastAsia="Times New Roman" w:hAnsi="Times New Roman" w:cs="Times New Roman"/>
+          <w:rtl/>
+        </w:rPr>
+        <w:t>תורה בכלל</w:t>
+      </w:r>
+      <w:r>
+        <w:rPr>
+          <w:rFonts w:ascii="Times New Roman" w:eastAsia="Times New Roman" w:hAnsi="Times New Roman" w:cs="Times New Roman"/>
+        </w:rPr>
+        <w:t xml:space="preserve"> does not talk about</w:t>
+      </w:r>
+      <w:r>
+        <w:rPr>
+          <w:rFonts w:ascii="Times New Roman" w:eastAsia="Times New Roman" w:hAnsi="Times New Roman" w:cs="Times New Roman"/>
+        </w:rPr>
+        <w:t xml:space="preserve"> </w:t>
+      </w:r>
+      <w:r>
+        <w:rPr>
+          <w:rFonts w:ascii="Times New Roman" w:eastAsia="Times New Roman" w:hAnsi="Times New Roman" w:cs="Times New Roman"/>
+          <w:rtl/>
+        </w:rPr>
+        <w:t>עולם הבא</w:t>
+      </w:r>
+      <w:r>
+        <w:rPr>
+          <w:rFonts w:ascii="Times New Roman" w:eastAsia="Times New Roman" w:hAnsi="Times New Roman" w:cs="Times New Roman"/>
+        </w:rPr>
+        <w:t>, about</w:t>
+      </w:r>
+      <w:r>
+        <w:rPr>
+          <w:rFonts w:ascii="Times New Roman" w:eastAsia="Times New Roman" w:hAnsi="Times New Roman" w:cs="Times New Roman"/>
+        </w:rPr>
+        <w:t xml:space="preserve"> promising</w:t>
+      </w:r>
+      <w:r>
+        <w:rPr>
+          <w:rFonts w:ascii="Times New Roman" w:eastAsia="Times New Roman" w:hAnsi="Times New Roman" w:cs="Times New Roman"/>
+        </w:rPr>
+        <w:t xml:space="preserve"> </w:t>
+      </w:r>
+      <w:r>
+        <w:rPr>
+          <w:rFonts w:ascii="Times New Roman" w:eastAsia="Times New Roman" w:hAnsi="Times New Roman" w:cs="Times New Roman" w:hint="cs"/>
+          <w:rtl/>
+        </w:rPr>
+        <w:t>שכר</w:t>
+      </w:r>
+      <w:r>
+        <w:rPr>
+          <w:rFonts w:ascii="Times New Roman" w:eastAsia="Times New Roman" w:hAnsi="Times New Roman" w:cs="Times New Roman"/>
+          <w:rtl/>
+        </w:rPr>
+        <w:t xml:space="preserve"> </w:t>
+      </w:r>
+      <w:r>
+        <w:rPr>
+          <w:rFonts w:ascii="Times New Roman" w:eastAsia="Times New Roman" w:hAnsi="Times New Roman" w:cs="Times New Roman" w:hint="cs"/>
+          <w:rtl/>
+        </w:rPr>
+        <w:t>לעולם</w:t>
+      </w:r>
+      <w:r>
+        <w:rPr>
+          <w:rFonts w:ascii="Times New Roman" w:eastAsia="Times New Roman" w:hAnsi="Times New Roman" w:cs="Times New Roman"/>
+          <w:rtl/>
+        </w:rPr>
+        <w:t xml:space="preserve"> </w:t>
+      </w:r>
+      <w:r>
+        <w:rPr>
+          <w:rFonts w:ascii="Times New Roman" w:eastAsia="Times New Roman" w:hAnsi="Times New Roman" w:cs="Times New Roman" w:hint="cs"/>
+          <w:rtl/>
+        </w:rPr>
+        <w:t>הבא</w:t>
+      </w:r>
+      <w:r>
+        <w:rPr>
+          <w:rFonts w:ascii="Times New Roman" w:eastAsia="Times New Roman" w:hAnsi="Times New Roman" w:cs="Times New Roman"/>
+        </w:rPr>
+        <w:t xml:space="preserve">, </w:t>
+      </w:r>
+      <w:r>
+        <w:rPr>
+          <w:rFonts w:ascii="Times New Roman" w:eastAsia="Times New Roman" w:hAnsi="Times New Roman" w:cs="Times New Roman"/>
+        </w:rPr>
+        <w:t xml:space="preserve">as we notice in the </w:t>
+      </w:r>
+      <w:r>
+        <w:rPr>
+          <w:rFonts w:ascii="Times New Roman" w:eastAsia="Times New Roman" w:hAnsi="Times New Roman" w:cs="Times New Roman"/>
+          <w:rtl/>
+        </w:rPr>
+        <w:t>תורה</w:t>
+      </w:r>
+      <w:r>
+        <w:rPr>
+          <w:rFonts w:ascii="Times New Roman" w:eastAsia="Times New Roman" w:hAnsi="Times New Roman" w:cs="Times New Roman"/>
+        </w:rPr>
+        <w:t xml:space="preserve"> when the </w:t>
+      </w:r>
+      <w:r>
+        <w:rPr>
+          <w:rFonts w:ascii="Times New Roman" w:eastAsia="Times New Roman" w:hAnsi="Times New Roman" w:cs="Times New Roman"/>
+          <w:rtl/>
+        </w:rPr>
+        <w:t>תורה</w:t>
+      </w:r>
+      <w:r>
+        <w:rPr>
+          <w:rFonts w:ascii="Times New Roman" w:eastAsia="Times New Roman" w:hAnsi="Times New Roman" w:cs="Times New Roman"/>
+        </w:rPr>
+        <w:t xml:space="preserve"> talks about</w:t>
+      </w:r>
+      <w:r>
+        <w:rPr>
+          <w:rFonts w:ascii="Times New Roman" w:eastAsia="Times New Roman" w:hAnsi="Times New Roman" w:cs="Times New Roman"/>
+        </w:rPr>
+        <w:t xml:space="preserve"> </w:t>
+      </w:r>
+      <w:r>
+        <w:rPr>
+          <w:rFonts w:ascii="Times New Roman" w:eastAsia="Times New Roman" w:hAnsi="Times New Roman" w:cs="Times New Roman" w:hint="cs"/>
+          <w:rtl/>
+        </w:rPr>
+        <w:t>שכר</w:t>
+      </w:r>
+      <w:r>
+        <w:rPr>
+          <w:rFonts w:ascii="Times New Roman" w:eastAsia="Times New Roman" w:hAnsi="Times New Roman" w:cs="Times New Roman"/>
+        </w:rPr>
+        <w:t xml:space="preserve"> for</w:t>
+      </w:r>
+      <w:r>
+        <w:rPr>
+          <w:rFonts w:ascii="Times New Roman" w:eastAsia="Times New Roman" w:hAnsi="Times New Roman" w:cs="Times New Roman"/>
+        </w:rPr>
+        <w:t xml:space="preserve"> </w:t>
+      </w:r>
+      <w:r>
+        <w:rPr>
+          <w:rFonts w:ascii="Times New Roman" w:eastAsia="Times New Roman" w:hAnsi="Times New Roman" w:cs="Times New Roman" w:hint="cs"/>
+          <w:rtl/>
+        </w:rPr>
+        <w:t>מצ</w:t>
+      </w:r>
+      <w:r>
+        <w:rPr>
+          <w:rFonts w:ascii="Times New Roman" w:eastAsia="Times New Roman" w:hAnsi="Times New Roman" w:cs="Times New Roman" w:hint="cs"/>
+          <w:rtl/>
+        </w:rPr>
+        <w:t>ו</w:t>
+      </w:r>
+      <w:r>
+        <w:rPr>
+          <w:rFonts w:ascii="Times New Roman" w:eastAsia="Times New Roman" w:hAnsi="Times New Roman" w:cs="Times New Roman" w:hint="cs"/>
+          <w:rtl/>
+        </w:rPr>
+        <w:t>ות</w:t>
+      </w:r>
+      <w:r>
+        <w:rPr>
+          <w:rFonts w:ascii="Times New Roman" w:eastAsia="Times New Roman" w:hAnsi="Times New Roman" w:cs="Times New Roman"/>
+        </w:rPr>
+        <w:t xml:space="preserve"> it </w:t>
+      </w:r>
+      <w:r>
+        <w:rPr>
+          <w:rFonts w:ascii="Times New Roman" w:eastAsia="Times New Roman" w:hAnsi="Times New Roman" w:cs="Times New Roman"/>
+        </w:rPr>
+        <w:t>always talks about</w:t>
+      </w:r>
+      <w:r>
+        <w:rPr>
+          <w:rFonts w:ascii="Times New Roman" w:eastAsia="Times New Roman" w:hAnsi="Times New Roman" w:cs="Times New Roman"/>
+        </w:rPr>
+        <w:t xml:space="preserve"> things </w:t>
+      </w:r>
+      <w:r>
+        <w:rPr>
+          <w:rFonts w:ascii="Times New Roman" w:eastAsia="Times New Roman" w:hAnsi="Times New Roman" w:cs="Times New Roman" w:hint="cs"/>
+          <w:rtl/>
+        </w:rPr>
+        <w:t>בנוגע</w:t>
+      </w:r>
+      <w:r>
+        <w:rPr>
+          <w:rFonts w:ascii="Times New Roman" w:eastAsia="Times New Roman" w:hAnsi="Times New Roman" w:cs="Times New Roman"/>
+          <w:rtl/>
+        </w:rPr>
+        <w:t xml:space="preserve"> </w:t>
+      </w:r>
+      <w:r>
+        <w:rPr>
+          <w:rFonts w:ascii="Times New Roman" w:eastAsia="Times New Roman" w:hAnsi="Times New Roman" w:cs="Times New Roman" w:hint="cs"/>
+          <w:rtl/>
+        </w:rPr>
+        <w:t>עולם</w:t>
+      </w:r>
+      <w:r>
+        <w:rPr>
+          <w:rFonts w:ascii="Times New Roman" w:eastAsia="Times New Roman" w:hAnsi="Times New Roman" w:cs="Times New Roman"/>
+          <w:rtl/>
+        </w:rPr>
+        <w:t xml:space="preserve"> </w:t>
+      </w:r>
+      <w:r>
+        <w:rPr>
+          <w:rFonts w:ascii="Times New Roman" w:eastAsia="Times New Roman" w:hAnsi="Times New Roman" w:cs="Times New Roman" w:hint="cs"/>
+          <w:rtl/>
+        </w:rPr>
+        <w:t>הזה</w:t>
+      </w:r>
+      <w:r>
+        <w:rPr>
+          <w:rFonts w:ascii="Times New Roman" w:eastAsia="Times New Roman" w:hAnsi="Times New Roman" w:cs="Times New Roman"/>
+        </w:rPr>
+        <w:t>,</w:t>
+      </w:r>
+      <w:r>
+        <w:rPr>
+          <w:rFonts w:ascii="Times New Roman" w:eastAsia="Times New Roman" w:hAnsi="Times New Roman" w:cs="Times New Roman"/>
+        </w:rPr>
+        <w:t xml:space="preserve"> whether it</w:t>
+      </w:r>
+      <w:r>
+        <w:rPr>
+          <w:rFonts w:ascii="Times New Roman" w:eastAsia="Times New Roman" w:hAnsi="Times New Roman" w:cs="Times New Roman"/>
+        </w:rPr>
+        <w:t>’</w:t>
+      </w:r>
+      <w:r>
+        <w:rPr>
+          <w:rFonts w:ascii="Times New Roman" w:eastAsia="Times New Roman" w:hAnsi="Times New Roman" w:cs="Times New Roman"/>
+        </w:rPr>
+        <w:t>s</w:t>
+      </w:r>
+      <w:r>
+        <w:rPr>
+          <w:rFonts w:ascii="Times New Roman" w:eastAsia="Times New Roman" w:hAnsi="Times New Roman" w:cs="Times New Roman"/>
+        </w:rPr>
+        <w:t xml:space="preserve"> </w:t>
+      </w:r>
+      <w:r>
+        <w:rPr>
+          <w:rFonts w:ascii="Times New Roman" w:eastAsia="Times New Roman" w:hAnsi="Times New Roman" w:cs="Times New Roman" w:hint="cs"/>
+          <w:rtl/>
+        </w:rPr>
+        <w:t>אִם</w:t>
+      </w:r>
+      <w:r>
+        <w:rPr>
+          <w:rFonts w:ascii="Times New Roman" w:eastAsia="Times New Roman" w:hAnsi="Times New Roman" w:cs="Times New Roman"/>
+          <w:rtl/>
+        </w:rPr>
+        <w:t xml:space="preserve"> </w:t>
+      </w:r>
+      <w:r>
+        <w:rPr>
+          <w:rFonts w:ascii="Times New Roman" w:eastAsia="Times New Roman" w:hAnsi="Times New Roman" w:cs="Times New Roman" w:hint="cs"/>
+          <w:rtl/>
+        </w:rPr>
+        <w:t>בְּחֻקֹּתַי</w:t>
+      </w:r>
+      <w:r>
+        <w:rPr>
+          <w:rFonts w:ascii="Times New Roman" w:eastAsia="Times New Roman" w:hAnsi="Times New Roman" w:cs="Times New Roman"/>
+          <w:rtl/>
+        </w:rPr>
+        <w:t xml:space="preserve"> </w:t>
+      </w:r>
+      <w:r>
+        <w:rPr>
+          <w:rFonts w:ascii="Times New Roman" w:eastAsia="Times New Roman" w:hAnsi="Times New Roman" w:cs="Times New Roman" w:hint="cs"/>
+          <w:rtl/>
+        </w:rPr>
+        <w:t>תֵּלֵכוּ</w:t>
+      </w:r>
+      <w:r>
+        <w:rPr>
+          <w:rFonts w:ascii="Times New Roman" w:eastAsia="Times New Roman" w:hAnsi="Times New Roman" w:cs="Times New Roman"/>
+          <w:rtl/>
+        </w:rPr>
+        <w:t xml:space="preserve"> </w:t>
+      </w:r>
+      <w:r>
+        <w:rPr>
+          <w:rFonts w:ascii="Times New Roman" w:eastAsia="Times New Roman" w:hAnsi="Times New Roman" w:cs="Times New Roman" w:hint="cs"/>
+          <w:rtl/>
+        </w:rPr>
+        <w:t>וְנָתַתִּי</w:t>
+      </w:r>
+      <w:r>
+        <w:rPr>
+          <w:rFonts w:ascii="Times New Roman" w:eastAsia="Times New Roman" w:hAnsi="Times New Roman" w:cs="Times New Roman"/>
+          <w:rtl/>
+        </w:rPr>
+        <w:t xml:space="preserve"> </w:t>
+      </w:r>
+      <w:r>
+        <w:rPr>
+          <w:rFonts w:ascii="Times New Roman" w:eastAsia="Times New Roman" w:hAnsi="Times New Roman" w:cs="Times New Roman" w:hint="cs"/>
+          <w:rtl/>
+        </w:rPr>
+        <w:t>גִשְׁמֵיכֶם</w:t>
+      </w:r>
+      <w:r>
+        <w:rPr>
+          <w:rFonts w:ascii="Times New Roman" w:eastAsia="Times New Roman" w:hAnsi="Times New Roman" w:cs="Times New Roman"/>
+          <w:rtl/>
+        </w:rPr>
+        <w:t xml:space="preserve"> </w:t>
+      </w:r>
+      <w:r>
+        <w:rPr>
+          <w:rFonts w:ascii="Times New Roman" w:eastAsia="Times New Roman" w:hAnsi="Times New Roman" w:cs="Times New Roman" w:hint="cs"/>
+          <w:rtl/>
+        </w:rPr>
+        <w:t>בְּעִתָּם</w:t>
+      </w:r>
+      <w:r>
+        <w:rPr>
+          <w:rFonts w:ascii="Times New Roman" w:eastAsia="Times New Roman" w:hAnsi="Times New Roman" w:cs="Times New Roman"/>
+        </w:rPr>
+        <w:t>,</w:t>
+      </w:r>
+      <w:r>
+        <w:rPr>
+          <w:rFonts w:ascii="Times New Roman" w:eastAsia="Times New Roman" w:hAnsi="Times New Roman" w:cs="Times New Roman"/>
+        </w:rPr>
+        <w:t xml:space="preserve"> </w:t>
+      </w:r>
+      <w:r>
+        <w:rPr>
+          <w:rFonts w:ascii="Times New Roman" w:eastAsia="Times New Roman" w:hAnsi="Times New Roman" w:cs="Times New Roman"/>
+        </w:rPr>
+        <w:t xml:space="preserve">again </w:t>
+      </w:r>
+      <w:r>
+        <w:rPr>
+          <w:rFonts w:ascii="Times New Roman" w:eastAsia="Times New Roman" w:hAnsi="Times New Roman" w:cs="Times New Roman" w:hint="cs"/>
+          <w:rtl/>
+        </w:rPr>
+        <w:t>עולם</w:t>
+      </w:r>
+      <w:r>
+        <w:rPr>
+          <w:rFonts w:ascii="Times New Roman" w:eastAsia="Times New Roman" w:hAnsi="Times New Roman" w:cs="Times New Roman"/>
+          <w:rtl/>
+        </w:rPr>
+        <w:t xml:space="preserve"> </w:t>
+      </w:r>
+      <w:r>
+        <w:rPr>
+          <w:rFonts w:ascii="Times New Roman" w:eastAsia="Times New Roman" w:hAnsi="Times New Roman" w:cs="Times New Roman" w:hint="cs"/>
+          <w:rtl/>
+        </w:rPr>
+        <w:t>הזה</w:t>
+      </w:r>
+      <w:r>
+        <w:rPr>
+          <w:rFonts w:ascii="Times New Roman" w:eastAsia="Times New Roman" w:hAnsi="Times New Roman" w:cs="Times New Roman"/>
+        </w:rPr>
+        <w:t xml:space="preserve">, </w:t>
+      </w:r>
+      <w:r>
+        <w:rPr>
+          <w:rFonts w:ascii="Times New Roman" w:eastAsia="Times New Roman" w:hAnsi="Times New Roman" w:cs="Times New Roman"/>
+        </w:rPr>
+        <w:t>and then in</w:t>
+      </w:r>
+      <w:r>
+        <w:rPr>
+          <w:rFonts w:ascii="Times New Roman" w:eastAsia="Times New Roman" w:hAnsi="Times New Roman" w:cs="Times New Roman"/>
+        </w:rPr>
+        <w:t xml:space="preserve"> the </w:t>
+      </w:r>
+      <w:r>
+        <w:rPr>
+          <w:rFonts w:ascii="Times New Roman" w:eastAsia="Times New Roman" w:hAnsi="Times New Roman" w:cs="Times New Roman" w:hint="cs"/>
+          <w:rtl/>
+        </w:rPr>
+        <w:t>פרשה</w:t>
+      </w:r>
+      <w:r>
+        <w:rPr>
+          <w:rFonts w:ascii="Times New Roman" w:eastAsia="Times New Roman" w:hAnsi="Times New Roman" w:cs="Times New Roman"/>
+          <w:rtl/>
+        </w:rPr>
+        <w:t xml:space="preserve"> </w:t>
+      </w:r>
+      <w:r>
+        <w:rPr>
+          <w:rFonts w:ascii="Times New Roman" w:eastAsia="Times New Roman" w:hAnsi="Times New Roman" w:cs="Times New Roman"/>
+        </w:rPr>
+        <w:t xml:space="preserve"> of </w:t>
+      </w:r>
+      <w:r>
+        <w:rPr>
+          <w:rFonts w:ascii="Times New Roman" w:eastAsia="Times New Roman" w:hAnsi="Times New Roman" w:cs="Times New Roman" w:hint="cs"/>
+          <w:rtl/>
+        </w:rPr>
+        <w:t>קריאת</w:t>
+      </w:r>
+      <w:r>
+        <w:rPr>
+          <w:rFonts w:ascii="Times New Roman" w:eastAsia="Times New Roman" w:hAnsi="Times New Roman" w:cs="Times New Roman"/>
+          <w:rtl/>
+        </w:rPr>
+        <w:t xml:space="preserve"> </w:t>
+      </w:r>
+      <w:r>
+        <w:rPr>
+          <w:rFonts w:ascii="Times New Roman" w:eastAsia="Times New Roman" w:hAnsi="Times New Roman" w:cs="Times New Roman" w:hint="cs"/>
+          <w:rtl/>
+        </w:rPr>
+        <w:t>שמע</w:t>
+      </w:r>
+      <w:r>
+        <w:rPr>
+          <w:rFonts w:ascii="Times New Roman" w:eastAsia="Times New Roman" w:hAnsi="Times New Roman" w:cs="Times New Roman"/>
+        </w:rPr>
+        <w:t xml:space="preserve">: </w:t>
+      </w:r>
+      <w:r>
+        <w:rPr>
+          <w:rFonts w:ascii="Times New Roman" w:eastAsia="Times New Roman" w:hAnsi="Times New Roman" w:cs="Times New Roman" w:hint="cs"/>
+          <w:rtl/>
+        </w:rPr>
+        <w:t>וְהָיָה</w:t>
+      </w:r>
+      <w:r>
+        <w:rPr>
+          <w:rFonts w:ascii="Times New Roman" w:eastAsia="Times New Roman" w:hAnsi="Times New Roman" w:cs="Times New Roman"/>
+          <w:rtl/>
+        </w:rPr>
+        <w:t xml:space="preserve"> </w:t>
+      </w:r>
+      <w:r>
+        <w:rPr>
+          <w:rFonts w:ascii="Times New Roman" w:eastAsia="Times New Roman" w:hAnsi="Times New Roman" w:cs="Times New Roman" w:hint="cs"/>
+          <w:rtl/>
+        </w:rPr>
+        <w:t>אִם</w:t>
+      </w:r>
+      <w:r>
+        <w:rPr>
+          <w:rFonts w:ascii="Times New Roman" w:eastAsia="Times New Roman" w:hAnsi="Times New Roman" w:cs="Times New Roman"/>
+          <w:rtl/>
+        </w:rPr>
+        <w:t xml:space="preserve"> </w:t>
+      </w:r>
+      <w:r>
+        <w:rPr>
+          <w:rFonts w:ascii="Times New Roman" w:eastAsia="Times New Roman" w:hAnsi="Times New Roman" w:cs="Times New Roman" w:hint="cs"/>
+          <w:rtl/>
+        </w:rPr>
+        <w:t>שָׁמֹעַ</w:t>
+      </w:r>
+      <w:r>
+        <w:rPr>
+          <w:rFonts w:ascii="Times New Roman" w:eastAsia="Times New Roman" w:hAnsi="Times New Roman" w:cs="Times New Roman"/>
+          <w:rtl/>
+        </w:rPr>
+        <w:t xml:space="preserve"> </w:t>
+      </w:r>
+      <w:r>
+        <w:rPr>
+          <w:rFonts w:ascii="Times New Roman" w:eastAsia="Times New Roman" w:hAnsi="Times New Roman" w:cs="Times New Roman" w:hint="cs"/>
+          <w:rtl/>
+        </w:rPr>
+        <w:t>תִּשְׁמְעוּ</w:t>
+      </w:r>
+      <w:r>
+        <w:rPr>
+          <w:rFonts w:ascii="Times New Roman" w:eastAsia="Times New Roman" w:hAnsi="Times New Roman" w:cs="Times New Roman"/>
+          <w:rtl/>
+        </w:rPr>
+        <w:t xml:space="preserve"> </w:t>
+      </w:r>
+      <w:r>
+        <w:rPr>
+          <w:rFonts w:ascii="Times New Roman" w:eastAsia="Times New Roman" w:hAnsi="Times New Roman" w:cs="Times New Roman" w:hint="cs"/>
+          <w:rtl/>
+        </w:rPr>
+        <w:t>אֶל</w:t>
+      </w:r>
+      <w:r>
+        <w:rPr>
+          <w:rFonts w:ascii="Times New Roman" w:eastAsia="Times New Roman" w:hAnsi="Times New Roman" w:cs="Times New Roman"/>
+          <w:rtl/>
+        </w:rPr>
+        <w:t xml:space="preserve"> </w:t>
+      </w:r>
+      <w:r>
+        <w:rPr>
+          <w:rFonts w:ascii="Times New Roman" w:eastAsia="Times New Roman" w:hAnsi="Times New Roman" w:cs="Times New Roman" w:hint="cs"/>
+          <w:rtl/>
+        </w:rPr>
+        <w:t>מִצְוֹתַי</w:t>
+      </w:r>
+      <w:r>
+        <w:rPr>
+          <w:rFonts w:ascii="Times New Roman" w:eastAsia="Times New Roman" w:hAnsi="Times New Roman" w:cs="Times New Roman"/>
+          <w:rtl/>
+        </w:rPr>
+        <w:t xml:space="preserve"> </w:t>
+      </w:r>
+      <w:r>
+        <w:rPr>
+          <w:rFonts w:ascii="Times New Roman" w:eastAsia="Times New Roman" w:hAnsi="Times New Roman" w:cs="Times New Roman" w:hint="cs"/>
+          <w:rtl/>
+        </w:rPr>
+        <w:t>אֲשֶׁר</w:t>
+      </w:r>
+      <w:r>
+        <w:rPr>
+          <w:rFonts w:ascii="Times New Roman" w:eastAsia="Times New Roman" w:hAnsi="Times New Roman" w:cs="Times New Roman"/>
+          <w:rtl/>
+        </w:rPr>
+        <w:t xml:space="preserve"> </w:t>
+      </w:r>
+      <w:r>
+        <w:rPr>
+          <w:rFonts w:ascii="Times New Roman" w:eastAsia="Times New Roman" w:hAnsi="Times New Roman" w:cs="Times New Roman" w:hint="cs"/>
+          <w:rtl/>
+        </w:rPr>
+        <w:t>אָנֹכִי</w:t>
+      </w:r>
+      <w:r>
+        <w:rPr>
+          <w:rFonts w:ascii="Times New Roman" w:eastAsia="Times New Roman" w:hAnsi="Times New Roman" w:cs="Times New Roman"/>
+          <w:rtl/>
+        </w:rPr>
+        <w:t xml:space="preserve"> </w:t>
+      </w:r>
+      <w:r>
+        <w:rPr>
+          <w:rFonts w:ascii="Times New Roman" w:eastAsia="Times New Roman" w:hAnsi="Times New Roman" w:cs="Times New Roman" w:hint="cs"/>
+          <w:rtl/>
+        </w:rPr>
+        <w:t>מְצַוֶּה</w:t>
+      </w:r>
+      <w:r>
+        <w:rPr>
+          <w:rFonts w:ascii="Times New Roman" w:eastAsia="Times New Roman" w:hAnsi="Times New Roman" w:cs="Times New Roman"/>
+          <w:rtl/>
+        </w:rPr>
+        <w:t xml:space="preserve"> </w:t>
+      </w:r>
+      <w:r>
+        <w:rPr>
+          <w:rFonts w:ascii="Times New Roman" w:eastAsia="Times New Roman" w:hAnsi="Times New Roman" w:cs="Times New Roman" w:hint="cs"/>
+          <w:rtl/>
+        </w:rPr>
+        <w:t>אֶתְכֶם</w:t>
+      </w:r>
+      <w:r>
+        <w:rPr>
+          <w:rFonts w:ascii="Times New Roman" w:eastAsia="Times New Roman" w:hAnsi="Times New Roman" w:cs="Times New Roman"/>
+          <w:rtl/>
+        </w:rPr>
+        <w:t xml:space="preserve"> </w:t>
+      </w:r>
+      <w:r>
+        <w:rPr>
+          <w:rFonts w:ascii="Times New Roman" w:eastAsia="Times New Roman" w:hAnsi="Times New Roman" w:cs="Times New Roman" w:hint="cs"/>
+          <w:rtl/>
+        </w:rPr>
+        <w:t>הַיּוֹם</w:t>
+      </w:r>
+      <w:r>
+        <w:rPr>
+          <w:rFonts w:ascii="Times New Roman" w:eastAsia="Times New Roman" w:hAnsi="Times New Roman" w:cs="Times New Roman"/>
+          <w:rtl/>
+        </w:rPr>
+        <w:t xml:space="preserve"> </w:t>
+      </w:r>
+      <w:r>
+        <w:rPr>
+          <w:rFonts w:ascii="Times New Roman" w:eastAsia="Times New Roman" w:hAnsi="Times New Roman" w:cs="Times New Roman" w:hint="cs"/>
+          <w:rtl/>
+        </w:rPr>
+        <w:t>לְאַהֲבָה</w:t>
+      </w:r>
+      <w:r>
+        <w:rPr>
+          <w:rFonts w:ascii="Times New Roman" w:eastAsia="Times New Roman" w:hAnsi="Times New Roman" w:cs="Times New Roman"/>
+          <w:rtl/>
+        </w:rPr>
+        <w:t xml:space="preserve"> </w:t>
+      </w:r>
+      <w:r>
+        <w:rPr>
+          <w:rFonts w:ascii="Times New Roman" w:eastAsia="Times New Roman" w:hAnsi="Times New Roman" w:cs="Times New Roman" w:hint="cs"/>
+          <w:rtl/>
+        </w:rPr>
+        <w:t>אֶת</w:t>
       </w:r>
       <w:r>
         <w:rPr>
@@ -24217,198 +26723,385 @@
           <w:rFonts w:ascii="Times New Roman" w:eastAsia="Times New Roman" w:hAnsi="Times New Roman" w:cs="Times New Roman" w:hint="cs"/>
           <w:rtl/>
         </w:rPr>
-        <w:t>מקדשכם</w:t>
-      </w:r>
-      <w:r>
-        <w:rPr>
-          <w:rFonts w:ascii="Times New Roman" w:eastAsia="Times New Roman" w:hAnsi="Times New Roman" w:cs="Times New Roman"/>
-          <w:rtl/>
-        </w:rPr>
-        <w:t xml:space="preserve">" </w:t>
-      </w:r>
-      <w:r>
-        <w:rPr>
-          <w:rFonts w:ascii="Times New Roman" w:eastAsia="Times New Roman" w:hAnsi="Times New Roman" w:cs="Times New Roman" w:hint="cs"/>
-          <w:rtl/>
-        </w:rPr>
-        <w:t>אמר</w:t>
-      </w:r>
-      <w:r>
-        <w:rPr>
-          <w:rFonts w:ascii="Times New Roman" w:eastAsia="Times New Roman" w:hAnsi="Times New Roman" w:cs="Times New Roman"/>
-          <w:rtl/>
-        </w:rPr>
-        <w:t xml:space="preserve"> </w:t>
-      </w:r>
-      <w:r>
-        <w:rPr>
-          <w:rFonts w:ascii="Times New Roman" w:eastAsia="Times New Roman" w:hAnsi="Times New Roman" w:cs="Times New Roman" w:hint="cs"/>
-          <w:rtl/>
-        </w:rPr>
-        <w:t>הקב</w:t>
-      </w:r>
-      <w:r>
-        <w:rPr>
-          <w:rFonts w:ascii="Times New Roman" w:eastAsia="Times New Roman" w:hAnsi="Times New Roman" w:cs="Times New Roman"/>
-          <w:rtl/>
-        </w:rPr>
-        <w:t>"</w:t>
-      </w:r>
-      <w:r>
-        <w:rPr>
-          <w:rFonts w:ascii="Times New Roman" w:eastAsia="Times New Roman" w:hAnsi="Times New Roman" w:cs="Times New Roman" w:hint="cs"/>
-          <w:rtl/>
-        </w:rPr>
-        <w:t>ה</w:t>
-      </w:r>
-      <w:r>
-        <w:rPr>
-          <w:rFonts w:ascii="Times New Roman" w:eastAsia="Times New Roman" w:hAnsi="Times New Roman" w:cs="Times New Roman"/>
-          <w:rtl/>
-        </w:rPr>
-        <w:t xml:space="preserve"> </w:t>
-      </w:r>
-      <w:r>
-        <w:rPr>
-          <w:rFonts w:ascii="Times New Roman" w:eastAsia="Times New Roman" w:hAnsi="Times New Roman" w:cs="Times New Roman" w:hint="cs"/>
-          <w:rtl/>
-        </w:rPr>
-        <w:t>למשה</w:t>
-      </w:r>
-      <w:r>
-        <w:rPr>
-          <w:rFonts w:ascii="Times New Roman" w:eastAsia="Times New Roman" w:hAnsi="Times New Roman" w:cs="Times New Roman"/>
-          <w:rtl/>
-        </w:rPr>
-        <w:t xml:space="preserve"> </w:t>
-      </w:r>
-      <w:r>
-        <w:rPr>
-          <w:rFonts w:ascii="Times New Roman" w:eastAsia="Times New Roman" w:hAnsi="Times New Roman" w:cs="Times New Roman" w:hint="cs"/>
-          <w:rtl/>
-        </w:rPr>
-        <w:t>משה</w:t>
-      </w:r>
-      <w:r>
-        <w:rPr>
-          <w:rFonts w:ascii="Times New Roman" w:eastAsia="Times New Roman" w:hAnsi="Times New Roman" w:cs="Times New Roman"/>
-          <w:rtl/>
-        </w:rPr>
-        <w:t xml:space="preserve"> </w:t>
-      </w:r>
-      <w:r>
-        <w:rPr>
-          <w:rFonts w:ascii="Times New Roman" w:eastAsia="Times New Roman" w:hAnsi="Times New Roman" w:cs="Times New Roman" w:hint="cs"/>
-          <w:rtl/>
-        </w:rPr>
-        <w:t>מתנה</w:t>
-      </w:r>
-      <w:r>
-        <w:rPr>
-          <w:rFonts w:ascii="Times New Roman" w:eastAsia="Times New Roman" w:hAnsi="Times New Roman" w:cs="Times New Roman"/>
-          <w:rtl/>
-        </w:rPr>
-        <w:t xml:space="preserve"> </w:t>
-      </w:r>
-      <w:r>
-        <w:rPr>
-          <w:rFonts w:ascii="Times New Roman" w:eastAsia="Times New Roman" w:hAnsi="Times New Roman" w:cs="Times New Roman" w:hint="cs"/>
-          <w:rtl/>
-        </w:rPr>
-        <w:t>טובה</w:t>
-      </w:r>
-      <w:r>
-        <w:rPr>
-          <w:rFonts w:ascii="Times New Roman" w:eastAsia="Times New Roman" w:hAnsi="Times New Roman" w:cs="Times New Roman"/>
-          <w:rtl/>
-        </w:rPr>
-        <w:t xml:space="preserve"> </w:t>
-      </w:r>
-      <w:r>
-        <w:rPr>
-          <w:rFonts w:ascii="Times New Roman" w:eastAsia="Times New Roman" w:hAnsi="Times New Roman" w:cs="Times New Roman" w:hint="cs"/>
-          <w:rtl/>
-        </w:rPr>
-        <w:t>יש</w:t>
-      </w:r>
-      <w:r>
-        <w:rPr>
-          <w:rFonts w:ascii="Times New Roman" w:eastAsia="Times New Roman" w:hAnsi="Times New Roman" w:cs="Times New Roman"/>
-          <w:rtl/>
-        </w:rPr>
-        <w:t xml:space="preserve"> </w:t>
-      </w:r>
-      <w:r>
-        <w:rPr>
-          <w:rFonts w:ascii="Times New Roman" w:eastAsia="Times New Roman" w:hAnsi="Times New Roman" w:cs="Times New Roman" w:hint="cs"/>
-          <w:rtl/>
-        </w:rPr>
-        <w:t>לי</w:t>
-      </w:r>
-      <w:r>
-        <w:rPr>
-          <w:rFonts w:ascii="Times New Roman" w:eastAsia="Times New Roman" w:hAnsi="Times New Roman" w:cs="Times New Roman"/>
-          <w:rtl/>
-        </w:rPr>
-        <w:t xml:space="preserve"> </w:t>
-      </w:r>
-      <w:r>
-        <w:rPr>
-          <w:rFonts w:ascii="Times New Roman" w:eastAsia="Times New Roman" w:hAnsi="Times New Roman" w:cs="Times New Roman" w:hint="cs"/>
-          <w:rtl/>
-        </w:rPr>
-        <w:t>בבית</w:t>
-      </w:r>
-      <w:r>
-        <w:rPr>
-          <w:rFonts w:ascii="Times New Roman" w:eastAsia="Times New Roman" w:hAnsi="Times New Roman" w:cs="Times New Roman"/>
-          <w:rtl/>
-        </w:rPr>
-        <w:t xml:space="preserve"> </w:t>
-      </w:r>
-      <w:r>
-        <w:rPr>
-          <w:rFonts w:ascii="Times New Roman" w:eastAsia="Times New Roman" w:hAnsi="Times New Roman" w:cs="Times New Roman" w:hint="cs"/>
-          <w:rtl/>
-        </w:rPr>
-        <w:t>גנזי</w:t>
-      </w:r>
-      <w:r>
-        <w:rPr>
-          <w:rFonts w:ascii="Times New Roman" w:eastAsia="Times New Roman" w:hAnsi="Times New Roman" w:cs="Times New Roman"/>
-        </w:rPr>
-        <w:t>"</w:t>
-      </w:r>
-      <w:r>
-        <w:rPr>
-          <w:rFonts w:ascii="Times New Roman" w:eastAsia="Times New Roman" w:hAnsi="Times New Roman" w:cs="Times New Roman"/>
-        </w:rPr>
-        <w:t xml:space="preserve"> </w:t>
-      </w:r>
-      <w:r>
-        <w:rPr>
-          <w:rFonts w:ascii="Times New Roman" w:eastAsia="Times New Roman" w:hAnsi="Times New Roman" w:cs="Times New Roman"/>
-        </w:rPr>
-        <w:t xml:space="preserve">- </w:t>
-      </w:r>
-      <w:r>
-        <w:rPr>
-          <w:rFonts w:ascii="Times New Roman" w:eastAsia="Times New Roman" w:hAnsi="Times New Roman" w:cs="Times New Roman"/>
-        </w:rPr>
-        <w:t>I have</w:t>
-      </w:r>
-      <w:r>
-        <w:rPr>
-          <w:rFonts w:ascii="Times New Roman" w:eastAsia="Times New Roman" w:hAnsi="Times New Roman" w:cs="Times New Roman"/>
-        </w:rPr>
-        <w:t xml:space="preserve"> a chashuv </w:t>
-      </w:r>
-      <w:r>
-        <w:rPr>
-          <w:rFonts w:ascii="Times New Roman" w:eastAsia="Times New Roman" w:hAnsi="Times New Roman" w:cs="Times New Roman"/>
-          <w:rtl/>
-        </w:rPr>
-        <w:t>מתנה</w:t>
+        <w:t>אֱלֹהֵיכֶם</w:t>
+      </w:r>
+      <w:r>
+        <w:rPr>
+          <w:rFonts w:ascii="Times New Roman" w:eastAsia="Times New Roman" w:hAnsi="Times New Roman" w:cs="Times New Roman"/>
+          <w:rtl/>
+        </w:rPr>
+        <w:t xml:space="preserve"> </w:t>
+      </w:r>
+      <w:r>
+        <w:rPr>
+          <w:rFonts w:ascii="Times New Roman" w:eastAsia="Times New Roman" w:hAnsi="Times New Roman" w:cs="Times New Roman" w:hint="cs"/>
+          <w:rtl/>
+        </w:rPr>
+        <w:t>וּלְעָבְדוֹ</w:t>
+      </w:r>
+      <w:r>
+        <w:rPr>
+          <w:rFonts w:ascii="Times New Roman" w:eastAsia="Times New Roman" w:hAnsi="Times New Roman" w:cs="Times New Roman"/>
+          <w:rtl/>
+        </w:rPr>
+        <w:t xml:space="preserve"> </w:t>
+      </w:r>
+      <w:r>
+        <w:rPr>
+          <w:rFonts w:ascii="Times New Roman" w:eastAsia="Times New Roman" w:hAnsi="Times New Roman" w:cs="Times New Roman" w:hint="cs"/>
+          <w:rtl/>
+        </w:rPr>
+        <w:t>בְּכָל</w:t>
+      </w:r>
+      <w:r>
+        <w:rPr>
+          <w:rFonts w:ascii="Times New Roman" w:eastAsia="Times New Roman" w:hAnsi="Times New Roman" w:cs="Times New Roman"/>
+          <w:rtl/>
+        </w:rPr>
+        <w:t xml:space="preserve"> </w:t>
+      </w:r>
+      <w:r>
+        <w:rPr>
+          <w:rFonts w:ascii="Times New Roman" w:eastAsia="Times New Roman" w:hAnsi="Times New Roman" w:cs="Times New Roman" w:hint="cs"/>
+          <w:rtl/>
+        </w:rPr>
+        <w:t>לְבַבְכֶם</w:t>
+      </w:r>
+      <w:r>
+        <w:rPr>
+          <w:rFonts w:ascii="Times New Roman" w:eastAsia="Times New Roman" w:hAnsi="Times New Roman" w:cs="Times New Roman"/>
+        </w:rPr>
+        <w:t xml:space="preserve">, what does it say: </w:t>
+      </w:r>
+      <w:r>
+        <w:rPr>
+          <w:rFonts w:ascii="Times New Roman" w:eastAsia="Times New Roman" w:hAnsi="Times New Roman" w:cs="Times New Roman" w:hint="cs"/>
+          <w:rtl/>
+        </w:rPr>
+        <w:t>וְנָתַתִּי</w:t>
+      </w:r>
+      <w:r>
+        <w:rPr>
+          <w:rFonts w:ascii="Times New Roman" w:eastAsia="Times New Roman" w:hAnsi="Times New Roman" w:cs="Times New Roman"/>
+          <w:rtl/>
+        </w:rPr>
+        <w:t xml:space="preserve"> </w:t>
+      </w:r>
+      <w:r>
+        <w:rPr>
+          <w:rFonts w:ascii="Times New Roman" w:eastAsia="Times New Roman" w:hAnsi="Times New Roman" w:cs="Times New Roman" w:hint="cs"/>
+          <w:rtl/>
+        </w:rPr>
+        <w:t>מְטַר</w:t>
+      </w:r>
+      <w:r>
+        <w:rPr>
+          <w:rFonts w:ascii="Times New Roman" w:eastAsia="Times New Roman" w:hAnsi="Times New Roman" w:cs="Times New Roman"/>
+          <w:rtl/>
+        </w:rPr>
+        <w:t xml:space="preserve"> </w:t>
+      </w:r>
+      <w:r>
+        <w:rPr>
+          <w:rFonts w:ascii="Times New Roman" w:eastAsia="Times New Roman" w:hAnsi="Times New Roman" w:cs="Times New Roman" w:hint="cs"/>
+          <w:rtl/>
+        </w:rPr>
+        <w:t>אַרְצְכֶם</w:t>
+      </w:r>
+      <w:r>
+        <w:rPr>
+          <w:rFonts w:ascii="Times New Roman" w:eastAsia="Times New Roman" w:hAnsi="Times New Roman" w:cs="Times New Roman"/>
+          <w:rtl/>
+        </w:rPr>
+        <w:t xml:space="preserve"> </w:t>
+      </w:r>
+      <w:r>
+        <w:rPr>
+          <w:rFonts w:ascii="Times New Roman" w:eastAsia="Times New Roman" w:hAnsi="Times New Roman" w:cs="Times New Roman" w:hint="cs"/>
+          <w:rtl/>
+        </w:rPr>
+        <w:t>בְּעִתּוֹ</w:t>
+      </w:r>
+      <w:r>
+        <w:rPr>
+          <w:rFonts w:ascii="Times New Roman" w:eastAsia="Times New Roman" w:hAnsi="Times New Roman" w:cs="Times New Roman"/>
+          <w:rtl/>
+        </w:rPr>
+        <w:t xml:space="preserve"> </w:t>
+      </w:r>
+      <w:r>
+        <w:rPr>
+          <w:rFonts w:ascii="Times New Roman" w:eastAsia="Times New Roman" w:hAnsi="Times New Roman" w:cs="Times New Roman" w:hint="cs"/>
+          <w:rtl/>
+        </w:rPr>
+        <w:t>יוֹרֶה</w:t>
+      </w:r>
+      <w:r>
+        <w:rPr>
+          <w:rFonts w:ascii="Times New Roman" w:eastAsia="Times New Roman" w:hAnsi="Times New Roman" w:cs="Times New Roman"/>
+          <w:rtl/>
+        </w:rPr>
+        <w:t xml:space="preserve"> </w:t>
+      </w:r>
+      <w:r>
+        <w:rPr>
+          <w:rFonts w:ascii="Times New Roman" w:eastAsia="Times New Roman" w:hAnsi="Times New Roman" w:cs="Times New Roman" w:hint="cs"/>
+          <w:rtl/>
+        </w:rPr>
+        <w:t>וּמַלְקוֹשׁ</w:t>
+      </w:r>
+      <w:r>
+        <w:rPr>
+          <w:rFonts w:ascii="Times New Roman" w:eastAsia="Times New Roman" w:hAnsi="Times New Roman" w:cs="Times New Roman"/>
+          <w:rtl/>
+        </w:rPr>
+        <w:t xml:space="preserve"> </w:t>
+      </w:r>
+      <w:r>
+        <w:rPr>
+          <w:rFonts w:ascii="Times New Roman" w:eastAsia="Times New Roman" w:hAnsi="Times New Roman" w:cs="Times New Roman" w:hint="cs"/>
+          <w:rtl/>
+        </w:rPr>
+        <w:t>וְאָסַפְתָּ</w:t>
+      </w:r>
+      <w:r>
+        <w:rPr>
+          <w:rFonts w:ascii="Times New Roman" w:eastAsia="Times New Roman" w:hAnsi="Times New Roman" w:cs="Times New Roman"/>
+          <w:rtl/>
+        </w:rPr>
+        <w:t xml:space="preserve"> </w:t>
+      </w:r>
+      <w:r>
+        <w:rPr>
+          <w:rFonts w:ascii="Times New Roman" w:eastAsia="Times New Roman" w:hAnsi="Times New Roman" w:cs="Times New Roman" w:hint="cs"/>
+          <w:rtl/>
+        </w:rPr>
+        <w:t>דְגָנֶךָ</w:t>
+      </w:r>
+      <w:r>
+        <w:rPr>
+          <w:rFonts w:ascii="Times New Roman" w:eastAsia="Times New Roman" w:hAnsi="Times New Roman" w:cs="Times New Roman"/>
+          <w:rtl/>
+        </w:rPr>
+        <w:t xml:space="preserve"> </w:t>
+      </w:r>
+      <w:r>
+        <w:rPr>
+          <w:rFonts w:ascii="Times New Roman" w:eastAsia="Times New Roman" w:hAnsi="Times New Roman" w:cs="Times New Roman" w:hint="cs"/>
+          <w:rtl/>
+        </w:rPr>
+        <w:t>וְתִירשְׁךָ</w:t>
+      </w:r>
+      <w:r>
+        <w:rPr>
+          <w:rFonts w:ascii="Times New Roman" w:eastAsia="Times New Roman" w:hAnsi="Times New Roman" w:cs="Times New Roman"/>
+          <w:rtl/>
+        </w:rPr>
+        <w:t xml:space="preserve"> </w:t>
+      </w:r>
+      <w:r>
+        <w:rPr>
+          <w:rFonts w:ascii="Times New Roman" w:eastAsia="Times New Roman" w:hAnsi="Times New Roman" w:cs="Times New Roman" w:hint="cs"/>
+          <w:rtl/>
+        </w:rPr>
+        <w:t>וְיִצְהָרֶךָ</w:t>
+      </w:r>
+      <w:r>
+        <w:rPr>
+          <w:rFonts w:ascii="Times New Roman" w:eastAsia="Times New Roman" w:hAnsi="Times New Roman" w:cs="Times New Roman"/>
+        </w:rPr>
+        <w:t>.</w:t>
+      </w:r>
+      <w:r>
+        <w:rPr>
+          <w:rFonts w:ascii="Times New Roman" w:eastAsia="Times New Roman" w:hAnsi="Times New Roman" w:cs="Times New Roman"/>
+        </w:rPr>
+        <w:t xml:space="preserve"> </w:t>
+      </w:r>
+      <w:r>
+        <w:rPr>
+          <w:rFonts w:ascii="Times New Roman" w:eastAsia="Times New Roman" w:hAnsi="Times New Roman" w:cs="Times New Roman"/>
+        </w:rPr>
+        <w:t>A</w:t>
+      </w:r>
+      <w:r>
+        <w:rPr>
+          <w:rFonts w:ascii="Times New Roman" w:eastAsia="Times New Roman" w:hAnsi="Times New Roman" w:cs="Times New Roman"/>
+        </w:rPr>
+        <w:t xml:space="preserve">lways we find </w:t>
+      </w:r>
+      <w:r>
+        <w:rPr>
+          <w:rFonts w:ascii="Times New Roman" w:eastAsia="Times New Roman" w:hAnsi="Times New Roman" w:cs="Times New Roman"/>
+        </w:rPr>
+        <w:t>when</w:t>
+      </w:r>
+      <w:r>
+        <w:rPr>
+          <w:rFonts w:ascii="Times New Roman" w:eastAsia="Times New Roman" w:hAnsi="Times New Roman" w:cs="Times New Roman"/>
+        </w:rPr>
+        <w:t xml:space="preserve"> the </w:t>
+      </w:r>
+      <w:r>
+        <w:rPr>
+          <w:rFonts w:ascii="Times New Roman" w:eastAsia="Times New Roman" w:hAnsi="Times New Roman" w:cs="Times New Roman"/>
+          <w:rtl/>
+        </w:rPr>
+        <w:t>תורה</w:t>
+      </w:r>
+      <w:r>
+        <w:rPr>
+          <w:rFonts w:ascii="Times New Roman" w:eastAsia="Times New Roman" w:hAnsi="Times New Roman" w:cs="Times New Roman"/>
+        </w:rPr>
+        <w:t xml:space="preserve"> promises </w:t>
+      </w:r>
+      <w:r>
+        <w:rPr>
+          <w:rFonts w:ascii="Times New Roman" w:eastAsia="Times New Roman" w:hAnsi="Times New Roman" w:cs="Times New Roman" w:hint="cs"/>
+          <w:rtl/>
+        </w:rPr>
+        <w:t>שכר</w:t>
+      </w:r>
+      <w:r>
+        <w:rPr>
+          <w:rFonts w:ascii="Times New Roman" w:eastAsia="Times New Roman" w:hAnsi="Times New Roman" w:cs="Times New Roman"/>
+        </w:rPr>
+        <w:t xml:space="preserve"> it talks about </w:t>
+      </w:r>
+      <w:r>
+        <w:rPr>
+          <w:rFonts w:ascii="Times New Roman" w:eastAsia="Times New Roman" w:hAnsi="Times New Roman" w:cs="Times New Roman" w:hint="cs"/>
+          <w:rtl/>
+        </w:rPr>
+        <w:t>עולם</w:t>
+      </w:r>
+      <w:r>
+        <w:rPr>
+          <w:rFonts w:ascii="Times New Roman" w:eastAsia="Times New Roman" w:hAnsi="Times New Roman" w:cs="Times New Roman"/>
+          <w:rtl/>
+        </w:rPr>
+        <w:t xml:space="preserve"> </w:t>
+      </w:r>
+      <w:r>
+        <w:rPr>
+          <w:rFonts w:ascii="Times New Roman" w:eastAsia="Times New Roman" w:hAnsi="Times New Roman" w:cs="Times New Roman" w:hint="cs"/>
+          <w:rtl/>
+        </w:rPr>
+        <w:t>הזה</w:t>
+      </w:r>
+      <w:r>
+        <w:rPr>
+          <w:rFonts w:ascii="Times New Roman" w:eastAsia="Times New Roman" w:hAnsi="Times New Roman" w:cs="Times New Roman"/>
+        </w:rPr>
+        <w:t>. A</w:t>
+      </w:r>
+      <w:r>
+        <w:rPr>
+          <w:rFonts w:ascii="Times New Roman" w:eastAsia="Times New Roman" w:hAnsi="Times New Roman" w:cs="Times New Roman"/>
+        </w:rPr>
+        <w:t>nd the obvious question is why doesn</w:t>
+      </w:r>
+      <w:r>
+        <w:rPr>
+          <w:rFonts w:ascii="Times New Roman" w:eastAsia="Times New Roman" w:hAnsi="Times New Roman" w:cs="Times New Roman"/>
+        </w:rPr>
+        <w:t>’</w:t>
+      </w:r>
+      <w:r>
+        <w:rPr>
+          <w:rFonts w:ascii="Times New Roman" w:eastAsia="Times New Roman" w:hAnsi="Times New Roman" w:cs="Times New Roman"/>
+        </w:rPr>
+        <w:t xml:space="preserve">t the </w:t>
+      </w:r>
+      <w:r>
+        <w:rPr>
+          <w:rFonts w:ascii="Times New Roman" w:eastAsia="Times New Roman" w:hAnsi="Times New Roman" w:cs="Times New Roman"/>
+          <w:rtl/>
+        </w:rPr>
+        <w:t>תורה</w:t>
+      </w:r>
+      <w:r>
+        <w:rPr>
+          <w:rFonts w:ascii="Times New Roman" w:eastAsia="Times New Roman" w:hAnsi="Times New Roman" w:cs="Times New Roman"/>
+        </w:rPr>
+        <w:t xml:space="preserve"> mention the designated </w:t>
+      </w:r>
+      <w:r>
+        <w:rPr>
+          <w:rFonts w:ascii="Times New Roman" w:eastAsia="Times New Roman" w:hAnsi="Times New Roman" w:cs="Times New Roman"/>
+          <w:rtl/>
+        </w:rPr>
+        <w:t>שכר</w:t>
+      </w:r>
+      <w:r>
+        <w:rPr>
+          <w:rFonts w:ascii="Times New Roman" w:eastAsia="Times New Roman" w:hAnsi="Times New Roman" w:cs="Times New Roman"/>
+        </w:rPr>
+        <w:t xml:space="preserve"> which is prepared</w:t>
+      </w:r>
+      <w:r>
+        <w:rPr>
+          <w:rFonts w:ascii="Times New Roman" w:eastAsia="Times New Roman" w:hAnsi="Times New Roman" w:cs="Times New Roman"/>
+        </w:rPr>
+        <w:t xml:space="preserve"> </w:t>
+      </w:r>
+      <w:r>
+        <w:rPr>
+          <w:rFonts w:ascii="Times New Roman" w:eastAsia="Times New Roman" w:hAnsi="Times New Roman" w:cs="Times New Roman" w:hint="cs"/>
+          <w:rtl/>
+        </w:rPr>
+        <w:t>לעולם</w:t>
+      </w:r>
+      <w:r>
+        <w:rPr>
+          <w:rFonts w:ascii="Times New Roman" w:eastAsia="Times New Roman" w:hAnsi="Times New Roman" w:cs="Times New Roman"/>
+          <w:rtl/>
+        </w:rPr>
+        <w:t xml:space="preserve"> </w:t>
+      </w:r>
+      <w:r>
+        <w:rPr>
+          <w:rFonts w:ascii="Times New Roman" w:eastAsia="Times New Roman" w:hAnsi="Times New Roman" w:cs="Times New Roman" w:hint="cs"/>
+          <w:rtl/>
+        </w:rPr>
+        <w:t>הבא</w:t>
+      </w:r>
+      <w:r>
+        <w:rPr>
+          <w:rFonts w:ascii="Times New Roman" w:eastAsia="Times New Roman" w:hAnsi="Times New Roman" w:cs="Times New Roman"/>
+        </w:rPr>
+        <w:t>?</w:t>
+      </w:r>
+      <w:r>
+        <w:rPr>
+          <w:rFonts w:ascii="Times New Roman" w:eastAsia="Times New Roman" w:hAnsi="Times New Roman" w:cs="Times New Roman"/>
+        </w:rPr>
+        <w:t xml:space="preserve"> </w:t>
+      </w:r>
+      <w:r>
+        <w:rPr>
+          <w:rFonts w:ascii="Times New Roman" w:eastAsia="Times New Roman" w:hAnsi="Times New Roman" w:cs="Times New Roman"/>
+        </w:rPr>
+        <w:t>A</w:t>
+      </w:r>
+      <w:r>
+        <w:rPr>
+          <w:rFonts w:ascii="Times New Roman" w:eastAsia="Times New Roman" w:hAnsi="Times New Roman" w:cs="Times New Roman"/>
+        </w:rPr>
+        <w:t xml:space="preserve">nd in fact this is a </w:t>
+      </w:r>
+      <w:r>
+        <w:rPr>
+          <w:rFonts w:ascii="Times New Roman" w:eastAsia="Times New Roman" w:hAnsi="Times New Roman" w:cs="Times New Roman"/>
+          <w:rtl/>
+        </w:rPr>
+        <w:t>קושיה</w:t>
+      </w:r>
+      <w:r>
+        <w:rPr>
+          <w:rFonts w:ascii="Times New Roman" w:eastAsia="Times New Roman" w:hAnsi="Times New Roman" w:cs="Times New Roman"/>
+        </w:rPr>
+        <w:t xml:space="preserve"> which was bothered by the greats of all time</w:t>
       </w:r>
       <w:r>
         <w:rPr>
@@ -24420,14 +27113,20 @@
         <w:rPr>
           <w:rFonts w:ascii="Times New Roman" w:eastAsia="Times New Roman" w:hAnsi="Times New Roman" w:cs="Times New Roman"/>
         </w:rPr>
-        <w:t xml:space="preserve"> a good </w:t>
-      </w:r>
-      <w:r>
-        <w:rPr>
-          <w:rFonts w:ascii="Times New Roman" w:eastAsia="Times New Roman" w:hAnsi="Times New Roman" w:cs="Times New Roman"/>
-          <w:rtl/>
-        </w:rPr>
-        <w:t>מתנה</w:t>
+        <w:t xml:space="preserve"> no less than the </w:t>
+      </w:r>
+      <w:r>
+        <w:rPr>
+          <w:rFonts w:ascii="Times New Roman" w:eastAsia="Times New Roman" w:hAnsi="Times New Roman" w:cs="Times New Roman"/>
+          <w:rtl/>
+        </w:rPr>
+        <w:t>מהר״ל</w:t>
+      </w:r>
+      <w:r>
+        <w:rPr>
+          <w:rFonts w:ascii="Times New Roman" w:eastAsia="Times New Roman" w:hAnsi="Times New Roman" w:cs="Times New Roman"/>
+        </w:rPr>
+        <w:t xml:space="preserve"> himself discusses it in a place</w:t>
       </w:r>
       <w:r>
         <w:rPr>
@@ -24439,419 +27138,6 @@
         <w:rPr>
           <w:rFonts w:ascii="Times New Roman" w:eastAsia="Times New Roman" w:hAnsi="Times New Roman" w:cs="Times New Roman"/>
         </w:rPr>
-        <w:t xml:space="preserve"> in my treasure house</w:t>
-      </w:r>
-      <w:r>
-        <w:rPr>
-          <w:rFonts w:ascii="Times New Roman" w:eastAsia="Times New Roman" w:hAnsi="Times New Roman" w:cs="Times New Roman"/>
-        </w:rPr>
-        <w:t xml:space="preserve">, </w:t>
-      </w:r>
-      <w:r>
-        <w:rPr>
-          <w:rFonts w:ascii="Times New Roman" w:eastAsia="Times New Roman" w:hAnsi="Times New Roman" w:cs="Times New Roman" w:hint="cs"/>
-          <w:rtl/>
-        </w:rPr>
-        <w:t>ושבת</w:t>
-      </w:r>
-      <w:r>
-        <w:rPr>
-          <w:rFonts w:ascii="Times New Roman" w:eastAsia="Times New Roman" w:hAnsi="Times New Roman" w:cs="Times New Roman"/>
-          <w:rtl/>
-        </w:rPr>
-        <w:t xml:space="preserve"> </w:t>
-      </w:r>
-      <w:r>
-        <w:rPr>
-          <w:rFonts w:ascii="Times New Roman" w:eastAsia="Times New Roman" w:hAnsi="Times New Roman" w:cs="Times New Roman" w:hint="cs"/>
-          <w:rtl/>
-        </w:rPr>
-        <w:t>שמה</w:t>
-      </w:r>
-      <w:r>
-        <w:rPr>
-          <w:rFonts w:ascii="Times New Roman" w:eastAsia="Times New Roman" w:hAnsi="Times New Roman" w:cs="Times New Roman"/>
-          <w:rtl/>
-        </w:rPr>
-        <w:t xml:space="preserve"> </w:t>
-      </w:r>
-      <w:r>
-        <w:rPr>
-          <w:rFonts w:ascii="Times New Roman" w:eastAsia="Times New Roman" w:hAnsi="Times New Roman" w:cs="Times New Roman" w:hint="cs"/>
-          <w:rtl/>
-        </w:rPr>
-        <w:t>ואני</w:t>
-      </w:r>
-      <w:r>
-        <w:rPr>
-          <w:rFonts w:ascii="Times New Roman" w:eastAsia="Times New Roman" w:hAnsi="Times New Roman" w:cs="Times New Roman"/>
-          <w:rtl/>
-        </w:rPr>
-        <w:t xml:space="preserve"> </w:t>
-      </w:r>
-      <w:r>
-        <w:rPr>
-          <w:rFonts w:ascii="Times New Roman" w:eastAsia="Times New Roman" w:hAnsi="Times New Roman" w:cs="Times New Roman" w:hint="cs"/>
-          <w:rtl/>
-        </w:rPr>
-        <w:t>מבקש</w:t>
-      </w:r>
-      <w:r>
-        <w:rPr>
-          <w:rFonts w:ascii="Times New Roman" w:eastAsia="Times New Roman" w:hAnsi="Times New Roman" w:cs="Times New Roman"/>
-          <w:rtl/>
-        </w:rPr>
-        <w:t xml:space="preserve"> </w:t>
-      </w:r>
-      <w:r>
-        <w:rPr>
-          <w:rFonts w:ascii="Times New Roman" w:eastAsia="Times New Roman" w:hAnsi="Times New Roman" w:cs="Times New Roman" w:hint="cs"/>
-          <w:rtl/>
-        </w:rPr>
-        <w:t>לתנה</w:t>
-      </w:r>
-      <w:r>
-        <w:rPr>
-          <w:rFonts w:ascii="Times New Roman" w:eastAsia="Times New Roman" w:hAnsi="Times New Roman" w:cs="Times New Roman"/>
-          <w:rtl/>
-        </w:rPr>
-        <w:t xml:space="preserve"> </w:t>
-      </w:r>
-      <w:r>
-        <w:rPr>
-          <w:rFonts w:ascii="Times New Roman" w:eastAsia="Times New Roman" w:hAnsi="Times New Roman" w:cs="Times New Roman" w:hint="cs"/>
-          <w:rtl/>
-        </w:rPr>
-        <w:t>לישראל</w:t>
-      </w:r>
-      <w:r>
-        <w:rPr>
-          <w:rFonts w:ascii="Times New Roman" w:eastAsia="Times New Roman" w:hAnsi="Times New Roman" w:cs="Times New Roman"/>
-          <w:rtl/>
-        </w:rPr>
-        <w:t xml:space="preserve"> </w:t>
-      </w:r>
-      <w:r>
-        <w:rPr>
-          <w:rFonts w:ascii="Times New Roman" w:eastAsia="Times New Roman" w:hAnsi="Times New Roman" w:cs="Times New Roman" w:hint="cs"/>
-          <w:rtl/>
-        </w:rPr>
-        <w:t>לך</w:t>
-      </w:r>
-      <w:r>
-        <w:rPr>
-          <w:rFonts w:ascii="Times New Roman" w:eastAsia="Times New Roman" w:hAnsi="Times New Roman" w:cs="Times New Roman"/>
-          <w:rtl/>
-        </w:rPr>
-        <w:t xml:space="preserve"> </w:t>
-      </w:r>
-      <w:r>
-        <w:rPr>
-          <w:rFonts w:ascii="Times New Roman" w:eastAsia="Times New Roman" w:hAnsi="Times New Roman" w:cs="Times New Roman" w:hint="cs"/>
-          <w:rtl/>
-        </w:rPr>
-        <w:t>והודיעם</w:t>
-      </w:r>
-      <w:r>
-        <w:rPr>
-          <w:rFonts w:ascii="Times New Roman" w:eastAsia="Times New Roman" w:hAnsi="Times New Roman" w:cs="Times New Roman"/>
-        </w:rPr>
-        <w:t xml:space="preserve"> </w:t>
-      </w:r>
-      <w:r>
-        <w:rPr>
-          <w:rFonts w:ascii="Times New Roman" w:eastAsia="Times New Roman" w:hAnsi="Times New Roman" w:cs="Times New Roman"/>
-        </w:rPr>
-        <w:t xml:space="preserve">- </w:t>
-      </w:r>
-      <w:r>
-        <w:rPr>
-          <w:rFonts w:ascii="Times New Roman" w:eastAsia="Times New Roman" w:hAnsi="Times New Roman" w:cs="Times New Roman"/>
-        </w:rPr>
-        <w:t xml:space="preserve">says the </w:t>
-      </w:r>
-      <w:r>
-        <w:rPr>
-          <w:rFonts w:ascii="Times New Roman" w:eastAsia="Times New Roman" w:hAnsi="Times New Roman" w:cs="Times New Roman"/>
-          <w:rtl/>
-        </w:rPr>
-        <w:t>מלבי"ם</w:t>
-      </w:r>
-      <w:r>
-        <w:rPr>
-          <w:rFonts w:ascii="Times New Roman" w:eastAsia="Times New Roman" w:hAnsi="Times New Roman" w:cs="Times New Roman"/>
-        </w:rPr>
-        <w:t>,</w:t>
-      </w:r>
-      <w:r>
-        <w:rPr>
-          <w:rFonts w:ascii="Times New Roman" w:eastAsia="Times New Roman" w:hAnsi="Times New Roman" w:cs="Times New Roman"/>
-        </w:rPr>
-        <w:t xml:space="preserve"> without raising the question over here</w:t>
-      </w:r>
-      <w:r>
-        <w:rPr>
-          <w:rFonts w:ascii="Times New Roman" w:eastAsia="Times New Roman" w:hAnsi="Times New Roman" w:cs="Times New Roman"/>
-        </w:rPr>
-        <w:t xml:space="preserve">: </w:t>
-      </w:r>
-      <w:r>
-        <w:rPr>
-          <w:rFonts w:ascii="Times New Roman" w:eastAsia="Times New Roman" w:hAnsi="Times New Roman" w:cs="Times New Roman"/>
-          <w:rtl/>
-        </w:rPr>
-        <w:t>רצה לומר</w:t>
-      </w:r>
-      <w:r>
-        <w:rPr>
-          <w:rFonts w:ascii="Times New Roman" w:eastAsia="Times New Roman" w:hAnsi="Times New Roman" w:cs="Times New Roman"/>
-        </w:rPr>
-        <w:t xml:space="preserve"> -</w:t>
-      </w:r>
-      <w:r>
-        <w:rPr>
-          <w:rFonts w:ascii="Times New Roman" w:eastAsia="Times New Roman" w:hAnsi="Times New Roman" w:cs="Times New Roman"/>
-        </w:rPr>
-        <w:t xml:space="preserve"> it</w:t>
-      </w:r>
-      <w:r>
-        <w:rPr>
-          <w:rFonts w:ascii="Times New Roman" w:eastAsia="Times New Roman" w:hAnsi="Times New Roman" w:cs="Times New Roman"/>
-        </w:rPr>
-        <w:t>’</w:t>
-      </w:r>
-      <w:r>
-        <w:rPr>
-          <w:rFonts w:ascii="Times New Roman" w:eastAsia="Times New Roman" w:hAnsi="Times New Roman" w:cs="Times New Roman"/>
-        </w:rPr>
-        <w:t xml:space="preserve">s evident that the </w:t>
-      </w:r>
-      <w:r>
-        <w:rPr>
-          <w:rFonts w:ascii="Times New Roman" w:eastAsia="Times New Roman" w:hAnsi="Times New Roman" w:cs="Times New Roman"/>
-          <w:rtl/>
-        </w:rPr>
-        <w:t>מלבי"ם</w:t>
-      </w:r>
-      <w:r>
-        <w:rPr>
-          <w:rFonts w:ascii="Times New Roman" w:eastAsia="Times New Roman" w:hAnsi="Times New Roman" w:cs="Times New Roman"/>
-        </w:rPr>
-        <w:t xml:space="preserve"> also was bothered what is this new </w:t>
-      </w:r>
-      <w:r>
-        <w:rPr>
-          <w:rFonts w:ascii="Times New Roman" w:eastAsia="Times New Roman" w:hAnsi="Times New Roman" w:cs="Times New Roman"/>
-          <w:rtl/>
-        </w:rPr>
-        <w:t>מתנה</w:t>
-      </w:r>
-      <w:r>
-        <w:rPr>
-          <w:rFonts w:ascii="Times New Roman" w:eastAsia="Times New Roman" w:hAnsi="Times New Roman" w:cs="Times New Roman"/>
-        </w:rPr>
-        <w:t xml:space="preserve"> is giving </w:t>
-      </w:r>
-      <w:r>
-        <w:rPr>
-          <w:rFonts w:ascii="Times New Roman" w:eastAsia="Times New Roman" w:hAnsi="Times New Roman" w:cs="Times New Roman"/>
-          <w:rtl/>
-        </w:rPr>
-        <w:t>כלל ישראל</w:t>
-      </w:r>
-      <w:r>
-        <w:rPr>
-          <w:rFonts w:ascii="Times New Roman" w:eastAsia="Times New Roman" w:hAnsi="Times New Roman" w:cs="Times New Roman"/>
-        </w:rPr>
-        <w:t xml:space="preserve"> in the form of </w:t>
-      </w:r>
-      <w:r>
-        <w:rPr>
-          <w:rFonts w:ascii="Times New Roman" w:eastAsia="Times New Roman" w:hAnsi="Times New Roman" w:cs="Times New Roman"/>
-          <w:rtl/>
-        </w:rPr>
-        <w:t>שבת</w:t>
-      </w:r>
-      <w:r>
-        <w:rPr>
-          <w:rFonts w:ascii="Times New Roman" w:eastAsia="Times New Roman" w:hAnsi="Times New Roman" w:cs="Times New Roman"/>
-        </w:rPr>
-        <w:t xml:space="preserve"> when we know that in fact </w:t>
-      </w:r>
-      <w:r>
-        <w:rPr>
-          <w:rFonts w:ascii="Times New Roman" w:eastAsia="Times New Roman" w:hAnsi="Times New Roman" w:cs="Times New Roman"/>
-          <w:rtl/>
-        </w:rPr>
-        <w:t>שבת</w:t>
-      </w:r>
-      <w:r>
-        <w:rPr>
-          <w:rFonts w:ascii="Times New Roman" w:eastAsia="Times New Roman" w:hAnsi="Times New Roman" w:cs="Times New Roman"/>
-        </w:rPr>
-        <w:t xml:space="preserve"> was already long given to us</w:t>
-      </w:r>
-      <w:r>
-        <w:rPr>
-          <w:rFonts w:ascii="Times New Roman" w:eastAsia="Times New Roman" w:hAnsi="Times New Roman" w:cs="Times New Roman"/>
-        </w:rPr>
-        <w:t>?</w:t>
-      </w:r>
-      <w:r>
-        <w:rPr>
-          <w:rFonts w:ascii="Times New Roman" w:eastAsia="Times New Roman" w:hAnsi="Times New Roman" w:cs="Times New Roman"/>
-        </w:rPr>
-        <w:t xml:space="preserve"> </w:t>
-      </w:r>
-      <w:r>
-        <w:rPr>
-          <w:rFonts w:ascii="Times New Roman" w:eastAsia="Times New Roman" w:hAnsi="Times New Roman" w:cs="Times New Roman"/>
-        </w:rPr>
-        <w:t>S</w:t>
-      </w:r>
-      <w:r>
-        <w:rPr>
-          <w:rFonts w:ascii="Times New Roman" w:eastAsia="Times New Roman" w:hAnsi="Times New Roman" w:cs="Times New Roman"/>
-        </w:rPr>
-        <w:t xml:space="preserve">o what is the new </w:t>
-      </w:r>
-      <w:r>
-        <w:rPr>
-          <w:rFonts w:ascii="Times New Roman" w:eastAsia="Times New Roman" w:hAnsi="Times New Roman" w:cs="Times New Roman"/>
-          <w:rtl/>
-        </w:rPr>
-        <w:t>מתנה</w:t>
-      </w:r>
-      <w:r>
-        <w:rPr>
-          <w:rFonts w:ascii="Times New Roman" w:eastAsia="Times New Roman" w:hAnsi="Times New Roman" w:cs="Times New Roman"/>
-        </w:rPr>
-        <w:t>,</w:t>
-      </w:r>
-      <w:r>
-        <w:rPr>
-          <w:rFonts w:ascii="Times New Roman" w:eastAsia="Times New Roman" w:hAnsi="Times New Roman" w:cs="Times New Roman"/>
-        </w:rPr>
-        <w:t xml:space="preserve"> what is the new idea that </w:t>
-      </w:r>
-      <w:r>
-        <w:rPr>
-          <w:rFonts w:ascii="Times New Roman" w:eastAsia="Times New Roman" w:hAnsi="Times New Roman" w:cs="Times New Roman"/>
-          <w:rtl/>
-        </w:rPr>
-        <w:t>משה רבינו</w:t>
-      </w:r>
-      <w:r>
-        <w:rPr>
-          <w:rFonts w:ascii="Times New Roman" w:eastAsia="Times New Roman" w:hAnsi="Times New Roman" w:cs="Times New Roman"/>
-        </w:rPr>
-        <w:t xml:space="preserve"> is supposed to impart the </w:t>
-      </w:r>
-      <w:r>
-        <w:rPr>
-          <w:rFonts w:ascii="Times New Roman" w:eastAsia="Times New Roman" w:hAnsi="Times New Roman" w:cs="Times New Roman"/>
-          <w:rtl/>
-        </w:rPr>
-        <w:t>כלל ישראל</w:t>
-      </w:r>
-      <w:r>
-        <w:rPr>
-          <w:rFonts w:ascii="Times New Roman" w:eastAsia="Times New Roman" w:hAnsi="Times New Roman" w:cs="Times New Roman"/>
-        </w:rPr>
-        <w:t xml:space="preserve"> that they are receiving now a great </w:t>
-      </w:r>
-      <w:r>
-        <w:rPr>
-          <w:rFonts w:ascii="Times New Roman" w:eastAsia="Times New Roman" w:hAnsi="Times New Roman" w:cs="Times New Roman"/>
-          <w:rtl/>
-        </w:rPr>
-        <w:t>מתנה</w:t>
-      </w:r>
-      <w:r>
-        <w:rPr>
-          <w:rFonts w:ascii="Times New Roman" w:eastAsia="Times New Roman" w:hAnsi="Times New Roman" w:cs="Times New Roman"/>
-        </w:rPr>
-        <w:t xml:space="preserve"> a </w:t>
-      </w:r>
-      <w:r>
-        <w:rPr>
-          <w:rFonts w:ascii="Times New Roman" w:eastAsia="Times New Roman" w:hAnsi="Times New Roman" w:cs="Times New Roman"/>
-          <w:rtl/>
-        </w:rPr>
-        <w:t>מתנה טובה</w:t>
-      </w:r>
-      <w:r>
-        <w:rPr>
-          <w:rFonts w:ascii="Times New Roman" w:eastAsia="Times New Roman" w:hAnsi="Times New Roman" w:cs="Times New Roman"/>
-        </w:rPr>
-        <w:t xml:space="preserve"> called </w:t>
-      </w:r>
-      <w:r>
-        <w:rPr>
-          <w:rFonts w:ascii="Times New Roman" w:eastAsia="Times New Roman" w:hAnsi="Times New Roman" w:cs="Times New Roman"/>
-          <w:rtl/>
-        </w:rPr>
-        <w:t>שבת</w:t>
-      </w:r>
-      <w:r>
-        <w:rPr>
-          <w:rFonts w:ascii="Times New Roman" w:eastAsia="Times New Roman" w:hAnsi="Times New Roman" w:cs="Times New Roman"/>
-        </w:rPr>
-        <w:t xml:space="preserve"> </w:t>
-      </w:r>
-      <w:r>
-        <w:rPr>
-          <w:rFonts w:ascii="Times New Roman" w:eastAsia="Times New Roman" w:hAnsi="Times New Roman" w:cs="Times New Roman"/>
-        </w:rPr>
-        <w:t xml:space="preserve">- </w:t>
-      </w:r>
-      <w:r>
-        <w:rPr>
-          <w:rFonts w:ascii="Times New Roman" w:eastAsia="Times New Roman" w:hAnsi="Times New Roman" w:cs="Times New Roman"/>
-        </w:rPr>
-        <w:t>there</w:t>
-      </w:r>
-      <w:r>
-        <w:rPr>
-          <w:rFonts w:ascii="Times New Roman" w:eastAsia="Times New Roman" w:hAnsi="Times New Roman" w:cs="Times New Roman"/>
-        </w:rPr>
-        <w:t>’</w:t>
-      </w:r>
-      <w:r>
-        <w:rPr>
-          <w:rFonts w:ascii="Times New Roman" w:eastAsia="Times New Roman" w:hAnsi="Times New Roman" w:cs="Times New Roman"/>
-        </w:rPr>
-        <w:t xml:space="preserve">s nothing new about </w:t>
-      </w:r>
-      <w:r>
-        <w:rPr>
-          <w:rFonts w:ascii="Times New Roman" w:eastAsia="Times New Roman" w:hAnsi="Times New Roman" w:cs="Times New Roman"/>
-          <w:rtl/>
-        </w:rPr>
-        <w:t>שבת</w:t>
-      </w:r>
-      <w:r>
-        <w:rPr>
-          <w:rFonts w:ascii="Times New Roman" w:eastAsia="Times New Roman" w:hAnsi="Times New Roman" w:cs="Times New Roman"/>
-        </w:rPr>
-        <w:t>?</w:t>
-      </w:r>
-      <w:r>
-        <w:rPr>
-          <w:rFonts w:ascii="Times New Roman" w:eastAsia="Times New Roman" w:hAnsi="Times New Roman" w:cs="Times New Roman"/>
-        </w:rPr>
-        <w:t xml:space="preserve"> </w:t>
-      </w:r>
-      <w:r>
-        <w:rPr>
-          <w:rFonts w:ascii="Times New Roman" w:eastAsia="Times New Roman" w:hAnsi="Times New Roman" w:cs="Times New Roman"/>
-        </w:rPr>
-        <w:t>Says</w:t>
-      </w:r>
-      <w:r>
-        <w:rPr>
-          <w:rFonts w:ascii="Times New Roman" w:eastAsia="Times New Roman" w:hAnsi="Times New Roman" w:cs="Times New Roman"/>
-        </w:rPr>
         <w:t xml:space="preserve"> the </w:t>
       </w:r>
       <w:r>
@@ -24859,2293 +27145,7 @@
           <w:rFonts w:ascii="Times New Roman" w:eastAsia="Times New Roman" w:hAnsi="Times New Roman" w:cs="Times New Roman"/>
           <w:rtl/>
         </w:rPr>
-        <w:t xml:space="preserve">מלבי"ם </w:t>
-      </w:r>
-      <w:r>
-        <w:rPr>
-          <w:rFonts w:ascii="Times New Roman" w:eastAsia="Times New Roman" w:hAnsi="Times New Roman" w:cs="Times New Roman"/>
-        </w:rPr>
-        <w:t xml:space="preserve">: </w:t>
-      </w:r>
-      <w:r>
-        <w:rPr>
-          <w:rFonts w:ascii="Times New Roman" w:eastAsia="Times New Roman" w:hAnsi="Times New Roman" w:cs="Times New Roman"/>
-          <w:rtl/>
-        </w:rPr>
-        <w:t>רצה לומר</w:t>
-      </w:r>
-      <w:r>
-        <w:rPr>
-          <w:rFonts w:ascii="Times New Roman" w:eastAsia="Times New Roman" w:hAnsi="Times New Roman" w:cs="Times New Roman"/>
-        </w:rPr>
-        <w:t xml:space="preserve"> - </w:t>
-      </w:r>
-      <w:r>
-        <w:rPr>
-          <w:rFonts w:ascii="Times New Roman" w:eastAsia="Times New Roman" w:hAnsi="Times New Roman" w:cs="Times New Roman"/>
-        </w:rPr>
-        <w:t xml:space="preserve">the intent of this </w:t>
-      </w:r>
-      <w:r>
-        <w:rPr>
-          <w:rFonts w:ascii="Times New Roman" w:eastAsia="Times New Roman" w:hAnsi="Times New Roman" w:cs="Times New Roman"/>
-          <w:rtl/>
-        </w:rPr>
-        <w:t>חז"ל</w:t>
-      </w:r>
-      <w:r>
-        <w:rPr>
-          <w:rFonts w:ascii="Times New Roman" w:eastAsia="Times New Roman" w:hAnsi="Times New Roman" w:cs="Times New Roman"/>
-        </w:rPr>
-        <w:t xml:space="preserve"> is</w:t>
-      </w:r>
-      <w:r>
-        <w:rPr>
-          <w:rFonts w:ascii="Times New Roman" w:eastAsia="Times New Roman" w:hAnsi="Times New Roman" w:cs="Times New Roman"/>
-        </w:rPr>
-        <w:t>,</w:t>
-      </w:r>
-      <w:r>
-        <w:rPr>
-          <w:rFonts w:ascii="Times New Roman" w:eastAsia="Times New Roman" w:hAnsi="Times New Roman" w:cs="Times New Roman"/>
-        </w:rPr>
-        <w:t xml:space="preserve"> because I want you to know</w:t>
-      </w:r>
-      <w:r>
-        <w:rPr>
-          <w:rFonts w:ascii="Times New Roman" w:eastAsia="Times New Roman" w:hAnsi="Times New Roman" w:cs="Times New Roman"/>
-        </w:rPr>
-        <w:t>,</w:t>
-      </w:r>
-      <w:r>
-        <w:rPr>
-          <w:rFonts w:ascii="Times New Roman" w:eastAsia="Times New Roman" w:hAnsi="Times New Roman" w:cs="Times New Roman"/>
-        </w:rPr>
-        <w:t xml:space="preserve"> says</w:t>
-      </w:r>
-      <w:r>
-        <w:rPr>
-          <w:rFonts w:ascii="Times New Roman" w:eastAsia="Times New Roman" w:hAnsi="Times New Roman" w:cs="Times New Roman"/>
-        </w:rPr>
-        <w:t xml:space="preserve"> the</w:t>
-      </w:r>
-      <w:r>
-        <w:rPr>
-          <w:rFonts w:ascii="Times New Roman" w:eastAsia="Times New Roman" w:hAnsi="Times New Roman" w:cs="Times New Roman"/>
-        </w:rPr>
-        <w:t xml:space="preserve"> </w:t>
-      </w:r>
-      <w:r>
-        <w:rPr>
-          <w:rFonts w:ascii="Times New Roman" w:eastAsia="Times New Roman" w:hAnsi="Times New Roman" w:cs="Times New Roman"/>
-          <w:rtl/>
-        </w:rPr>
-        <w:t>מלבי"ם</w:t>
-      </w:r>
-      <w:r>
-        <w:rPr>
-          <w:rFonts w:ascii="Times New Roman" w:eastAsia="Times New Roman" w:hAnsi="Times New Roman" w:cs="Times New Roman"/>
-        </w:rPr>
-        <w:t>,</w:t>
-      </w:r>
-      <w:r>
-        <w:rPr>
-          <w:rFonts w:ascii="Times New Roman" w:eastAsia="Times New Roman" w:hAnsi="Times New Roman" w:cs="Times New Roman" w:hint="cs"/>
-          <w:rtl/>
-        </w:rPr>
-        <w:t>כי</w:t>
-      </w:r>
-      <w:r>
-        <w:rPr>
-          <w:rFonts w:ascii="Times New Roman" w:eastAsia="Times New Roman" w:hAnsi="Times New Roman" w:cs="Times New Roman"/>
-          <w:rtl/>
-        </w:rPr>
-        <w:t xml:space="preserve"> </w:t>
-      </w:r>
-      <w:r>
-        <w:rPr>
-          <w:rFonts w:ascii="Times New Roman" w:eastAsia="Times New Roman" w:hAnsi="Times New Roman" w:cs="Times New Roman" w:hint="cs"/>
-          <w:rtl/>
-        </w:rPr>
-        <w:t>תענוגי</w:t>
-      </w:r>
-      <w:r>
-        <w:rPr>
-          <w:rFonts w:ascii="Times New Roman" w:eastAsia="Times New Roman" w:hAnsi="Times New Roman" w:cs="Times New Roman"/>
-          <w:rtl/>
-        </w:rPr>
-        <w:t xml:space="preserve"> </w:t>
-      </w:r>
-      <w:r>
-        <w:rPr>
-          <w:rFonts w:ascii="Times New Roman" w:eastAsia="Times New Roman" w:hAnsi="Times New Roman" w:cs="Times New Roman" w:hint="cs"/>
-          <w:rtl/>
-        </w:rPr>
-        <w:t>העוה</w:t>
-      </w:r>
-      <w:r>
-        <w:rPr>
-          <w:rFonts w:ascii="Times New Roman" w:eastAsia="Times New Roman" w:hAnsi="Times New Roman" w:cs="Times New Roman"/>
-          <w:rtl/>
-        </w:rPr>
-        <w:t>"</w:t>
-      </w:r>
-      <w:r>
-        <w:rPr>
-          <w:rFonts w:ascii="Times New Roman" w:eastAsia="Times New Roman" w:hAnsi="Times New Roman" w:cs="Times New Roman" w:hint="cs"/>
-          <w:rtl/>
-        </w:rPr>
-        <w:t>ב</w:t>
-      </w:r>
-      <w:r>
-        <w:rPr>
-          <w:rFonts w:ascii="Times New Roman" w:eastAsia="Times New Roman" w:hAnsi="Times New Roman" w:cs="Times New Roman"/>
-          <w:rtl/>
-        </w:rPr>
-        <w:t xml:space="preserve"> </w:t>
-      </w:r>
-      <w:r>
-        <w:rPr>
-          <w:rFonts w:ascii="Times New Roman" w:eastAsia="Times New Roman" w:hAnsi="Times New Roman" w:cs="Times New Roman"/>
-        </w:rPr>
-        <w:t xml:space="preserve"> - </w:t>
-      </w:r>
-      <w:r>
-        <w:rPr>
-          <w:rFonts w:ascii="Times New Roman" w:eastAsia="Times New Roman" w:hAnsi="Times New Roman" w:cs="Times New Roman"/>
-        </w:rPr>
-        <w:t>because the pleasure o</w:t>
-      </w:r>
-      <w:r>
-        <w:rPr>
-          <w:rFonts w:ascii="Times New Roman" w:eastAsia="Times New Roman" w:hAnsi="Times New Roman" w:cs="Times New Roman"/>
-        </w:rPr>
-        <w:t xml:space="preserve">f </w:t>
-      </w:r>
-      <w:r>
-        <w:rPr>
-          <w:rFonts w:ascii="Times New Roman" w:eastAsia="Times New Roman" w:hAnsi="Times New Roman" w:cs="Times New Roman" w:hint="cs"/>
-          <w:rtl/>
-        </w:rPr>
-        <w:t>עולם</w:t>
-      </w:r>
-      <w:r>
-        <w:rPr>
-          <w:rFonts w:ascii="Times New Roman" w:eastAsia="Times New Roman" w:hAnsi="Times New Roman" w:cs="Times New Roman"/>
-          <w:rtl/>
-        </w:rPr>
-        <w:t xml:space="preserve"> </w:t>
-      </w:r>
-      <w:r>
-        <w:rPr>
-          <w:rFonts w:ascii="Times New Roman" w:eastAsia="Times New Roman" w:hAnsi="Times New Roman" w:cs="Times New Roman" w:hint="cs"/>
-          <w:rtl/>
-        </w:rPr>
-        <w:t>הבא</w:t>
-      </w:r>
-      <w:r>
-        <w:rPr>
-          <w:rFonts w:ascii="Times New Roman" w:eastAsia="Times New Roman" w:hAnsi="Times New Roman" w:cs="Times New Roman"/>
-        </w:rPr>
-        <w:t>,</w:t>
-      </w:r>
-      <w:r>
-        <w:rPr>
-          <w:rFonts w:ascii="Times New Roman" w:eastAsia="Times New Roman" w:hAnsi="Times New Roman" w:cs="Times New Roman"/>
-        </w:rPr>
-        <w:t xml:space="preserve"> </w:t>
-      </w:r>
-      <w:r>
-        <w:rPr>
-          <w:rFonts w:ascii="Times New Roman" w:eastAsia="Times New Roman" w:hAnsi="Times New Roman" w:cs="Times New Roman" w:hint="cs"/>
-          <w:rtl/>
-        </w:rPr>
-        <w:t>א</w:t>
-      </w:r>
-      <w:r>
-        <w:rPr>
-          <w:rFonts w:ascii="Times New Roman" w:eastAsia="Times New Roman" w:hAnsi="Times New Roman" w:cs="Times New Roman"/>
-          <w:rtl/>
-        </w:rPr>
-        <w:t>"</w:t>
-      </w:r>
-      <w:r>
-        <w:rPr>
-          <w:rFonts w:ascii="Times New Roman" w:eastAsia="Times New Roman" w:hAnsi="Times New Roman" w:cs="Times New Roman" w:hint="cs"/>
-          <w:rtl/>
-        </w:rPr>
-        <w:t>א</w:t>
-      </w:r>
-      <w:r>
-        <w:rPr>
-          <w:rFonts w:ascii="Times New Roman" w:eastAsia="Times New Roman" w:hAnsi="Times New Roman" w:cs="Times New Roman"/>
-          <w:rtl/>
-        </w:rPr>
-        <w:t xml:space="preserve"> </w:t>
-      </w:r>
-      <w:r>
-        <w:rPr>
-          <w:rFonts w:ascii="Times New Roman" w:eastAsia="Times New Roman" w:hAnsi="Times New Roman" w:cs="Times New Roman" w:hint="cs"/>
-          <w:rtl/>
-        </w:rPr>
-        <w:t>שישיג</w:t>
-      </w:r>
-      <w:r>
-        <w:rPr>
-          <w:rFonts w:ascii="Times New Roman" w:eastAsia="Times New Roman" w:hAnsi="Times New Roman" w:cs="Times New Roman"/>
-          <w:rtl/>
-        </w:rPr>
-        <w:t xml:space="preserve"> </w:t>
-      </w:r>
-      <w:r>
-        <w:rPr>
-          <w:rFonts w:ascii="Times New Roman" w:eastAsia="Times New Roman" w:hAnsi="Times New Roman" w:cs="Times New Roman" w:hint="cs"/>
-          <w:rtl/>
-        </w:rPr>
-        <w:t>האדם</w:t>
-      </w:r>
-      <w:r>
-        <w:rPr>
-          <w:rFonts w:ascii="Times New Roman" w:eastAsia="Times New Roman" w:hAnsi="Times New Roman" w:cs="Times New Roman"/>
-          <w:rtl/>
-        </w:rPr>
-        <w:t xml:space="preserve"> </w:t>
-      </w:r>
-      <w:r>
-        <w:rPr>
-          <w:rFonts w:ascii="Times New Roman" w:eastAsia="Times New Roman" w:hAnsi="Times New Roman" w:cs="Times New Roman" w:hint="cs"/>
-          <w:rtl/>
-        </w:rPr>
-        <w:t>בחיים</w:t>
-      </w:r>
-      <w:r>
-        <w:rPr>
-          <w:rFonts w:ascii="Times New Roman" w:eastAsia="Times New Roman" w:hAnsi="Times New Roman" w:cs="Times New Roman"/>
-        </w:rPr>
-        <w:t xml:space="preserve"> - on this world, </w:t>
-      </w:r>
-      <w:r>
-        <w:rPr>
-          <w:rFonts w:ascii="Times New Roman" w:eastAsia="Times New Roman" w:hAnsi="Times New Roman" w:cs="Times New Roman"/>
-        </w:rPr>
-        <w:t xml:space="preserve">we have no </w:t>
-      </w:r>
-      <w:r>
-        <w:rPr>
-          <w:rFonts w:ascii="Times New Roman" w:eastAsia="Times New Roman" w:hAnsi="Times New Roman" w:cs="Times New Roman"/>
-          <w:rtl/>
-        </w:rPr>
-        <w:t>השגה</w:t>
-      </w:r>
-      <w:r>
-        <w:rPr>
-          <w:rFonts w:ascii="Times New Roman" w:eastAsia="Times New Roman" w:hAnsi="Times New Roman" w:cs="Times New Roman"/>
-        </w:rPr>
-        <w:t xml:space="preserve"> whatsoever</w:t>
-      </w:r>
-      <w:r>
-        <w:rPr>
-          <w:rFonts w:ascii="Times New Roman" w:eastAsia="Times New Roman" w:hAnsi="Times New Roman" w:cs="Times New Roman"/>
-        </w:rPr>
-        <w:t>,</w:t>
-      </w:r>
-      <w:r>
-        <w:rPr>
-          <w:rFonts w:ascii="Times New Roman" w:eastAsia="Times New Roman" w:hAnsi="Times New Roman" w:cs="Times New Roman"/>
-        </w:rPr>
-        <w:t xml:space="preserve"> we cannot understand</w:t>
-      </w:r>
-      <w:r>
-        <w:rPr>
-          <w:rFonts w:ascii="Times New Roman" w:eastAsia="Times New Roman" w:hAnsi="Times New Roman" w:cs="Times New Roman"/>
-        </w:rPr>
-        <w:t>,</w:t>
-      </w:r>
-      <w:r>
-        <w:rPr>
-          <w:rFonts w:ascii="Times New Roman" w:eastAsia="Times New Roman" w:hAnsi="Times New Roman" w:cs="Times New Roman"/>
-        </w:rPr>
-        <w:t xml:space="preserve"> we cannot comprehend</w:t>
-      </w:r>
-      <w:r>
-        <w:rPr>
-          <w:rFonts w:ascii="Times New Roman" w:eastAsia="Times New Roman" w:hAnsi="Times New Roman" w:cs="Times New Roman"/>
-        </w:rPr>
-        <w:t>,</w:t>
-      </w:r>
-      <w:r>
-        <w:rPr>
-          <w:rFonts w:ascii="Times New Roman" w:eastAsia="Times New Roman" w:hAnsi="Times New Roman" w:cs="Times New Roman"/>
-        </w:rPr>
-        <w:t xml:space="preserve"> we cannot relate to the idea of the immense</w:t>
-      </w:r>
-      <w:r>
-        <w:rPr>
-          <w:rFonts w:ascii="Times New Roman" w:eastAsia="Times New Roman" w:hAnsi="Times New Roman" w:cs="Times New Roman"/>
-        </w:rPr>
-        <w:t>,</w:t>
-      </w:r>
-      <w:r>
-        <w:rPr>
-          <w:rFonts w:ascii="Times New Roman" w:eastAsia="Times New Roman" w:hAnsi="Times New Roman" w:cs="Times New Roman"/>
-        </w:rPr>
-        <w:t xml:space="preserve"> immense</w:t>
-      </w:r>
-      <w:r>
-        <w:rPr>
-          <w:rFonts w:ascii="Times New Roman" w:eastAsia="Times New Roman" w:hAnsi="Times New Roman" w:cs="Times New Roman"/>
-        </w:rPr>
-        <w:t>,</w:t>
-      </w:r>
-      <w:r>
-        <w:rPr>
-          <w:rFonts w:ascii="Times New Roman" w:eastAsia="Times New Roman" w:hAnsi="Times New Roman" w:cs="Times New Roman"/>
-        </w:rPr>
-        <w:t xml:space="preserve"> tremendous</w:t>
-      </w:r>
-      <w:r>
-        <w:rPr>
-          <w:rFonts w:ascii="Times New Roman" w:eastAsia="Times New Roman" w:hAnsi="Times New Roman" w:cs="Times New Roman"/>
-        </w:rPr>
-        <w:t>,</w:t>
-      </w:r>
-      <w:r>
-        <w:rPr>
-          <w:rFonts w:ascii="Times New Roman" w:eastAsia="Times New Roman" w:hAnsi="Times New Roman" w:cs="Times New Roman"/>
-        </w:rPr>
-        <w:t xml:space="preserve"> tremendous pleasures of </w:t>
-      </w:r>
-      <w:r>
-        <w:rPr>
-          <w:rFonts w:ascii="Times New Roman" w:eastAsia="Times New Roman" w:hAnsi="Times New Roman" w:cs="Times New Roman"/>
-          <w:rtl/>
-        </w:rPr>
-        <w:t>עולם הבא</w:t>
-      </w:r>
-      <w:r>
-        <w:rPr>
-          <w:rFonts w:ascii="Times New Roman" w:eastAsia="Times New Roman" w:hAnsi="Times New Roman" w:cs="Times New Roman"/>
-        </w:rPr>
-        <w:t xml:space="preserve">. </w:t>
-      </w:r>
-      <w:r>
-        <w:rPr>
-          <w:rFonts w:ascii="Times New Roman" w:eastAsia="Times New Roman" w:hAnsi="Times New Roman" w:cs="Times New Roman" w:hint="cs"/>
-          <w:rtl/>
-        </w:rPr>
-        <w:t>כי</w:t>
-      </w:r>
-      <w:r>
-        <w:rPr>
-          <w:rFonts w:ascii="Times New Roman" w:eastAsia="Times New Roman" w:hAnsi="Times New Roman" w:cs="Times New Roman"/>
-          <w:rtl/>
-        </w:rPr>
-        <w:t xml:space="preserve"> </w:t>
-      </w:r>
-      <w:r>
-        <w:rPr>
-          <w:rFonts w:ascii="Times New Roman" w:eastAsia="Times New Roman" w:hAnsi="Times New Roman" w:cs="Times New Roman" w:hint="cs"/>
-          <w:rtl/>
-        </w:rPr>
-        <w:t>בעוד</w:t>
-      </w:r>
-      <w:r>
-        <w:rPr>
-          <w:rFonts w:ascii="Times New Roman" w:eastAsia="Times New Roman" w:hAnsi="Times New Roman" w:cs="Times New Roman"/>
-          <w:rtl/>
-        </w:rPr>
-        <w:t xml:space="preserve"> </w:t>
-      </w:r>
-      <w:r>
-        <w:rPr>
-          <w:rFonts w:ascii="Times New Roman" w:eastAsia="Times New Roman" w:hAnsi="Times New Roman" w:cs="Times New Roman" w:hint="cs"/>
-          <w:rtl/>
-        </w:rPr>
-        <w:t>הנפש</w:t>
-      </w:r>
-      <w:r>
-        <w:rPr>
-          <w:rFonts w:ascii="Times New Roman" w:eastAsia="Times New Roman" w:hAnsi="Times New Roman" w:cs="Times New Roman"/>
-          <w:rtl/>
-        </w:rPr>
-        <w:t xml:space="preserve"> </w:t>
-      </w:r>
-      <w:r>
-        <w:rPr>
-          <w:rFonts w:ascii="Times New Roman" w:eastAsia="Times New Roman" w:hAnsi="Times New Roman" w:cs="Times New Roman" w:hint="cs"/>
-          <w:rtl/>
-        </w:rPr>
-        <w:t>קשורה</w:t>
-      </w:r>
-      <w:r>
-        <w:rPr>
-          <w:rFonts w:ascii="Times New Roman" w:eastAsia="Times New Roman" w:hAnsi="Times New Roman" w:cs="Times New Roman"/>
-          <w:rtl/>
-        </w:rPr>
-        <w:t xml:space="preserve"> </w:t>
-      </w:r>
-      <w:r>
-        <w:rPr>
-          <w:rFonts w:ascii="Times New Roman" w:eastAsia="Times New Roman" w:hAnsi="Times New Roman" w:cs="Times New Roman" w:hint="cs"/>
-          <w:rtl/>
-        </w:rPr>
-        <w:t>בחומר</w:t>
-      </w:r>
-      <w:r>
-        <w:rPr>
-          <w:rFonts w:ascii="Times New Roman" w:eastAsia="Times New Roman" w:hAnsi="Times New Roman" w:cs="Times New Roman"/>
-        </w:rPr>
-        <w:t xml:space="preserve"> </w:t>
-      </w:r>
-      <w:r>
-        <w:rPr>
-          <w:rFonts w:ascii="Times New Roman" w:eastAsia="Times New Roman" w:hAnsi="Times New Roman" w:cs="Times New Roman"/>
-        </w:rPr>
-        <w:t xml:space="preserve">- because </w:t>
-      </w:r>
-      <w:r>
-        <w:rPr>
-          <w:rFonts w:ascii="Times New Roman" w:eastAsia="Times New Roman" w:hAnsi="Times New Roman" w:cs="Times New Roman" w:hint="cs"/>
-          <w:rtl/>
-        </w:rPr>
-        <w:t>כל</w:t>
-      </w:r>
-      <w:r>
-        <w:rPr>
-          <w:rFonts w:ascii="Times New Roman" w:eastAsia="Times New Roman" w:hAnsi="Times New Roman" w:cs="Times New Roman"/>
-          <w:rtl/>
-        </w:rPr>
-        <w:t xml:space="preserve"> </w:t>
-      </w:r>
-      <w:r>
-        <w:rPr>
-          <w:rFonts w:ascii="Times New Roman" w:eastAsia="Times New Roman" w:hAnsi="Times New Roman" w:cs="Times New Roman" w:hint="cs"/>
-          <w:rtl/>
-        </w:rPr>
-        <w:t>זמן</w:t>
-      </w:r>
-      <w:r>
-        <w:rPr>
-          <w:rFonts w:ascii="Times New Roman" w:eastAsia="Times New Roman" w:hAnsi="Times New Roman" w:cs="Times New Roman"/>
-        </w:rPr>
-        <w:t xml:space="preserve"> that the </w:t>
-      </w:r>
-      <w:r>
-        <w:rPr>
-          <w:rFonts w:ascii="Times New Roman" w:eastAsia="Times New Roman" w:hAnsi="Times New Roman" w:cs="Times New Roman"/>
-          <w:rtl/>
-        </w:rPr>
-        <w:t>נשמה</w:t>
-      </w:r>
-      <w:r>
-        <w:rPr>
-          <w:rFonts w:ascii="Times New Roman" w:eastAsia="Times New Roman" w:hAnsi="Times New Roman" w:cs="Times New Roman"/>
-        </w:rPr>
-        <w:t xml:space="preserve"> is still connected with the material</w:t>
-      </w:r>
-      <w:r>
-        <w:rPr>
-          <w:rFonts w:ascii="Times New Roman" w:eastAsia="Times New Roman" w:hAnsi="Times New Roman" w:cs="Times New Roman"/>
-        </w:rPr>
-        <w:t>,</w:t>
-      </w:r>
-      <w:r>
-        <w:rPr>
-          <w:rFonts w:ascii="Times New Roman" w:eastAsia="Times New Roman" w:hAnsi="Times New Roman" w:cs="Times New Roman"/>
-        </w:rPr>
-        <w:t xml:space="preserve"> with our </w:t>
-      </w:r>
-      <w:r>
-        <w:rPr>
-          <w:rFonts w:ascii="Times New Roman" w:eastAsia="Times New Roman" w:hAnsi="Times New Roman" w:cs="Times New Roman"/>
-          <w:rtl/>
-        </w:rPr>
-        <w:t>גוף</w:t>
-      </w:r>
-      <w:r>
-        <w:rPr>
-          <w:rFonts w:ascii="Times New Roman" w:eastAsia="Times New Roman" w:hAnsi="Times New Roman" w:cs="Times New Roman"/>
-        </w:rPr>
-        <w:t xml:space="preserve">, </w:t>
-      </w:r>
-      <w:r>
-        <w:rPr>
-          <w:rFonts w:ascii="Times New Roman" w:eastAsia="Times New Roman" w:hAnsi="Times New Roman" w:cs="Times New Roman" w:hint="cs"/>
-          <w:rtl/>
-        </w:rPr>
-        <w:t>א</w:t>
-      </w:r>
-      <w:r>
-        <w:rPr>
-          <w:rFonts w:ascii="Times New Roman" w:eastAsia="Times New Roman" w:hAnsi="Times New Roman" w:cs="Times New Roman"/>
-          <w:rtl/>
-        </w:rPr>
-        <w:t>"</w:t>
-      </w:r>
-      <w:r>
-        <w:rPr>
-          <w:rFonts w:ascii="Times New Roman" w:eastAsia="Times New Roman" w:hAnsi="Times New Roman" w:cs="Times New Roman" w:hint="cs"/>
-          <w:rtl/>
-        </w:rPr>
-        <w:t>א</w:t>
-      </w:r>
-      <w:r>
-        <w:rPr>
-          <w:rFonts w:ascii="Times New Roman" w:eastAsia="Times New Roman" w:hAnsi="Times New Roman" w:cs="Times New Roman"/>
-          <w:rtl/>
-        </w:rPr>
-        <w:t xml:space="preserve"> </w:t>
-      </w:r>
-      <w:r>
-        <w:rPr>
-          <w:rFonts w:ascii="Times New Roman" w:eastAsia="Times New Roman" w:hAnsi="Times New Roman" w:cs="Times New Roman" w:hint="cs"/>
-          <w:rtl/>
-        </w:rPr>
-        <w:t>שתצייר</w:t>
-      </w:r>
-      <w:r>
-        <w:rPr>
-          <w:rFonts w:ascii="Times New Roman" w:eastAsia="Times New Roman" w:hAnsi="Times New Roman" w:cs="Times New Roman"/>
-          <w:rtl/>
-        </w:rPr>
-        <w:t xml:space="preserve"> </w:t>
-      </w:r>
-      <w:r>
-        <w:rPr>
-          <w:rFonts w:ascii="Times New Roman" w:eastAsia="Times New Roman" w:hAnsi="Times New Roman" w:cs="Times New Roman" w:hint="cs"/>
-          <w:rtl/>
-        </w:rPr>
-        <w:t>לעצמה</w:t>
-      </w:r>
-      <w:r>
-        <w:rPr>
-          <w:rFonts w:ascii="Times New Roman" w:eastAsia="Times New Roman" w:hAnsi="Times New Roman" w:cs="Times New Roman"/>
-        </w:rPr>
-        <w:t xml:space="preserve"> </w:t>
-      </w:r>
-      <w:r>
-        <w:rPr>
-          <w:rFonts w:ascii="Times New Roman" w:eastAsia="Times New Roman" w:hAnsi="Times New Roman" w:cs="Times New Roman"/>
-        </w:rPr>
-        <w:t xml:space="preserve">- </w:t>
-      </w:r>
-      <w:r>
-        <w:rPr>
-          <w:rFonts w:ascii="Times New Roman" w:eastAsia="Times New Roman" w:hAnsi="Times New Roman" w:cs="Times New Roman"/>
-        </w:rPr>
-        <w:t>it</w:t>
-      </w:r>
-      <w:r>
-        <w:rPr>
-          <w:rFonts w:ascii="Times New Roman" w:eastAsia="Times New Roman" w:hAnsi="Times New Roman" w:cs="Times New Roman"/>
-        </w:rPr>
-        <w:t>’</w:t>
-      </w:r>
-      <w:r>
-        <w:rPr>
-          <w:rFonts w:ascii="Times New Roman" w:eastAsia="Times New Roman" w:hAnsi="Times New Roman" w:cs="Times New Roman"/>
-        </w:rPr>
-        <w:t>s impossible even to imagine</w:t>
-      </w:r>
-      <w:r>
-        <w:rPr>
-          <w:rFonts w:ascii="Times New Roman" w:eastAsia="Times New Roman" w:hAnsi="Times New Roman" w:cs="Times New Roman"/>
-        </w:rPr>
-        <w:t>,</w:t>
-      </w:r>
-      <w:r>
-        <w:rPr>
-          <w:rFonts w:ascii="Times New Roman" w:eastAsia="Times New Roman" w:hAnsi="Times New Roman" w:cs="Times New Roman"/>
-        </w:rPr>
-        <w:t xml:space="preserve"> certainly we don</w:t>
-      </w:r>
-      <w:r>
-        <w:rPr>
-          <w:rFonts w:ascii="Times New Roman" w:eastAsia="Times New Roman" w:hAnsi="Times New Roman" w:cs="Times New Roman"/>
-        </w:rPr>
-        <w:t>’</w:t>
-      </w:r>
-      <w:r>
-        <w:rPr>
-          <w:rFonts w:ascii="Times New Roman" w:eastAsia="Times New Roman" w:hAnsi="Times New Roman" w:cs="Times New Roman"/>
-        </w:rPr>
-        <w:t>t know</w:t>
-      </w:r>
-      <w:r>
-        <w:rPr>
-          <w:rFonts w:ascii="Times New Roman" w:eastAsia="Times New Roman" w:hAnsi="Times New Roman" w:cs="Times New Roman"/>
-        </w:rPr>
-        <w:t>,</w:t>
-      </w:r>
-      <w:r>
-        <w:rPr>
-          <w:rFonts w:ascii="Times New Roman" w:eastAsia="Times New Roman" w:hAnsi="Times New Roman" w:cs="Times New Roman"/>
-        </w:rPr>
-        <w:t xml:space="preserve"> we can</w:t>
-      </w:r>
-      <w:r>
-        <w:rPr>
-          <w:rFonts w:ascii="Times New Roman" w:eastAsia="Times New Roman" w:hAnsi="Times New Roman" w:cs="Times New Roman"/>
-        </w:rPr>
-        <w:t>’</w:t>
-      </w:r>
-      <w:r>
-        <w:rPr>
-          <w:rFonts w:ascii="Times New Roman" w:eastAsia="Times New Roman" w:hAnsi="Times New Roman" w:cs="Times New Roman"/>
-        </w:rPr>
-        <w:t xml:space="preserve">t be </w:t>
-      </w:r>
-      <w:r>
-        <w:rPr>
-          <w:rFonts w:ascii="Times New Roman" w:eastAsia="Times New Roman" w:hAnsi="Times New Roman" w:cs="Times New Roman"/>
-          <w:rtl/>
-        </w:rPr>
-        <w:t>משיג</w:t>
-      </w:r>
-      <w:r>
-        <w:rPr>
-          <w:rFonts w:ascii="Times New Roman" w:eastAsia="Times New Roman" w:hAnsi="Times New Roman" w:cs="Times New Roman"/>
-        </w:rPr>
-        <w:t>,</w:t>
-      </w:r>
-      <w:r>
-        <w:rPr>
-          <w:rFonts w:ascii="Times New Roman" w:eastAsia="Times New Roman" w:hAnsi="Times New Roman" w:cs="Times New Roman"/>
-        </w:rPr>
-        <w:t xml:space="preserve"> but even to imagine it</w:t>
-      </w:r>
-      <w:r>
-        <w:rPr>
-          <w:rFonts w:ascii="Times New Roman" w:eastAsia="Times New Roman" w:hAnsi="Times New Roman" w:cs="Times New Roman"/>
-        </w:rPr>
-        <w:t>’</w:t>
-      </w:r>
-      <w:r>
-        <w:rPr>
-          <w:rFonts w:ascii="Times New Roman" w:eastAsia="Times New Roman" w:hAnsi="Times New Roman" w:cs="Times New Roman"/>
-        </w:rPr>
-        <w:t xml:space="preserve">s not </w:t>
-      </w:r>
-      <w:r>
-        <w:rPr>
-          <w:rFonts w:ascii="Times New Roman" w:eastAsia="Times New Roman" w:hAnsi="Times New Roman" w:cs="Times New Roman"/>
-          <w:rtl/>
-        </w:rPr>
-        <w:t>שייך</w:t>
-      </w:r>
-      <w:r>
-        <w:rPr>
-          <w:rFonts w:ascii="Times New Roman" w:eastAsia="Times New Roman" w:hAnsi="Times New Roman" w:cs="Times New Roman"/>
-        </w:rPr>
-        <w:t xml:space="preserve"> even to imagine what it means</w:t>
-      </w:r>
-      <w:r>
-        <w:rPr>
-          <w:rFonts w:ascii="Times New Roman" w:eastAsia="Times New Roman" w:hAnsi="Times New Roman" w:cs="Times New Roman"/>
-        </w:rPr>
-        <w:t xml:space="preserve"> </w:t>
-      </w:r>
-      <w:r>
-        <w:rPr>
-          <w:rFonts w:ascii="Times New Roman" w:eastAsia="Times New Roman" w:hAnsi="Times New Roman" w:cs="Times New Roman" w:hint="cs"/>
-          <w:rtl/>
-        </w:rPr>
-        <w:t>תענוג</w:t>
-      </w:r>
-      <w:r>
-        <w:rPr>
-          <w:rFonts w:ascii="Times New Roman" w:eastAsia="Times New Roman" w:hAnsi="Times New Roman" w:cs="Times New Roman"/>
-          <w:rtl/>
-        </w:rPr>
-        <w:t xml:space="preserve"> </w:t>
-      </w:r>
-      <w:r>
-        <w:rPr>
-          <w:rFonts w:ascii="Times New Roman" w:eastAsia="Times New Roman" w:hAnsi="Times New Roman" w:cs="Times New Roman" w:hint="cs"/>
-          <w:rtl/>
-        </w:rPr>
-        <w:t>הנפש</w:t>
-      </w:r>
-      <w:r>
-        <w:rPr>
-          <w:rFonts w:ascii="Times New Roman" w:eastAsia="Times New Roman" w:hAnsi="Times New Roman" w:cs="Times New Roman"/>
-        </w:rPr>
-        <w:t xml:space="preserve"> </w:t>
-      </w:r>
-      <w:r>
-        <w:rPr>
-          <w:rFonts w:ascii="Times New Roman" w:eastAsia="Times New Roman" w:hAnsi="Times New Roman" w:cs="Times New Roman"/>
-        </w:rPr>
-        <w:t>-</w:t>
-      </w:r>
-      <w:r>
-        <w:rPr>
-          <w:rFonts w:ascii="Times New Roman" w:eastAsia="Times New Roman" w:hAnsi="Times New Roman" w:cs="Times New Roman"/>
-        </w:rPr>
-        <w:t xml:space="preserve">the pleasure that the </w:t>
-      </w:r>
-      <w:r>
-        <w:rPr>
-          <w:rFonts w:ascii="Times New Roman" w:eastAsia="Times New Roman" w:hAnsi="Times New Roman" w:cs="Times New Roman"/>
-          <w:rtl/>
-        </w:rPr>
-        <w:t>נשמה</w:t>
-      </w:r>
-      <w:r>
-        <w:rPr>
-          <w:rFonts w:ascii="Times New Roman" w:eastAsia="Times New Roman" w:hAnsi="Times New Roman" w:cs="Times New Roman"/>
-        </w:rPr>
-        <w:t xml:space="preserve"> will derive</w:t>
-      </w:r>
-      <w:r>
-        <w:rPr>
-          <w:rFonts w:ascii="Times New Roman" w:eastAsia="Times New Roman" w:hAnsi="Times New Roman" w:cs="Times New Roman"/>
-        </w:rPr>
-        <w:t xml:space="preserve">, </w:t>
-      </w:r>
-      <w:r>
-        <w:rPr>
-          <w:rFonts w:ascii="Times New Roman" w:eastAsia="Times New Roman" w:hAnsi="Times New Roman" w:cs="Times New Roman" w:hint="cs"/>
-          <w:rtl/>
-        </w:rPr>
-        <w:t>והבלתי</w:t>
-      </w:r>
-      <w:r>
-        <w:rPr>
-          <w:rFonts w:ascii="Times New Roman" w:eastAsia="Times New Roman" w:hAnsi="Times New Roman" w:cs="Times New Roman"/>
-          <w:rtl/>
-        </w:rPr>
-        <w:t xml:space="preserve"> </w:t>
-      </w:r>
-      <w:r>
-        <w:rPr>
-          <w:rFonts w:ascii="Times New Roman" w:eastAsia="Times New Roman" w:hAnsi="Times New Roman" w:cs="Times New Roman" w:hint="cs"/>
-          <w:rtl/>
-        </w:rPr>
-        <w:t>נקשר</w:t>
-      </w:r>
-      <w:r>
-        <w:rPr>
-          <w:rFonts w:ascii="Times New Roman" w:eastAsia="Times New Roman" w:hAnsi="Times New Roman" w:cs="Times New Roman"/>
-          <w:rtl/>
-        </w:rPr>
-        <w:t xml:space="preserve"> </w:t>
-      </w:r>
-      <w:r>
-        <w:rPr>
-          <w:rFonts w:ascii="Times New Roman" w:eastAsia="Times New Roman" w:hAnsi="Times New Roman" w:cs="Times New Roman" w:hint="cs"/>
-          <w:rtl/>
-        </w:rPr>
-        <w:t>בחומר</w:t>
-      </w:r>
-      <w:r>
-        <w:rPr>
-          <w:rFonts w:ascii="Times New Roman" w:eastAsia="Times New Roman" w:hAnsi="Times New Roman" w:cs="Times New Roman"/>
-        </w:rPr>
-        <w:t>.</w:t>
-      </w:r>
-      <w:r>
-        <w:rPr>
-          <w:rFonts w:ascii="Times New Roman" w:eastAsia="Times New Roman" w:hAnsi="Times New Roman" w:cs="Times New Roman"/>
-        </w:rPr>
-        <w:t xml:space="preserve"> </w:t>
-      </w:r>
-      <w:r>
-        <w:rPr>
-          <w:rFonts w:ascii="Times New Roman" w:eastAsia="Times New Roman" w:hAnsi="Times New Roman" w:cs="Times New Roman"/>
-        </w:rPr>
-        <w:t>I</w:t>
-      </w:r>
-      <w:r>
-        <w:rPr>
-          <w:rFonts w:ascii="Times New Roman" w:eastAsia="Times New Roman" w:hAnsi="Times New Roman" w:cs="Times New Roman"/>
-        </w:rPr>
-        <w:t>n other words</w:t>
-      </w:r>
-      <w:r>
-        <w:rPr>
-          <w:rFonts w:ascii="Times New Roman" w:eastAsia="Times New Roman" w:hAnsi="Times New Roman" w:cs="Times New Roman"/>
-        </w:rPr>
-        <w:t>,</w:t>
-      </w:r>
-      <w:r>
-        <w:rPr>
-          <w:rFonts w:ascii="Times New Roman" w:eastAsia="Times New Roman" w:hAnsi="Times New Roman" w:cs="Times New Roman"/>
-        </w:rPr>
-        <w:t xml:space="preserve"> </w:t>
-      </w:r>
-      <w:r>
-        <w:rPr>
-          <w:rFonts w:ascii="Times New Roman" w:eastAsia="Times New Roman" w:hAnsi="Times New Roman" w:cs="Times New Roman"/>
-          <w:rtl/>
-        </w:rPr>
-        <w:t>עולם הבא</w:t>
-      </w:r>
-      <w:r>
-        <w:rPr>
-          <w:rFonts w:ascii="Times New Roman" w:eastAsia="Times New Roman" w:hAnsi="Times New Roman" w:cs="Times New Roman"/>
-        </w:rPr>
-        <w:t xml:space="preserve"> of course is reserved for the </w:t>
-      </w:r>
-      <w:r>
-        <w:rPr>
-          <w:rFonts w:ascii="Times New Roman" w:eastAsia="Times New Roman" w:hAnsi="Times New Roman" w:cs="Times New Roman"/>
-          <w:rtl/>
-        </w:rPr>
-        <w:t>נשמה</w:t>
-      </w:r>
-      <w:r>
-        <w:rPr>
-          <w:rFonts w:ascii="Times New Roman" w:eastAsia="Times New Roman" w:hAnsi="Times New Roman" w:cs="Times New Roman"/>
-        </w:rPr>
-        <w:t>,</w:t>
-      </w:r>
-      <w:r>
-        <w:rPr>
-          <w:rFonts w:ascii="Times New Roman" w:eastAsia="Times New Roman" w:hAnsi="Times New Roman" w:cs="Times New Roman"/>
-        </w:rPr>
-        <w:t xml:space="preserve"> and</w:t>
-      </w:r>
-      <w:r>
-        <w:rPr>
-          <w:rFonts w:ascii="Times New Roman" w:eastAsia="Times New Roman" w:hAnsi="Times New Roman" w:cs="Times New Roman"/>
-        </w:rPr>
-        <w:t xml:space="preserve"> </w:t>
-      </w:r>
-      <w:r>
-        <w:rPr>
-          <w:rFonts w:ascii="Times New Roman" w:eastAsia="Times New Roman" w:hAnsi="Times New Roman" w:cs="Times New Roman" w:hint="cs"/>
-          <w:rtl/>
-        </w:rPr>
-        <w:t>כל</w:t>
-      </w:r>
-      <w:r>
-        <w:rPr>
-          <w:rFonts w:ascii="Times New Roman" w:eastAsia="Times New Roman" w:hAnsi="Times New Roman" w:cs="Times New Roman"/>
-          <w:rtl/>
-        </w:rPr>
-        <w:t xml:space="preserve"> </w:t>
-      </w:r>
-      <w:r>
-        <w:rPr>
-          <w:rFonts w:ascii="Times New Roman" w:eastAsia="Times New Roman" w:hAnsi="Times New Roman" w:cs="Times New Roman" w:hint="cs"/>
-          <w:rtl/>
-        </w:rPr>
-        <w:t>זמן</w:t>
-      </w:r>
-      <w:r>
-        <w:rPr>
-          <w:rFonts w:ascii="Times New Roman" w:eastAsia="Times New Roman" w:hAnsi="Times New Roman" w:cs="Times New Roman"/>
-        </w:rPr>
-        <w:t xml:space="preserve"> the </w:t>
-      </w:r>
-      <w:r>
-        <w:rPr>
-          <w:rFonts w:ascii="Times New Roman" w:eastAsia="Times New Roman" w:hAnsi="Times New Roman" w:cs="Times New Roman"/>
-          <w:rtl/>
-        </w:rPr>
-        <w:t>נשמה</w:t>
-      </w:r>
-      <w:r>
-        <w:rPr>
-          <w:rFonts w:ascii="Times New Roman" w:eastAsia="Times New Roman" w:hAnsi="Times New Roman" w:cs="Times New Roman"/>
-        </w:rPr>
-        <w:t xml:space="preserve"> is connected to the </w:t>
-      </w:r>
-      <w:r>
-        <w:rPr>
-          <w:rFonts w:ascii="Times New Roman" w:eastAsia="Times New Roman" w:hAnsi="Times New Roman" w:cs="Times New Roman"/>
-          <w:rtl/>
-        </w:rPr>
-        <w:t>חומר</w:t>
-      </w:r>
-      <w:r>
-        <w:rPr>
-          <w:rFonts w:ascii="Times New Roman" w:eastAsia="Times New Roman" w:hAnsi="Times New Roman" w:cs="Times New Roman"/>
-        </w:rPr>
-        <w:t xml:space="preserve"> we have no idea how the </w:t>
-      </w:r>
-      <w:r>
-        <w:rPr>
-          <w:rFonts w:ascii="Times New Roman" w:eastAsia="Times New Roman" w:hAnsi="Times New Roman" w:cs="Times New Roman"/>
-          <w:rtl/>
-        </w:rPr>
-        <w:t>נשמה</w:t>
-      </w:r>
-      <w:r>
-        <w:rPr>
-          <w:rFonts w:ascii="Times New Roman" w:eastAsia="Times New Roman" w:hAnsi="Times New Roman" w:cs="Times New Roman"/>
-        </w:rPr>
-        <w:t xml:space="preserve"> alone can find this tremendous tremendous pleasure because we relate to the </w:t>
-      </w:r>
-      <w:r>
-        <w:rPr>
-          <w:rFonts w:ascii="Times New Roman" w:eastAsia="Times New Roman" w:hAnsi="Times New Roman" w:cs="Times New Roman"/>
-          <w:rtl/>
-        </w:rPr>
-        <w:t>נשמה</w:t>
-      </w:r>
-      <w:r>
-        <w:rPr>
-          <w:rFonts w:ascii="Times New Roman" w:eastAsia="Times New Roman" w:hAnsi="Times New Roman" w:cs="Times New Roman"/>
-        </w:rPr>
-        <w:t xml:space="preserve"> as a </w:t>
-      </w:r>
-      <w:r>
-        <w:rPr>
-          <w:rFonts w:ascii="Times New Roman" w:eastAsia="Times New Roman" w:hAnsi="Times New Roman" w:cs="Times New Roman"/>
-          <w:rtl/>
-        </w:rPr>
-        <w:t>נשמה</w:t>
-      </w:r>
-      <w:r>
-        <w:rPr>
-          <w:rFonts w:ascii="Times New Roman" w:eastAsia="Times New Roman" w:hAnsi="Times New Roman" w:cs="Times New Roman"/>
-        </w:rPr>
-        <w:t xml:space="preserve"> while it</w:t>
-      </w:r>
-      <w:r>
-        <w:rPr>
-          <w:rFonts w:ascii="Times New Roman" w:eastAsia="Times New Roman" w:hAnsi="Times New Roman" w:cs="Times New Roman"/>
-        </w:rPr>
-        <w:t>’</w:t>
-      </w:r>
-      <w:r>
-        <w:rPr>
-          <w:rFonts w:ascii="Times New Roman" w:eastAsia="Times New Roman" w:hAnsi="Times New Roman" w:cs="Times New Roman"/>
-        </w:rPr>
-        <w:t xml:space="preserve">s connected to our </w:t>
-      </w:r>
-      <w:r>
-        <w:rPr>
-          <w:rFonts w:ascii="Times New Roman" w:eastAsia="Times New Roman" w:hAnsi="Times New Roman" w:cs="Times New Roman"/>
-          <w:rtl/>
-        </w:rPr>
-        <w:t>גוף</w:t>
-      </w:r>
-      <w:r>
-        <w:rPr>
-          <w:rFonts w:ascii="Times New Roman" w:eastAsia="Times New Roman" w:hAnsi="Times New Roman" w:cs="Times New Roman"/>
-        </w:rPr>
-        <w:t>,</w:t>
-      </w:r>
-      <w:r>
-        <w:rPr>
-          <w:rFonts w:ascii="Times New Roman" w:eastAsia="Times New Roman" w:hAnsi="Times New Roman" w:cs="Times New Roman"/>
-        </w:rPr>
-        <w:t xml:space="preserve"> that is our </w:t>
-      </w:r>
-      <w:r>
-        <w:rPr>
-          <w:rFonts w:ascii="Times New Roman" w:eastAsia="Times New Roman" w:hAnsi="Times New Roman" w:cs="Times New Roman"/>
-          <w:rtl/>
-        </w:rPr>
-        <w:t xml:space="preserve">השגה </w:t>
-      </w:r>
-      <w:r>
-        <w:rPr>
-          <w:rFonts w:ascii="Times New Roman" w:eastAsia="Times New Roman" w:hAnsi="Times New Roman" w:cs="Times New Roman"/>
-        </w:rPr>
-        <w:t xml:space="preserve"> neshama-</w:t>
-      </w:r>
-      <w:r>
-        <w:rPr>
-          <w:rFonts w:ascii="Times New Roman" w:eastAsia="Times New Roman" w:hAnsi="Times New Roman" w:cs="Times New Roman"/>
-        </w:rPr>
-        <w:t>wise</w:t>
-      </w:r>
-      <w:r>
-        <w:rPr>
-          <w:rFonts w:ascii="Times New Roman" w:eastAsia="Times New Roman" w:hAnsi="Times New Roman" w:cs="Times New Roman"/>
-        </w:rPr>
-        <w:t>,</w:t>
-      </w:r>
-      <w:r>
-        <w:rPr>
-          <w:rFonts w:ascii="Times New Roman" w:eastAsia="Times New Roman" w:hAnsi="Times New Roman" w:cs="Times New Roman"/>
-        </w:rPr>
-        <w:t xml:space="preserve"> and therefore we cannot even imagine and begin to fathom even scratch the surface of how a </w:t>
-      </w:r>
-      <w:r>
-        <w:rPr>
-          <w:rFonts w:ascii="Times New Roman" w:eastAsia="Times New Roman" w:hAnsi="Times New Roman" w:cs="Times New Roman"/>
-          <w:rtl/>
-        </w:rPr>
-        <w:t>נשמה</w:t>
-      </w:r>
-      <w:r>
-        <w:rPr>
-          <w:rFonts w:ascii="Times New Roman" w:eastAsia="Times New Roman" w:hAnsi="Times New Roman" w:cs="Times New Roman"/>
-        </w:rPr>
-        <w:t xml:space="preserve"> feels when the </w:t>
-      </w:r>
-      <w:r>
-        <w:rPr>
-          <w:rFonts w:ascii="Times New Roman" w:eastAsia="Times New Roman" w:hAnsi="Times New Roman" w:cs="Times New Roman"/>
-          <w:rtl/>
-        </w:rPr>
-        <w:t>נשמה</w:t>
-      </w:r>
-      <w:r>
-        <w:rPr>
-          <w:rFonts w:ascii="Times New Roman" w:eastAsia="Times New Roman" w:hAnsi="Times New Roman" w:cs="Times New Roman"/>
-        </w:rPr>
-        <w:t xml:space="preserve"> is totally divorced from the </w:t>
-      </w:r>
-      <w:r>
-        <w:rPr>
-          <w:rFonts w:ascii="Times New Roman" w:eastAsia="Times New Roman" w:hAnsi="Times New Roman" w:cs="Times New Roman"/>
-          <w:rtl/>
-        </w:rPr>
-        <w:t>גוף</w:t>
-      </w:r>
-      <w:r>
-        <w:rPr>
-          <w:rFonts w:ascii="Times New Roman" w:eastAsia="Times New Roman" w:hAnsi="Times New Roman" w:cs="Times New Roman"/>
-        </w:rPr>
-        <w:t>,</w:t>
-      </w:r>
-      <w:r>
-        <w:rPr>
-          <w:rFonts w:ascii="Times New Roman" w:eastAsia="Times New Roman" w:hAnsi="Times New Roman" w:cs="Times New Roman"/>
-        </w:rPr>
-        <w:t xml:space="preserve"> and to realize the tremendous pleasure that the </w:t>
-      </w:r>
-      <w:r>
-        <w:rPr>
-          <w:rFonts w:ascii="Times New Roman" w:eastAsia="Times New Roman" w:hAnsi="Times New Roman" w:cs="Times New Roman"/>
-          <w:rtl/>
-        </w:rPr>
-        <w:t>נשמה</w:t>
-      </w:r>
-      <w:r>
-        <w:rPr>
-          <w:rFonts w:ascii="Times New Roman" w:eastAsia="Times New Roman" w:hAnsi="Times New Roman" w:cs="Times New Roman"/>
-        </w:rPr>
-        <w:t xml:space="preserve"> can receive in </w:t>
-      </w:r>
-      <w:r>
-        <w:rPr>
-          <w:rFonts w:ascii="Times New Roman" w:eastAsia="Times New Roman" w:hAnsi="Times New Roman" w:cs="Times New Roman"/>
-          <w:rtl/>
-        </w:rPr>
-        <w:t>עולם הבא</w:t>
-      </w:r>
-      <w:r>
-        <w:rPr>
-          <w:rFonts w:ascii="Times New Roman" w:eastAsia="Times New Roman" w:hAnsi="Times New Roman" w:cs="Times New Roman"/>
-        </w:rPr>
-        <w:t>.</w:t>
-      </w:r>
-      <w:r>
-        <w:rPr>
-          <w:rFonts w:ascii="Times New Roman" w:eastAsia="Times New Roman" w:hAnsi="Times New Roman" w:cs="Times New Roman"/>
-        </w:rPr>
-        <w:t xml:space="preserve"> </w:t>
-      </w:r>
-      <w:r>
-        <w:rPr>
-          <w:rFonts w:ascii="Times New Roman" w:eastAsia="Times New Roman" w:hAnsi="Times New Roman" w:cs="Times New Roman"/>
-        </w:rPr>
-        <w:t>A</w:t>
-      </w:r>
-      <w:r>
-        <w:rPr>
-          <w:rFonts w:ascii="Times New Roman" w:eastAsia="Times New Roman" w:hAnsi="Times New Roman" w:cs="Times New Roman"/>
-        </w:rPr>
-        <w:t xml:space="preserve">nd it is for this very reason says the </w:t>
-      </w:r>
-      <w:r>
-        <w:rPr>
-          <w:rFonts w:ascii="Times New Roman" w:eastAsia="Times New Roman" w:hAnsi="Times New Roman" w:cs="Times New Roman"/>
-          <w:rtl/>
-        </w:rPr>
-        <w:t xml:space="preserve">מלבי"ם </w:t>
-      </w:r>
-      <w:r>
-        <w:rPr>
-          <w:rFonts w:ascii="Times New Roman" w:eastAsia="Times New Roman" w:hAnsi="Times New Roman" w:cs="Times New Roman"/>
-        </w:rPr>
-        <w:t>:</w:t>
-      </w:r>
-      <w:r>
-        <w:rPr>
-          <w:rFonts w:ascii="Times New Roman" w:eastAsia="Times New Roman" w:hAnsi="Times New Roman" w:cs="Times New Roman" w:hint="cs"/>
-          <w:rtl/>
-        </w:rPr>
-        <w:t>וע</w:t>
-      </w:r>
-      <w:r>
-        <w:rPr>
-          <w:rFonts w:ascii="Times New Roman" w:eastAsia="Times New Roman" w:hAnsi="Times New Roman" w:cs="Times New Roman"/>
-          <w:rtl/>
-        </w:rPr>
-        <w:t>"</w:t>
-      </w:r>
-      <w:r>
-        <w:rPr>
-          <w:rFonts w:ascii="Times New Roman" w:eastAsia="Times New Roman" w:hAnsi="Times New Roman" w:cs="Times New Roman" w:hint="cs"/>
-          <w:rtl/>
-        </w:rPr>
-        <w:t>כ</w:t>
-      </w:r>
-      <w:r>
-        <w:rPr>
-          <w:rFonts w:ascii="Times New Roman" w:eastAsia="Times New Roman" w:hAnsi="Times New Roman" w:cs="Times New Roman"/>
-          <w:rtl/>
-        </w:rPr>
-        <w:t xml:space="preserve"> </w:t>
-      </w:r>
-      <w:r>
-        <w:rPr>
-          <w:rFonts w:ascii="Times New Roman" w:eastAsia="Times New Roman" w:hAnsi="Times New Roman" w:cs="Times New Roman" w:hint="cs"/>
-          <w:rtl/>
-        </w:rPr>
-        <w:t>החריש</w:t>
-      </w:r>
-      <w:r>
-        <w:rPr>
-          <w:rFonts w:ascii="Times New Roman" w:eastAsia="Times New Roman" w:hAnsi="Times New Roman" w:cs="Times New Roman"/>
-          <w:rtl/>
-        </w:rPr>
-        <w:t xml:space="preserve"> </w:t>
-      </w:r>
-      <w:r>
-        <w:rPr>
-          <w:rFonts w:ascii="Times New Roman" w:eastAsia="Times New Roman" w:hAnsi="Times New Roman" w:cs="Times New Roman" w:hint="cs"/>
-          <w:rtl/>
-        </w:rPr>
-        <w:t>בתורה</w:t>
-      </w:r>
-      <w:r>
-        <w:rPr>
-          <w:rFonts w:ascii="Times New Roman" w:eastAsia="Times New Roman" w:hAnsi="Times New Roman" w:cs="Times New Roman"/>
-          <w:rtl/>
-        </w:rPr>
-        <w:t xml:space="preserve"> </w:t>
-      </w:r>
-      <w:r>
-        <w:rPr>
-          <w:rFonts w:ascii="Times New Roman" w:eastAsia="Times New Roman" w:hAnsi="Times New Roman" w:cs="Times New Roman" w:hint="cs"/>
-          <w:rtl/>
-        </w:rPr>
-        <w:t>מיעודי</w:t>
-      </w:r>
-      <w:r>
-        <w:rPr>
-          <w:rFonts w:ascii="Times New Roman" w:eastAsia="Times New Roman" w:hAnsi="Times New Roman" w:cs="Times New Roman"/>
-          <w:rtl/>
-        </w:rPr>
-        <w:t xml:space="preserve"> </w:t>
-      </w:r>
-      <w:r>
-        <w:rPr>
-          <w:rFonts w:ascii="Times New Roman" w:eastAsia="Times New Roman" w:hAnsi="Times New Roman" w:cs="Times New Roman" w:hint="cs"/>
-          <w:rtl/>
-        </w:rPr>
-        <w:t>עוה</w:t>
-      </w:r>
-      <w:r>
-        <w:rPr>
-          <w:rFonts w:ascii="Times New Roman" w:eastAsia="Times New Roman" w:hAnsi="Times New Roman" w:cs="Times New Roman"/>
-          <w:rtl/>
-        </w:rPr>
-        <w:t>"</w:t>
-      </w:r>
-      <w:r>
-        <w:rPr>
-          <w:rFonts w:ascii="Times New Roman" w:eastAsia="Times New Roman" w:hAnsi="Times New Roman" w:cs="Times New Roman" w:hint="cs"/>
-          <w:rtl/>
-        </w:rPr>
-        <w:t>ב</w:t>
-      </w:r>
-      <w:r>
-        <w:rPr>
-          <w:rFonts w:ascii="Times New Roman" w:eastAsia="Times New Roman" w:hAnsi="Times New Roman" w:cs="Times New Roman"/>
-        </w:rPr>
-        <w:t xml:space="preserve"> - </w:t>
-      </w:r>
-      <w:r>
-        <w:rPr>
-          <w:rFonts w:ascii="Times New Roman" w:eastAsia="Times New Roman" w:hAnsi="Times New Roman" w:cs="Times New Roman"/>
-        </w:rPr>
-        <w:t>that</w:t>
-      </w:r>
-      <w:r>
-        <w:rPr>
-          <w:rFonts w:ascii="Times New Roman" w:eastAsia="Times New Roman" w:hAnsi="Times New Roman" w:cs="Times New Roman"/>
-        </w:rPr>
-        <w:t>’</w:t>
-      </w:r>
-      <w:r>
-        <w:rPr>
-          <w:rFonts w:ascii="Times New Roman" w:eastAsia="Times New Roman" w:hAnsi="Times New Roman" w:cs="Times New Roman"/>
-        </w:rPr>
-        <w:t>s why</w:t>
-      </w:r>
-      <w:r>
-        <w:rPr>
-          <w:rFonts w:ascii="Times New Roman" w:eastAsia="Times New Roman" w:hAnsi="Times New Roman" w:cs="Times New Roman"/>
-        </w:rPr>
-        <w:t>,</w:t>
-      </w:r>
-      <w:r>
-        <w:rPr>
-          <w:rFonts w:ascii="Times New Roman" w:eastAsia="Times New Roman" w:hAnsi="Times New Roman" w:cs="Times New Roman"/>
-        </w:rPr>
-        <w:t xml:space="preserve"> this is the reason that we find that the </w:t>
-      </w:r>
-      <w:r>
-        <w:rPr>
-          <w:rFonts w:ascii="Times New Roman" w:eastAsia="Times New Roman" w:hAnsi="Times New Roman" w:cs="Times New Roman"/>
-          <w:rtl/>
-        </w:rPr>
-        <w:t>תורה בכלל</w:t>
-      </w:r>
-      <w:r>
-        <w:rPr>
-          <w:rFonts w:ascii="Times New Roman" w:eastAsia="Times New Roman" w:hAnsi="Times New Roman" w:cs="Times New Roman"/>
-        </w:rPr>
-        <w:t xml:space="preserve"> does not talk about</w:t>
-      </w:r>
-      <w:r>
-        <w:rPr>
-          <w:rFonts w:ascii="Times New Roman" w:eastAsia="Times New Roman" w:hAnsi="Times New Roman" w:cs="Times New Roman"/>
-        </w:rPr>
-        <w:t xml:space="preserve"> </w:t>
-      </w:r>
-      <w:r>
-        <w:rPr>
-          <w:rFonts w:ascii="Times New Roman" w:eastAsia="Times New Roman" w:hAnsi="Times New Roman" w:cs="Times New Roman"/>
-          <w:rtl/>
-        </w:rPr>
-        <w:t>עולם הבא</w:t>
-      </w:r>
-      <w:r>
-        <w:rPr>
-          <w:rFonts w:ascii="Times New Roman" w:eastAsia="Times New Roman" w:hAnsi="Times New Roman" w:cs="Times New Roman"/>
-        </w:rPr>
-        <w:t>, about</w:t>
-      </w:r>
-      <w:r>
-        <w:rPr>
-          <w:rFonts w:ascii="Times New Roman" w:eastAsia="Times New Roman" w:hAnsi="Times New Roman" w:cs="Times New Roman"/>
-        </w:rPr>
-        <w:t xml:space="preserve"> promising</w:t>
-      </w:r>
-      <w:r>
-        <w:rPr>
-          <w:rFonts w:ascii="Times New Roman" w:eastAsia="Times New Roman" w:hAnsi="Times New Roman" w:cs="Times New Roman"/>
-        </w:rPr>
-        <w:t xml:space="preserve"> </w:t>
-      </w:r>
-      <w:r>
-        <w:rPr>
-          <w:rFonts w:ascii="Times New Roman" w:eastAsia="Times New Roman" w:hAnsi="Times New Roman" w:cs="Times New Roman" w:hint="cs"/>
-          <w:rtl/>
-        </w:rPr>
-        <w:t>שכר</w:t>
-      </w:r>
-      <w:r>
-        <w:rPr>
-          <w:rFonts w:ascii="Times New Roman" w:eastAsia="Times New Roman" w:hAnsi="Times New Roman" w:cs="Times New Roman"/>
-          <w:rtl/>
-        </w:rPr>
-        <w:t xml:space="preserve"> </w:t>
-      </w:r>
-      <w:r>
-        <w:rPr>
-          <w:rFonts w:ascii="Times New Roman" w:eastAsia="Times New Roman" w:hAnsi="Times New Roman" w:cs="Times New Roman" w:hint="cs"/>
-          <w:rtl/>
-        </w:rPr>
-        <w:t>לעולם</w:t>
-      </w:r>
-      <w:r>
-        <w:rPr>
-          <w:rFonts w:ascii="Times New Roman" w:eastAsia="Times New Roman" w:hAnsi="Times New Roman" w:cs="Times New Roman"/>
-          <w:rtl/>
-        </w:rPr>
-        <w:t xml:space="preserve"> </w:t>
-      </w:r>
-      <w:r>
-        <w:rPr>
-          <w:rFonts w:ascii="Times New Roman" w:eastAsia="Times New Roman" w:hAnsi="Times New Roman" w:cs="Times New Roman" w:hint="cs"/>
-          <w:rtl/>
-        </w:rPr>
-        <w:t>הבא</w:t>
-      </w:r>
-      <w:r>
-        <w:rPr>
-          <w:rFonts w:ascii="Times New Roman" w:eastAsia="Times New Roman" w:hAnsi="Times New Roman" w:cs="Times New Roman"/>
-        </w:rPr>
-        <w:t xml:space="preserve">, </w:t>
-      </w:r>
-      <w:r>
-        <w:rPr>
-          <w:rFonts w:ascii="Times New Roman" w:eastAsia="Times New Roman" w:hAnsi="Times New Roman" w:cs="Times New Roman"/>
-        </w:rPr>
-        <w:t xml:space="preserve">as we notice in the </w:t>
-      </w:r>
-      <w:r>
-        <w:rPr>
-          <w:rFonts w:ascii="Times New Roman" w:eastAsia="Times New Roman" w:hAnsi="Times New Roman" w:cs="Times New Roman"/>
-          <w:rtl/>
-        </w:rPr>
-        <w:t>תורה</w:t>
-      </w:r>
-      <w:r>
-        <w:rPr>
-          <w:rFonts w:ascii="Times New Roman" w:eastAsia="Times New Roman" w:hAnsi="Times New Roman" w:cs="Times New Roman"/>
-        </w:rPr>
-        <w:t xml:space="preserve"> when the </w:t>
-      </w:r>
-      <w:r>
-        <w:rPr>
-          <w:rFonts w:ascii="Times New Roman" w:eastAsia="Times New Roman" w:hAnsi="Times New Roman" w:cs="Times New Roman"/>
-          <w:rtl/>
-        </w:rPr>
-        <w:t>תורה</w:t>
-      </w:r>
-      <w:r>
-        <w:rPr>
-          <w:rFonts w:ascii="Times New Roman" w:eastAsia="Times New Roman" w:hAnsi="Times New Roman" w:cs="Times New Roman"/>
-        </w:rPr>
-        <w:t xml:space="preserve"> talks about</w:t>
-      </w:r>
-      <w:r>
-        <w:rPr>
-          <w:rFonts w:ascii="Times New Roman" w:eastAsia="Times New Roman" w:hAnsi="Times New Roman" w:cs="Times New Roman"/>
-        </w:rPr>
-        <w:t xml:space="preserve"> </w:t>
-      </w:r>
-      <w:r>
-        <w:rPr>
-          <w:rFonts w:ascii="Times New Roman" w:eastAsia="Times New Roman" w:hAnsi="Times New Roman" w:cs="Times New Roman" w:hint="cs"/>
-          <w:rtl/>
-        </w:rPr>
-        <w:t>שכר</w:t>
-      </w:r>
-      <w:r>
-        <w:rPr>
-          <w:rFonts w:ascii="Times New Roman" w:eastAsia="Times New Roman" w:hAnsi="Times New Roman" w:cs="Times New Roman"/>
-        </w:rPr>
-        <w:t xml:space="preserve"> for</w:t>
-      </w:r>
-      <w:r>
-        <w:rPr>
-          <w:rFonts w:ascii="Times New Roman" w:eastAsia="Times New Roman" w:hAnsi="Times New Roman" w:cs="Times New Roman"/>
-        </w:rPr>
-        <w:t xml:space="preserve"> </w:t>
-      </w:r>
-      <w:r>
-        <w:rPr>
-          <w:rFonts w:ascii="Times New Roman" w:eastAsia="Times New Roman" w:hAnsi="Times New Roman" w:cs="Times New Roman" w:hint="cs"/>
-          <w:rtl/>
-        </w:rPr>
-        <w:t>מצ</w:t>
-      </w:r>
-      <w:r>
-        <w:rPr>
-          <w:rFonts w:ascii="Times New Roman" w:eastAsia="Times New Roman" w:hAnsi="Times New Roman" w:cs="Times New Roman" w:hint="cs"/>
-          <w:rtl/>
-        </w:rPr>
-        <w:t>ו</w:t>
-      </w:r>
-      <w:r>
-        <w:rPr>
-          <w:rFonts w:ascii="Times New Roman" w:eastAsia="Times New Roman" w:hAnsi="Times New Roman" w:cs="Times New Roman" w:hint="cs"/>
-          <w:rtl/>
-        </w:rPr>
-        <w:t>ות</w:t>
-      </w:r>
-      <w:r>
-        <w:rPr>
-          <w:rFonts w:ascii="Times New Roman" w:eastAsia="Times New Roman" w:hAnsi="Times New Roman" w:cs="Times New Roman"/>
-        </w:rPr>
-        <w:t xml:space="preserve"> it </w:t>
-      </w:r>
-      <w:r>
-        <w:rPr>
-          <w:rFonts w:ascii="Times New Roman" w:eastAsia="Times New Roman" w:hAnsi="Times New Roman" w:cs="Times New Roman"/>
-        </w:rPr>
-        <w:t>always talks about</w:t>
-      </w:r>
-      <w:r>
-        <w:rPr>
-          <w:rFonts w:ascii="Times New Roman" w:eastAsia="Times New Roman" w:hAnsi="Times New Roman" w:cs="Times New Roman"/>
-        </w:rPr>
-        <w:t xml:space="preserve"> things </w:t>
-      </w:r>
-      <w:r>
-        <w:rPr>
-          <w:rFonts w:ascii="Times New Roman" w:eastAsia="Times New Roman" w:hAnsi="Times New Roman" w:cs="Times New Roman" w:hint="cs"/>
-          <w:rtl/>
-        </w:rPr>
-        <w:t>בנוגע</w:t>
-      </w:r>
-      <w:r>
-        <w:rPr>
-          <w:rFonts w:ascii="Times New Roman" w:eastAsia="Times New Roman" w:hAnsi="Times New Roman" w:cs="Times New Roman"/>
-          <w:rtl/>
-        </w:rPr>
-        <w:t xml:space="preserve"> </w:t>
-      </w:r>
-      <w:r>
-        <w:rPr>
-          <w:rFonts w:ascii="Times New Roman" w:eastAsia="Times New Roman" w:hAnsi="Times New Roman" w:cs="Times New Roman" w:hint="cs"/>
-          <w:rtl/>
-        </w:rPr>
-        <w:t>עולם</w:t>
-      </w:r>
-      <w:r>
-        <w:rPr>
-          <w:rFonts w:ascii="Times New Roman" w:eastAsia="Times New Roman" w:hAnsi="Times New Roman" w:cs="Times New Roman"/>
-          <w:rtl/>
-        </w:rPr>
-        <w:t xml:space="preserve"> </w:t>
-      </w:r>
-      <w:r>
-        <w:rPr>
-          <w:rFonts w:ascii="Times New Roman" w:eastAsia="Times New Roman" w:hAnsi="Times New Roman" w:cs="Times New Roman" w:hint="cs"/>
-          <w:rtl/>
-        </w:rPr>
-        <w:t>הזה</w:t>
-      </w:r>
-      <w:r>
-        <w:rPr>
-          <w:rFonts w:ascii="Times New Roman" w:eastAsia="Times New Roman" w:hAnsi="Times New Roman" w:cs="Times New Roman"/>
-        </w:rPr>
-        <w:t>,</w:t>
-      </w:r>
-      <w:r>
-        <w:rPr>
-          <w:rFonts w:ascii="Times New Roman" w:eastAsia="Times New Roman" w:hAnsi="Times New Roman" w:cs="Times New Roman"/>
-        </w:rPr>
-        <w:t xml:space="preserve"> whether it</w:t>
-      </w:r>
-      <w:r>
-        <w:rPr>
-          <w:rFonts w:ascii="Times New Roman" w:eastAsia="Times New Roman" w:hAnsi="Times New Roman" w:cs="Times New Roman"/>
-        </w:rPr>
-        <w:t>’</w:t>
-      </w:r>
-      <w:r>
-        <w:rPr>
-          <w:rFonts w:ascii="Times New Roman" w:eastAsia="Times New Roman" w:hAnsi="Times New Roman" w:cs="Times New Roman"/>
-        </w:rPr>
-        <w:t>s</w:t>
-      </w:r>
-      <w:r>
-        <w:rPr>
-          <w:rFonts w:ascii="Times New Roman" w:eastAsia="Times New Roman" w:hAnsi="Times New Roman" w:cs="Times New Roman"/>
-        </w:rPr>
-        <w:t xml:space="preserve"> </w:t>
-      </w:r>
-      <w:r>
-        <w:rPr>
-          <w:rFonts w:ascii="Times New Roman" w:eastAsia="Times New Roman" w:hAnsi="Times New Roman" w:cs="Times New Roman" w:hint="cs"/>
-          <w:rtl/>
-        </w:rPr>
-        <w:t>אִם</w:t>
-      </w:r>
-      <w:r>
-        <w:rPr>
-          <w:rFonts w:ascii="Times New Roman" w:eastAsia="Times New Roman" w:hAnsi="Times New Roman" w:cs="Times New Roman"/>
-          <w:rtl/>
-        </w:rPr>
-        <w:t xml:space="preserve"> </w:t>
-      </w:r>
-      <w:r>
-        <w:rPr>
-          <w:rFonts w:ascii="Times New Roman" w:eastAsia="Times New Roman" w:hAnsi="Times New Roman" w:cs="Times New Roman" w:hint="cs"/>
-          <w:rtl/>
-        </w:rPr>
-        <w:t>בְּחֻקֹּתַי</w:t>
-      </w:r>
-      <w:r>
-        <w:rPr>
-          <w:rFonts w:ascii="Times New Roman" w:eastAsia="Times New Roman" w:hAnsi="Times New Roman" w:cs="Times New Roman"/>
-          <w:rtl/>
-        </w:rPr>
-        <w:t xml:space="preserve"> </w:t>
-      </w:r>
-      <w:r>
-        <w:rPr>
-          <w:rFonts w:ascii="Times New Roman" w:eastAsia="Times New Roman" w:hAnsi="Times New Roman" w:cs="Times New Roman" w:hint="cs"/>
-          <w:rtl/>
-        </w:rPr>
-        <w:t>תֵּלֵכוּ</w:t>
-      </w:r>
-      <w:r>
-        <w:rPr>
-          <w:rFonts w:ascii="Times New Roman" w:eastAsia="Times New Roman" w:hAnsi="Times New Roman" w:cs="Times New Roman"/>
-          <w:rtl/>
-        </w:rPr>
-        <w:t xml:space="preserve"> </w:t>
-      </w:r>
-      <w:r>
-        <w:rPr>
-          <w:rFonts w:ascii="Times New Roman" w:eastAsia="Times New Roman" w:hAnsi="Times New Roman" w:cs="Times New Roman" w:hint="cs"/>
-          <w:rtl/>
-        </w:rPr>
-        <w:t>וְנָתַתִּי</w:t>
-      </w:r>
-      <w:r>
-        <w:rPr>
-          <w:rFonts w:ascii="Times New Roman" w:eastAsia="Times New Roman" w:hAnsi="Times New Roman" w:cs="Times New Roman"/>
-          <w:rtl/>
-        </w:rPr>
-        <w:t xml:space="preserve"> </w:t>
-      </w:r>
-      <w:r>
-        <w:rPr>
-          <w:rFonts w:ascii="Times New Roman" w:eastAsia="Times New Roman" w:hAnsi="Times New Roman" w:cs="Times New Roman" w:hint="cs"/>
-          <w:rtl/>
-        </w:rPr>
-        <w:t>גִשְׁמֵיכֶם</w:t>
-      </w:r>
-      <w:r>
-        <w:rPr>
-          <w:rFonts w:ascii="Times New Roman" w:eastAsia="Times New Roman" w:hAnsi="Times New Roman" w:cs="Times New Roman"/>
-          <w:rtl/>
-        </w:rPr>
-        <w:t xml:space="preserve"> </w:t>
-      </w:r>
-      <w:r>
-        <w:rPr>
-          <w:rFonts w:ascii="Times New Roman" w:eastAsia="Times New Roman" w:hAnsi="Times New Roman" w:cs="Times New Roman" w:hint="cs"/>
-          <w:rtl/>
-        </w:rPr>
-        <w:t>בְּעִתָּם</w:t>
-      </w:r>
-      <w:r>
-        <w:rPr>
-          <w:rFonts w:ascii="Times New Roman" w:eastAsia="Times New Roman" w:hAnsi="Times New Roman" w:cs="Times New Roman"/>
-        </w:rPr>
-        <w:t>,</w:t>
-      </w:r>
-      <w:r>
-        <w:rPr>
-          <w:rFonts w:ascii="Times New Roman" w:eastAsia="Times New Roman" w:hAnsi="Times New Roman" w:cs="Times New Roman"/>
-        </w:rPr>
-        <w:t xml:space="preserve"> </w:t>
-      </w:r>
-      <w:r>
-        <w:rPr>
-          <w:rFonts w:ascii="Times New Roman" w:eastAsia="Times New Roman" w:hAnsi="Times New Roman" w:cs="Times New Roman"/>
-        </w:rPr>
-        <w:t xml:space="preserve">again </w:t>
-      </w:r>
-      <w:r>
-        <w:rPr>
-          <w:rFonts w:ascii="Times New Roman" w:eastAsia="Times New Roman" w:hAnsi="Times New Roman" w:cs="Times New Roman" w:hint="cs"/>
-          <w:rtl/>
-        </w:rPr>
-        <w:t>עולם</w:t>
-      </w:r>
-      <w:r>
-        <w:rPr>
-          <w:rFonts w:ascii="Times New Roman" w:eastAsia="Times New Roman" w:hAnsi="Times New Roman" w:cs="Times New Roman"/>
-          <w:rtl/>
-        </w:rPr>
-        <w:t xml:space="preserve"> </w:t>
-      </w:r>
-      <w:r>
-        <w:rPr>
-          <w:rFonts w:ascii="Times New Roman" w:eastAsia="Times New Roman" w:hAnsi="Times New Roman" w:cs="Times New Roman" w:hint="cs"/>
-          <w:rtl/>
-        </w:rPr>
-        <w:t>הזה</w:t>
-      </w:r>
-      <w:r>
-        <w:rPr>
-          <w:rFonts w:ascii="Times New Roman" w:eastAsia="Times New Roman" w:hAnsi="Times New Roman" w:cs="Times New Roman"/>
-        </w:rPr>
-        <w:t xml:space="preserve">, </w:t>
-      </w:r>
-      <w:r>
-        <w:rPr>
-          <w:rFonts w:ascii="Times New Roman" w:eastAsia="Times New Roman" w:hAnsi="Times New Roman" w:cs="Times New Roman"/>
-        </w:rPr>
-        <w:t>and then in</w:t>
-      </w:r>
-      <w:r>
-        <w:rPr>
-          <w:rFonts w:ascii="Times New Roman" w:eastAsia="Times New Roman" w:hAnsi="Times New Roman" w:cs="Times New Roman"/>
-        </w:rPr>
-        <w:t xml:space="preserve"> the </w:t>
-      </w:r>
-      <w:r>
-        <w:rPr>
-          <w:rFonts w:ascii="Times New Roman" w:eastAsia="Times New Roman" w:hAnsi="Times New Roman" w:cs="Times New Roman" w:hint="cs"/>
-          <w:rtl/>
-        </w:rPr>
-        <w:t>פרשה</w:t>
-      </w:r>
-      <w:r>
-        <w:rPr>
-          <w:rFonts w:ascii="Times New Roman" w:eastAsia="Times New Roman" w:hAnsi="Times New Roman" w:cs="Times New Roman"/>
-          <w:rtl/>
-        </w:rPr>
-        <w:t xml:space="preserve"> </w:t>
-      </w:r>
-      <w:r>
-        <w:rPr>
-          <w:rFonts w:ascii="Times New Roman" w:eastAsia="Times New Roman" w:hAnsi="Times New Roman" w:cs="Times New Roman"/>
-        </w:rPr>
-        <w:t xml:space="preserve"> of </w:t>
-      </w:r>
-      <w:r>
-        <w:rPr>
-          <w:rFonts w:ascii="Times New Roman" w:eastAsia="Times New Roman" w:hAnsi="Times New Roman" w:cs="Times New Roman" w:hint="cs"/>
-          <w:rtl/>
-        </w:rPr>
-        <w:t>קריאת</w:t>
-      </w:r>
-      <w:r>
-        <w:rPr>
-          <w:rFonts w:ascii="Times New Roman" w:eastAsia="Times New Roman" w:hAnsi="Times New Roman" w:cs="Times New Roman"/>
-          <w:rtl/>
-        </w:rPr>
-        <w:t xml:space="preserve"> </w:t>
-      </w:r>
-      <w:r>
-        <w:rPr>
-          <w:rFonts w:ascii="Times New Roman" w:eastAsia="Times New Roman" w:hAnsi="Times New Roman" w:cs="Times New Roman" w:hint="cs"/>
-          <w:rtl/>
-        </w:rPr>
-        <w:t>שמע</w:t>
-      </w:r>
-      <w:r>
-        <w:rPr>
-          <w:rFonts w:ascii="Times New Roman" w:eastAsia="Times New Roman" w:hAnsi="Times New Roman" w:cs="Times New Roman"/>
-        </w:rPr>
-        <w:t xml:space="preserve">: </w:t>
-      </w:r>
-      <w:r>
-        <w:rPr>
-          <w:rFonts w:ascii="Times New Roman" w:eastAsia="Times New Roman" w:hAnsi="Times New Roman" w:cs="Times New Roman" w:hint="cs"/>
-          <w:rtl/>
-        </w:rPr>
-        <w:t>וְהָיָה</w:t>
-      </w:r>
-      <w:r>
-        <w:rPr>
-          <w:rFonts w:ascii="Times New Roman" w:eastAsia="Times New Roman" w:hAnsi="Times New Roman" w:cs="Times New Roman"/>
-          <w:rtl/>
-        </w:rPr>
-        <w:t xml:space="preserve"> </w:t>
-      </w:r>
-      <w:r>
-        <w:rPr>
-          <w:rFonts w:ascii="Times New Roman" w:eastAsia="Times New Roman" w:hAnsi="Times New Roman" w:cs="Times New Roman" w:hint="cs"/>
-          <w:rtl/>
-        </w:rPr>
-        <w:t>אִם</w:t>
-      </w:r>
-      <w:r>
-        <w:rPr>
-          <w:rFonts w:ascii="Times New Roman" w:eastAsia="Times New Roman" w:hAnsi="Times New Roman" w:cs="Times New Roman"/>
-          <w:rtl/>
-        </w:rPr>
-        <w:t xml:space="preserve"> </w:t>
-      </w:r>
-      <w:r>
-        <w:rPr>
-          <w:rFonts w:ascii="Times New Roman" w:eastAsia="Times New Roman" w:hAnsi="Times New Roman" w:cs="Times New Roman" w:hint="cs"/>
-          <w:rtl/>
-        </w:rPr>
-        <w:t>שָׁמֹעַ</w:t>
-      </w:r>
-      <w:r>
-        <w:rPr>
-          <w:rFonts w:ascii="Times New Roman" w:eastAsia="Times New Roman" w:hAnsi="Times New Roman" w:cs="Times New Roman"/>
-          <w:rtl/>
-        </w:rPr>
-        <w:t xml:space="preserve"> </w:t>
-      </w:r>
-      <w:r>
-        <w:rPr>
-          <w:rFonts w:ascii="Times New Roman" w:eastAsia="Times New Roman" w:hAnsi="Times New Roman" w:cs="Times New Roman" w:hint="cs"/>
-          <w:rtl/>
-        </w:rPr>
-        <w:t>תִּשְׁמְעוּ</w:t>
-      </w:r>
-      <w:r>
-        <w:rPr>
-          <w:rFonts w:ascii="Times New Roman" w:eastAsia="Times New Roman" w:hAnsi="Times New Roman" w:cs="Times New Roman"/>
-          <w:rtl/>
-        </w:rPr>
-        <w:t xml:space="preserve"> </w:t>
-      </w:r>
-      <w:r>
-        <w:rPr>
-          <w:rFonts w:ascii="Times New Roman" w:eastAsia="Times New Roman" w:hAnsi="Times New Roman" w:cs="Times New Roman" w:hint="cs"/>
-          <w:rtl/>
-        </w:rPr>
-        <w:t>אֶל</w:t>
-      </w:r>
-      <w:r>
-        <w:rPr>
-          <w:rFonts w:ascii="Times New Roman" w:eastAsia="Times New Roman" w:hAnsi="Times New Roman" w:cs="Times New Roman"/>
-          <w:rtl/>
-        </w:rPr>
-        <w:t xml:space="preserve"> </w:t>
-      </w:r>
-      <w:r>
-        <w:rPr>
-          <w:rFonts w:ascii="Times New Roman" w:eastAsia="Times New Roman" w:hAnsi="Times New Roman" w:cs="Times New Roman" w:hint="cs"/>
-          <w:rtl/>
-        </w:rPr>
-        <w:t>מִצְוֹתַי</w:t>
-      </w:r>
-      <w:r>
-        <w:rPr>
-          <w:rFonts w:ascii="Times New Roman" w:eastAsia="Times New Roman" w:hAnsi="Times New Roman" w:cs="Times New Roman"/>
-          <w:rtl/>
-        </w:rPr>
-        <w:t xml:space="preserve"> </w:t>
-      </w:r>
-      <w:r>
-        <w:rPr>
-          <w:rFonts w:ascii="Times New Roman" w:eastAsia="Times New Roman" w:hAnsi="Times New Roman" w:cs="Times New Roman" w:hint="cs"/>
-          <w:rtl/>
-        </w:rPr>
-        <w:t>אֲשֶׁר</w:t>
-      </w:r>
-      <w:r>
-        <w:rPr>
-          <w:rFonts w:ascii="Times New Roman" w:eastAsia="Times New Roman" w:hAnsi="Times New Roman" w:cs="Times New Roman"/>
-          <w:rtl/>
-        </w:rPr>
-        <w:t xml:space="preserve"> </w:t>
-      </w:r>
-      <w:r>
-        <w:rPr>
-          <w:rFonts w:ascii="Times New Roman" w:eastAsia="Times New Roman" w:hAnsi="Times New Roman" w:cs="Times New Roman" w:hint="cs"/>
-          <w:rtl/>
-        </w:rPr>
-        <w:t>אָנֹכִי</w:t>
-      </w:r>
-      <w:r>
-        <w:rPr>
-          <w:rFonts w:ascii="Times New Roman" w:eastAsia="Times New Roman" w:hAnsi="Times New Roman" w:cs="Times New Roman"/>
-          <w:rtl/>
-        </w:rPr>
-        <w:t xml:space="preserve"> </w:t>
-      </w:r>
-      <w:r>
-        <w:rPr>
-          <w:rFonts w:ascii="Times New Roman" w:eastAsia="Times New Roman" w:hAnsi="Times New Roman" w:cs="Times New Roman" w:hint="cs"/>
-          <w:rtl/>
-        </w:rPr>
-        <w:t>מְצַוֶּה</w:t>
-      </w:r>
-      <w:r>
-        <w:rPr>
-          <w:rFonts w:ascii="Times New Roman" w:eastAsia="Times New Roman" w:hAnsi="Times New Roman" w:cs="Times New Roman"/>
-          <w:rtl/>
-        </w:rPr>
-        <w:t xml:space="preserve"> </w:t>
-      </w:r>
-      <w:r>
-        <w:rPr>
-          <w:rFonts w:ascii="Times New Roman" w:eastAsia="Times New Roman" w:hAnsi="Times New Roman" w:cs="Times New Roman" w:hint="cs"/>
-          <w:rtl/>
-        </w:rPr>
-        <w:t>אֶתְכֶם</w:t>
-      </w:r>
-      <w:r>
-        <w:rPr>
-          <w:rFonts w:ascii="Times New Roman" w:eastAsia="Times New Roman" w:hAnsi="Times New Roman" w:cs="Times New Roman"/>
-          <w:rtl/>
-        </w:rPr>
-        <w:t xml:space="preserve"> </w:t>
-      </w:r>
-      <w:r>
-        <w:rPr>
-          <w:rFonts w:ascii="Times New Roman" w:eastAsia="Times New Roman" w:hAnsi="Times New Roman" w:cs="Times New Roman" w:hint="cs"/>
-          <w:rtl/>
-        </w:rPr>
-        <w:t>הַיּוֹם</w:t>
-      </w:r>
-      <w:r>
-        <w:rPr>
-          <w:rFonts w:ascii="Times New Roman" w:eastAsia="Times New Roman" w:hAnsi="Times New Roman" w:cs="Times New Roman"/>
-          <w:rtl/>
-        </w:rPr>
-        <w:t xml:space="preserve"> </w:t>
-      </w:r>
-      <w:r>
-        <w:rPr>
-          <w:rFonts w:ascii="Times New Roman" w:eastAsia="Times New Roman" w:hAnsi="Times New Roman" w:cs="Times New Roman" w:hint="cs"/>
-          <w:rtl/>
-        </w:rPr>
-        <w:t>לְאַהֲבָה</w:t>
-      </w:r>
-      <w:r>
-        <w:rPr>
-          <w:rFonts w:ascii="Times New Roman" w:eastAsia="Times New Roman" w:hAnsi="Times New Roman" w:cs="Times New Roman"/>
-          <w:rtl/>
-        </w:rPr>
-        <w:t xml:space="preserve"> </w:t>
-      </w:r>
-      <w:r>
-        <w:rPr>
-          <w:rFonts w:ascii="Times New Roman" w:eastAsia="Times New Roman" w:hAnsi="Times New Roman" w:cs="Times New Roman" w:hint="cs"/>
-          <w:rtl/>
-        </w:rPr>
-        <w:t>אֶת</w:t>
-      </w:r>
-      <w:r>
-        <w:rPr>
-          <w:rFonts w:ascii="Times New Roman" w:eastAsia="Times New Roman" w:hAnsi="Times New Roman" w:cs="Times New Roman"/>
-          <w:rtl/>
-        </w:rPr>
-        <w:t xml:space="preserve"> </w:t>
-      </w:r>
-      <w:r>
-        <w:rPr>
-          <w:rFonts w:ascii="Times New Roman" w:eastAsia="Times New Roman" w:hAnsi="Times New Roman" w:cs="Times New Roman" w:hint="cs"/>
-          <w:rtl/>
-        </w:rPr>
-        <w:t>ה׳</w:t>
-      </w:r>
-      <w:r>
-        <w:rPr>
-          <w:rFonts w:ascii="Times New Roman" w:eastAsia="Times New Roman" w:hAnsi="Times New Roman" w:cs="Times New Roman"/>
-          <w:rtl/>
-        </w:rPr>
-        <w:t xml:space="preserve"> </w:t>
-      </w:r>
-      <w:r>
-        <w:rPr>
-          <w:rFonts w:ascii="Times New Roman" w:eastAsia="Times New Roman" w:hAnsi="Times New Roman" w:cs="Times New Roman" w:hint="cs"/>
-          <w:rtl/>
-        </w:rPr>
-        <w:t>אֱלֹהֵיכֶם</w:t>
-      </w:r>
-      <w:r>
-        <w:rPr>
-          <w:rFonts w:ascii="Times New Roman" w:eastAsia="Times New Roman" w:hAnsi="Times New Roman" w:cs="Times New Roman"/>
-          <w:rtl/>
-        </w:rPr>
-        <w:t xml:space="preserve"> </w:t>
-      </w:r>
-      <w:r>
-        <w:rPr>
-          <w:rFonts w:ascii="Times New Roman" w:eastAsia="Times New Roman" w:hAnsi="Times New Roman" w:cs="Times New Roman" w:hint="cs"/>
-          <w:rtl/>
-        </w:rPr>
-        <w:t>וּלְעָבְדוֹ</w:t>
-      </w:r>
-      <w:r>
-        <w:rPr>
-          <w:rFonts w:ascii="Times New Roman" w:eastAsia="Times New Roman" w:hAnsi="Times New Roman" w:cs="Times New Roman"/>
-          <w:rtl/>
-        </w:rPr>
-        <w:t xml:space="preserve"> </w:t>
-      </w:r>
-      <w:r>
-        <w:rPr>
-          <w:rFonts w:ascii="Times New Roman" w:eastAsia="Times New Roman" w:hAnsi="Times New Roman" w:cs="Times New Roman" w:hint="cs"/>
-          <w:rtl/>
-        </w:rPr>
-        <w:t>בְּכָל</w:t>
-      </w:r>
-      <w:r>
-        <w:rPr>
-          <w:rFonts w:ascii="Times New Roman" w:eastAsia="Times New Roman" w:hAnsi="Times New Roman" w:cs="Times New Roman"/>
-          <w:rtl/>
-        </w:rPr>
-        <w:t xml:space="preserve"> </w:t>
-      </w:r>
-      <w:r>
-        <w:rPr>
-          <w:rFonts w:ascii="Times New Roman" w:eastAsia="Times New Roman" w:hAnsi="Times New Roman" w:cs="Times New Roman" w:hint="cs"/>
-          <w:rtl/>
-        </w:rPr>
-        <w:t>לְבַבְכֶם</w:t>
-      </w:r>
-      <w:r>
-        <w:rPr>
-          <w:rFonts w:ascii="Times New Roman" w:eastAsia="Times New Roman" w:hAnsi="Times New Roman" w:cs="Times New Roman"/>
-        </w:rPr>
-        <w:t xml:space="preserve">, what does it say: </w:t>
-      </w:r>
-      <w:r>
-        <w:rPr>
-          <w:rFonts w:ascii="Times New Roman" w:eastAsia="Times New Roman" w:hAnsi="Times New Roman" w:cs="Times New Roman" w:hint="cs"/>
-          <w:rtl/>
-        </w:rPr>
-        <w:t>וְנָתַתִּי</w:t>
-      </w:r>
-      <w:r>
-        <w:rPr>
-          <w:rFonts w:ascii="Times New Roman" w:eastAsia="Times New Roman" w:hAnsi="Times New Roman" w:cs="Times New Roman"/>
-          <w:rtl/>
-        </w:rPr>
-        <w:t xml:space="preserve"> </w:t>
-      </w:r>
-      <w:r>
-        <w:rPr>
-          <w:rFonts w:ascii="Times New Roman" w:eastAsia="Times New Roman" w:hAnsi="Times New Roman" w:cs="Times New Roman" w:hint="cs"/>
-          <w:rtl/>
-        </w:rPr>
-        <w:t>מְטַר</w:t>
-      </w:r>
-      <w:r>
-        <w:rPr>
-          <w:rFonts w:ascii="Times New Roman" w:eastAsia="Times New Roman" w:hAnsi="Times New Roman" w:cs="Times New Roman"/>
-          <w:rtl/>
-        </w:rPr>
-        <w:t xml:space="preserve"> </w:t>
-      </w:r>
-      <w:r>
-        <w:rPr>
-          <w:rFonts w:ascii="Times New Roman" w:eastAsia="Times New Roman" w:hAnsi="Times New Roman" w:cs="Times New Roman" w:hint="cs"/>
-          <w:rtl/>
-        </w:rPr>
-        <w:t>אַרְצְכֶם</w:t>
-      </w:r>
-      <w:r>
-        <w:rPr>
-          <w:rFonts w:ascii="Times New Roman" w:eastAsia="Times New Roman" w:hAnsi="Times New Roman" w:cs="Times New Roman"/>
-          <w:rtl/>
-        </w:rPr>
-        <w:t xml:space="preserve"> </w:t>
-      </w:r>
-      <w:r>
-        <w:rPr>
-          <w:rFonts w:ascii="Times New Roman" w:eastAsia="Times New Roman" w:hAnsi="Times New Roman" w:cs="Times New Roman" w:hint="cs"/>
-          <w:rtl/>
-        </w:rPr>
-        <w:t>בְּעִתּוֹ</w:t>
-      </w:r>
-      <w:r>
-        <w:rPr>
-          <w:rFonts w:ascii="Times New Roman" w:eastAsia="Times New Roman" w:hAnsi="Times New Roman" w:cs="Times New Roman"/>
-          <w:rtl/>
-        </w:rPr>
-        <w:t xml:space="preserve"> </w:t>
-      </w:r>
-      <w:r>
-        <w:rPr>
-          <w:rFonts w:ascii="Times New Roman" w:eastAsia="Times New Roman" w:hAnsi="Times New Roman" w:cs="Times New Roman" w:hint="cs"/>
-          <w:rtl/>
-        </w:rPr>
-        <w:t>יוֹרֶה</w:t>
-      </w:r>
-      <w:r>
-        <w:rPr>
-          <w:rFonts w:ascii="Times New Roman" w:eastAsia="Times New Roman" w:hAnsi="Times New Roman" w:cs="Times New Roman"/>
-          <w:rtl/>
-        </w:rPr>
-        <w:t xml:space="preserve"> </w:t>
-      </w:r>
-      <w:r>
-        <w:rPr>
-          <w:rFonts w:ascii="Times New Roman" w:eastAsia="Times New Roman" w:hAnsi="Times New Roman" w:cs="Times New Roman" w:hint="cs"/>
-          <w:rtl/>
-        </w:rPr>
-        <w:t>וּמַלְקוֹשׁ</w:t>
-      </w:r>
-      <w:r>
-        <w:rPr>
-          <w:rFonts w:ascii="Times New Roman" w:eastAsia="Times New Roman" w:hAnsi="Times New Roman" w:cs="Times New Roman"/>
-          <w:rtl/>
-        </w:rPr>
-        <w:t xml:space="preserve"> </w:t>
-      </w:r>
-      <w:r>
-        <w:rPr>
-          <w:rFonts w:ascii="Times New Roman" w:eastAsia="Times New Roman" w:hAnsi="Times New Roman" w:cs="Times New Roman" w:hint="cs"/>
-          <w:rtl/>
-        </w:rPr>
-        <w:t>וְאָסַפְתָּ</w:t>
-      </w:r>
-      <w:r>
-        <w:rPr>
-          <w:rFonts w:ascii="Times New Roman" w:eastAsia="Times New Roman" w:hAnsi="Times New Roman" w:cs="Times New Roman"/>
-          <w:rtl/>
-        </w:rPr>
-        <w:t xml:space="preserve"> </w:t>
-      </w:r>
-      <w:r>
-        <w:rPr>
-          <w:rFonts w:ascii="Times New Roman" w:eastAsia="Times New Roman" w:hAnsi="Times New Roman" w:cs="Times New Roman" w:hint="cs"/>
-          <w:rtl/>
-        </w:rPr>
-        <w:t>דְגָנֶךָ</w:t>
-      </w:r>
-      <w:r>
-        <w:rPr>
-          <w:rFonts w:ascii="Times New Roman" w:eastAsia="Times New Roman" w:hAnsi="Times New Roman" w:cs="Times New Roman"/>
-          <w:rtl/>
-        </w:rPr>
-        <w:t xml:space="preserve"> </w:t>
-      </w:r>
-      <w:r>
-        <w:rPr>
-          <w:rFonts w:ascii="Times New Roman" w:eastAsia="Times New Roman" w:hAnsi="Times New Roman" w:cs="Times New Roman" w:hint="cs"/>
-          <w:rtl/>
-        </w:rPr>
-        <w:t>וְתִירשְׁךָ</w:t>
-      </w:r>
-      <w:r>
-        <w:rPr>
-          <w:rFonts w:ascii="Times New Roman" w:eastAsia="Times New Roman" w:hAnsi="Times New Roman" w:cs="Times New Roman"/>
-          <w:rtl/>
-        </w:rPr>
-        <w:t xml:space="preserve"> </w:t>
-      </w:r>
-      <w:r>
-        <w:rPr>
-          <w:rFonts w:ascii="Times New Roman" w:eastAsia="Times New Roman" w:hAnsi="Times New Roman" w:cs="Times New Roman" w:hint="cs"/>
-          <w:rtl/>
-        </w:rPr>
-        <w:t>וְיִצְהָרֶךָ</w:t>
-      </w:r>
-      <w:r>
-        <w:rPr>
-          <w:rFonts w:ascii="Times New Roman" w:eastAsia="Times New Roman" w:hAnsi="Times New Roman" w:cs="Times New Roman"/>
-        </w:rPr>
-        <w:t>.</w:t>
-      </w:r>
-      <w:r>
-        <w:rPr>
-          <w:rFonts w:ascii="Times New Roman" w:eastAsia="Times New Roman" w:hAnsi="Times New Roman" w:cs="Times New Roman"/>
-        </w:rPr>
-        <w:t xml:space="preserve"> </w:t>
-      </w:r>
-      <w:r>
-        <w:rPr>
-          <w:rFonts w:ascii="Times New Roman" w:eastAsia="Times New Roman" w:hAnsi="Times New Roman" w:cs="Times New Roman"/>
-        </w:rPr>
-        <w:t>A</w:t>
-      </w:r>
-      <w:r>
-        <w:rPr>
-          <w:rFonts w:ascii="Times New Roman" w:eastAsia="Times New Roman" w:hAnsi="Times New Roman" w:cs="Times New Roman"/>
-        </w:rPr>
-        <w:t xml:space="preserve">lways we find </w:t>
-      </w:r>
-      <w:r>
-        <w:rPr>
-          <w:rFonts w:ascii="Times New Roman" w:eastAsia="Times New Roman" w:hAnsi="Times New Roman" w:cs="Times New Roman"/>
-        </w:rPr>
-        <w:t>when</w:t>
-      </w:r>
-      <w:r>
-        <w:rPr>
-          <w:rFonts w:ascii="Times New Roman" w:eastAsia="Times New Roman" w:hAnsi="Times New Roman" w:cs="Times New Roman"/>
-        </w:rPr>
-        <w:t xml:space="preserve"> the </w:t>
-      </w:r>
-      <w:r>
-        <w:rPr>
-          <w:rFonts w:ascii="Times New Roman" w:eastAsia="Times New Roman" w:hAnsi="Times New Roman" w:cs="Times New Roman"/>
-          <w:rtl/>
-        </w:rPr>
-        <w:t>תורה</w:t>
-      </w:r>
-      <w:r>
-        <w:rPr>
-          <w:rFonts w:ascii="Times New Roman" w:eastAsia="Times New Roman" w:hAnsi="Times New Roman" w:cs="Times New Roman"/>
-        </w:rPr>
-        <w:t xml:space="preserve"> promises </w:t>
-      </w:r>
-      <w:r>
-        <w:rPr>
-          <w:rFonts w:ascii="Times New Roman" w:eastAsia="Times New Roman" w:hAnsi="Times New Roman" w:cs="Times New Roman" w:hint="cs"/>
-          <w:rtl/>
-        </w:rPr>
-        <w:t>שכר</w:t>
-      </w:r>
-      <w:r>
-        <w:rPr>
-          <w:rFonts w:ascii="Times New Roman" w:eastAsia="Times New Roman" w:hAnsi="Times New Roman" w:cs="Times New Roman"/>
-        </w:rPr>
-        <w:t xml:space="preserve"> it talks about </w:t>
-      </w:r>
-      <w:r>
-        <w:rPr>
-          <w:rFonts w:ascii="Times New Roman" w:eastAsia="Times New Roman" w:hAnsi="Times New Roman" w:cs="Times New Roman" w:hint="cs"/>
-          <w:rtl/>
-        </w:rPr>
-        <w:t>עולם</w:t>
-      </w:r>
-      <w:r>
-        <w:rPr>
-          <w:rFonts w:ascii="Times New Roman" w:eastAsia="Times New Roman" w:hAnsi="Times New Roman" w:cs="Times New Roman"/>
-          <w:rtl/>
-        </w:rPr>
-        <w:t xml:space="preserve"> </w:t>
-      </w:r>
-      <w:r>
-        <w:rPr>
-          <w:rFonts w:ascii="Times New Roman" w:eastAsia="Times New Roman" w:hAnsi="Times New Roman" w:cs="Times New Roman" w:hint="cs"/>
-          <w:rtl/>
-        </w:rPr>
-        <w:t>הזה</w:t>
-      </w:r>
-      <w:r>
-        <w:rPr>
-          <w:rFonts w:ascii="Times New Roman" w:eastAsia="Times New Roman" w:hAnsi="Times New Roman" w:cs="Times New Roman"/>
-        </w:rPr>
-        <w:t>. A</w:t>
-      </w:r>
-      <w:r>
-        <w:rPr>
-          <w:rFonts w:ascii="Times New Roman" w:eastAsia="Times New Roman" w:hAnsi="Times New Roman" w:cs="Times New Roman"/>
-        </w:rPr>
-        <w:t>nd the obvious question is why doesn</w:t>
-      </w:r>
-      <w:r>
-        <w:rPr>
-          <w:rFonts w:ascii="Times New Roman" w:eastAsia="Times New Roman" w:hAnsi="Times New Roman" w:cs="Times New Roman"/>
-        </w:rPr>
-        <w:t>’</w:t>
-      </w:r>
-      <w:r>
-        <w:rPr>
-          <w:rFonts w:ascii="Times New Roman" w:eastAsia="Times New Roman" w:hAnsi="Times New Roman" w:cs="Times New Roman"/>
-        </w:rPr>
-        <w:t xml:space="preserve">t the </w:t>
-      </w:r>
-      <w:r>
-        <w:rPr>
-          <w:rFonts w:ascii="Times New Roman" w:eastAsia="Times New Roman" w:hAnsi="Times New Roman" w:cs="Times New Roman"/>
-          <w:rtl/>
-        </w:rPr>
-        <w:t>תורה</w:t>
-      </w:r>
-      <w:r>
-        <w:rPr>
-          <w:rFonts w:ascii="Times New Roman" w:eastAsia="Times New Roman" w:hAnsi="Times New Roman" w:cs="Times New Roman"/>
-        </w:rPr>
-        <w:t xml:space="preserve"> mention the designated </w:t>
-      </w:r>
-      <w:r>
-        <w:rPr>
-          <w:rFonts w:ascii="Times New Roman" w:eastAsia="Times New Roman" w:hAnsi="Times New Roman" w:cs="Times New Roman"/>
-          <w:rtl/>
-        </w:rPr>
-        <w:t>שכר</w:t>
-      </w:r>
-      <w:r>
-        <w:rPr>
-          <w:rFonts w:ascii="Times New Roman" w:eastAsia="Times New Roman" w:hAnsi="Times New Roman" w:cs="Times New Roman"/>
-        </w:rPr>
-        <w:t xml:space="preserve"> which is prepared</w:t>
-      </w:r>
-      <w:r>
-        <w:rPr>
-          <w:rFonts w:ascii="Times New Roman" w:eastAsia="Times New Roman" w:hAnsi="Times New Roman" w:cs="Times New Roman"/>
-        </w:rPr>
-        <w:t xml:space="preserve"> </w:t>
-      </w:r>
-      <w:r>
-        <w:rPr>
-          <w:rFonts w:ascii="Times New Roman" w:eastAsia="Times New Roman" w:hAnsi="Times New Roman" w:cs="Times New Roman" w:hint="cs"/>
-          <w:rtl/>
-        </w:rPr>
-        <w:t>לעולם</w:t>
-      </w:r>
-      <w:r>
-        <w:rPr>
-          <w:rFonts w:ascii="Times New Roman" w:eastAsia="Times New Roman" w:hAnsi="Times New Roman" w:cs="Times New Roman"/>
-          <w:rtl/>
-        </w:rPr>
-        <w:t xml:space="preserve"> </w:t>
-      </w:r>
-      <w:r>
-        <w:rPr>
-          <w:rFonts w:ascii="Times New Roman" w:eastAsia="Times New Roman" w:hAnsi="Times New Roman" w:cs="Times New Roman" w:hint="cs"/>
-          <w:rtl/>
-        </w:rPr>
-        <w:t>הבא</w:t>
-      </w:r>
-      <w:r>
-        <w:rPr>
-          <w:rFonts w:ascii="Times New Roman" w:eastAsia="Times New Roman" w:hAnsi="Times New Roman" w:cs="Times New Roman"/>
-        </w:rPr>
-        <w:t>?</w:t>
-      </w:r>
-      <w:r>
-        <w:rPr>
-          <w:rFonts w:ascii="Times New Roman" w:eastAsia="Times New Roman" w:hAnsi="Times New Roman" w:cs="Times New Roman"/>
-        </w:rPr>
-        <w:t xml:space="preserve"> </w:t>
-      </w:r>
-      <w:r>
-        <w:rPr>
-          <w:rFonts w:ascii="Times New Roman" w:eastAsia="Times New Roman" w:hAnsi="Times New Roman" w:cs="Times New Roman"/>
-        </w:rPr>
-        <w:t>A</w:t>
-      </w:r>
-      <w:r>
-        <w:rPr>
-          <w:rFonts w:ascii="Times New Roman" w:eastAsia="Times New Roman" w:hAnsi="Times New Roman" w:cs="Times New Roman"/>
-        </w:rPr>
-        <w:t xml:space="preserve">nd in fact this is a </w:t>
-      </w:r>
-      <w:r>
-        <w:rPr>
-          <w:rFonts w:ascii="Times New Roman" w:eastAsia="Times New Roman" w:hAnsi="Times New Roman" w:cs="Times New Roman"/>
-          <w:rtl/>
-        </w:rPr>
-        <w:t>קושיה</w:t>
-      </w:r>
-      <w:r>
-        <w:rPr>
-          <w:rFonts w:ascii="Times New Roman" w:eastAsia="Times New Roman" w:hAnsi="Times New Roman" w:cs="Times New Roman"/>
-        </w:rPr>
-        <w:t xml:space="preserve"> which was bothered by the greats of all time</w:t>
-      </w:r>
-      <w:r>
-        <w:rPr>
-          <w:rFonts w:ascii="Times New Roman" w:eastAsia="Times New Roman" w:hAnsi="Times New Roman" w:cs="Times New Roman"/>
-        </w:rPr>
-        <w:t>,</w:t>
-      </w:r>
-      <w:r>
-        <w:rPr>
-          <w:rFonts w:ascii="Times New Roman" w:eastAsia="Times New Roman" w:hAnsi="Times New Roman" w:cs="Times New Roman"/>
-        </w:rPr>
-        <w:t xml:space="preserve"> no less than the </w:t>
-      </w:r>
-      <w:r>
-        <w:rPr>
-          <w:rFonts w:ascii="Times New Roman" w:eastAsia="Times New Roman" w:hAnsi="Times New Roman" w:cs="Times New Roman"/>
-          <w:rtl/>
-        </w:rPr>
-        <w:t>מהר"ל</w:t>
-      </w:r>
-      <w:r>
-        <w:rPr>
-          <w:rFonts w:ascii="Times New Roman" w:eastAsia="Times New Roman" w:hAnsi="Times New Roman" w:cs="Times New Roman"/>
-        </w:rPr>
-        <w:t xml:space="preserve"> himself discusses it in a place</w:t>
-      </w:r>
-      <w:r>
-        <w:rPr>
-          <w:rFonts w:ascii="Times New Roman" w:eastAsia="Times New Roman" w:hAnsi="Times New Roman" w:cs="Times New Roman"/>
-        </w:rPr>
-        <w:t>,</w:t>
-      </w:r>
-      <w:r>
-        <w:rPr>
-          <w:rFonts w:ascii="Times New Roman" w:eastAsia="Times New Roman" w:hAnsi="Times New Roman" w:cs="Times New Roman"/>
-        </w:rPr>
-        <w:t xml:space="preserve"> the </w:t>
-      </w:r>
-      <w:r>
-        <w:rPr>
-          <w:rFonts w:ascii="Times New Roman" w:eastAsia="Times New Roman" w:hAnsi="Times New Roman" w:cs="Times New Roman"/>
-          <w:rtl/>
-        </w:rPr>
-        <w:t>מלבי"ם</w:t>
+        <w:t>מלבי״ם</w:t>
       </w:r>
       <w:r>
         <w:rPr>
@@ -27509,7 +27509,7 @@
           <w:rFonts w:ascii="Times New Roman" w:eastAsia="Times New Roman" w:hAnsi="Times New Roman" w:cs="Times New Roman"/>
           <w:rtl/>
         </w:rPr>
-        <w:t>מלבי"ם</w:t>
+        <w:t>מלבי״ם</w:t>
       </w:r>
       <w:r>
         <w:rPr>
@@ -27649,7 +27649,7 @@
           <w:rFonts w:ascii="Times New Roman" w:eastAsia="Times New Roman" w:hAnsi="Times New Roman" w:cs="Times New Roman"/>
           <w:rtl/>
         </w:rPr>
-        <w:t>"</w:t>
+        <w:t>״</w:t>
       </w:r>
       <w:r>
         <w:rPr>
@@ -28021,7 +28021,7 @@
           <w:rFonts w:ascii="Times New Roman" w:eastAsia="Times New Roman" w:hAnsi="Times New Roman" w:cs="Times New Roman"/>
           <w:rtl/>
         </w:rPr>
-        <w:t>"</w:t>
+        <w:t>״</w:t>
       </w:r>
       <w:r>
         <w:rPr>
@@ -28361,7 +28361,7 @@
           <w:rFonts w:ascii="Times New Roman" w:eastAsia="Times New Roman" w:hAnsi="Times New Roman" w:cs="Times New Roman"/>
           <w:rtl/>
         </w:rPr>
-        <w:t>חז"ל</w:t>
+        <w:t>חז״ל</w:t>
       </w:r>
       <w:r>
         <w:rPr>
@@ -28532,7 +28532,7 @@
           <w:rFonts w:ascii="Times New Roman" w:eastAsia="Times New Roman" w:hAnsi="Times New Roman" w:cs="Times New Roman"/>
           <w:rtl/>
         </w:rPr>
-        <w:t>"</w:t>
+        <w:t>״</w:t>
       </w:r>
       <w:r>
         <w:rPr>
@@ -29427,7 +29427,7 @@
           <w:rFonts w:ascii="Times New Roman" w:eastAsia="Times New Roman" w:hAnsi="Times New Roman" w:cs="Times New Roman"/>
           <w:rtl/>
         </w:rPr>
-        <w:t>"</w:t>
+        <w:t>״</w:t>
       </w:r>
       <w:r>
         <w:rPr>
@@ -29679,7 +29679,7 @@
           <w:rFonts w:ascii="Times New Roman" w:eastAsia="Times New Roman" w:hAnsi="Times New Roman" w:cs="Times New Roman"/>
           <w:rtl/>
         </w:rPr>
-        <w:t>"</w:t>
+        <w:t>״</w:t>
       </w:r>
       <w:r>
         <w:rPr>
@@ -30244,7 +30244,7 @@
           <w:rFonts w:ascii="Times New Roman" w:eastAsia="Times New Roman" w:hAnsi="Times New Roman" w:cs="Times New Roman"/>
           <w:rtl/>
         </w:rPr>
-        <w:t>מהר"ל</w:t>
+        <w:t>מהר״ל</w:t>
       </w:r>
       <w:r>
         <w:rPr>
@@ -30257,7 +30257,7 @@
           <w:rFonts w:ascii="Times New Roman" w:eastAsia="Times New Roman" w:hAnsi="Times New Roman" w:cs="Times New Roman"/>
           <w:rtl/>
         </w:rPr>
-        <w:t>רמח"ל</w:t>
+        <w:t>רמח״ל</w:t>
       </w:r>
       <w:r>
         <w:rPr>
@@ -30489,7 +30489,7 @@
           <w:rFonts w:ascii="Times New Roman" w:eastAsia="Times New Roman" w:hAnsi="Times New Roman" w:cs="Times New Roman"/>
           <w:rtl/>
         </w:rPr>
-        <w:t>רבש"ע</w:t>
+        <w:t>רבש״ע</w:t>
       </w:r>
       <w:r>
         <w:rPr>
@@ -31021,7 +31021,7 @@
           <w:rFonts w:ascii="Times New Roman" w:eastAsia="Times New Roman" w:hAnsi="Times New Roman" w:cs="Times New Roman"/>
           <w:rtl/>
         </w:rPr>
-        <w:t>רמב"ן</w:t>
+        <w:t>רמב״ן</w:t>
       </w:r>
       <w:r>
         <w:rPr>
@@ -31926,7 +31926,7 @@
           <w:rFonts w:ascii="Times New Roman" w:eastAsia="Times New Roman" w:hAnsi="Times New Roman" w:cs="Times New Roman"/>
           <w:rtl/>
         </w:rPr>
-        <w:t>מלבי"ם</w:t>
+        <w:t>מלבי״ם</w:t>
       </w:r>
       <w:r>
         <w:rPr>
@@ -32035,7 +32035,7 @@
           <w:rFonts w:ascii="Times New Roman" w:eastAsia="Times New Roman" w:hAnsi="Times New Roman" w:cs="Times New Roman"/>
           <w:rtl/>
         </w:rPr>
-        <w:t>מלבי"ם</w:t>
+        <w:t>מלבי״ם</w:t>
       </w:r>
       <w:r>
         <w:rPr>
@@ -32188,7 +32188,7 @@
           <w:rFonts w:ascii="Times New Roman" w:eastAsia="Times New Roman" w:hAnsi="Times New Roman" w:cs="Times New Roman"/>
           <w:rtl/>
         </w:rPr>
-        <w:t>מהר"ל</w:t>
+        <w:t>מהר״ל</w:t>
       </w:r>
       <w:r>
         <w:rPr>
@@ -37897,7 +37897,7 @@
           <w:rFonts w:ascii="Times New Roman" w:eastAsia="Times New Roman" w:hAnsi="Times New Roman" w:cs="Times New Roman"/>
           <w:rtl/>
         </w:rPr>
-        <w:t>מלבי"ם</w:t>
+        <w:t>מלבי״ם</w:t>
       </w:r>
       <w:r>
         <w:rPr>
@@ -37910,7 +37910,7 @@
           <w:rFonts w:ascii="Times New Roman" w:eastAsia="Times New Roman" w:hAnsi="Times New Roman" w:cs="Times New Roman"/>
           <w:rtl/>
         </w:rPr>
-        <w:t>מהר"ל</w:t>
+        <w:t>מהר״ל</w:t>
       </w:r>
       <w:r>
         <w:rPr>
@@ -38629,7 +38629,7 @@
           <w:rFonts w:ascii="Times New Roman" w:eastAsia="Times New Roman" w:hAnsi="Times New Roman" w:cs="Times New Roman"/>
           <w:rtl/>
         </w:rPr>
-        <w:t>חיד"א</w:t>
+        <w:t>חיד״א</w:t>
       </w:r>
       <w:r>
         <w:rPr>
@@ -39193,7 +39193,7 @@
           <w:rFonts w:ascii="Times New Roman" w:eastAsia="Times New Roman" w:hAnsi="Times New Roman" w:cs="Times New Roman"/>
           <w:rtl/>
         </w:rPr>
-        <w:t>מהר"ל</w:t>
+        <w:t>מהר״ל</w:t>
       </w:r>
       <w:r>
         <w:rPr>
@@ -39592,7 +39592,7 @@
           <w:rFonts w:ascii="Times New Roman" w:eastAsia="Times New Roman" w:hAnsi="Times New Roman" w:cs="Times New Roman"/>
           <w:rtl/>
         </w:rPr>
-        <w:t>חז"ל</w:t>
+        <w:t>חז״ל</w:t>
       </w:r>
       <w:r>
         <w:rPr>
@@ -39943,7 +39943,7 @@
           <w:rFonts w:ascii="Times New Roman" w:eastAsia="Times New Roman" w:hAnsi="Times New Roman" w:cs="Times New Roman"/>
           <w:rtl/>
         </w:rPr>
-        <w:t>מהר"ל</w:t>
+        <w:t>מהר״ל</w:t>
       </w:r>
       <w:r>
         <w:rPr>
@@ -41129,7 +41129,7 @@
           <w:rFonts w:ascii="Times New Roman" w:eastAsia="Times New Roman" w:hAnsi="Times New Roman" w:cs="Times New Roman"/>
           <w:rtl/>
         </w:rPr>
-        <w:t>מלבי"ם</w:t>
+        <w:t>מלבי״ם</w:t>
       </w:r>
       <w:r>
         <w:rPr>
@@ -41172,7 +41172,7 @@
           <w:rFonts w:ascii="Times New Roman" w:eastAsia="Times New Roman" w:hAnsi="Times New Roman" w:cs="Times New Roman"/>
           <w:rtl/>
         </w:rPr>
-        <w:t>מהר"ל</w:t>
+        <w:t>מהר״ל</w:t>
       </w:r>
       <w:r>
         <w:rPr>
